--- a/认知科学与类脑计算作业/实验一/宋浩宇-202300130183-实验一.docx
+++ b/认知科学与类脑计算作业/实验一/宋浩宇-202300130183-实验一.docx
@@ -15425,23 +15425,6001 @@
       <w:pPr>
         <w:jc w:val="left"/>
         <w:rPr>
+          <w:rFonts w:ascii="FantasqueSansM Nerd Font" w:hAnsi="FantasqueSansM Nerd Font" w:eastAsia="FantasqueSansM Nerd Font" w:cs="FantasqueSansM Nerd Font"/>
+          <w:b w:val="0"/>
+          <w:bCs w:val="0"/>
+          <w:color w:val="D4D4D4"/>
+          <w:sz w:val="14"/>
+          <w:szCs w:val="14"/>
+        </w:rPr>
+      </w:pPr>
+      <w:r>
+        <w:rPr>
           <w:rFonts w:hint="eastAsia"/>
           <w:sz w:val="28"/>
           <w:szCs w:val="28"/>
-        </w:rPr>
-      </w:pPr>
-      <w:bookmarkStart w:id="0" w:name="_GoBack"/>
-      <w:bookmarkEnd w:id="0"/>
-    </w:p>
-    <w:p>
-      <w:pPr>
+          <w:lang w:val="en-US" w:eastAsia="zh-CN"/>
+        </w:rPr>
+        <w:t>我们将最简单的hopfield模型定义为一个类</w:t>
+      </w:r>
+    </w:p>
+    <w:p>
+      <w:pPr>
+        <w:keepNext w:val="0"/>
+        <w:keepLines w:val="0"/>
+        <w:widowControl/>
+        <w:suppressLineNumbers w:val="0"/>
+        <w:shd w:val="clear" w:fill="1E1E1E"/>
+        <w:spacing w:line="190" w:lineRule="atLeast"/>
+        <w:jc w:val="left"/>
+        <w:rPr>
+          <w:rFonts w:ascii="FantasqueSansM Nerd Font" w:hAnsi="FantasqueSansM Nerd Font" w:eastAsia="FantasqueSansM Nerd Font" w:cs="FantasqueSansM Nerd Font"/>
+          <w:b w:val="0"/>
+          <w:bCs w:val="0"/>
+          <w:color w:val="D4D4D4"/>
+          <w:sz w:val="24"/>
+          <w:szCs w:val="24"/>
+        </w:rPr>
+      </w:pPr>
+      <w:r>
+        <w:rPr>
+          <w:rFonts w:hint="default" w:ascii="FantasqueSansM Nerd Font" w:hAnsi="FantasqueSansM Nerd Font" w:eastAsia="FantasqueSansM Nerd Font" w:cs="FantasqueSansM Nerd Font"/>
+          <w:b w:val="0"/>
+          <w:bCs w:val="0"/>
+          <w:color w:val="569CD6"/>
+          <w:kern w:val="0"/>
+          <w:sz w:val="24"/>
+          <w:szCs w:val="24"/>
+          <w:shd w:val="clear" w:fill="1E1E1E"/>
+          <w:lang w:val="en-US" w:eastAsia="zh-CN" w:bidi="ar"/>
+        </w:rPr>
+        <w:t>class</w:t>
+      </w:r>
+      <w:r>
+        <w:rPr>
+          <w:rFonts w:hint="default" w:ascii="FantasqueSansM Nerd Font" w:hAnsi="FantasqueSansM Nerd Font" w:eastAsia="FantasqueSansM Nerd Font" w:cs="FantasqueSansM Nerd Font"/>
+          <w:b w:val="0"/>
+          <w:bCs w:val="0"/>
+          <w:color w:val="D4D4D4"/>
+          <w:kern w:val="0"/>
+          <w:sz w:val="24"/>
+          <w:szCs w:val="24"/>
+          <w:shd w:val="clear" w:fill="1E1E1E"/>
+          <w:lang w:val="en-US" w:eastAsia="zh-CN" w:bidi="ar"/>
+        </w:rPr>
+        <w:t xml:space="preserve"> </w:t>
+      </w:r>
+      <w:r>
+        <w:rPr>
+          <w:rFonts w:hint="default" w:ascii="FantasqueSansM Nerd Font" w:hAnsi="FantasqueSansM Nerd Font" w:eastAsia="FantasqueSansM Nerd Font" w:cs="FantasqueSansM Nerd Font"/>
+          <w:b w:val="0"/>
+          <w:bCs w:val="0"/>
+          <w:color w:val="4EC9B0"/>
+          <w:kern w:val="0"/>
+          <w:sz w:val="24"/>
+          <w:szCs w:val="24"/>
+          <w:shd w:val="clear" w:fill="1E1E1E"/>
+          <w:lang w:val="en-US" w:eastAsia="zh-CN" w:bidi="ar"/>
+        </w:rPr>
+        <w:t>Hopfield</w:t>
+      </w:r>
+      <w:r>
+        <w:rPr>
+          <w:rFonts w:hint="default" w:ascii="FantasqueSansM Nerd Font" w:hAnsi="FantasqueSansM Nerd Font" w:eastAsia="FantasqueSansM Nerd Font" w:cs="FantasqueSansM Nerd Font"/>
+          <w:b w:val="0"/>
+          <w:bCs w:val="0"/>
+          <w:color w:val="D4D4D4"/>
+          <w:kern w:val="0"/>
+          <w:sz w:val="24"/>
+          <w:szCs w:val="24"/>
+          <w:shd w:val="clear" w:fill="1E1E1E"/>
+          <w:lang w:val="en-US" w:eastAsia="zh-CN" w:bidi="ar"/>
+        </w:rPr>
+        <w:t>:</w:t>
+      </w:r>
+    </w:p>
+    <w:p>
+      <w:pPr>
+        <w:keepNext w:val="0"/>
+        <w:keepLines w:val="0"/>
+        <w:widowControl/>
+        <w:suppressLineNumbers w:val="0"/>
+        <w:shd w:val="clear" w:fill="1E1E1E"/>
+        <w:spacing w:line="190" w:lineRule="atLeast"/>
+        <w:jc w:val="left"/>
+        <w:rPr>
+          <w:rFonts w:hint="default" w:ascii="FantasqueSansM Nerd Font" w:hAnsi="FantasqueSansM Nerd Font" w:eastAsia="FantasqueSansM Nerd Font" w:cs="FantasqueSansM Nerd Font"/>
+          <w:b w:val="0"/>
+          <w:bCs w:val="0"/>
+          <w:color w:val="D4D4D4"/>
+          <w:sz w:val="24"/>
+          <w:szCs w:val="24"/>
+        </w:rPr>
+      </w:pPr>
+      <w:r>
+        <w:rPr>
+          <w:rFonts w:hint="default" w:ascii="FantasqueSansM Nerd Font" w:hAnsi="FantasqueSansM Nerd Font" w:eastAsia="FantasqueSansM Nerd Font" w:cs="FantasqueSansM Nerd Font"/>
+          <w:b w:val="0"/>
+          <w:bCs w:val="0"/>
+          <w:color w:val="D4D4D4"/>
+          <w:kern w:val="0"/>
+          <w:sz w:val="24"/>
+          <w:szCs w:val="24"/>
+          <w:shd w:val="clear" w:fill="1E1E1E"/>
+          <w:lang w:val="en-US" w:eastAsia="zh-CN" w:bidi="ar"/>
+        </w:rPr>
+        <w:t xml:space="preserve">    </w:t>
+      </w:r>
+      <w:r>
+        <w:rPr>
+          <w:rFonts w:hint="default" w:ascii="FantasqueSansM Nerd Font" w:hAnsi="FantasqueSansM Nerd Font" w:eastAsia="FantasqueSansM Nerd Font" w:cs="FantasqueSansM Nerd Font"/>
+          <w:b w:val="0"/>
+          <w:bCs w:val="0"/>
+          <w:color w:val="569CD6"/>
+          <w:kern w:val="0"/>
+          <w:sz w:val="24"/>
+          <w:szCs w:val="24"/>
+          <w:shd w:val="clear" w:fill="1E1E1E"/>
+          <w:lang w:val="en-US" w:eastAsia="zh-CN" w:bidi="ar"/>
+        </w:rPr>
+        <w:t>def</w:t>
+      </w:r>
+      <w:r>
+        <w:rPr>
+          <w:rFonts w:hint="default" w:ascii="FantasqueSansM Nerd Font" w:hAnsi="FantasqueSansM Nerd Font" w:eastAsia="FantasqueSansM Nerd Font" w:cs="FantasqueSansM Nerd Font"/>
+          <w:b w:val="0"/>
+          <w:bCs w:val="0"/>
+          <w:color w:val="D4D4D4"/>
+          <w:kern w:val="0"/>
+          <w:sz w:val="24"/>
+          <w:szCs w:val="24"/>
+          <w:shd w:val="clear" w:fill="1E1E1E"/>
+          <w:lang w:val="en-US" w:eastAsia="zh-CN" w:bidi="ar"/>
+        </w:rPr>
+        <w:t xml:space="preserve"> </w:t>
+      </w:r>
+      <w:r>
+        <w:rPr>
+          <w:rFonts w:hint="default" w:ascii="FantasqueSansM Nerd Font" w:hAnsi="FantasqueSansM Nerd Font" w:eastAsia="FantasqueSansM Nerd Font" w:cs="FantasqueSansM Nerd Font"/>
+          <w:b w:val="0"/>
+          <w:bCs w:val="0"/>
+          <w:color w:val="DCDCAA"/>
+          <w:kern w:val="0"/>
+          <w:sz w:val="24"/>
+          <w:szCs w:val="24"/>
+          <w:shd w:val="clear" w:fill="1E1E1E"/>
+          <w:lang w:val="en-US" w:eastAsia="zh-CN" w:bidi="ar"/>
+        </w:rPr>
+        <w:t>__init__</w:t>
+      </w:r>
+      <w:r>
+        <w:rPr>
+          <w:rFonts w:hint="default" w:ascii="FantasqueSansM Nerd Font" w:hAnsi="FantasqueSansM Nerd Font" w:eastAsia="FantasqueSansM Nerd Font" w:cs="FantasqueSansM Nerd Font"/>
+          <w:b w:val="0"/>
+          <w:bCs w:val="0"/>
+          <w:color w:val="D4D4D4"/>
+          <w:kern w:val="0"/>
+          <w:sz w:val="24"/>
+          <w:szCs w:val="24"/>
+          <w:shd w:val="clear" w:fill="1E1E1E"/>
+          <w:lang w:val="en-US" w:eastAsia="zh-CN" w:bidi="ar"/>
+        </w:rPr>
+        <w:t>(</w:t>
+      </w:r>
+      <w:r>
+        <w:rPr>
+          <w:rFonts w:hint="default" w:ascii="FantasqueSansM Nerd Font" w:hAnsi="FantasqueSansM Nerd Font" w:eastAsia="FantasqueSansM Nerd Font" w:cs="FantasqueSansM Nerd Font"/>
+          <w:b w:val="0"/>
+          <w:bCs w:val="0"/>
+          <w:color w:val="9CDCFE"/>
+          <w:kern w:val="0"/>
+          <w:sz w:val="24"/>
+          <w:szCs w:val="24"/>
+          <w:shd w:val="clear" w:fill="1E1E1E"/>
+          <w:lang w:val="en-US" w:eastAsia="zh-CN" w:bidi="ar"/>
+        </w:rPr>
+        <w:t>self</w:t>
+      </w:r>
+      <w:r>
+        <w:rPr>
+          <w:rFonts w:hint="default" w:ascii="FantasqueSansM Nerd Font" w:hAnsi="FantasqueSansM Nerd Font" w:eastAsia="FantasqueSansM Nerd Font" w:cs="FantasqueSansM Nerd Font"/>
+          <w:b w:val="0"/>
+          <w:bCs w:val="0"/>
+          <w:color w:val="D4D4D4"/>
+          <w:kern w:val="0"/>
+          <w:sz w:val="24"/>
+          <w:szCs w:val="24"/>
+          <w:shd w:val="clear" w:fill="1E1E1E"/>
+          <w:lang w:val="en-US" w:eastAsia="zh-CN" w:bidi="ar"/>
+        </w:rPr>
+        <w:t xml:space="preserve">, </w:t>
+      </w:r>
+      <w:r>
+        <w:rPr>
+          <w:rFonts w:hint="default" w:ascii="FantasqueSansM Nerd Font" w:hAnsi="FantasqueSansM Nerd Font" w:eastAsia="FantasqueSansM Nerd Font" w:cs="FantasqueSansM Nerd Font"/>
+          <w:b w:val="0"/>
+          <w:bCs w:val="0"/>
+          <w:color w:val="9CDCFE"/>
+          <w:kern w:val="0"/>
+          <w:sz w:val="24"/>
+          <w:szCs w:val="24"/>
+          <w:shd w:val="clear" w:fill="1E1E1E"/>
+          <w:lang w:val="en-US" w:eastAsia="zh-CN" w:bidi="ar"/>
+        </w:rPr>
+        <w:t>number_arrays</w:t>
+      </w:r>
+      <w:r>
+        <w:rPr>
+          <w:rFonts w:hint="default" w:ascii="FantasqueSansM Nerd Font" w:hAnsi="FantasqueSansM Nerd Font" w:eastAsia="FantasqueSansM Nerd Font" w:cs="FantasqueSansM Nerd Font"/>
+          <w:b w:val="0"/>
+          <w:bCs w:val="0"/>
+          <w:color w:val="D4D4D4"/>
+          <w:kern w:val="0"/>
+          <w:sz w:val="24"/>
+          <w:szCs w:val="24"/>
+          <w:shd w:val="clear" w:fill="1E1E1E"/>
+          <w:lang w:val="en-US" w:eastAsia="zh-CN" w:bidi="ar"/>
+        </w:rPr>
+        <w:t>):</w:t>
+      </w:r>
+    </w:p>
+    <w:p>
+      <w:pPr>
+        <w:keepNext w:val="0"/>
+        <w:keepLines w:val="0"/>
+        <w:widowControl/>
+        <w:suppressLineNumbers w:val="0"/>
+        <w:shd w:val="clear" w:fill="1E1E1E"/>
+        <w:spacing w:line="190" w:lineRule="atLeast"/>
+        <w:jc w:val="left"/>
+        <w:rPr>
+          <w:rFonts w:hint="default" w:ascii="FantasqueSansM Nerd Font" w:hAnsi="FantasqueSansM Nerd Font" w:eastAsia="FantasqueSansM Nerd Font" w:cs="FantasqueSansM Nerd Font"/>
+          <w:b w:val="0"/>
+          <w:bCs w:val="0"/>
+          <w:color w:val="D4D4D4"/>
+          <w:sz w:val="24"/>
+          <w:szCs w:val="24"/>
+        </w:rPr>
+      </w:pPr>
+      <w:r>
+        <w:rPr>
+          <w:rFonts w:hint="default" w:ascii="FantasqueSansM Nerd Font" w:hAnsi="FantasqueSansM Nerd Font" w:eastAsia="FantasqueSansM Nerd Font" w:cs="FantasqueSansM Nerd Font"/>
+          <w:b w:val="0"/>
+          <w:bCs w:val="0"/>
+          <w:color w:val="D4D4D4"/>
+          <w:kern w:val="0"/>
+          <w:sz w:val="24"/>
+          <w:szCs w:val="24"/>
+          <w:shd w:val="clear" w:fill="1E1E1E"/>
+          <w:lang w:val="en-US" w:eastAsia="zh-CN" w:bidi="ar"/>
+        </w:rPr>
+        <w:t xml:space="preserve">        </w:t>
+      </w:r>
+      <w:r>
+        <w:rPr>
+          <w:rFonts w:hint="default" w:ascii="FantasqueSansM Nerd Font" w:hAnsi="FantasqueSansM Nerd Font" w:eastAsia="FantasqueSansM Nerd Font" w:cs="FantasqueSansM Nerd Font"/>
+          <w:b w:val="0"/>
+          <w:bCs w:val="0"/>
+          <w:color w:val="9CDCFE"/>
+          <w:kern w:val="0"/>
+          <w:sz w:val="24"/>
+          <w:szCs w:val="24"/>
+          <w:shd w:val="clear" w:fill="1E1E1E"/>
+          <w:lang w:val="en-US" w:eastAsia="zh-CN" w:bidi="ar"/>
+        </w:rPr>
+        <w:t>self</w:t>
+      </w:r>
+      <w:r>
+        <w:rPr>
+          <w:rFonts w:hint="default" w:ascii="FantasqueSansM Nerd Font" w:hAnsi="FantasqueSansM Nerd Font" w:eastAsia="FantasqueSansM Nerd Font" w:cs="FantasqueSansM Nerd Font"/>
+          <w:b w:val="0"/>
+          <w:bCs w:val="0"/>
+          <w:color w:val="D4D4D4"/>
+          <w:kern w:val="0"/>
+          <w:sz w:val="24"/>
+          <w:szCs w:val="24"/>
+          <w:shd w:val="clear" w:fill="1E1E1E"/>
+          <w:lang w:val="en-US" w:eastAsia="zh-CN" w:bidi="ar"/>
+        </w:rPr>
+        <w:t>.</w:t>
+      </w:r>
+      <w:r>
+        <w:rPr>
+          <w:rFonts w:hint="default" w:ascii="FantasqueSansM Nerd Font" w:hAnsi="FantasqueSansM Nerd Font" w:eastAsia="FantasqueSansM Nerd Font" w:cs="FantasqueSansM Nerd Font"/>
+          <w:b w:val="0"/>
+          <w:bCs w:val="0"/>
+          <w:color w:val="9CDCFE"/>
+          <w:kern w:val="0"/>
+          <w:sz w:val="24"/>
+          <w:szCs w:val="24"/>
+          <w:shd w:val="clear" w:fill="1E1E1E"/>
+          <w:lang w:val="en-US" w:eastAsia="zh-CN" w:bidi="ar"/>
+        </w:rPr>
+        <w:t>number_arrays</w:t>
+      </w:r>
+      <w:r>
+        <w:rPr>
+          <w:rFonts w:hint="default" w:ascii="FantasqueSansM Nerd Font" w:hAnsi="FantasqueSansM Nerd Font" w:eastAsia="FantasqueSansM Nerd Font" w:cs="FantasqueSansM Nerd Font"/>
+          <w:b w:val="0"/>
+          <w:bCs w:val="0"/>
+          <w:color w:val="D4D4D4"/>
+          <w:kern w:val="0"/>
+          <w:sz w:val="24"/>
+          <w:szCs w:val="24"/>
+          <w:shd w:val="clear" w:fill="1E1E1E"/>
+          <w:lang w:val="en-US" w:eastAsia="zh-CN" w:bidi="ar"/>
+        </w:rPr>
+        <w:t xml:space="preserve"> = </w:t>
+      </w:r>
+      <w:r>
+        <w:rPr>
+          <w:rFonts w:hint="default" w:ascii="FantasqueSansM Nerd Font" w:hAnsi="FantasqueSansM Nerd Font" w:eastAsia="FantasqueSansM Nerd Font" w:cs="FantasqueSansM Nerd Font"/>
+          <w:b w:val="0"/>
+          <w:bCs w:val="0"/>
+          <w:color w:val="9CDCFE"/>
+          <w:kern w:val="0"/>
+          <w:sz w:val="24"/>
+          <w:szCs w:val="24"/>
+          <w:shd w:val="clear" w:fill="1E1E1E"/>
+          <w:lang w:val="en-US" w:eastAsia="zh-CN" w:bidi="ar"/>
+        </w:rPr>
+        <w:t>number_arrays</w:t>
+      </w:r>
+    </w:p>
+    <w:p>
+      <w:pPr>
+        <w:keepNext w:val="0"/>
+        <w:keepLines w:val="0"/>
+        <w:widowControl/>
+        <w:suppressLineNumbers w:val="0"/>
+        <w:shd w:val="clear" w:fill="1E1E1E"/>
+        <w:spacing w:line="190" w:lineRule="atLeast"/>
+        <w:jc w:val="left"/>
+        <w:rPr>
+          <w:rFonts w:hint="default" w:ascii="FantasqueSansM Nerd Font" w:hAnsi="FantasqueSansM Nerd Font" w:eastAsia="FantasqueSansM Nerd Font" w:cs="FantasqueSansM Nerd Font"/>
+          <w:b w:val="0"/>
+          <w:bCs w:val="0"/>
+          <w:color w:val="D4D4D4"/>
+          <w:sz w:val="24"/>
+          <w:szCs w:val="24"/>
+        </w:rPr>
+      </w:pPr>
+      <w:r>
+        <w:rPr>
+          <w:rFonts w:hint="default" w:ascii="FantasqueSansM Nerd Font" w:hAnsi="FantasqueSansM Nerd Font" w:eastAsia="FantasqueSansM Nerd Font" w:cs="FantasqueSansM Nerd Font"/>
+          <w:b w:val="0"/>
+          <w:bCs w:val="0"/>
+          <w:color w:val="D4D4D4"/>
+          <w:kern w:val="0"/>
+          <w:sz w:val="24"/>
+          <w:szCs w:val="24"/>
+          <w:shd w:val="clear" w:fill="1E1E1E"/>
+          <w:lang w:val="en-US" w:eastAsia="zh-CN" w:bidi="ar"/>
+        </w:rPr>
+        <w:t xml:space="preserve">        </w:t>
+      </w:r>
+      <w:r>
+        <w:rPr>
+          <w:rFonts w:hint="default" w:ascii="FantasqueSansM Nerd Font" w:hAnsi="FantasqueSansM Nerd Font" w:eastAsia="FantasqueSansM Nerd Font" w:cs="FantasqueSansM Nerd Font"/>
+          <w:b w:val="0"/>
+          <w:bCs w:val="0"/>
+          <w:color w:val="9CDCFE"/>
+          <w:kern w:val="0"/>
+          <w:sz w:val="24"/>
+          <w:szCs w:val="24"/>
+          <w:shd w:val="clear" w:fill="1E1E1E"/>
+          <w:lang w:val="en-US" w:eastAsia="zh-CN" w:bidi="ar"/>
+        </w:rPr>
+        <w:t>self</w:t>
+      </w:r>
+      <w:r>
+        <w:rPr>
+          <w:rFonts w:hint="default" w:ascii="FantasqueSansM Nerd Font" w:hAnsi="FantasqueSansM Nerd Font" w:eastAsia="FantasqueSansM Nerd Font" w:cs="FantasqueSansM Nerd Font"/>
+          <w:b w:val="0"/>
+          <w:bCs w:val="0"/>
+          <w:color w:val="D4D4D4"/>
+          <w:kern w:val="0"/>
+          <w:sz w:val="24"/>
+          <w:szCs w:val="24"/>
+          <w:shd w:val="clear" w:fill="1E1E1E"/>
+          <w:lang w:val="en-US" w:eastAsia="zh-CN" w:bidi="ar"/>
+        </w:rPr>
+        <w:t>.</w:t>
+      </w:r>
+      <w:r>
+        <w:rPr>
+          <w:rFonts w:hint="default" w:ascii="FantasqueSansM Nerd Font" w:hAnsi="FantasqueSansM Nerd Font" w:eastAsia="FantasqueSansM Nerd Font" w:cs="FantasqueSansM Nerd Font"/>
+          <w:b w:val="0"/>
+          <w:bCs w:val="0"/>
+          <w:color w:val="9CDCFE"/>
+          <w:kern w:val="0"/>
+          <w:sz w:val="24"/>
+          <w:szCs w:val="24"/>
+          <w:shd w:val="clear" w:fill="1E1E1E"/>
+          <w:lang w:val="en-US" w:eastAsia="zh-CN" w:bidi="ar"/>
+        </w:rPr>
+        <w:t>weights</w:t>
+      </w:r>
+      <w:r>
+        <w:rPr>
+          <w:rFonts w:hint="default" w:ascii="FantasqueSansM Nerd Font" w:hAnsi="FantasqueSansM Nerd Font" w:eastAsia="FantasqueSansM Nerd Font" w:cs="FantasqueSansM Nerd Font"/>
+          <w:b w:val="0"/>
+          <w:bCs w:val="0"/>
+          <w:color w:val="D4D4D4"/>
+          <w:kern w:val="0"/>
+          <w:sz w:val="24"/>
+          <w:szCs w:val="24"/>
+          <w:shd w:val="clear" w:fill="1E1E1E"/>
+          <w:lang w:val="en-US" w:eastAsia="zh-CN" w:bidi="ar"/>
+        </w:rPr>
+        <w:t xml:space="preserve"> = </w:t>
+      </w:r>
+      <w:r>
+        <w:rPr>
+          <w:rFonts w:hint="default" w:ascii="FantasqueSansM Nerd Font" w:hAnsi="FantasqueSansM Nerd Font" w:eastAsia="FantasqueSansM Nerd Font" w:cs="FantasqueSansM Nerd Font"/>
+          <w:b w:val="0"/>
+          <w:bCs w:val="0"/>
+          <w:color w:val="4EC9B0"/>
+          <w:kern w:val="0"/>
+          <w:sz w:val="24"/>
+          <w:szCs w:val="24"/>
+          <w:shd w:val="clear" w:fill="1E1E1E"/>
+          <w:lang w:val="en-US" w:eastAsia="zh-CN" w:bidi="ar"/>
+        </w:rPr>
+        <w:t>np</w:t>
+      </w:r>
+      <w:r>
+        <w:rPr>
+          <w:rFonts w:hint="default" w:ascii="FantasqueSansM Nerd Font" w:hAnsi="FantasqueSansM Nerd Font" w:eastAsia="FantasqueSansM Nerd Font" w:cs="FantasqueSansM Nerd Font"/>
+          <w:b w:val="0"/>
+          <w:bCs w:val="0"/>
+          <w:color w:val="D4D4D4"/>
+          <w:kern w:val="0"/>
+          <w:sz w:val="24"/>
+          <w:szCs w:val="24"/>
+          <w:shd w:val="clear" w:fill="1E1E1E"/>
+          <w:lang w:val="en-US" w:eastAsia="zh-CN" w:bidi="ar"/>
+        </w:rPr>
+        <w:t>.</w:t>
+      </w:r>
+      <w:r>
+        <w:rPr>
+          <w:rFonts w:hint="default" w:ascii="FantasqueSansM Nerd Font" w:hAnsi="FantasqueSansM Nerd Font" w:eastAsia="FantasqueSansM Nerd Font" w:cs="FantasqueSansM Nerd Font"/>
+          <w:b w:val="0"/>
+          <w:bCs w:val="0"/>
+          <w:color w:val="9CDCFE"/>
+          <w:kern w:val="0"/>
+          <w:sz w:val="24"/>
+          <w:szCs w:val="24"/>
+          <w:shd w:val="clear" w:fill="1E1E1E"/>
+          <w:lang w:val="en-US" w:eastAsia="zh-CN" w:bidi="ar"/>
+        </w:rPr>
+        <w:t>zeros</w:t>
+      </w:r>
+      <w:r>
+        <w:rPr>
+          <w:rFonts w:hint="default" w:ascii="FantasqueSansM Nerd Font" w:hAnsi="FantasqueSansM Nerd Font" w:eastAsia="FantasqueSansM Nerd Font" w:cs="FantasqueSansM Nerd Font"/>
+          <w:b w:val="0"/>
+          <w:bCs w:val="0"/>
+          <w:color w:val="D4D4D4"/>
+          <w:kern w:val="0"/>
+          <w:sz w:val="24"/>
+          <w:szCs w:val="24"/>
+          <w:shd w:val="clear" w:fill="1E1E1E"/>
+          <w:lang w:val="en-US" w:eastAsia="zh-CN" w:bidi="ar"/>
+        </w:rPr>
+        <w:t>((</w:t>
+      </w:r>
+      <w:r>
+        <w:rPr>
+          <w:rFonts w:hint="default" w:ascii="FantasqueSansM Nerd Font" w:hAnsi="FantasqueSansM Nerd Font" w:eastAsia="FantasqueSansM Nerd Font" w:cs="FantasqueSansM Nerd Font"/>
+          <w:b w:val="0"/>
+          <w:bCs w:val="0"/>
+          <w:color w:val="DCDCAA"/>
+          <w:kern w:val="0"/>
+          <w:sz w:val="24"/>
+          <w:szCs w:val="24"/>
+          <w:shd w:val="clear" w:fill="1E1E1E"/>
+          <w:lang w:val="en-US" w:eastAsia="zh-CN" w:bidi="ar"/>
+        </w:rPr>
+        <w:t>len</w:t>
+      </w:r>
+      <w:r>
+        <w:rPr>
+          <w:rFonts w:hint="default" w:ascii="FantasqueSansM Nerd Font" w:hAnsi="FantasqueSansM Nerd Font" w:eastAsia="FantasqueSansM Nerd Font" w:cs="FantasqueSansM Nerd Font"/>
+          <w:b w:val="0"/>
+          <w:bCs w:val="0"/>
+          <w:color w:val="D4D4D4"/>
+          <w:kern w:val="0"/>
+          <w:sz w:val="24"/>
+          <w:szCs w:val="24"/>
+          <w:shd w:val="clear" w:fill="1E1E1E"/>
+          <w:lang w:val="en-US" w:eastAsia="zh-CN" w:bidi="ar"/>
+        </w:rPr>
+        <w:t>(</w:t>
+      </w:r>
+      <w:r>
+        <w:rPr>
+          <w:rFonts w:hint="default" w:ascii="FantasqueSansM Nerd Font" w:hAnsi="FantasqueSansM Nerd Font" w:eastAsia="FantasqueSansM Nerd Font" w:cs="FantasqueSansM Nerd Font"/>
+          <w:b w:val="0"/>
+          <w:bCs w:val="0"/>
+          <w:color w:val="9CDCFE"/>
+          <w:kern w:val="0"/>
+          <w:sz w:val="24"/>
+          <w:szCs w:val="24"/>
+          <w:shd w:val="clear" w:fill="1E1E1E"/>
+          <w:lang w:val="en-US" w:eastAsia="zh-CN" w:bidi="ar"/>
+        </w:rPr>
+        <w:t>number_arrays</w:t>
+      </w:r>
+      <w:r>
+        <w:rPr>
+          <w:rFonts w:hint="default" w:ascii="FantasqueSansM Nerd Font" w:hAnsi="FantasqueSansM Nerd Font" w:eastAsia="FantasqueSansM Nerd Font" w:cs="FantasqueSansM Nerd Font"/>
+          <w:b w:val="0"/>
+          <w:bCs w:val="0"/>
+          <w:color w:val="D4D4D4"/>
+          <w:kern w:val="0"/>
+          <w:sz w:val="24"/>
+          <w:szCs w:val="24"/>
+          <w:shd w:val="clear" w:fill="1E1E1E"/>
+          <w:lang w:val="en-US" w:eastAsia="zh-CN" w:bidi="ar"/>
+        </w:rPr>
+        <w:t>[</w:t>
+      </w:r>
+      <w:r>
+        <w:rPr>
+          <w:rFonts w:hint="default" w:ascii="FantasqueSansM Nerd Font" w:hAnsi="FantasqueSansM Nerd Font" w:eastAsia="FantasqueSansM Nerd Font" w:cs="FantasqueSansM Nerd Font"/>
+          <w:b w:val="0"/>
+          <w:bCs w:val="0"/>
+          <w:color w:val="B5CEA8"/>
+          <w:kern w:val="0"/>
+          <w:sz w:val="24"/>
+          <w:szCs w:val="24"/>
+          <w:shd w:val="clear" w:fill="1E1E1E"/>
+          <w:lang w:val="en-US" w:eastAsia="zh-CN" w:bidi="ar"/>
+        </w:rPr>
+        <w:t>0</w:t>
+      </w:r>
+      <w:r>
+        <w:rPr>
+          <w:rFonts w:hint="default" w:ascii="FantasqueSansM Nerd Font" w:hAnsi="FantasqueSansM Nerd Font" w:eastAsia="FantasqueSansM Nerd Font" w:cs="FantasqueSansM Nerd Font"/>
+          <w:b w:val="0"/>
+          <w:bCs w:val="0"/>
+          <w:color w:val="D4D4D4"/>
+          <w:kern w:val="0"/>
+          <w:sz w:val="24"/>
+          <w:szCs w:val="24"/>
+          <w:shd w:val="clear" w:fill="1E1E1E"/>
+          <w:lang w:val="en-US" w:eastAsia="zh-CN" w:bidi="ar"/>
+        </w:rPr>
+        <w:t xml:space="preserve">]), </w:t>
+      </w:r>
+      <w:r>
+        <w:rPr>
+          <w:rFonts w:hint="default" w:ascii="FantasqueSansM Nerd Font" w:hAnsi="FantasqueSansM Nerd Font" w:eastAsia="FantasqueSansM Nerd Font" w:cs="FantasqueSansM Nerd Font"/>
+          <w:b w:val="0"/>
+          <w:bCs w:val="0"/>
+          <w:color w:val="DCDCAA"/>
+          <w:kern w:val="0"/>
+          <w:sz w:val="24"/>
+          <w:szCs w:val="24"/>
+          <w:shd w:val="clear" w:fill="1E1E1E"/>
+          <w:lang w:val="en-US" w:eastAsia="zh-CN" w:bidi="ar"/>
+        </w:rPr>
+        <w:t>len</w:t>
+      </w:r>
+      <w:r>
+        <w:rPr>
+          <w:rFonts w:hint="default" w:ascii="FantasqueSansM Nerd Font" w:hAnsi="FantasqueSansM Nerd Font" w:eastAsia="FantasqueSansM Nerd Font" w:cs="FantasqueSansM Nerd Font"/>
+          <w:b w:val="0"/>
+          <w:bCs w:val="0"/>
+          <w:color w:val="D4D4D4"/>
+          <w:kern w:val="0"/>
+          <w:sz w:val="24"/>
+          <w:szCs w:val="24"/>
+          <w:shd w:val="clear" w:fill="1E1E1E"/>
+          <w:lang w:val="en-US" w:eastAsia="zh-CN" w:bidi="ar"/>
+        </w:rPr>
+        <w:t>(</w:t>
+      </w:r>
+      <w:r>
+        <w:rPr>
+          <w:rFonts w:hint="default" w:ascii="FantasqueSansM Nerd Font" w:hAnsi="FantasqueSansM Nerd Font" w:eastAsia="FantasqueSansM Nerd Font" w:cs="FantasqueSansM Nerd Font"/>
+          <w:b w:val="0"/>
+          <w:bCs w:val="0"/>
+          <w:color w:val="9CDCFE"/>
+          <w:kern w:val="0"/>
+          <w:sz w:val="24"/>
+          <w:szCs w:val="24"/>
+          <w:shd w:val="clear" w:fill="1E1E1E"/>
+          <w:lang w:val="en-US" w:eastAsia="zh-CN" w:bidi="ar"/>
+        </w:rPr>
+        <w:t>number_arrays</w:t>
+      </w:r>
+      <w:r>
+        <w:rPr>
+          <w:rFonts w:hint="default" w:ascii="FantasqueSansM Nerd Font" w:hAnsi="FantasqueSansM Nerd Font" w:eastAsia="FantasqueSansM Nerd Font" w:cs="FantasqueSansM Nerd Font"/>
+          <w:b w:val="0"/>
+          <w:bCs w:val="0"/>
+          <w:color w:val="D4D4D4"/>
+          <w:kern w:val="0"/>
+          <w:sz w:val="24"/>
+          <w:szCs w:val="24"/>
+          <w:shd w:val="clear" w:fill="1E1E1E"/>
+          <w:lang w:val="en-US" w:eastAsia="zh-CN" w:bidi="ar"/>
+        </w:rPr>
+        <w:t>[</w:t>
+      </w:r>
+      <w:r>
+        <w:rPr>
+          <w:rFonts w:hint="default" w:ascii="FantasqueSansM Nerd Font" w:hAnsi="FantasqueSansM Nerd Font" w:eastAsia="FantasqueSansM Nerd Font" w:cs="FantasqueSansM Nerd Font"/>
+          <w:b w:val="0"/>
+          <w:bCs w:val="0"/>
+          <w:color w:val="B5CEA8"/>
+          <w:kern w:val="0"/>
+          <w:sz w:val="24"/>
+          <w:szCs w:val="24"/>
+          <w:shd w:val="clear" w:fill="1E1E1E"/>
+          <w:lang w:val="en-US" w:eastAsia="zh-CN" w:bidi="ar"/>
+        </w:rPr>
+        <w:t>0</w:t>
+      </w:r>
+      <w:r>
+        <w:rPr>
+          <w:rFonts w:hint="default" w:ascii="FantasqueSansM Nerd Font" w:hAnsi="FantasqueSansM Nerd Font" w:eastAsia="FantasqueSansM Nerd Font" w:cs="FantasqueSansM Nerd Font"/>
+          <w:b w:val="0"/>
+          <w:bCs w:val="0"/>
+          <w:color w:val="D4D4D4"/>
+          <w:kern w:val="0"/>
+          <w:sz w:val="24"/>
+          <w:szCs w:val="24"/>
+          <w:shd w:val="clear" w:fill="1E1E1E"/>
+          <w:lang w:val="en-US" w:eastAsia="zh-CN" w:bidi="ar"/>
+        </w:rPr>
+        <w:t>])))</w:t>
+      </w:r>
+    </w:p>
+    <w:p>
+      <w:pPr>
+        <w:keepNext w:val="0"/>
+        <w:keepLines w:val="0"/>
+        <w:widowControl/>
+        <w:suppressLineNumbers w:val="0"/>
+        <w:shd w:val="clear" w:fill="1E1E1E"/>
+        <w:spacing w:line="190" w:lineRule="atLeast"/>
+        <w:jc w:val="left"/>
+        <w:rPr>
+          <w:rFonts w:hint="default" w:ascii="FantasqueSansM Nerd Font" w:hAnsi="FantasqueSansM Nerd Font" w:eastAsia="FantasqueSansM Nerd Font" w:cs="FantasqueSansM Nerd Font"/>
+          <w:b w:val="0"/>
+          <w:bCs w:val="0"/>
+          <w:color w:val="D4D4D4"/>
+          <w:sz w:val="24"/>
+          <w:szCs w:val="24"/>
+        </w:rPr>
+      </w:pPr>
+      <w:r>
+        <w:rPr>
+          <w:rFonts w:hint="default" w:ascii="FantasqueSansM Nerd Font" w:hAnsi="FantasqueSansM Nerd Font" w:eastAsia="FantasqueSansM Nerd Font" w:cs="FantasqueSansM Nerd Font"/>
+          <w:b w:val="0"/>
+          <w:bCs w:val="0"/>
+          <w:color w:val="D4D4D4"/>
+          <w:kern w:val="0"/>
+          <w:sz w:val="24"/>
+          <w:szCs w:val="24"/>
+          <w:shd w:val="clear" w:fill="1E1E1E"/>
+          <w:lang w:val="en-US" w:eastAsia="zh-CN" w:bidi="ar"/>
+        </w:rPr>
+        <w:t xml:space="preserve">    </w:t>
+      </w:r>
+      <w:r>
+        <w:rPr>
+          <w:rFonts w:hint="default" w:ascii="FantasqueSansM Nerd Font" w:hAnsi="FantasqueSansM Nerd Font" w:eastAsia="FantasqueSansM Nerd Font" w:cs="FantasqueSansM Nerd Font"/>
+          <w:b w:val="0"/>
+          <w:bCs w:val="0"/>
+          <w:color w:val="569CD6"/>
+          <w:kern w:val="0"/>
+          <w:sz w:val="24"/>
+          <w:szCs w:val="24"/>
+          <w:shd w:val="clear" w:fill="1E1E1E"/>
+          <w:lang w:val="en-US" w:eastAsia="zh-CN" w:bidi="ar"/>
+        </w:rPr>
+        <w:t>def</w:t>
+      </w:r>
+      <w:r>
+        <w:rPr>
+          <w:rFonts w:hint="default" w:ascii="FantasqueSansM Nerd Font" w:hAnsi="FantasqueSansM Nerd Font" w:eastAsia="FantasqueSansM Nerd Font" w:cs="FantasqueSansM Nerd Font"/>
+          <w:b w:val="0"/>
+          <w:bCs w:val="0"/>
+          <w:color w:val="D4D4D4"/>
+          <w:kern w:val="0"/>
+          <w:sz w:val="24"/>
+          <w:szCs w:val="24"/>
+          <w:shd w:val="clear" w:fill="1E1E1E"/>
+          <w:lang w:val="en-US" w:eastAsia="zh-CN" w:bidi="ar"/>
+        </w:rPr>
+        <w:t xml:space="preserve"> </w:t>
+      </w:r>
+      <w:r>
+        <w:rPr>
+          <w:rFonts w:hint="default" w:ascii="FantasqueSansM Nerd Font" w:hAnsi="FantasqueSansM Nerd Font" w:eastAsia="FantasqueSansM Nerd Font" w:cs="FantasqueSansM Nerd Font"/>
+          <w:b w:val="0"/>
+          <w:bCs w:val="0"/>
+          <w:color w:val="DCDCAA"/>
+          <w:kern w:val="0"/>
+          <w:sz w:val="24"/>
+          <w:szCs w:val="24"/>
+          <w:shd w:val="clear" w:fill="1E1E1E"/>
+          <w:lang w:val="en-US" w:eastAsia="zh-CN" w:bidi="ar"/>
+        </w:rPr>
+        <w:t>print_weights</w:t>
+      </w:r>
+      <w:r>
+        <w:rPr>
+          <w:rFonts w:hint="default" w:ascii="FantasqueSansM Nerd Font" w:hAnsi="FantasqueSansM Nerd Font" w:eastAsia="FantasqueSansM Nerd Font" w:cs="FantasqueSansM Nerd Font"/>
+          <w:b w:val="0"/>
+          <w:bCs w:val="0"/>
+          <w:color w:val="D4D4D4"/>
+          <w:kern w:val="0"/>
+          <w:sz w:val="24"/>
+          <w:szCs w:val="24"/>
+          <w:shd w:val="clear" w:fill="1E1E1E"/>
+          <w:lang w:val="en-US" w:eastAsia="zh-CN" w:bidi="ar"/>
+        </w:rPr>
+        <w:t>(</w:t>
+      </w:r>
+      <w:r>
+        <w:rPr>
+          <w:rFonts w:hint="default" w:ascii="FantasqueSansM Nerd Font" w:hAnsi="FantasqueSansM Nerd Font" w:eastAsia="FantasqueSansM Nerd Font" w:cs="FantasqueSansM Nerd Font"/>
+          <w:b w:val="0"/>
+          <w:bCs w:val="0"/>
+          <w:color w:val="9CDCFE"/>
+          <w:kern w:val="0"/>
+          <w:sz w:val="24"/>
+          <w:szCs w:val="24"/>
+          <w:shd w:val="clear" w:fill="1E1E1E"/>
+          <w:lang w:val="en-US" w:eastAsia="zh-CN" w:bidi="ar"/>
+        </w:rPr>
+        <w:t>self</w:t>
+      </w:r>
+      <w:r>
+        <w:rPr>
+          <w:rFonts w:hint="default" w:ascii="FantasqueSansM Nerd Font" w:hAnsi="FantasqueSansM Nerd Font" w:eastAsia="FantasqueSansM Nerd Font" w:cs="FantasqueSansM Nerd Font"/>
+          <w:b w:val="0"/>
+          <w:bCs w:val="0"/>
+          <w:color w:val="D4D4D4"/>
+          <w:kern w:val="0"/>
+          <w:sz w:val="24"/>
+          <w:szCs w:val="24"/>
+          <w:shd w:val="clear" w:fill="1E1E1E"/>
+          <w:lang w:val="en-US" w:eastAsia="zh-CN" w:bidi="ar"/>
+        </w:rPr>
+        <w:t>):</w:t>
+      </w:r>
+    </w:p>
+    <w:p>
+      <w:pPr>
+        <w:keepNext w:val="0"/>
+        <w:keepLines w:val="0"/>
+        <w:widowControl/>
+        <w:suppressLineNumbers w:val="0"/>
+        <w:shd w:val="clear" w:fill="1E1E1E"/>
+        <w:spacing w:line="190" w:lineRule="atLeast"/>
+        <w:jc w:val="left"/>
+        <w:rPr>
+          <w:rFonts w:hint="default" w:ascii="FantasqueSansM Nerd Font" w:hAnsi="FantasqueSansM Nerd Font" w:eastAsia="FantasqueSansM Nerd Font" w:cs="FantasqueSansM Nerd Font"/>
+          <w:b w:val="0"/>
+          <w:bCs w:val="0"/>
+          <w:color w:val="D4D4D4"/>
+          <w:sz w:val="24"/>
+          <w:szCs w:val="24"/>
+        </w:rPr>
+      </w:pPr>
+      <w:r>
+        <w:rPr>
+          <w:rFonts w:hint="default" w:ascii="FantasqueSansM Nerd Font" w:hAnsi="FantasqueSansM Nerd Font" w:eastAsia="FantasqueSansM Nerd Font" w:cs="FantasqueSansM Nerd Font"/>
+          <w:b w:val="0"/>
+          <w:bCs w:val="0"/>
+          <w:color w:val="D4D4D4"/>
+          <w:kern w:val="0"/>
+          <w:sz w:val="24"/>
+          <w:szCs w:val="24"/>
+          <w:shd w:val="clear" w:fill="1E1E1E"/>
+          <w:lang w:val="en-US" w:eastAsia="zh-CN" w:bidi="ar"/>
+        </w:rPr>
+        <w:t xml:space="preserve">        </w:t>
+      </w:r>
+      <w:r>
+        <w:rPr>
+          <w:rFonts w:hint="default" w:ascii="FantasqueSansM Nerd Font" w:hAnsi="FantasqueSansM Nerd Font" w:eastAsia="FantasqueSansM Nerd Font" w:cs="FantasqueSansM Nerd Font"/>
+          <w:b w:val="0"/>
+          <w:bCs w:val="0"/>
+          <w:color w:val="DCDCAA"/>
+          <w:kern w:val="0"/>
+          <w:sz w:val="24"/>
+          <w:szCs w:val="24"/>
+          <w:shd w:val="clear" w:fill="1E1E1E"/>
+          <w:lang w:val="en-US" w:eastAsia="zh-CN" w:bidi="ar"/>
+        </w:rPr>
+        <w:t>print</w:t>
+      </w:r>
+      <w:r>
+        <w:rPr>
+          <w:rFonts w:hint="default" w:ascii="FantasqueSansM Nerd Font" w:hAnsi="FantasqueSansM Nerd Font" w:eastAsia="FantasqueSansM Nerd Font" w:cs="FantasqueSansM Nerd Font"/>
+          <w:b w:val="0"/>
+          <w:bCs w:val="0"/>
+          <w:color w:val="D4D4D4"/>
+          <w:kern w:val="0"/>
+          <w:sz w:val="24"/>
+          <w:szCs w:val="24"/>
+          <w:shd w:val="clear" w:fill="1E1E1E"/>
+          <w:lang w:val="en-US" w:eastAsia="zh-CN" w:bidi="ar"/>
+        </w:rPr>
+        <w:t>(</w:t>
+      </w:r>
+      <w:r>
+        <w:rPr>
+          <w:rFonts w:hint="default" w:ascii="FantasqueSansM Nerd Font" w:hAnsi="FantasqueSansM Nerd Font" w:eastAsia="FantasqueSansM Nerd Font" w:cs="FantasqueSansM Nerd Font"/>
+          <w:b w:val="0"/>
+          <w:bCs w:val="0"/>
+          <w:color w:val="9CDCFE"/>
+          <w:kern w:val="0"/>
+          <w:sz w:val="24"/>
+          <w:szCs w:val="24"/>
+          <w:shd w:val="clear" w:fill="1E1E1E"/>
+          <w:lang w:val="en-US" w:eastAsia="zh-CN" w:bidi="ar"/>
+        </w:rPr>
+        <w:t>self</w:t>
+      </w:r>
+      <w:r>
+        <w:rPr>
+          <w:rFonts w:hint="default" w:ascii="FantasqueSansM Nerd Font" w:hAnsi="FantasqueSansM Nerd Font" w:eastAsia="FantasqueSansM Nerd Font" w:cs="FantasqueSansM Nerd Font"/>
+          <w:b w:val="0"/>
+          <w:bCs w:val="0"/>
+          <w:color w:val="D4D4D4"/>
+          <w:kern w:val="0"/>
+          <w:sz w:val="24"/>
+          <w:szCs w:val="24"/>
+          <w:shd w:val="clear" w:fill="1E1E1E"/>
+          <w:lang w:val="en-US" w:eastAsia="zh-CN" w:bidi="ar"/>
+        </w:rPr>
+        <w:t>.</w:t>
+      </w:r>
+      <w:r>
+        <w:rPr>
+          <w:rFonts w:hint="default" w:ascii="FantasqueSansM Nerd Font" w:hAnsi="FantasqueSansM Nerd Font" w:eastAsia="FantasqueSansM Nerd Font" w:cs="FantasqueSansM Nerd Font"/>
+          <w:b w:val="0"/>
+          <w:bCs w:val="0"/>
+          <w:color w:val="9CDCFE"/>
+          <w:kern w:val="0"/>
+          <w:sz w:val="24"/>
+          <w:szCs w:val="24"/>
+          <w:shd w:val="clear" w:fill="1E1E1E"/>
+          <w:lang w:val="en-US" w:eastAsia="zh-CN" w:bidi="ar"/>
+        </w:rPr>
+        <w:t>weights</w:t>
+      </w:r>
+      <w:r>
+        <w:rPr>
+          <w:rFonts w:hint="default" w:ascii="FantasqueSansM Nerd Font" w:hAnsi="FantasqueSansM Nerd Font" w:eastAsia="FantasqueSansM Nerd Font" w:cs="FantasqueSansM Nerd Font"/>
+          <w:b w:val="0"/>
+          <w:bCs w:val="0"/>
+          <w:color w:val="D4D4D4"/>
+          <w:kern w:val="0"/>
+          <w:sz w:val="24"/>
+          <w:szCs w:val="24"/>
+          <w:shd w:val="clear" w:fill="1E1E1E"/>
+          <w:lang w:val="en-US" w:eastAsia="zh-CN" w:bidi="ar"/>
+        </w:rPr>
+        <w:t>)</w:t>
+      </w:r>
+    </w:p>
+    <w:p>
+      <w:pPr>
+        <w:keepNext w:val="0"/>
+        <w:keepLines w:val="0"/>
+        <w:widowControl/>
+        <w:suppressLineNumbers w:val="0"/>
+        <w:shd w:val="clear" w:fill="1E1E1E"/>
+        <w:spacing w:line="190" w:lineRule="atLeast"/>
+        <w:jc w:val="left"/>
+        <w:rPr>
+          <w:rFonts w:hint="default" w:ascii="FantasqueSansM Nerd Font" w:hAnsi="FantasqueSansM Nerd Font" w:eastAsia="FantasqueSansM Nerd Font" w:cs="FantasqueSansM Nerd Font"/>
+          <w:b w:val="0"/>
+          <w:bCs w:val="0"/>
+          <w:color w:val="D4D4D4"/>
+          <w:sz w:val="24"/>
+          <w:szCs w:val="24"/>
+        </w:rPr>
+      </w:pPr>
+    </w:p>
+    <w:p>
+      <w:pPr>
+        <w:keepNext w:val="0"/>
+        <w:keepLines w:val="0"/>
+        <w:widowControl/>
+        <w:suppressLineNumbers w:val="0"/>
+        <w:shd w:val="clear" w:fill="1E1E1E"/>
+        <w:spacing w:line="190" w:lineRule="atLeast"/>
+        <w:jc w:val="left"/>
+        <w:rPr>
+          <w:rFonts w:hint="default" w:ascii="FantasqueSansM Nerd Font" w:hAnsi="FantasqueSansM Nerd Font" w:eastAsia="FantasqueSansM Nerd Font" w:cs="FantasqueSansM Nerd Font"/>
+          <w:b w:val="0"/>
+          <w:bCs w:val="0"/>
+          <w:color w:val="D4D4D4"/>
+          <w:sz w:val="24"/>
+          <w:szCs w:val="24"/>
+        </w:rPr>
+      </w:pPr>
+      <w:r>
+        <w:rPr>
+          <w:rFonts w:hint="default" w:ascii="FantasqueSansM Nerd Font" w:hAnsi="FantasqueSansM Nerd Font" w:eastAsia="FantasqueSansM Nerd Font" w:cs="FantasqueSansM Nerd Font"/>
+          <w:b w:val="0"/>
+          <w:bCs w:val="0"/>
+          <w:color w:val="D4D4D4"/>
+          <w:kern w:val="0"/>
+          <w:sz w:val="24"/>
+          <w:szCs w:val="24"/>
+          <w:shd w:val="clear" w:fill="1E1E1E"/>
+          <w:lang w:val="en-US" w:eastAsia="zh-CN" w:bidi="ar"/>
+        </w:rPr>
+        <w:t xml:space="preserve">    </w:t>
+      </w:r>
+      <w:r>
+        <w:rPr>
+          <w:rFonts w:hint="default" w:ascii="FantasqueSansM Nerd Font" w:hAnsi="FantasqueSansM Nerd Font" w:eastAsia="FantasqueSansM Nerd Font" w:cs="FantasqueSansM Nerd Font"/>
+          <w:b w:val="0"/>
+          <w:bCs w:val="0"/>
+          <w:color w:val="569CD6"/>
+          <w:kern w:val="0"/>
+          <w:sz w:val="24"/>
+          <w:szCs w:val="24"/>
+          <w:shd w:val="clear" w:fill="1E1E1E"/>
+          <w:lang w:val="en-US" w:eastAsia="zh-CN" w:bidi="ar"/>
+        </w:rPr>
+        <w:t>def</w:t>
+      </w:r>
+      <w:r>
+        <w:rPr>
+          <w:rFonts w:hint="default" w:ascii="FantasqueSansM Nerd Font" w:hAnsi="FantasqueSansM Nerd Font" w:eastAsia="FantasqueSansM Nerd Font" w:cs="FantasqueSansM Nerd Font"/>
+          <w:b w:val="0"/>
+          <w:bCs w:val="0"/>
+          <w:color w:val="D4D4D4"/>
+          <w:kern w:val="0"/>
+          <w:sz w:val="24"/>
+          <w:szCs w:val="24"/>
+          <w:shd w:val="clear" w:fill="1E1E1E"/>
+          <w:lang w:val="en-US" w:eastAsia="zh-CN" w:bidi="ar"/>
+        </w:rPr>
+        <w:t xml:space="preserve"> </w:t>
+      </w:r>
+      <w:r>
+        <w:rPr>
+          <w:rFonts w:hint="default" w:ascii="FantasqueSansM Nerd Font" w:hAnsi="FantasqueSansM Nerd Font" w:eastAsia="FantasqueSansM Nerd Font" w:cs="FantasqueSansM Nerd Font"/>
+          <w:b w:val="0"/>
+          <w:bCs w:val="0"/>
+          <w:color w:val="DCDCAA"/>
+          <w:kern w:val="0"/>
+          <w:sz w:val="24"/>
+          <w:szCs w:val="24"/>
+          <w:shd w:val="clear" w:fill="1E1E1E"/>
+          <w:lang w:val="en-US" w:eastAsia="zh-CN" w:bidi="ar"/>
+        </w:rPr>
+        <w:t>train</w:t>
+      </w:r>
+      <w:r>
+        <w:rPr>
+          <w:rFonts w:hint="default" w:ascii="FantasqueSansM Nerd Font" w:hAnsi="FantasqueSansM Nerd Font" w:eastAsia="FantasqueSansM Nerd Font" w:cs="FantasqueSansM Nerd Font"/>
+          <w:b w:val="0"/>
+          <w:bCs w:val="0"/>
+          <w:color w:val="D4D4D4"/>
+          <w:kern w:val="0"/>
+          <w:sz w:val="24"/>
+          <w:szCs w:val="24"/>
+          <w:shd w:val="clear" w:fill="1E1E1E"/>
+          <w:lang w:val="en-US" w:eastAsia="zh-CN" w:bidi="ar"/>
+        </w:rPr>
+        <w:t>(</w:t>
+      </w:r>
+      <w:r>
+        <w:rPr>
+          <w:rFonts w:hint="default" w:ascii="FantasqueSansM Nerd Font" w:hAnsi="FantasqueSansM Nerd Font" w:eastAsia="FantasqueSansM Nerd Font" w:cs="FantasqueSansM Nerd Font"/>
+          <w:b w:val="0"/>
+          <w:bCs w:val="0"/>
+          <w:color w:val="9CDCFE"/>
+          <w:kern w:val="0"/>
+          <w:sz w:val="24"/>
+          <w:szCs w:val="24"/>
+          <w:shd w:val="clear" w:fill="1E1E1E"/>
+          <w:lang w:val="en-US" w:eastAsia="zh-CN" w:bidi="ar"/>
+        </w:rPr>
+        <w:t>self</w:t>
+      </w:r>
+      <w:r>
+        <w:rPr>
+          <w:rFonts w:hint="default" w:ascii="FantasqueSansM Nerd Font" w:hAnsi="FantasqueSansM Nerd Font" w:eastAsia="FantasqueSansM Nerd Font" w:cs="FantasqueSansM Nerd Font"/>
+          <w:b w:val="0"/>
+          <w:bCs w:val="0"/>
+          <w:color w:val="D4D4D4"/>
+          <w:kern w:val="0"/>
+          <w:sz w:val="24"/>
+          <w:szCs w:val="24"/>
+          <w:shd w:val="clear" w:fill="1E1E1E"/>
+          <w:lang w:val="en-US" w:eastAsia="zh-CN" w:bidi="ar"/>
+        </w:rPr>
+        <w:t>):</w:t>
+      </w:r>
+    </w:p>
+    <w:p>
+      <w:pPr>
+        <w:keepNext w:val="0"/>
+        <w:keepLines w:val="0"/>
+        <w:widowControl/>
+        <w:suppressLineNumbers w:val="0"/>
+        <w:shd w:val="clear" w:fill="1E1E1E"/>
+        <w:spacing w:line="190" w:lineRule="atLeast"/>
+        <w:jc w:val="left"/>
+        <w:rPr>
+          <w:rFonts w:hint="default" w:ascii="FantasqueSansM Nerd Font" w:hAnsi="FantasqueSansM Nerd Font" w:eastAsia="FantasqueSansM Nerd Font" w:cs="FantasqueSansM Nerd Font"/>
+          <w:b w:val="0"/>
+          <w:bCs w:val="0"/>
+          <w:color w:val="D4D4D4"/>
+          <w:sz w:val="24"/>
+          <w:szCs w:val="24"/>
+        </w:rPr>
+      </w:pPr>
+      <w:r>
+        <w:rPr>
+          <w:rFonts w:hint="default" w:ascii="FantasqueSansM Nerd Font" w:hAnsi="FantasqueSansM Nerd Font" w:eastAsia="FantasqueSansM Nerd Font" w:cs="FantasqueSansM Nerd Font"/>
+          <w:b w:val="0"/>
+          <w:bCs w:val="0"/>
+          <w:color w:val="D4D4D4"/>
+          <w:kern w:val="0"/>
+          <w:sz w:val="24"/>
+          <w:szCs w:val="24"/>
+          <w:shd w:val="clear" w:fill="1E1E1E"/>
+          <w:lang w:val="en-US" w:eastAsia="zh-CN" w:bidi="ar"/>
+        </w:rPr>
+        <w:t xml:space="preserve">        </w:t>
+      </w:r>
+      <w:r>
+        <w:rPr>
+          <w:rFonts w:hint="default" w:ascii="FantasqueSansM Nerd Font" w:hAnsi="FantasqueSansM Nerd Font" w:eastAsia="FantasqueSansM Nerd Font" w:cs="FantasqueSansM Nerd Font"/>
+          <w:b w:val="0"/>
+          <w:bCs w:val="0"/>
+          <w:color w:val="C586C0"/>
+          <w:kern w:val="0"/>
+          <w:sz w:val="24"/>
+          <w:szCs w:val="24"/>
+          <w:shd w:val="clear" w:fill="1E1E1E"/>
+          <w:lang w:val="en-US" w:eastAsia="zh-CN" w:bidi="ar"/>
+        </w:rPr>
+        <w:t>for</w:t>
+      </w:r>
+      <w:r>
+        <w:rPr>
+          <w:rFonts w:hint="default" w:ascii="FantasqueSansM Nerd Font" w:hAnsi="FantasqueSansM Nerd Font" w:eastAsia="FantasqueSansM Nerd Font" w:cs="FantasqueSansM Nerd Font"/>
+          <w:b w:val="0"/>
+          <w:bCs w:val="0"/>
+          <w:color w:val="D4D4D4"/>
+          <w:kern w:val="0"/>
+          <w:sz w:val="24"/>
+          <w:szCs w:val="24"/>
+          <w:shd w:val="clear" w:fill="1E1E1E"/>
+          <w:lang w:val="en-US" w:eastAsia="zh-CN" w:bidi="ar"/>
+        </w:rPr>
+        <w:t xml:space="preserve"> </w:t>
+      </w:r>
+      <w:r>
+        <w:rPr>
+          <w:rFonts w:hint="default" w:ascii="FantasqueSansM Nerd Font" w:hAnsi="FantasqueSansM Nerd Font" w:eastAsia="FantasqueSansM Nerd Font" w:cs="FantasqueSansM Nerd Font"/>
+          <w:b w:val="0"/>
+          <w:bCs w:val="0"/>
+          <w:color w:val="9CDCFE"/>
+          <w:kern w:val="0"/>
+          <w:sz w:val="24"/>
+          <w:szCs w:val="24"/>
+          <w:shd w:val="clear" w:fill="1E1E1E"/>
+          <w:lang w:val="en-US" w:eastAsia="zh-CN" w:bidi="ar"/>
+        </w:rPr>
+        <w:t>i</w:t>
+      </w:r>
+      <w:r>
+        <w:rPr>
+          <w:rFonts w:hint="default" w:ascii="FantasqueSansM Nerd Font" w:hAnsi="FantasqueSansM Nerd Font" w:eastAsia="FantasqueSansM Nerd Font" w:cs="FantasqueSansM Nerd Font"/>
+          <w:b w:val="0"/>
+          <w:bCs w:val="0"/>
+          <w:color w:val="D4D4D4"/>
+          <w:kern w:val="0"/>
+          <w:sz w:val="24"/>
+          <w:szCs w:val="24"/>
+          <w:shd w:val="clear" w:fill="1E1E1E"/>
+          <w:lang w:val="en-US" w:eastAsia="zh-CN" w:bidi="ar"/>
+        </w:rPr>
+        <w:t xml:space="preserve"> </w:t>
+      </w:r>
+      <w:r>
+        <w:rPr>
+          <w:rFonts w:hint="default" w:ascii="FantasqueSansM Nerd Font" w:hAnsi="FantasqueSansM Nerd Font" w:eastAsia="FantasqueSansM Nerd Font" w:cs="FantasqueSansM Nerd Font"/>
+          <w:b w:val="0"/>
+          <w:bCs w:val="0"/>
+          <w:color w:val="C586C0"/>
+          <w:kern w:val="0"/>
+          <w:sz w:val="24"/>
+          <w:szCs w:val="24"/>
+          <w:shd w:val="clear" w:fill="1E1E1E"/>
+          <w:lang w:val="en-US" w:eastAsia="zh-CN" w:bidi="ar"/>
+        </w:rPr>
+        <w:t>in</w:t>
+      </w:r>
+      <w:r>
+        <w:rPr>
+          <w:rFonts w:hint="default" w:ascii="FantasqueSansM Nerd Font" w:hAnsi="FantasqueSansM Nerd Font" w:eastAsia="FantasqueSansM Nerd Font" w:cs="FantasqueSansM Nerd Font"/>
+          <w:b w:val="0"/>
+          <w:bCs w:val="0"/>
+          <w:color w:val="D4D4D4"/>
+          <w:kern w:val="0"/>
+          <w:sz w:val="24"/>
+          <w:szCs w:val="24"/>
+          <w:shd w:val="clear" w:fill="1E1E1E"/>
+          <w:lang w:val="en-US" w:eastAsia="zh-CN" w:bidi="ar"/>
+        </w:rPr>
+        <w:t xml:space="preserve"> </w:t>
+      </w:r>
+      <w:r>
+        <w:rPr>
+          <w:rFonts w:hint="default" w:ascii="FantasqueSansM Nerd Font" w:hAnsi="FantasqueSansM Nerd Font" w:eastAsia="FantasqueSansM Nerd Font" w:cs="FantasqueSansM Nerd Font"/>
+          <w:b w:val="0"/>
+          <w:bCs w:val="0"/>
+          <w:color w:val="9CDCFE"/>
+          <w:kern w:val="0"/>
+          <w:sz w:val="24"/>
+          <w:szCs w:val="24"/>
+          <w:shd w:val="clear" w:fill="1E1E1E"/>
+          <w:lang w:val="en-US" w:eastAsia="zh-CN" w:bidi="ar"/>
+        </w:rPr>
+        <w:t>self</w:t>
+      </w:r>
+      <w:r>
+        <w:rPr>
+          <w:rFonts w:hint="default" w:ascii="FantasqueSansM Nerd Font" w:hAnsi="FantasqueSansM Nerd Font" w:eastAsia="FantasqueSansM Nerd Font" w:cs="FantasqueSansM Nerd Font"/>
+          <w:b w:val="0"/>
+          <w:bCs w:val="0"/>
+          <w:color w:val="D4D4D4"/>
+          <w:kern w:val="0"/>
+          <w:sz w:val="24"/>
+          <w:szCs w:val="24"/>
+          <w:shd w:val="clear" w:fill="1E1E1E"/>
+          <w:lang w:val="en-US" w:eastAsia="zh-CN" w:bidi="ar"/>
+        </w:rPr>
+        <w:t>.</w:t>
+      </w:r>
+      <w:r>
+        <w:rPr>
+          <w:rFonts w:hint="default" w:ascii="FantasqueSansM Nerd Font" w:hAnsi="FantasqueSansM Nerd Font" w:eastAsia="FantasqueSansM Nerd Font" w:cs="FantasqueSansM Nerd Font"/>
+          <w:b w:val="0"/>
+          <w:bCs w:val="0"/>
+          <w:color w:val="9CDCFE"/>
+          <w:kern w:val="0"/>
+          <w:sz w:val="24"/>
+          <w:szCs w:val="24"/>
+          <w:shd w:val="clear" w:fill="1E1E1E"/>
+          <w:lang w:val="en-US" w:eastAsia="zh-CN" w:bidi="ar"/>
+        </w:rPr>
+        <w:t>number_arrays</w:t>
+      </w:r>
+      <w:r>
+        <w:rPr>
+          <w:rFonts w:hint="default" w:ascii="FantasqueSansM Nerd Font" w:hAnsi="FantasqueSansM Nerd Font" w:eastAsia="FantasqueSansM Nerd Font" w:cs="FantasqueSansM Nerd Font"/>
+          <w:b w:val="0"/>
+          <w:bCs w:val="0"/>
+          <w:color w:val="D4D4D4"/>
+          <w:kern w:val="0"/>
+          <w:sz w:val="24"/>
+          <w:szCs w:val="24"/>
+          <w:shd w:val="clear" w:fill="1E1E1E"/>
+          <w:lang w:val="en-US" w:eastAsia="zh-CN" w:bidi="ar"/>
+        </w:rPr>
+        <w:t>:</w:t>
+      </w:r>
+    </w:p>
+    <w:p>
+      <w:pPr>
+        <w:keepNext w:val="0"/>
+        <w:keepLines w:val="0"/>
+        <w:widowControl/>
+        <w:suppressLineNumbers w:val="0"/>
+        <w:shd w:val="clear" w:fill="1E1E1E"/>
+        <w:spacing w:line="190" w:lineRule="atLeast"/>
+        <w:jc w:val="left"/>
+        <w:rPr>
+          <w:rFonts w:hint="default" w:ascii="FantasqueSansM Nerd Font" w:hAnsi="FantasqueSansM Nerd Font" w:eastAsia="FantasqueSansM Nerd Font" w:cs="FantasqueSansM Nerd Font"/>
+          <w:b w:val="0"/>
+          <w:bCs w:val="0"/>
+          <w:color w:val="D4D4D4"/>
+          <w:sz w:val="24"/>
+          <w:szCs w:val="24"/>
+        </w:rPr>
+      </w:pPr>
+      <w:r>
+        <w:rPr>
+          <w:rFonts w:hint="default" w:ascii="FantasqueSansM Nerd Font" w:hAnsi="FantasqueSansM Nerd Font" w:eastAsia="FantasqueSansM Nerd Font" w:cs="FantasqueSansM Nerd Font"/>
+          <w:b w:val="0"/>
+          <w:bCs w:val="0"/>
+          <w:color w:val="D4D4D4"/>
+          <w:kern w:val="0"/>
+          <w:sz w:val="24"/>
+          <w:szCs w:val="24"/>
+          <w:shd w:val="clear" w:fill="1E1E1E"/>
+          <w:lang w:val="en-US" w:eastAsia="zh-CN" w:bidi="ar"/>
+        </w:rPr>
+        <w:t xml:space="preserve">            </w:t>
+      </w:r>
+      <w:r>
+        <w:rPr>
+          <w:rFonts w:hint="default" w:ascii="FantasqueSansM Nerd Font" w:hAnsi="FantasqueSansM Nerd Font" w:eastAsia="FantasqueSansM Nerd Font" w:cs="FantasqueSansM Nerd Font"/>
+          <w:b w:val="0"/>
+          <w:bCs w:val="0"/>
+          <w:color w:val="C586C0"/>
+          <w:kern w:val="0"/>
+          <w:sz w:val="24"/>
+          <w:szCs w:val="24"/>
+          <w:shd w:val="clear" w:fill="1E1E1E"/>
+          <w:lang w:val="en-US" w:eastAsia="zh-CN" w:bidi="ar"/>
+        </w:rPr>
+        <w:t>for</w:t>
+      </w:r>
+      <w:r>
+        <w:rPr>
+          <w:rFonts w:hint="default" w:ascii="FantasqueSansM Nerd Font" w:hAnsi="FantasqueSansM Nerd Font" w:eastAsia="FantasqueSansM Nerd Font" w:cs="FantasqueSansM Nerd Font"/>
+          <w:b w:val="0"/>
+          <w:bCs w:val="0"/>
+          <w:color w:val="D4D4D4"/>
+          <w:kern w:val="0"/>
+          <w:sz w:val="24"/>
+          <w:szCs w:val="24"/>
+          <w:shd w:val="clear" w:fill="1E1E1E"/>
+          <w:lang w:val="en-US" w:eastAsia="zh-CN" w:bidi="ar"/>
+        </w:rPr>
+        <w:t xml:space="preserve"> </w:t>
+      </w:r>
+      <w:r>
+        <w:rPr>
+          <w:rFonts w:hint="default" w:ascii="FantasqueSansM Nerd Font" w:hAnsi="FantasqueSansM Nerd Font" w:eastAsia="FantasqueSansM Nerd Font" w:cs="FantasqueSansM Nerd Font"/>
+          <w:b w:val="0"/>
+          <w:bCs w:val="0"/>
+          <w:color w:val="9CDCFE"/>
+          <w:kern w:val="0"/>
+          <w:sz w:val="24"/>
+          <w:szCs w:val="24"/>
+          <w:shd w:val="clear" w:fill="1E1E1E"/>
+          <w:lang w:val="en-US" w:eastAsia="zh-CN" w:bidi="ar"/>
+        </w:rPr>
+        <w:t>j</w:t>
+      </w:r>
+      <w:r>
+        <w:rPr>
+          <w:rFonts w:hint="default" w:ascii="FantasqueSansM Nerd Font" w:hAnsi="FantasqueSansM Nerd Font" w:eastAsia="FantasqueSansM Nerd Font" w:cs="FantasqueSansM Nerd Font"/>
+          <w:b w:val="0"/>
+          <w:bCs w:val="0"/>
+          <w:color w:val="D4D4D4"/>
+          <w:kern w:val="0"/>
+          <w:sz w:val="24"/>
+          <w:szCs w:val="24"/>
+          <w:shd w:val="clear" w:fill="1E1E1E"/>
+          <w:lang w:val="en-US" w:eastAsia="zh-CN" w:bidi="ar"/>
+        </w:rPr>
+        <w:t xml:space="preserve"> </w:t>
+      </w:r>
+      <w:r>
+        <w:rPr>
+          <w:rFonts w:hint="default" w:ascii="FantasqueSansM Nerd Font" w:hAnsi="FantasqueSansM Nerd Font" w:eastAsia="FantasqueSansM Nerd Font" w:cs="FantasqueSansM Nerd Font"/>
+          <w:b w:val="0"/>
+          <w:bCs w:val="0"/>
+          <w:color w:val="C586C0"/>
+          <w:kern w:val="0"/>
+          <w:sz w:val="24"/>
+          <w:szCs w:val="24"/>
+          <w:shd w:val="clear" w:fill="1E1E1E"/>
+          <w:lang w:val="en-US" w:eastAsia="zh-CN" w:bidi="ar"/>
+        </w:rPr>
+        <w:t>in</w:t>
+      </w:r>
+      <w:r>
+        <w:rPr>
+          <w:rFonts w:hint="default" w:ascii="FantasqueSansM Nerd Font" w:hAnsi="FantasqueSansM Nerd Font" w:eastAsia="FantasqueSansM Nerd Font" w:cs="FantasqueSansM Nerd Font"/>
+          <w:b w:val="0"/>
+          <w:bCs w:val="0"/>
+          <w:color w:val="D4D4D4"/>
+          <w:kern w:val="0"/>
+          <w:sz w:val="24"/>
+          <w:szCs w:val="24"/>
+          <w:shd w:val="clear" w:fill="1E1E1E"/>
+          <w:lang w:val="en-US" w:eastAsia="zh-CN" w:bidi="ar"/>
+        </w:rPr>
+        <w:t xml:space="preserve"> </w:t>
+      </w:r>
+      <w:r>
+        <w:rPr>
+          <w:rFonts w:hint="default" w:ascii="FantasqueSansM Nerd Font" w:hAnsi="FantasqueSansM Nerd Font" w:eastAsia="FantasqueSansM Nerd Font" w:cs="FantasqueSansM Nerd Font"/>
+          <w:b w:val="0"/>
+          <w:bCs w:val="0"/>
+          <w:color w:val="4EC9B0"/>
+          <w:kern w:val="0"/>
+          <w:sz w:val="24"/>
+          <w:szCs w:val="24"/>
+          <w:shd w:val="clear" w:fill="1E1E1E"/>
+          <w:lang w:val="en-US" w:eastAsia="zh-CN" w:bidi="ar"/>
+        </w:rPr>
+        <w:t>range</w:t>
+      </w:r>
+      <w:r>
+        <w:rPr>
+          <w:rFonts w:hint="default" w:ascii="FantasqueSansM Nerd Font" w:hAnsi="FantasqueSansM Nerd Font" w:eastAsia="FantasqueSansM Nerd Font" w:cs="FantasqueSansM Nerd Font"/>
+          <w:b w:val="0"/>
+          <w:bCs w:val="0"/>
+          <w:color w:val="D4D4D4"/>
+          <w:kern w:val="0"/>
+          <w:sz w:val="24"/>
+          <w:szCs w:val="24"/>
+          <w:shd w:val="clear" w:fill="1E1E1E"/>
+          <w:lang w:val="en-US" w:eastAsia="zh-CN" w:bidi="ar"/>
+        </w:rPr>
+        <w:t>(</w:t>
+      </w:r>
+      <w:r>
+        <w:rPr>
+          <w:rFonts w:hint="default" w:ascii="FantasqueSansM Nerd Font" w:hAnsi="FantasqueSansM Nerd Font" w:eastAsia="FantasqueSansM Nerd Font" w:cs="FantasqueSansM Nerd Font"/>
+          <w:b w:val="0"/>
+          <w:bCs w:val="0"/>
+          <w:color w:val="DCDCAA"/>
+          <w:kern w:val="0"/>
+          <w:sz w:val="24"/>
+          <w:szCs w:val="24"/>
+          <w:shd w:val="clear" w:fill="1E1E1E"/>
+          <w:lang w:val="en-US" w:eastAsia="zh-CN" w:bidi="ar"/>
+        </w:rPr>
+        <w:t>len</w:t>
+      </w:r>
+      <w:r>
+        <w:rPr>
+          <w:rFonts w:hint="default" w:ascii="FantasqueSansM Nerd Font" w:hAnsi="FantasqueSansM Nerd Font" w:eastAsia="FantasqueSansM Nerd Font" w:cs="FantasqueSansM Nerd Font"/>
+          <w:b w:val="0"/>
+          <w:bCs w:val="0"/>
+          <w:color w:val="D4D4D4"/>
+          <w:kern w:val="0"/>
+          <w:sz w:val="24"/>
+          <w:szCs w:val="24"/>
+          <w:shd w:val="clear" w:fill="1E1E1E"/>
+          <w:lang w:val="en-US" w:eastAsia="zh-CN" w:bidi="ar"/>
+        </w:rPr>
+        <w:t>(</w:t>
+      </w:r>
+      <w:r>
+        <w:rPr>
+          <w:rFonts w:hint="default" w:ascii="FantasqueSansM Nerd Font" w:hAnsi="FantasqueSansM Nerd Font" w:eastAsia="FantasqueSansM Nerd Font" w:cs="FantasqueSansM Nerd Font"/>
+          <w:b w:val="0"/>
+          <w:bCs w:val="0"/>
+          <w:color w:val="9CDCFE"/>
+          <w:kern w:val="0"/>
+          <w:sz w:val="24"/>
+          <w:szCs w:val="24"/>
+          <w:shd w:val="clear" w:fill="1E1E1E"/>
+          <w:lang w:val="en-US" w:eastAsia="zh-CN" w:bidi="ar"/>
+        </w:rPr>
+        <w:t>i</w:t>
+      </w:r>
+      <w:r>
+        <w:rPr>
+          <w:rFonts w:hint="default" w:ascii="FantasqueSansM Nerd Font" w:hAnsi="FantasqueSansM Nerd Font" w:eastAsia="FantasqueSansM Nerd Font" w:cs="FantasqueSansM Nerd Font"/>
+          <w:b w:val="0"/>
+          <w:bCs w:val="0"/>
+          <w:color w:val="D4D4D4"/>
+          <w:kern w:val="0"/>
+          <w:sz w:val="24"/>
+          <w:szCs w:val="24"/>
+          <w:shd w:val="clear" w:fill="1E1E1E"/>
+          <w:lang w:val="en-US" w:eastAsia="zh-CN" w:bidi="ar"/>
+        </w:rPr>
+        <w:t>)):</w:t>
+      </w:r>
+    </w:p>
+    <w:p>
+      <w:pPr>
+        <w:keepNext w:val="0"/>
+        <w:keepLines w:val="0"/>
+        <w:widowControl/>
+        <w:suppressLineNumbers w:val="0"/>
+        <w:shd w:val="clear" w:fill="1E1E1E"/>
+        <w:spacing w:line="190" w:lineRule="atLeast"/>
+        <w:jc w:val="left"/>
+        <w:rPr>
+          <w:rFonts w:hint="default" w:ascii="FantasqueSansM Nerd Font" w:hAnsi="FantasqueSansM Nerd Font" w:eastAsia="FantasqueSansM Nerd Font" w:cs="FantasqueSansM Nerd Font"/>
+          <w:b w:val="0"/>
+          <w:bCs w:val="0"/>
+          <w:color w:val="D4D4D4"/>
+          <w:sz w:val="24"/>
+          <w:szCs w:val="24"/>
+        </w:rPr>
+      </w:pPr>
+      <w:r>
+        <w:rPr>
+          <w:rFonts w:hint="default" w:ascii="FantasqueSansM Nerd Font" w:hAnsi="FantasqueSansM Nerd Font" w:eastAsia="FantasqueSansM Nerd Font" w:cs="FantasqueSansM Nerd Font"/>
+          <w:b w:val="0"/>
+          <w:bCs w:val="0"/>
+          <w:color w:val="D4D4D4"/>
+          <w:kern w:val="0"/>
+          <w:sz w:val="24"/>
+          <w:szCs w:val="24"/>
+          <w:shd w:val="clear" w:fill="1E1E1E"/>
+          <w:lang w:val="en-US" w:eastAsia="zh-CN" w:bidi="ar"/>
+        </w:rPr>
+        <w:t xml:space="preserve">                </w:t>
+      </w:r>
+      <w:r>
+        <w:rPr>
+          <w:rFonts w:hint="default" w:ascii="FantasqueSansM Nerd Font" w:hAnsi="FantasqueSansM Nerd Font" w:eastAsia="FantasqueSansM Nerd Font" w:cs="FantasqueSansM Nerd Font"/>
+          <w:b w:val="0"/>
+          <w:bCs w:val="0"/>
+          <w:color w:val="C586C0"/>
+          <w:kern w:val="0"/>
+          <w:sz w:val="24"/>
+          <w:szCs w:val="24"/>
+          <w:shd w:val="clear" w:fill="1E1E1E"/>
+          <w:lang w:val="en-US" w:eastAsia="zh-CN" w:bidi="ar"/>
+        </w:rPr>
+        <w:t>for</w:t>
+      </w:r>
+      <w:r>
+        <w:rPr>
+          <w:rFonts w:hint="default" w:ascii="FantasqueSansM Nerd Font" w:hAnsi="FantasqueSansM Nerd Font" w:eastAsia="FantasqueSansM Nerd Font" w:cs="FantasqueSansM Nerd Font"/>
+          <w:b w:val="0"/>
+          <w:bCs w:val="0"/>
+          <w:color w:val="D4D4D4"/>
+          <w:kern w:val="0"/>
+          <w:sz w:val="24"/>
+          <w:szCs w:val="24"/>
+          <w:shd w:val="clear" w:fill="1E1E1E"/>
+          <w:lang w:val="en-US" w:eastAsia="zh-CN" w:bidi="ar"/>
+        </w:rPr>
+        <w:t xml:space="preserve"> </w:t>
+      </w:r>
+      <w:r>
+        <w:rPr>
+          <w:rFonts w:hint="default" w:ascii="FantasqueSansM Nerd Font" w:hAnsi="FantasqueSansM Nerd Font" w:eastAsia="FantasqueSansM Nerd Font" w:cs="FantasqueSansM Nerd Font"/>
+          <w:b w:val="0"/>
+          <w:bCs w:val="0"/>
+          <w:color w:val="9CDCFE"/>
+          <w:kern w:val="0"/>
+          <w:sz w:val="24"/>
+          <w:szCs w:val="24"/>
+          <w:shd w:val="clear" w:fill="1E1E1E"/>
+          <w:lang w:val="en-US" w:eastAsia="zh-CN" w:bidi="ar"/>
+        </w:rPr>
+        <w:t>k</w:t>
+      </w:r>
+      <w:r>
+        <w:rPr>
+          <w:rFonts w:hint="default" w:ascii="FantasqueSansM Nerd Font" w:hAnsi="FantasqueSansM Nerd Font" w:eastAsia="FantasqueSansM Nerd Font" w:cs="FantasqueSansM Nerd Font"/>
+          <w:b w:val="0"/>
+          <w:bCs w:val="0"/>
+          <w:color w:val="D4D4D4"/>
+          <w:kern w:val="0"/>
+          <w:sz w:val="24"/>
+          <w:szCs w:val="24"/>
+          <w:shd w:val="clear" w:fill="1E1E1E"/>
+          <w:lang w:val="en-US" w:eastAsia="zh-CN" w:bidi="ar"/>
+        </w:rPr>
+        <w:t xml:space="preserve"> </w:t>
+      </w:r>
+      <w:r>
+        <w:rPr>
+          <w:rFonts w:hint="default" w:ascii="FantasqueSansM Nerd Font" w:hAnsi="FantasqueSansM Nerd Font" w:eastAsia="FantasqueSansM Nerd Font" w:cs="FantasqueSansM Nerd Font"/>
+          <w:b w:val="0"/>
+          <w:bCs w:val="0"/>
+          <w:color w:val="C586C0"/>
+          <w:kern w:val="0"/>
+          <w:sz w:val="24"/>
+          <w:szCs w:val="24"/>
+          <w:shd w:val="clear" w:fill="1E1E1E"/>
+          <w:lang w:val="en-US" w:eastAsia="zh-CN" w:bidi="ar"/>
+        </w:rPr>
+        <w:t>in</w:t>
+      </w:r>
+      <w:r>
+        <w:rPr>
+          <w:rFonts w:hint="default" w:ascii="FantasqueSansM Nerd Font" w:hAnsi="FantasqueSansM Nerd Font" w:eastAsia="FantasqueSansM Nerd Font" w:cs="FantasqueSansM Nerd Font"/>
+          <w:b w:val="0"/>
+          <w:bCs w:val="0"/>
+          <w:color w:val="D4D4D4"/>
+          <w:kern w:val="0"/>
+          <w:sz w:val="24"/>
+          <w:szCs w:val="24"/>
+          <w:shd w:val="clear" w:fill="1E1E1E"/>
+          <w:lang w:val="en-US" w:eastAsia="zh-CN" w:bidi="ar"/>
+        </w:rPr>
+        <w:t xml:space="preserve"> </w:t>
+      </w:r>
+      <w:r>
+        <w:rPr>
+          <w:rFonts w:hint="default" w:ascii="FantasqueSansM Nerd Font" w:hAnsi="FantasqueSansM Nerd Font" w:eastAsia="FantasqueSansM Nerd Font" w:cs="FantasqueSansM Nerd Font"/>
+          <w:b w:val="0"/>
+          <w:bCs w:val="0"/>
+          <w:color w:val="4EC9B0"/>
+          <w:kern w:val="0"/>
+          <w:sz w:val="24"/>
+          <w:szCs w:val="24"/>
+          <w:shd w:val="clear" w:fill="1E1E1E"/>
+          <w:lang w:val="en-US" w:eastAsia="zh-CN" w:bidi="ar"/>
+        </w:rPr>
+        <w:t>range</w:t>
+      </w:r>
+      <w:r>
+        <w:rPr>
+          <w:rFonts w:hint="default" w:ascii="FantasqueSansM Nerd Font" w:hAnsi="FantasqueSansM Nerd Font" w:eastAsia="FantasqueSansM Nerd Font" w:cs="FantasqueSansM Nerd Font"/>
+          <w:b w:val="0"/>
+          <w:bCs w:val="0"/>
+          <w:color w:val="D4D4D4"/>
+          <w:kern w:val="0"/>
+          <w:sz w:val="24"/>
+          <w:szCs w:val="24"/>
+          <w:shd w:val="clear" w:fill="1E1E1E"/>
+          <w:lang w:val="en-US" w:eastAsia="zh-CN" w:bidi="ar"/>
+        </w:rPr>
+        <w:t>(</w:t>
+      </w:r>
+      <w:r>
+        <w:rPr>
+          <w:rFonts w:hint="default" w:ascii="FantasqueSansM Nerd Font" w:hAnsi="FantasqueSansM Nerd Font" w:eastAsia="FantasqueSansM Nerd Font" w:cs="FantasqueSansM Nerd Font"/>
+          <w:b w:val="0"/>
+          <w:bCs w:val="0"/>
+          <w:color w:val="DCDCAA"/>
+          <w:kern w:val="0"/>
+          <w:sz w:val="24"/>
+          <w:szCs w:val="24"/>
+          <w:shd w:val="clear" w:fill="1E1E1E"/>
+          <w:lang w:val="en-US" w:eastAsia="zh-CN" w:bidi="ar"/>
+        </w:rPr>
+        <w:t>len</w:t>
+      </w:r>
+      <w:r>
+        <w:rPr>
+          <w:rFonts w:hint="default" w:ascii="FantasqueSansM Nerd Font" w:hAnsi="FantasqueSansM Nerd Font" w:eastAsia="FantasqueSansM Nerd Font" w:cs="FantasqueSansM Nerd Font"/>
+          <w:b w:val="0"/>
+          <w:bCs w:val="0"/>
+          <w:color w:val="D4D4D4"/>
+          <w:kern w:val="0"/>
+          <w:sz w:val="24"/>
+          <w:szCs w:val="24"/>
+          <w:shd w:val="clear" w:fill="1E1E1E"/>
+          <w:lang w:val="en-US" w:eastAsia="zh-CN" w:bidi="ar"/>
+        </w:rPr>
+        <w:t>(</w:t>
+      </w:r>
+      <w:r>
+        <w:rPr>
+          <w:rFonts w:hint="default" w:ascii="FantasqueSansM Nerd Font" w:hAnsi="FantasqueSansM Nerd Font" w:eastAsia="FantasqueSansM Nerd Font" w:cs="FantasqueSansM Nerd Font"/>
+          <w:b w:val="0"/>
+          <w:bCs w:val="0"/>
+          <w:color w:val="9CDCFE"/>
+          <w:kern w:val="0"/>
+          <w:sz w:val="24"/>
+          <w:szCs w:val="24"/>
+          <w:shd w:val="clear" w:fill="1E1E1E"/>
+          <w:lang w:val="en-US" w:eastAsia="zh-CN" w:bidi="ar"/>
+        </w:rPr>
+        <w:t>i</w:t>
+      </w:r>
+      <w:r>
+        <w:rPr>
+          <w:rFonts w:hint="default" w:ascii="FantasqueSansM Nerd Font" w:hAnsi="FantasqueSansM Nerd Font" w:eastAsia="FantasqueSansM Nerd Font" w:cs="FantasqueSansM Nerd Font"/>
+          <w:b w:val="0"/>
+          <w:bCs w:val="0"/>
+          <w:color w:val="D4D4D4"/>
+          <w:kern w:val="0"/>
+          <w:sz w:val="24"/>
+          <w:szCs w:val="24"/>
+          <w:shd w:val="clear" w:fill="1E1E1E"/>
+          <w:lang w:val="en-US" w:eastAsia="zh-CN" w:bidi="ar"/>
+        </w:rPr>
+        <w:t>)):</w:t>
+      </w:r>
+    </w:p>
+    <w:p>
+      <w:pPr>
+        <w:keepNext w:val="0"/>
+        <w:keepLines w:val="0"/>
+        <w:widowControl/>
+        <w:suppressLineNumbers w:val="0"/>
+        <w:shd w:val="clear" w:fill="1E1E1E"/>
+        <w:spacing w:line="190" w:lineRule="atLeast"/>
+        <w:jc w:val="left"/>
+        <w:rPr>
+          <w:rFonts w:hint="default" w:ascii="FantasqueSansM Nerd Font" w:hAnsi="FantasqueSansM Nerd Font" w:eastAsia="FantasqueSansM Nerd Font" w:cs="FantasqueSansM Nerd Font"/>
+          <w:b w:val="0"/>
+          <w:bCs w:val="0"/>
+          <w:color w:val="D4D4D4"/>
+          <w:sz w:val="24"/>
+          <w:szCs w:val="24"/>
+        </w:rPr>
+      </w:pPr>
+      <w:r>
+        <w:rPr>
+          <w:rFonts w:hint="default" w:ascii="FantasqueSansM Nerd Font" w:hAnsi="FantasqueSansM Nerd Font" w:eastAsia="FantasqueSansM Nerd Font" w:cs="FantasqueSansM Nerd Font"/>
+          <w:b w:val="0"/>
+          <w:bCs w:val="0"/>
+          <w:color w:val="D4D4D4"/>
+          <w:kern w:val="0"/>
+          <w:sz w:val="24"/>
+          <w:szCs w:val="24"/>
+          <w:shd w:val="clear" w:fill="1E1E1E"/>
+          <w:lang w:val="en-US" w:eastAsia="zh-CN" w:bidi="ar"/>
+        </w:rPr>
+        <w:t xml:space="preserve">                    </w:t>
+      </w:r>
+      <w:r>
+        <w:rPr>
+          <w:rFonts w:hint="default" w:ascii="FantasqueSansM Nerd Font" w:hAnsi="FantasqueSansM Nerd Font" w:eastAsia="FantasqueSansM Nerd Font" w:cs="FantasqueSansM Nerd Font"/>
+          <w:b w:val="0"/>
+          <w:bCs w:val="0"/>
+          <w:color w:val="9CDCFE"/>
+          <w:kern w:val="0"/>
+          <w:sz w:val="24"/>
+          <w:szCs w:val="24"/>
+          <w:shd w:val="clear" w:fill="1E1E1E"/>
+          <w:lang w:val="en-US" w:eastAsia="zh-CN" w:bidi="ar"/>
+        </w:rPr>
+        <w:t>self</w:t>
+      </w:r>
+      <w:r>
+        <w:rPr>
+          <w:rFonts w:hint="default" w:ascii="FantasqueSansM Nerd Font" w:hAnsi="FantasqueSansM Nerd Font" w:eastAsia="FantasqueSansM Nerd Font" w:cs="FantasqueSansM Nerd Font"/>
+          <w:b w:val="0"/>
+          <w:bCs w:val="0"/>
+          <w:color w:val="D4D4D4"/>
+          <w:kern w:val="0"/>
+          <w:sz w:val="24"/>
+          <w:szCs w:val="24"/>
+          <w:shd w:val="clear" w:fill="1E1E1E"/>
+          <w:lang w:val="en-US" w:eastAsia="zh-CN" w:bidi="ar"/>
+        </w:rPr>
+        <w:t>.</w:t>
+      </w:r>
+      <w:r>
+        <w:rPr>
+          <w:rFonts w:hint="default" w:ascii="FantasqueSansM Nerd Font" w:hAnsi="FantasqueSansM Nerd Font" w:eastAsia="FantasqueSansM Nerd Font" w:cs="FantasqueSansM Nerd Font"/>
+          <w:b w:val="0"/>
+          <w:bCs w:val="0"/>
+          <w:color w:val="9CDCFE"/>
+          <w:kern w:val="0"/>
+          <w:sz w:val="24"/>
+          <w:szCs w:val="24"/>
+          <w:shd w:val="clear" w:fill="1E1E1E"/>
+          <w:lang w:val="en-US" w:eastAsia="zh-CN" w:bidi="ar"/>
+        </w:rPr>
+        <w:t>weights</w:t>
+      </w:r>
+      <w:r>
+        <w:rPr>
+          <w:rFonts w:hint="default" w:ascii="FantasqueSansM Nerd Font" w:hAnsi="FantasqueSansM Nerd Font" w:eastAsia="FantasqueSansM Nerd Font" w:cs="FantasqueSansM Nerd Font"/>
+          <w:b w:val="0"/>
+          <w:bCs w:val="0"/>
+          <w:color w:val="D4D4D4"/>
+          <w:kern w:val="0"/>
+          <w:sz w:val="24"/>
+          <w:szCs w:val="24"/>
+          <w:shd w:val="clear" w:fill="1E1E1E"/>
+          <w:lang w:val="en-US" w:eastAsia="zh-CN" w:bidi="ar"/>
+        </w:rPr>
+        <w:t>[</w:t>
+      </w:r>
+      <w:r>
+        <w:rPr>
+          <w:rFonts w:hint="default" w:ascii="FantasqueSansM Nerd Font" w:hAnsi="FantasqueSansM Nerd Font" w:eastAsia="FantasqueSansM Nerd Font" w:cs="FantasqueSansM Nerd Font"/>
+          <w:b w:val="0"/>
+          <w:bCs w:val="0"/>
+          <w:color w:val="9CDCFE"/>
+          <w:kern w:val="0"/>
+          <w:sz w:val="24"/>
+          <w:szCs w:val="24"/>
+          <w:shd w:val="clear" w:fill="1E1E1E"/>
+          <w:lang w:val="en-US" w:eastAsia="zh-CN" w:bidi="ar"/>
+        </w:rPr>
+        <w:t>j</w:t>
+      </w:r>
+      <w:r>
+        <w:rPr>
+          <w:rFonts w:hint="default" w:ascii="FantasqueSansM Nerd Font" w:hAnsi="FantasqueSansM Nerd Font" w:eastAsia="FantasqueSansM Nerd Font" w:cs="FantasqueSansM Nerd Font"/>
+          <w:b w:val="0"/>
+          <w:bCs w:val="0"/>
+          <w:color w:val="D4D4D4"/>
+          <w:kern w:val="0"/>
+          <w:sz w:val="24"/>
+          <w:szCs w:val="24"/>
+          <w:shd w:val="clear" w:fill="1E1E1E"/>
+          <w:lang w:val="en-US" w:eastAsia="zh-CN" w:bidi="ar"/>
+        </w:rPr>
+        <w:t>][</w:t>
+      </w:r>
+      <w:r>
+        <w:rPr>
+          <w:rFonts w:hint="default" w:ascii="FantasqueSansM Nerd Font" w:hAnsi="FantasqueSansM Nerd Font" w:eastAsia="FantasqueSansM Nerd Font" w:cs="FantasqueSansM Nerd Font"/>
+          <w:b w:val="0"/>
+          <w:bCs w:val="0"/>
+          <w:color w:val="9CDCFE"/>
+          <w:kern w:val="0"/>
+          <w:sz w:val="24"/>
+          <w:szCs w:val="24"/>
+          <w:shd w:val="clear" w:fill="1E1E1E"/>
+          <w:lang w:val="en-US" w:eastAsia="zh-CN" w:bidi="ar"/>
+        </w:rPr>
+        <w:t>k</w:t>
+      </w:r>
+      <w:r>
+        <w:rPr>
+          <w:rFonts w:hint="default" w:ascii="FantasqueSansM Nerd Font" w:hAnsi="FantasqueSansM Nerd Font" w:eastAsia="FantasqueSansM Nerd Font" w:cs="FantasqueSansM Nerd Font"/>
+          <w:b w:val="0"/>
+          <w:bCs w:val="0"/>
+          <w:color w:val="D4D4D4"/>
+          <w:kern w:val="0"/>
+          <w:sz w:val="24"/>
+          <w:szCs w:val="24"/>
+          <w:shd w:val="clear" w:fill="1E1E1E"/>
+          <w:lang w:val="en-US" w:eastAsia="zh-CN" w:bidi="ar"/>
+        </w:rPr>
+        <w:t xml:space="preserve">] += </w:t>
+      </w:r>
+      <w:r>
+        <w:rPr>
+          <w:rFonts w:hint="default" w:ascii="FantasqueSansM Nerd Font" w:hAnsi="FantasqueSansM Nerd Font" w:eastAsia="FantasqueSansM Nerd Font" w:cs="FantasqueSansM Nerd Font"/>
+          <w:b w:val="0"/>
+          <w:bCs w:val="0"/>
+          <w:color w:val="9CDCFE"/>
+          <w:kern w:val="0"/>
+          <w:sz w:val="24"/>
+          <w:szCs w:val="24"/>
+          <w:shd w:val="clear" w:fill="1E1E1E"/>
+          <w:lang w:val="en-US" w:eastAsia="zh-CN" w:bidi="ar"/>
+        </w:rPr>
+        <w:t>i</w:t>
+      </w:r>
+      <w:r>
+        <w:rPr>
+          <w:rFonts w:hint="default" w:ascii="FantasqueSansM Nerd Font" w:hAnsi="FantasqueSansM Nerd Font" w:eastAsia="FantasqueSansM Nerd Font" w:cs="FantasqueSansM Nerd Font"/>
+          <w:b w:val="0"/>
+          <w:bCs w:val="0"/>
+          <w:color w:val="D4D4D4"/>
+          <w:kern w:val="0"/>
+          <w:sz w:val="24"/>
+          <w:szCs w:val="24"/>
+          <w:shd w:val="clear" w:fill="1E1E1E"/>
+          <w:lang w:val="en-US" w:eastAsia="zh-CN" w:bidi="ar"/>
+        </w:rPr>
+        <w:t>[</w:t>
+      </w:r>
+      <w:r>
+        <w:rPr>
+          <w:rFonts w:hint="default" w:ascii="FantasqueSansM Nerd Font" w:hAnsi="FantasqueSansM Nerd Font" w:eastAsia="FantasqueSansM Nerd Font" w:cs="FantasqueSansM Nerd Font"/>
+          <w:b w:val="0"/>
+          <w:bCs w:val="0"/>
+          <w:color w:val="9CDCFE"/>
+          <w:kern w:val="0"/>
+          <w:sz w:val="24"/>
+          <w:szCs w:val="24"/>
+          <w:shd w:val="clear" w:fill="1E1E1E"/>
+          <w:lang w:val="en-US" w:eastAsia="zh-CN" w:bidi="ar"/>
+        </w:rPr>
+        <w:t>j</w:t>
+      </w:r>
+      <w:r>
+        <w:rPr>
+          <w:rFonts w:hint="default" w:ascii="FantasqueSansM Nerd Font" w:hAnsi="FantasqueSansM Nerd Font" w:eastAsia="FantasqueSansM Nerd Font" w:cs="FantasqueSansM Nerd Font"/>
+          <w:b w:val="0"/>
+          <w:bCs w:val="0"/>
+          <w:color w:val="D4D4D4"/>
+          <w:kern w:val="0"/>
+          <w:sz w:val="24"/>
+          <w:szCs w:val="24"/>
+          <w:shd w:val="clear" w:fill="1E1E1E"/>
+          <w:lang w:val="en-US" w:eastAsia="zh-CN" w:bidi="ar"/>
+        </w:rPr>
+        <w:t xml:space="preserve">] * </w:t>
+      </w:r>
+      <w:r>
+        <w:rPr>
+          <w:rFonts w:hint="default" w:ascii="FantasqueSansM Nerd Font" w:hAnsi="FantasqueSansM Nerd Font" w:eastAsia="FantasqueSansM Nerd Font" w:cs="FantasqueSansM Nerd Font"/>
+          <w:b w:val="0"/>
+          <w:bCs w:val="0"/>
+          <w:color w:val="9CDCFE"/>
+          <w:kern w:val="0"/>
+          <w:sz w:val="24"/>
+          <w:szCs w:val="24"/>
+          <w:shd w:val="clear" w:fill="1E1E1E"/>
+          <w:lang w:val="en-US" w:eastAsia="zh-CN" w:bidi="ar"/>
+        </w:rPr>
+        <w:t>i</w:t>
+      </w:r>
+      <w:r>
+        <w:rPr>
+          <w:rFonts w:hint="default" w:ascii="FantasqueSansM Nerd Font" w:hAnsi="FantasqueSansM Nerd Font" w:eastAsia="FantasqueSansM Nerd Font" w:cs="FantasqueSansM Nerd Font"/>
+          <w:b w:val="0"/>
+          <w:bCs w:val="0"/>
+          <w:color w:val="D4D4D4"/>
+          <w:kern w:val="0"/>
+          <w:sz w:val="24"/>
+          <w:szCs w:val="24"/>
+          <w:shd w:val="clear" w:fill="1E1E1E"/>
+          <w:lang w:val="en-US" w:eastAsia="zh-CN" w:bidi="ar"/>
+        </w:rPr>
+        <w:t>[</w:t>
+      </w:r>
+      <w:r>
+        <w:rPr>
+          <w:rFonts w:hint="default" w:ascii="FantasqueSansM Nerd Font" w:hAnsi="FantasqueSansM Nerd Font" w:eastAsia="FantasqueSansM Nerd Font" w:cs="FantasqueSansM Nerd Font"/>
+          <w:b w:val="0"/>
+          <w:bCs w:val="0"/>
+          <w:color w:val="9CDCFE"/>
+          <w:kern w:val="0"/>
+          <w:sz w:val="24"/>
+          <w:szCs w:val="24"/>
+          <w:shd w:val="clear" w:fill="1E1E1E"/>
+          <w:lang w:val="en-US" w:eastAsia="zh-CN" w:bidi="ar"/>
+        </w:rPr>
+        <w:t>k</w:t>
+      </w:r>
+      <w:r>
+        <w:rPr>
+          <w:rFonts w:hint="default" w:ascii="FantasqueSansM Nerd Font" w:hAnsi="FantasqueSansM Nerd Font" w:eastAsia="FantasqueSansM Nerd Font" w:cs="FantasqueSansM Nerd Font"/>
+          <w:b w:val="0"/>
+          <w:bCs w:val="0"/>
+          <w:color w:val="D4D4D4"/>
+          <w:kern w:val="0"/>
+          <w:sz w:val="24"/>
+          <w:szCs w:val="24"/>
+          <w:shd w:val="clear" w:fill="1E1E1E"/>
+          <w:lang w:val="en-US" w:eastAsia="zh-CN" w:bidi="ar"/>
+        </w:rPr>
+        <w:t>]</w:t>
+      </w:r>
+    </w:p>
+    <w:p>
+      <w:pPr>
+        <w:keepNext w:val="0"/>
+        <w:keepLines w:val="0"/>
+        <w:widowControl/>
+        <w:suppressLineNumbers w:val="0"/>
+        <w:shd w:val="clear" w:fill="1E1E1E"/>
+        <w:spacing w:line="190" w:lineRule="atLeast"/>
+        <w:jc w:val="left"/>
+        <w:rPr>
+          <w:sz w:val="24"/>
+          <w:szCs w:val="24"/>
+        </w:rPr>
+      </w:pPr>
+      <w:r>
+        <w:rPr>
+          <w:rFonts w:hint="default" w:ascii="FantasqueSansM Nerd Font" w:hAnsi="FantasqueSansM Nerd Font" w:eastAsia="FantasqueSansM Nerd Font" w:cs="FantasqueSansM Nerd Font"/>
+          <w:b w:val="0"/>
+          <w:bCs w:val="0"/>
+          <w:color w:val="D4D4D4"/>
+          <w:kern w:val="0"/>
+          <w:sz w:val="24"/>
+          <w:szCs w:val="24"/>
+          <w:shd w:val="clear" w:fill="1E1E1E"/>
+          <w:lang w:val="en-US" w:eastAsia="zh-CN" w:bidi="ar"/>
+        </w:rPr>
+        <w:t xml:space="preserve">        </w:t>
+      </w:r>
+      <w:r>
+        <w:rPr>
+          <w:rFonts w:hint="default" w:ascii="FantasqueSansM Nerd Font" w:hAnsi="FantasqueSansM Nerd Font" w:eastAsia="FantasqueSansM Nerd Font" w:cs="FantasqueSansM Nerd Font"/>
+          <w:b w:val="0"/>
+          <w:bCs w:val="0"/>
+          <w:color w:val="DCDCAA"/>
+          <w:kern w:val="0"/>
+          <w:sz w:val="24"/>
+          <w:szCs w:val="24"/>
+          <w:shd w:val="clear" w:fill="1E1E1E"/>
+          <w:lang w:val="en-US" w:eastAsia="zh-CN" w:bidi="ar"/>
+        </w:rPr>
+        <w:t>print</w:t>
+      </w:r>
+      <w:r>
+        <w:rPr>
+          <w:rFonts w:hint="default" w:ascii="FantasqueSansM Nerd Font" w:hAnsi="FantasqueSansM Nerd Font" w:eastAsia="FantasqueSansM Nerd Font" w:cs="FantasqueSansM Nerd Font"/>
+          <w:b w:val="0"/>
+          <w:bCs w:val="0"/>
+          <w:color w:val="D4D4D4"/>
+          <w:kern w:val="0"/>
+          <w:sz w:val="24"/>
+          <w:szCs w:val="24"/>
+          <w:shd w:val="clear" w:fill="1E1E1E"/>
+          <w:lang w:val="en-US" w:eastAsia="zh-CN" w:bidi="ar"/>
+        </w:rPr>
+        <w:t>(</w:t>
+      </w:r>
+      <w:r>
+        <w:rPr>
+          <w:rFonts w:hint="default" w:ascii="FantasqueSansM Nerd Font" w:hAnsi="FantasqueSansM Nerd Font" w:eastAsia="FantasqueSansM Nerd Font" w:cs="FantasqueSansM Nerd Font"/>
+          <w:b w:val="0"/>
+          <w:bCs w:val="0"/>
+          <w:color w:val="9CDCFE"/>
+          <w:kern w:val="0"/>
+          <w:sz w:val="24"/>
+          <w:szCs w:val="24"/>
+          <w:shd w:val="clear" w:fill="1E1E1E"/>
+          <w:lang w:val="en-US" w:eastAsia="zh-CN" w:bidi="ar"/>
+        </w:rPr>
+        <w:t>self</w:t>
+      </w:r>
+      <w:r>
+        <w:rPr>
+          <w:rFonts w:hint="default" w:ascii="FantasqueSansM Nerd Font" w:hAnsi="FantasqueSansM Nerd Font" w:eastAsia="FantasqueSansM Nerd Font" w:cs="FantasqueSansM Nerd Font"/>
+          <w:b w:val="0"/>
+          <w:bCs w:val="0"/>
+          <w:color w:val="D4D4D4"/>
+          <w:kern w:val="0"/>
+          <w:sz w:val="24"/>
+          <w:szCs w:val="24"/>
+          <w:shd w:val="clear" w:fill="1E1E1E"/>
+          <w:lang w:val="en-US" w:eastAsia="zh-CN" w:bidi="ar"/>
+        </w:rPr>
+        <w:t>.</w:t>
+      </w:r>
+      <w:r>
+        <w:rPr>
+          <w:rFonts w:hint="default" w:ascii="FantasqueSansM Nerd Font" w:hAnsi="FantasqueSansM Nerd Font" w:eastAsia="FantasqueSansM Nerd Font" w:cs="FantasqueSansM Nerd Font"/>
+          <w:b w:val="0"/>
+          <w:bCs w:val="0"/>
+          <w:color w:val="9CDCFE"/>
+          <w:kern w:val="0"/>
+          <w:sz w:val="24"/>
+          <w:szCs w:val="24"/>
+          <w:shd w:val="clear" w:fill="1E1E1E"/>
+          <w:lang w:val="en-US" w:eastAsia="zh-CN" w:bidi="ar"/>
+        </w:rPr>
+        <w:t>weights</w:t>
+      </w:r>
+      <w:r>
+        <w:rPr>
+          <w:rFonts w:hint="default" w:ascii="FantasqueSansM Nerd Font" w:hAnsi="FantasqueSansM Nerd Font" w:eastAsia="FantasqueSansM Nerd Font" w:cs="FantasqueSansM Nerd Font"/>
+          <w:b w:val="0"/>
+          <w:bCs w:val="0"/>
+          <w:color w:val="D4D4D4"/>
+          <w:kern w:val="0"/>
+          <w:sz w:val="24"/>
+          <w:szCs w:val="24"/>
+          <w:shd w:val="clear" w:fill="1E1E1E"/>
+          <w:lang w:val="en-US" w:eastAsia="zh-CN" w:bidi="ar"/>
+        </w:rPr>
+        <w:t>)</w:t>
+      </w:r>
+    </w:p>
+    <w:p>
+      <w:pPr>
+        <w:keepNext w:val="0"/>
+        <w:keepLines w:val="0"/>
+        <w:widowControl/>
+        <w:suppressLineNumbers w:val="0"/>
+        <w:shd w:val="clear" w:fill="1E1E1E"/>
+        <w:spacing w:line="190" w:lineRule="atLeast"/>
+        <w:jc w:val="left"/>
+        <w:rPr>
+          <w:rFonts w:hint="default" w:ascii="FantasqueSansM Nerd Font" w:hAnsi="FantasqueSansM Nerd Font" w:eastAsia="FantasqueSansM Nerd Font" w:cs="FantasqueSansM Nerd Font"/>
+          <w:b w:val="0"/>
+          <w:bCs w:val="0"/>
+          <w:color w:val="D4D4D4"/>
+          <w:sz w:val="24"/>
+          <w:szCs w:val="24"/>
+        </w:rPr>
+      </w:pPr>
+      <w:r>
+        <w:rPr>
+          <w:rFonts w:hint="default" w:ascii="FantasqueSansM Nerd Font" w:hAnsi="FantasqueSansM Nerd Font" w:eastAsia="FantasqueSansM Nerd Font" w:cs="FantasqueSansM Nerd Font"/>
+          <w:b w:val="0"/>
+          <w:bCs w:val="0"/>
+          <w:color w:val="D4D4D4"/>
+          <w:kern w:val="0"/>
+          <w:sz w:val="24"/>
+          <w:szCs w:val="24"/>
+          <w:shd w:val="clear" w:fill="1E1E1E"/>
+          <w:lang w:val="en-US" w:eastAsia="zh-CN" w:bidi="ar"/>
+        </w:rPr>
+        <w:t xml:space="preserve">    </w:t>
+      </w:r>
+      <w:r>
+        <w:rPr>
+          <w:rFonts w:hint="default" w:ascii="FantasqueSansM Nerd Font" w:hAnsi="FantasqueSansM Nerd Font" w:eastAsia="FantasqueSansM Nerd Font" w:cs="FantasqueSansM Nerd Font"/>
+          <w:b w:val="0"/>
+          <w:bCs w:val="0"/>
+          <w:color w:val="569CD6"/>
+          <w:kern w:val="0"/>
+          <w:sz w:val="24"/>
+          <w:szCs w:val="24"/>
+          <w:shd w:val="clear" w:fill="1E1E1E"/>
+          <w:lang w:val="en-US" w:eastAsia="zh-CN" w:bidi="ar"/>
+        </w:rPr>
+        <w:t>def</w:t>
+      </w:r>
+      <w:r>
+        <w:rPr>
+          <w:rFonts w:hint="default" w:ascii="FantasqueSansM Nerd Font" w:hAnsi="FantasqueSansM Nerd Font" w:eastAsia="FantasqueSansM Nerd Font" w:cs="FantasqueSansM Nerd Font"/>
+          <w:b w:val="0"/>
+          <w:bCs w:val="0"/>
+          <w:color w:val="D4D4D4"/>
+          <w:kern w:val="0"/>
+          <w:sz w:val="24"/>
+          <w:szCs w:val="24"/>
+          <w:shd w:val="clear" w:fill="1E1E1E"/>
+          <w:lang w:val="en-US" w:eastAsia="zh-CN" w:bidi="ar"/>
+        </w:rPr>
+        <w:t xml:space="preserve"> </w:t>
+      </w:r>
+      <w:r>
+        <w:rPr>
+          <w:rFonts w:hint="default" w:ascii="FantasqueSansM Nerd Font" w:hAnsi="FantasqueSansM Nerd Font" w:eastAsia="FantasqueSansM Nerd Font" w:cs="FantasqueSansM Nerd Font"/>
+          <w:b w:val="0"/>
+          <w:bCs w:val="0"/>
+          <w:color w:val="DCDCAA"/>
+          <w:kern w:val="0"/>
+          <w:sz w:val="24"/>
+          <w:szCs w:val="24"/>
+          <w:shd w:val="clear" w:fill="1E1E1E"/>
+          <w:lang w:val="en-US" w:eastAsia="zh-CN" w:bidi="ar"/>
+        </w:rPr>
+        <w:t>recall</w:t>
+      </w:r>
+      <w:r>
+        <w:rPr>
+          <w:rFonts w:hint="default" w:ascii="FantasqueSansM Nerd Font" w:hAnsi="FantasqueSansM Nerd Font" w:eastAsia="FantasqueSansM Nerd Font" w:cs="FantasqueSansM Nerd Font"/>
+          <w:b w:val="0"/>
+          <w:bCs w:val="0"/>
+          <w:color w:val="D4D4D4"/>
+          <w:kern w:val="0"/>
+          <w:sz w:val="24"/>
+          <w:szCs w:val="24"/>
+          <w:shd w:val="clear" w:fill="1E1E1E"/>
+          <w:lang w:val="en-US" w:eastAsia="zh-CN" w:bidi="ar"/>
+        </w:rPr>
+        <w:t>(</w:t>
+      </w:r>
+      <w:r>
+        <w:rPr>
+          <w:rFonts w:hint="default" w:ascii="FantasqueSansM Nerd Font" w:hAnsi="FantasqueSansM Nerd Font" w:eastAsia="FantasqueSansM Nerd Font" w:cs="FantasqueSansM Nerd Font"/>
+          <w:b w:val="0"/>
+          <w:bCs w:val="0"/>
+          <w:color w:val="9CDCFE"/>
+          <w:kern w:val="0"/>
+          <w:sz w:val="24"/>
+          <w:szCs w:val="24"/>
+          <w:shd w:val="clear" w:fill="1E1E1E"/>
+          <w:lang w:val="en-US" w:eastAsia="zh-CN" w:bidi="ar"/>
+        </w:rPr>
+        <w:t>self</w:t>
+      </w:r>
+      <w:r>
+        <w:rPr>
+          <w:rFonts w:hint="default" w:ascii="FantasqueSansM Nerd Font" w:hAnsi="FantasqueSansM Nerd Font" w:eastAsia="FantasqueSansM Nerd Font" w:cs="FantasqueSansM Nerd Font"/>
+          <w:b w:val="0"/>
+          <w:bCs w:val="0"/>
+          <w:color w:val="D4D4D4"/>
+          <w:kern w:val="0"/>
+          <w:sz w:val="24"/>
+          <w:szCs w:val="24"/>
+          <w:shd w:val="clear" w:fill="1E1E1E"/>
+          <w:lang w:val="en-US" w:eastAsia="zh-CN" w:bidi="ar"/>
+        </w:rPr>
+        <w:t xml:space="preserve">, </w:t>
+      </w:r>
+      <w:r>
+        <w:rPr>
+          <w:rFonts w:hint="default" w:ascii="FantasqueSansM Nerd Font" w:hAnsi="FantasqueSansM Nerd Font" w:eastAsia="FantasqueSansM Nerd Font" w:cs="FantasqueSansM Nerd Font"/>
+          <w:b w:val="0"/>
+          <w:bCs w:val="0"/>
+          <w:color w:val="9CDCFE"/>
+          <w:kern w:val="0"/>
+          <w:sz w:val="24"/>
+          <w:szCs w:val="24"/>
+          <w:shd w:val="clear" w:fill="1E1E1E"/>
+          <w:lang w:val="en-US" w:eastAsia="zh-CN" w:bidi="ar"/>
+        </w:rPr>
+        <w:t>input_array</w:t>
+      </w:r>
+      <w:r>
+        <w:rPr>
+          <w:rFonts w:hint="default" w:ascii="FantasqueSansM Nerd Font" w:hAnsi="FantasqueSansM Nerd Font" w:eastAsia="FantasqueSansM Nerd Font" w:cs="FantasqueSansM Nerd Font"/>
+          <w:b w:val="0"/>
+          <w:bCs w:val="0"/>
+          <w:color w:val="D4D4D4"/>
+          <w:kern w:val="0"/>
+          <w:sz w:val="24"/>
+          <w:szCs w:val="24"/>
+          <w:shd w:val="clear" w:fill="1E1E1E"/>
+          <w:lang w:val="en-US" w:eastAsia="zh-CN" w:bidi="ar"/>
+        </w:rPr>
+        <w:t xml:space="preserve">, </w:t>
+      </w:r>
+      <w:r>
+        <w:rPr>
+          <w:rFonts w:hint="default" w:ascii="FantasqueSansM Nerd Font" w:hAnsi="FantasqueSansM Nerd Font" w:eastAsia="FantasqueSansM Nerd Font" w:cs="FantasqueSansM Nerd Font"/>
+          <w:b w:val="0"/>
+          <w:bCs w:val="0"/>
+          <w:color w:val="9CDCFE"/>
+          <w:kern w:val="0"/>
+          <w:sz w:val="24"/>
+          <w:szCs w:val="24"/>
+          <w:shd w:val="clear" w:fill="1E1E1E"/>
+          <w:lang w:val="en-US" w:eastAsia="zh-CN" w:bidi="ar"/>
+        </w:rPr>
+        <w:t>max_loop</w:t>
+      </w:r>
+      <w:r>
+        <w:rPr>
+          <w:rFonts w:hint="default" w:ascii="FantasqueSansM Nerd Font" w:hAnsi="FantasqueSansM Nerd Font" w:eastAsia="FantasqueSansM Nerd Font" w:cs="FantasqueSansM Nerd Font"/>
+          <w:b w:val="0"/>
+          <w:bCs w:val="0"/>
+          <w:color w:val="D4D4D4"/>
+          <w:kern w:val="0"/>
+          <w:sz w:val="24"/>
+          <w:szCs w:val="24"/>
+          <w:shd w:val="clear" w:fill="1E1E1E"/>
+          <w:lang w:val="en-US" w:eastAsia="zh-CN" w:bidi="ar"/>
+        </w:rPr>
+        <w:t>=</w:t>
+      </w:r>
+      <w:r>
+        <w:rPr>
+          <w:rFonts w:hint="default" w:ascii="FantasqueSansM Nerd Font" w:hAnsi="FantasqueSansM Nerd Font" w:eastAsia="FantasqueSansM Nerd Font" w:cs="FantasqueSansM Nerd Font"/>
+          <w:b w:val="0"/>
+          <w:bCs w:val="0"/>
+          <w:color w:val="B5CEA8"/>
+          <w:kern w:val="0"/>
+          <w:sz w:val="24"/>
+          <w:szCs w:val="24"/>
+          <w:shd w:val="clear" w:fill="1E1E1E"/>
+          <w:lang w:val="en-US" w:eastAsia="zh-CN" w:bidi="ar"/>
+        </w:rPr>
+        <w:t>1000</w:t>
+      </w:r>
+      <w:r>
+        <w:rPr>
+          <w:rFonts w:hint="default" w:ascii="FantasqueSansM Nerd Font" w:hAnsi="FantasqueSansM Nerd Font" w:eastAsia="FantasqueSansM Nerd Font" w:cs="FantasqueSansM Nerd Font"/>
+          <w:b w:val="0"/>
+          <w:bCs w:val="0"/>
+          <w:color w:val="D4D4D4"/>
+          <w:kern w:val="0"/>
+          <w:sz w:val="24"/>
+          <w:szCs w:val="24"/>
+          <w:shd w:val="clear" w:fill="1E1E1E"/>
+          <w:lang w:val="en-US" w:eastAsia="zh-CN" w:bidi="ar"/>
+        </w:rPr>
+        <w:t>):</w:t>
+      </w:r>
+    </w:p>
+    <w:p>
+      <w:pPr>
+        <w:keepNext w:val="0"/>
+        <w:keepLines w:val="0"/>
+        <w:widowControl/>
+        <w:suppressLineNumbers w:val="0"/>
+        <w:shd w:val="clear" w:fill="1E1E1E"/>
+        <w:spacing w:line="190" w:lineRule="atLeast"/>
+        <w:jc w:val="left"/>
+        <w:rPr>
+          <w:rFonts w:hint="default" w:ascii="FantasqueSansM Nerd Font" w:hAnsi="FantasqueSansM Nerd Font" w:eastAsia="FantasqueSansM Nerd Font" w:cs="FantasqueSansM Nerd Font"/>
+          <w:b w:val="0"/>
+          <w:bCs w:val="0"/>
+          <w:color w:val="D4D4D4"/>
+          <w:sz w:val="24"/>
+          <w:szCs w:val="24"/>
+        </w:rPr>
+      </w:pPr>
+      <w:r>
+        <w:rPr>
+          <w:rFonts w:hint="default" w:ascii="FantasqueSansM Nerd Font" w:hAnsi="FantasqueSansM Nerd Font" w:eastAsia="FantasqueSansM Nerd Font" w:cs="FantasqueSansM Nerd Font"/>
+          <w:b w:val="0"/>
+          <w:bCs w:val="0"/>
+          <w:color w:val="D4D4D4"/>
+          <w:kern w:val="0"/>
+          <w:sz w:val="24"/>
+          <w:szCs w:val="24"/>
+          <w:shd w:val="clear" w:fill="1E1E1E"/>
+          <w:lang w:val="en-US" w:eastAsia="zh-CN" w:bidi="ar"/>
+        </w:rPr>
+        <w:t xml:space="preserve">        </w:t>
+      </w:r>
+      <w:r>
+        <w:rPr>
+          <w:rFonts w:hint="default" w:ascii="FantasqueSansM Nerd Font" w:hAnsi="FantasqueSansM Nerd Font" w:eastAsia="FantasqueSansM Nerd Font" w:cs="FantasqueSansM Nerd Font"/>
+          <w:b w:val="0"/>
+          <w:bCs w:val="0"/>
+          <w:color w:val="9CDCFE"/>
+          <w:kern w:val="0"/>
+          <w:sz w:val="24"/>
+          <w:szCs w:val="24"/>
+          <w:shd w:val="clear" w:fill="1E1E1E"/>
+          <w:lang w:val="en-US" w:eastAsia="zh-CN" w:bidi="ar"/>
+        </w:rPr>
+        <w:t>output_array</w:t>
+      </w:r>
+      <w:r>
+        <w:rPr>
+          <w:rFonts w:hint="default" w:ascii="FantasqueSansM Nerd Font" w:hAnsi="FantasqueSansM Nerd Font" w:eastAsia="FantasqueSansM Nerd Font" w:cs="FantasqueSansM Nerd Font"/>
+          <w:b w:val="0"/>
+          <w:bCs w:val="0"/>
+          <w:color w:val="D4D4D4"/>
+          <w:kern w:val="0"/>
+          <w:sz w:val="24"/>
+          <w:szCs w:val="24"/>
+          <w:shd w:val="clear" w:fill="1E1E1E"/>
+          <w:lang w:val="en-US" w:eastAsia="zh-CN" w:bidi="ar"/>
+        </w:rPr>
+        <w:t xml:space="preserve"> = </w:t>
+      </w:r>
+      <w:r>
+        <w:rPr>
+          <w:rFonts w:hint="default" w:ascii="FantasqueSansM Nerd Font" w:hAnsi="FantasqueSansM Nerd Font" w:eastAsia="FantasqueSansM Nerd Font" w:cs="FantasqueSansM Nerd Font"/>
+          <w:b w:val="0"/>
+          <w:bCs w:val="0"/>
+          <w:color w:val="4EC9B0"/>
+          <w:kern w:val="0"/>
+          <w:sz w:val="24"/>
+          <w:szCs w:val="24"/>
+          <w:shd w:val="clear" w:fill="1E1E1E"/>
+          <w:lang w:val="en-US" w:eastAsia="zh-CN" w:bidi="ar"/>
+        </w:rPr>
+        <w:t>np</w:t>
+      </w:r>
+      <w:r>
+        <w:rPr>
+          <w:rFonts w:hint="default" w:ascii="FantasqueSansM Nerd Font" w:hAnsi="FantasqueSansM Nerd Font" w:eastAsia="FantasqueSansM Nerd Font" w:cs="FantasqueSansM Nerd Font"/>
+          <w:b w:val="0"/>
+          <w:bCs w:val="0"/>
+          <w:color w:val="D4D4D4"/>
+          <w:kern w:val="0"/>
+          <w:sz w:val="24"/>
+          <w:szCs w:val="24"/>
+          <w:shd w:val="clear" w:fill="1E1E1E"/>
+          <w:lang w:val="en-US" w:eastAsia="zh-CN" w:bidi="ar"/>
+        </w:rPr>
+        <w:t>.</w:t>
+      </w:r>
+      <w:r>
+        <w:rPr>
+          <w:rFonts w:hint="default" w:ascii="FantasqueSansM Nerd Font" w:hAnsi="FantasqueSansM Nerd Font" w:eastAsia="FantasqueSansM Nerd Font" w:cs="FantasqueSansM Nerd Font"/>
+          <w:b w:val="0"/>
+          <w:bCs w:val="0"/>
+          <w:color w:val="9CDCFE"/>
+          <w:kern w:val="0"/>
+          <w:sz w:val="24"/>
+          <w:szCs w:val="24"/>
+          <w:shd w:val="clear" w:fill="1E1E1E"/>
+          <w:lang w:val="en-US" w:eastAsia="zh-CN" w:bidi="ar"/>
+        </w:rPr>
+        <w:t>zeros</w:t>
+      </w:r>
+      <w:r>
+        <w:rPr>
+          <w:rFonts w:hint="default" w:ascii="FantasqueSansM Nerd Font" w:hAnsi="FantasqueSansM Nerd Font" w:eastAsia="FantasqueSansM Nerd Font" w:cs="FantasqueSansM Nerd Font"/>
+          <w:b w:val="0"/>
+          <w:bCs w:val="0"/>
+          <w:color w:val="D4D4D4"/>
+          <w:kern w:val="0"/>
+          <w:sz w:val="24"/>
+          <w:szCs w:val="24"/>
+          <w:shd w:val="clear" w:fill="1E1E1E"/>
+          <w:lang w:val="en-US" w:eastAsia="zh-CN" w:bidi="ar"/>
+        </w:rPr>
+        <w:t>(</w:t>
+      </w:r>
+      <w:r>
+        <w:rPr>
+          <w:rFonts w:hint="default" w:ascii="FantasqueSansM Nerd Font" w:hAnsi="FantasqueSansM Nerd Font" w:eastAsia="FantasqueSansM Nerd Font" w:cs="FantasqueSansM Nerd Font"/>
+          <w:b w:val="0"/>
+          <w:bCs w:val="0"/>
+          <w:color w:val="DCDCAA"/>
+          <w:kern w:val="0"/>
+          <w:sz w:val="24"/>
+          <w:szCs w:val="24"/>
+          <w:shd w:val="clear" w:fill="1E1E1E"/>
+          <w:lang w:val="en-US" w:eastAsia="zh-CN" w:bidi="ar"/>
+        </w:rPr>
+        <w:t>len</w:t>
+      </w:r>
+      <w:r>
+        <w:rPr>
+          <w:rFonts w:hint="default" w:ascii="FantasqueSansM Nerd Font" w:hAnsi="FantasqueSansM Nerd Font" w:eastAsia="FantasqueSansM Nerd Font" w:cs="FantasqueSansM Nerd Font"/>
+          <w:b w:val="0"/>
+          <w:bCs w:val="0"/>
+          <w:color w:val="D4D4D4"/>
+          <w:kern w:val="0"/>
+          <w:sz w:val="24"/>
+          <w:szCs w:val="24"/>
+          <w:shd w:val="clear" w:fill="1E1E1E"/>
+          <w:lang w:val="en-US" w:eastAsia="zh-CN" w:bidi="ar"/>
+        </w:rPr>
+        <w:t>(</w:t>
+      </w:r>
+      <w:r>
+        <w:rPr>
+          <w:rFonts w:hint="default" w:ascii="FantasqueSansM Nerd Font" w:hAnsi="FantasqueSansM Nerd Font" w:eastAsia="FantasqueSansM Nerd Font" w:cs="FantasqueSansM Nerd Font"/>
+          <w:b w:val="0"/>
+          <w:bCs w:val="0"/>
+          <w:color w:val="9CDCFE"/>
+          <w:kern w:val="0"/>
+          <w:sz w:val="24"/>
+          <w:szCs w:val="24"/>
+          <w:shd w:val="clear" w:fill="1E1E1E"/>
+          <w:lang w:val="en-US" w:eastAsia="zh-CN" w:bidi="ar"/>
+        </w:rPr>
+        <w:t>input_array</w:t>
+      </w:r>
+      <w:r>
+        <w:rPr>
+          <w:rFonts w:hint="default" w:ascii="FantasqueSansM Nerd Font" w:hAnsi="FantasqueSansM Nerd Font" w:eastAsia="FantasqueSansM Nerd Font" w:cs="FantasqueSansM Nerd Font"/>
+          <w:b w:val="0"/>
+          <w:bCs w:val="0"/>
+          <w:color w:val="D4D4D4"/>
+          <w:kern w:val="0"/>
+          <w:sz w:val="24"/>
+          <w:szCs w:val="24"/>
+          <w:shd w:val="clear" w:fill="1E1E1E"/>
+          <w:lang w:val="en-US" w:eastAsia="zh-CN" w:bidi="ar"/>
+        </w:rPr>
+        <w:t>))</w:t>
+      </w:r>
+    </w:p>
+    <w:p>
+      <w:pPr>
+        <w:keepNext w:val="0"/>
+        <w:keepLines w:val="0"/>
+        <w:widowControl/>
+        <w:suppressLineNumbers w:val="0"/>
+        <w:shd w:val="clear" w:fill="1E1E1E"/>
+        <w:spacing w:line="190" w:lineRule="atLeast"/>
+        <w:jc w:val="left"/>
+        <w:rPr>
+          <w:rFonts w:hint="default" w:ascii="FantasqueSansM Nerd Font" w:hAnsi="FantasqueSansM Nerd Font" w:eastAsia="FantasqueSansM Nerd Font" w:cs="FantasqueSansM Nerd Font"/>
+          <w:b w:val="0"/>
+          <w:bCs w:val="0"/>
+          <w:color w:val="D4D4D4"/>
+          <w:sz w:val="24"/>
+          <w:szCs w:val="24"/>
+        </w:rPr>
+      </w:pPr>
+      <w:r>
+        <w:rPr>
+          <w:rFonts w:hint="default" w:ascii="FantasqueSansM Nerd Font" w:hAnsi="FantasqueSansM Nerd Font" w:eastAsia="FantasqueSansM Nerd Font" w:cs="FantasqueSansM Nerd Font"/>
+          <w:b w:val="0"/>
+          <w:bCs w:val="0"/>
+          <w:color w:val="D4D4D4"/>
+          <w:kern w:val="0"/>
+          <w:sz w:val="24"/>
+          <w:szCs w:val="24"/>
+          <w:shd w:val="clear" w:fill="1E1E1E"/>
+          <w:lang w:val="en-US" w:eastAsia="zh-CN" w:bidi="ar"/>
+        </w:rPr>
+        <w:t xml:space="preserve">        </w:t>
+      </w:r>
+      <w:r>
+        <w:rPr>
+          <w:rFonts w:hint="default" w:ascii="FantasqueSansM Nerd Font" w:hAnsi="FantasqueSansM Nerd Font" w:eastAsia="FantasqueSansM Nerd Font" w:cs="FantasqueSansM Nerd Font"/>
+          <w:b w:val="0"/>
+          <w:bCs w:val="0"/>
+          <w:color w:val="9CDCFE"/>
+          <w:kern w:val="0"/>
+          <w:sz w:val="24"/>
+          <w:szCs w:val="24"/>
+          <w:shd w:val="clear" w:fill="1E1E1E"/>
+          <w:lang w:val="en-US" w:eastAsia="zh-CN" w:bidi="ar"/>
+        </w:rPr>
+        <w:t>tem_array</w:t>
+      </w:r>
+      <w:r>
+        <w:rPr>
+          <w:rFonts w:hint="default" w:ascii="FantasqueSansM Nerd Font" w:hAnsi="FantasqueSansM Nerd Font" w:eastAsia="FantasqueSansM Nerd Font" w:cs="FantasqueSansM Nerd Font"/>
+          <w:b w:val="0"/>
+          <w:bCs w:val="0"/>
+          <w:color w:val="D4D4D4"/>
+          <w:kern w:val="0"/>
+          <w:sz w:val="24"/>
+          <w:szCs w:val="24"/>
+          <w:shd w:val="clear" w:fill="1E1E1E"/>
+          <w:lang w:val="en-US" w:eastAsia="zh-CN" w:bidi="ar"/>
+        </w:rPr>
+        <w:t xml:space="preserve"> = </w:t>
+      </w:r>
+      <w:r>
+        <w:rPr>
+          <w:rFonts w:hint="default" w:ascii="FantasqueSansM Nerd Font" w:hAnsi="FantasqueSansM Nerd Font" w:eastAsia="FantasqueSansM Nerd Font" w:cs="FantasqueSansM Nerd Font"/>
+          <w:b w:val="0"/>
+          <w:bCs w:val="0"/>
+          <w:color w:val="9CDCFE"/>
+          <w:kern w:val="0"/>
+          <w:sz w:val="24"/>
+          <w:szCs w:val="24"/>
+          <w:shd w:val="clear" w:fill="1E1E1E"/>
+          <w:lang w:val="en-US" w:eastAsia="zh-CN" w:bidi="ar"/>
+        </w:rPr>
+        <w:t>input_array</w:t>
+      </w:r>
+      <w:r>
+        <w:rPr>
+          <w:rFonts w:hint="default" w:ascii="FantasqueSansM Nerd Font" w:hAnsi="FantasqueSansM Nerd Font" w:eastAsia="FantasqueSansM Nerd Font" w:cs="FantasqueSansM Nerd Font"/>
+          <w:b w:val="0"/>
+          <w:bCs w:val="0"/>
+          <w:color w:val="D4D4D4"/>
+          <w:kern w:val="0"/>
+          <w:sz w:val="24"/>
+          <w:szCs w:val="24"/>
+          <w:shd w:val="clear" w:fill="1E1E1E"/>
+          <w:lang w:val="en-US" w:eastAsia="zh-CN" w:bidi="ar"/>
+        </w:rPr>
+        <w:t>.copy()</w:t>
+      </w:r>
+    </w:p>
+    <w:p>
+      <w:pPr>
+        <w:keepNext w:val="0"/>
+        <w:keepLines w:val="0"/>
+        <w:widowControl/>
+        <w:suppressLineNumbers w:val="0"/>
+        <w:shd w:val="clear" w:fill="1E1E1E"/>
+        <w:spacing w:line="190" w:lineRule="atLeast"/>
+        <w:jc w:val="left"/>
+        <w:rPr>
+          <w:rFonts w:hint="default" w:ascii="FantasqueSansM Nerd Font" w:hAnsi="FantasqueSansM Nerd Font" w:eastAsia="FantasqueSansM Nerd Font" w:cs="FantasqueSansM Nerd Font"/>
+          <w:b w:val="0"/>
+          <w:bCs w:val="0"/>
+          <w:color w:val="D4D4D4"/>
+          <w:sz w:val="24"/>
+          <w:szCs w:val="24"/>
+        </w:rPr>
+      </w:pPr>
+      <w:r>
+        <w:rPr>
+          <w:rFonts w:hint="default" w:ascii="FantasqueSansM Nerd Font" w:hAnsi="FantasqueSansM Nerd Font" w:eastAsia="FantasqueSansM Nerd Font" w:cs="FantasqueSansM Nerd Font"/>
+          <w:b w:val="0"/>
+          <w:bCs w:val="0"/>
+          <w:color w:val="D4D4D4"/>
+          <w:kern w:val="0"/>
+          <w:sz w:val="24"/>
+          <w:szCs w:val="24"/>
+          <w:shd w:val="clear" w:fill="1E1E1E"/>
+          <w:lang w:val="en-US" w:eastAsia="zh-CN" w:bidi="ar"/>
+        </w:rPr>
+        <w:t xml:space="preserve">        </w:t>
+      </w:r>
+      <w:r>
+        <w:rPr>
+          <w:rFonts w:hint="default" w:ascii="FantasqueSansM Nerd Font" w:hAnsi="FantasqueSansM Nerd Font" w:eastAsia="FantasqueSansM Nerd Font" w:cs="FantasqueSansM Nerd Font"/>
+          <w:b w:val="0"/>
+          <w:bCs w:val="0"/>
+          <w:color w:val="9CDCFE"/>
+          <w:kern w:val="0"/>
+          <w:sz w:val="24"/>
+          <w:szCs w:val="24"/>
+          <w:shd w:val="clear" w:fill="1E1E1E"/>
+          <w:lang w:val="en-US" w:eastAsia="zh-CN" w:bidi="ar"/>
+        </w:rPr>
+        <w:t>energy</w:t>
+      </w:r>
+      <w:r>
+        <w:rPr>
+          <w:rFonts w:hint="default" w:ascii="FantasqueSansM Nerd Font" w:hAnsi="FantasqueSansM Nerd Font" w:eastAsia="FantasqueSansM Nerd Font" w:cs="FantasqueSansM Nerd Font"/>
+          <w:b w:val="0"/>
+          <w:bCs w:val="0"/>
+          <w:color w:val="D4D4D4"/>
+          <w:kern w:val="0"/>
+          <w:sz w:val="24"/>
+          <w:szCs w:val="24"/>
+          <w:shd w:val="clear" w:fill="1E1E1E"/>
+          <w:lang w:val="en-US" w:eastAsia="zh-CN" w:bidi="ar"/>
+        </w:rPr>
+        <w:t xml:space="preserve"> = </w:t>
+      </w:r>
+      <w:r>
+        <w:rPr>
+          <w:rFonts w:hint="default" w:ascii="FantasqueSansM Nerd Font" w:hAnsi="FantasqueSansM Nerd Font" w:eastAsia="FantasqueSansM Nerd Font" w:cs="FantasqueSansM Nerd Font"/>
+          <w:b w:val="0"/>
+          <w:bCs w:val="0"/>
+          <w:color w:val="B5CEA8"/>
+          <w:kern w:val="0"/>
+          <w:sz w:val="24"/>
+          <w:szCs w:val="24"/>
+          <w:shd w:val="clear" w:fill="1E1E1E"/>
+          <w:lang w:val="en-US" w:eastAsia="zh-CN" w:bidi="ar"/>
+        </w:rPr>
+        <w:t>0</w:t>
+      </w:r>
+    </w:p>
+    <w:p>
+      <w:pPr>
+        <w:keepNext w:val="0"/>
+        <w:keepLines w:val="0"/>
+        <w:widowControl/>
+        <w:suppressLineNumbers w:val="0"/>
+        <w:shd w:val="clear" w:fill="1E1E1E"/>
+        <w:spacing w:line="190" w:lineRule="atLeast"/>
+        <w:jc w:val="left"/>
+        <w:rPr>
+          <w:rFonts w:hint="default" w:ascii="FantasqueSansM Nerd Font" w:hAnsi="FantasqueSansM Nerd Font" w:eastAsia="FantasqueSansM Nerd Font" w:cs="FantasqueSansM Nerd Font"/>
+          <w:b w:val="0"/>
+          <w:bCs w:val="0"/>
+          <w:color w:val="D4D4D4"/>
+          <w:sz w:val="24"/>
+          <w:szCs w:val="24"/>
+        </w:rPr>
+      </w:pPr>
+      <w:r>
+        <w:rPr>
+          <w:rFonts w:hint="default" w:ascii="FantasqueSansM Nerd Font" w:hAnsi="FantasqueSansM Nerd Font" w:eastAsia="FantasqueSansM Nerd Font" w:cs="FantasqueSansM Nerd Font"/>
+          <w:b w:val="0"/>
+          <w:bCs w:val="0"/>
+          <w:color w:val="D4D4D4"/>
+          <w:kern w:val="0"/>
+          <w:sz w:val="24"/>
+          <w:szCs w:val="24"/>
+          <w:shd w:val="clear" w:fill="1E1E1E"/>
+          <w:lang w:val="en-US" w:eastAsia="zh-CN" w:bidi="ar"/>
+        </w:rPr>
+        <w:t xml:space="preserve">        </w:t>
+      </w:r>
+      <w:r>
+        <w:rPr>
+          <w:rFonts w:hint="default" w:ascii="FantasqueSansM Nerd Font" w:hAnsi="FantasqueSansM Nerd Font" w:eastAsia="FantasqueSansM Nerd Font" w:cs="FantasqueSansM Nerd Font"/>
+          <w:b w:val="0"/>
+          <w:bCs w:val="0"/>
+          <w:color w:val="9CDCFE"/>
+          <w:kern w:val="0"/>
+          <w:sz w:val="24"/>
+          <w:szCs w:val="24"/>
+          <w:shd w:val="clear" w:fill="1E1E1E"/>
+          <w:lang w:val="en-US" w:eastAsia="zh-CN" w:bidi="ar"/>
+        </w:rPr>
+        <w:t>loop_count</w:t>
+      </w:r>
+      <w:r>
+        <w:rPr>
+          <w:rFonts w:hint="default" w:ascii="FantasqueSansM Nerd Font" w:hAnsi="FantasqueSansM Nerd Font" w:eastAsia="FantasqueSansM Nerd Font" w:cs="FantasqueSansM Nerd Font"/>
+          <w:b w:val="0"/>
+          <w:bCs w:val="0"/>
+          <w:color w:val="D4D4D4"/>
+          <w:kern w:val="0"/>
+          <w:sz w:val="24"/>
+          <w:szCs w:val="24"/>
+          <w:shd w:val="clear" w:fill="1E1E1E"/>
+          <w:lang w:val="en-US" w:eastAsia="zh-CN" w:bidi="ar"/>
+        </w:rPr>
+        <w:t xml:space="preserve"> = </w:t>
+      </w:r>
+      <w:r>
+        <w:rPr>
+          <w:rFonts w:hint="default" w:ascii="FantasqueSansM Nerd Font" w:hAnsi="FantasqueSansM Nerd Font" w:eastAsia="FantasqueSansM Nerd Font" w:cs="FantasqueSansM Nerd Font"/>
+          <w:b w:val="0"/>
+          <w:bCs w:val="0"/>
+          <w:color w:val="B5CEA8"/>
+          <w:kern w:val="0"/>
+          <w:sz w:val="24"/>
+          <w:szCs w:val="24"/>
+          <w:shd w:val="clear" w:fill="1E1E1E"/>
+          <w:lang w:val="en-US" w:eastAsia="zh-CN" w:bidi="ar"/>
+        </w:rPr>
+        <w:t>0</w:t>
+      </w:r>
+    </w:p>
+    <w:p>
+      <w:pPr>
+        <w:keepNext w:val="0"/>
+        <w:keepLines w:val="0"/>
+        <w:widowControl/>
+        <w:suppressLineNumbers w:val="0"/>
+        <w:shd w:val="clear" w:fill="1E1E1E"/>
+        <w:spacing w:line="190" w:lineRule="atLeast"/>
+        <w:jc w:val="left"/>
+        <w:rPr>
+          <w:rFonts w:hint="default" w:ascii="FantasqueSansM Nerd Font" w:hAnsi="FantasqueSansM Nerd Font" w:eastAsia="FantasqueSansM Nerd Font" w:cs="FantasqueSansM Nerd Font"/>
+          <w:b w:val="0"/>
+          <w:bCs w:val="0"/>
+          <w:color w:val="D4D4D4"/>
+          <w:sz w:val="24"/>
+          <w:szCs w:val="24"/>
+        </w:rPr>
+      </w:pPr>
+      <w:r>
+        <w:rPr>
+          <w:rFonts w:hint="default" w:ascii="FantasqueSansM Nerd Font" w:hAnsi="FantasqueSansM Nerd Font" w:eastAsia="FantasqueSansM Nerd Font" w:cs="FantasqueSansM Nerd Font"/>
+          <w:b w:val="0"/>
+          <w:bCs w:val="0"/>
+          <w:color w:val="D4D4D4"/>
+          <w:kern w:val="0"/>
+          <w:sz w:val="24"/>
+          <w:szCs w:val="24"/>
+          <w:shd w:val="clear" w:fill="1E1E1E"/>
+          <w:lang w:val="en-US" w:eastAsia="zh-CN" w:bidi="ar"/>
+        </w:rPr>
+        <w:t xml:space="preserve">        </w:t>
+      </w:r>
+      <w:r>
+        <w:rPr>
+          <w:rFonts w:hint="default" w:ascii="FantasqueSansM Nerd Font" w:hAnsi="FantasqueSansM Nerd Font" w:eastAsia="FantasqueSansM Nerd Font" w:cs="FantasqueSansM Nerd Font"/>
+          <w:b w:val="0"/>
+          <w:bCs w:val="0"/>
+          <w:color w:val="C586C0"/>
+          <w:kern w:val="0"/>
+          <w:sz w:val="24"/>
+          <w:szCs w:val="24"/>
+          <w:shd w:val="clear" w:fill="1E1E1E"/>
+          <w:lang w:val="en-US" w:eastAsia="zh-CN" w:bidi="ar"/>
+        </w:rPr>
+        <w:t>while</w:t>
+      </w:r>
+      <w:r>
+        <w:rPr>
+          <w:rFonts w:hint="default" w:ascii="FantasqueSansM Nerd Font" w:hAnsi="FantasqueSansM Nerd Font" w:eastAsia="FantasqueSansM Nerd Font" w:cs="FantasqueSansM Nerd Font"/>
+          <w:b w:val="0"/>
+          <w:bCs w:val="0"/>
+          <w:color w:val="D4D4D4"/>
+          <w:kern w:val="0"/>
+          <w:sz w:val="24"/>
+          <w:szCs w:val="24"/>
+          <w:shd w:val="clear" w:fill="1E1E1E"/>
+          <w:lang w:val="en-US" w:eastAsia="zh-CN" w:bidi="ar"/>
+        </w:rPr>
+        <w:t xml:space="preserve"> </w:t>
+      </w:r>
+      <w:r>
+        <w:rPr>
+          <w:rFonts w:hint="default" w:ascii="FantasqueSansM Nerd Font" w:hAnsi="FantasqueSansM Nerd Font" w:eastAsia="FantasqueSansM Nerd Font" w:cs="FantasqueSansM Nerd Font"/>
+          <w:b w:val="0"/>
+          <w:bCs w:val="0"/>
+          <w:color w:val="569CD6"/>
+          <w:kern w:val="0"/>
+          <w:sz w:val="24"/>
+          <w:szCs w:val="24"/>
+          <w:shd w:val="clear" w:fill="1E1E1E"/>
+          <w:lang w:val="en-US" w:eastAsia="zh-CN" w:bidi="ar"/>
+        </w:rPr>
+        <w:t>True</w:t>
+      </w:r>
+      <w:r>
+        <w:rPr>
+          <w:rFonts w:hint="default" w:ascii="FantasqueSansM Nerd Font" w:hAnsi="FantasqueSansM Nerd Font" w:eastAsia="FantasqueSansM Nerd Font" w:cs="FantasqueSansM Nerd Font"/>
+          <w:b w:val="0"/>
+          <w:bCs w:val="0"/>
+          <w:color w:val="D4D4D4"/>
+          <w:kern w:val="0"/>
+          <w:sz w:val="24"/>
+          <w:szCs w:val="24"/>
+          <w:shd w:val="clear" w:fill="1E1E1E"/>
+          <w:lang w:val="en-US" w:eastAsia="zh-CN" w:bidi="ar"/>
+        </w:rPr>
+        <w:t>:</w:t>
+      </w:r>
+    </w:p>
+    <w:p>
+      <w:pPr>
+        <w:keepNext w:val="0"/>
+        <w:keepLines w:val="0"/>
+        <w:widowControl/>
+        <w:suppressLineNumbers w:val="0"/>
+        <w:shd w:val="clear" w:fill="1E1E1E"/>
+        <w:spacing w:line="190" w:lineRule="atLeast"/>
+        <w:jc w:val="left"/>
+        <w:rPr>
+          <w:rFonts w:hint="default" w:ascii="FantasqueSansM Nerd Font" w:hAnsi="FantasqueSansM Nerd Font" w:eastAsia="FantasqueSansM Nerd Font" w:cs="FantasqueSansM Nerd Font"/>
+          <w:b w:val="0"/>
+          <w:bCs w:val="0"/>
+          <w:color w:val="D4D4D4"/>
+          <w:sz w:val="24"/>
+          <w:szCs w:val="24"/>
+        </w:rPr>
+      </w:pPr>
+      <w:r>
+        <w:rPr>
+          <w:rFonts w:hint="default" w:ascii="FantasqueSansM Nerd Font" w:hAnsi="FantasqueSansM Nerd Font" w:eastAsia="FantasqueSansM Nerd Font" w:cs="FantasqueSansM Nerd Font"/>
+          <w:b w:val="0"/>
+          <w:bCs w:val="0"/>
+          <w:color w:val="D4D4D4"/>
+          <w:kern w:val="0"/>
+          <w:sz w:val="24"/>
+          <w:szCs w:val="24"/>
+          <w:shd w:val="clear" w:fill="1E1E1E"/>
+          <w:lang w:val="en-US" w:eastAsia="zh-CN" w:bidi="ar"/>
+        </w:rPr>
+        <w:t xml:space="preserve">            </w:t>
+      </w:r>
+      <w:r>
+        <w:rPr>
+          <w:rFonts w:hint="default" w:ascii="FantasqueSansM Nerd Font" w:hAnsi="FantasqueSansM Nerd Font" w:eastAsia="FantasqueSansM Nerd Font" w:cs="FantasqueSansM Nerd Font"/>
+          <w:b w:val="0"/>
+          <w:bCs w:val="0"/>
+          <w:color w:val="9CDCFE"/>
+          <w:kern w:val="0"/>
+          <w:sz w:val="24"/>
+          <w:szCs w:val="24"/>
+          <w:shd w:val="clear" w:fill="1E1E1E"/>
+          <w:lang w:val="en-US" w:eastAsia="zh-CN" w:bidi="ar"/>
+        </w:rPr>
+        <w:t>loop_count</w:t>
+      </w:r>
+      <w:r>
+        <w:rPr>
+          <w:rFonts w:hint="default" w:ascii="FantasqueSansM Nerd Font" w:hAnsi="FantasqueSansM Nerd Font" w:eastAsia="FantasqueSansM Nerd Font" w:cs="FantasqueSansM Nerd Font"/>
+          <w:b w:val="0"/>
+          <w:bCs w:val="0"/>
+          <w:color w:val="D4D4D4"/>
+          <w:kern w:val="0"/>
+          <w:sz w:val="24"/>
+          <w:szCs w:val="24"/>
+          <w:shd w:val="clear" w:fill="1E1E1E"/>
+          <w:lang w:val="en-US" w:eastAsia="zh-CN" w:bidi="ar"/>
+        </w:rPr>
+        <w:t xml:space="preserve"> += </w:t>
+      </w:r>
+      <w:r>
+        <w:rPr>
+          <w:rFonts w:hint="default" w:ascii="FantasqueSansM Nerd Font" w:hAnsi="FantasqueSansM Nerd Font" w:eastAsia="FantasqueSansM Nerd Font" w:cs="FantasqueSansM Nerd Font"/>
+          <w:b w:val="0"/>
+          <w:bCs w:val="0"/>
+          <w:color w:val="B5CEA8"/>
+          <w:kern w:val="0"/>
+          <w:sz w:val="24"/>
+          <w:szCs w:val="24"/>
+          <w:shd w:val="clear" w:fill="1E1E1E"/>
+          <w:lang w:val="en-US" w:eastAsia="zh-CN" w:bidi="ar"/>
+        </w:rPr>
+        <w:t>1</w:t>
+      </w:r>
+    </w:p>
+    <w:p>
+      <w:pPr>
+        <w:keepNext w:val="0"/>
+        <w:keepLines w:val="0"/>
+        <w:widowControl/>
+        <w:suppressLineNumbers w:val="0"/>
+        <w:shd w:val="clear" w:fill="1E1E1E"/>
+        <w:spacing w:line="190" w:lineRule="atLeast"/>
+        <w:jc w:val="left"/>
+        <w:rPr>
+          <w:rFonts w:hint="default" w:ascii="FantasqueSansM Nerd Font" w:hAnsi="FantasqueSansM Nerd Font" w:eastAsia="FantasqueSansM Nerd Font" w:cs="FantasqueSansM Nerd Font"/>
+          <w:b w:val="0"/>
+          <w:bCs w:val="0"/>
+          <w:color w:val="D4D4D4"/>
+          <w:sz w:val="24"/>
+          <w:szCs w:val="24"/>
+        </w:rPr>
+      </w:pPr>
+      <w:r>
+        <w:rPr>
+          <w:rFonts w:hint="default" w:ascii="FantasqueSansM Nerd Font" w:hAnsi="FantasqueSansM Nerd Font" w:eastAsia="FantasqueSansM Nerd Font" w:cs="FantasqueSansM Nerd Font"/>
+          <w:b w:val="0"/>
+          <w:bCs w:val="0"/>
+          <w:color w:val="D4D4D4"/>
+          <w:kern w:val="0"/>
+          <w:sz w:val="24"/>
+          <w:szCs w:val="24"/>
+          <w:shd w:val="clear" w:fill="1E1E1E"/>
+          <w:lang w:val="en-US" w:eastAsia="zh-CN" w:bidi="ar"/>
+        </w:rPr>
+        <w:t xml:space="preserve">            </w:t>
+      </w:r>
+      <w:r>
+        <w:rPr>
+          <w:rFonts w:hint="default" w:ascii="FantasqueSansM Nerd Font" w:hAnsi="FantasqueSansM Nerd Font" w:eastAsia="FantasqueSansM Nerd Font" w:cs="FantasqueSansM Nerd Font"/>
+          <w:b w:val="0"/>
+          <w:bCs w:val="0"/>
+          <w:color w:val="9CDCFE"/>
+          <w:kern w:val="0"/>
+          <w:sz w:val="24"/>
+          <w:szCs w:val="24"/>
+          <w:shd w:val="clear" w:fill="1E1E1E"/>
+          <w:lang w:val="en-US" w:eastAsia="zh-CN" w:bidi="ar"/>
+        </w:rPr>
+        <w:t>changed</w:t>
+      </w:r>
+      <w:r>
+        <w:rPr>
+          <w:rFonts w:hint="default" w:ascii="FantasqueSansM Nerd Font" w:hAnsi="FantasqueSansM Nerd Font" w:eastAsia="FantasqueSansM Nerd Font" w:cs="FantasqueSansM Nerd Font"/>
+          <w:b w:val="0"/>
+          <w:bCs w:val="0"/>
+          <w:color w:val="D4D4D4"/>
+          <w:kern w:val="0"/>
+          <w:sz w:val="24"/>
+          <w:szCs w:val="24"/>
+          <w:shd w:val="clear" w:fill="1E1E1E"/>
+          <w:lang w:val="en-US" w:eastAsia="zh-CN" w:bidi="ar"/>
+        </w:rPr>
+        <w:t xml:space="preserve"> = </w:t>
+      </w:r>
+      <w:r>
+        <w:rPr>
+          <w:rFonts w:hint="default" w:ascii="FantasqueSansM Nerd Font" w:hAnsi="FantasqueSansM Nerd Font" w:eastAsia="FantasqueSansM Nerd Font" w:cs="FantasqueSansM Nerd Font"/>
+          <w:b w:val="0"/>
+          <w:bCs w:val="0"/>
+          <w:color w:val="569CD6"/>
+          <w:kern w:val="0"/>
+          <w:sz w:val="24"/>
+          <w:szCs w:val="24"/>
+          <w:shd w:val="clear" w:fill="1E1E1E"/>
+          <w:lang w:val="en-US" w:eastAsia="zh-CN" w:bidi="ar"/>
+        </w:rPr>
+        <w:t>False</w:t>
+      </w:r>
+    </w:p>
+    <w:p>
+      <w:pPr>
+        <w:keepNext w:val="0"/>
+        <w:keepLines w:val="0"/>
+        <w:widowControl/>
+        <w:suppressLineNumbers w:val="0"/>
+        <w:shd w:val="clear" w:fill="1E1E1E"/>
+        <w:spacing w:line="190" w:lineRule="atLeast"/>
+        <w:jc w:val="left"/>
+        <w:rPr>
+          <w:sz w:val="24"/>
+          <w:szCs w:val="24"/>
+        </w:rPr>
+      </w:pPr>
+      <w:r>
+        <w:rPr>
+          <w:rFonts w:hint="default" w:ascii="FantasqueSansM Nerd Font" w:hAnsi="FantasqueSansM Nerd Font" w:eastAsia="FantasqueSansM Nerd Font" w:cs="FantasqueSansM Nerd Font"/>
+          <w:b w:val="0"/>
+          <w:bCs w:val="0"/>
+          <w:color w:val="D4D4D4"/>
+          <w:kern w:val="0"/>
+          <w:sz w:val="24"/>
+          <w:szCs w:val="24"/>
+          <w:shd w:val="clear" w:fill="1E1E1E"/>
+          <w:lang w:val="en-US" w:eastAsia="zh-CN" w:bidi="ar"/>
+        </w:rPr>
+        <w:t xml:space="preserve">            </w:t>
+      </w:r>
+      <w:r>
+        <w:rPr>
+          <w:rFonts w:hint="default" w:ascii="FantasqueSansM Nerd Font" w:hAnsi="FantasqueSansM Nerd Font" w:eastAsia="FantasqueSansM Nerd Font" w:cs="FantasqueSansM Nerd Font"/>
+          <w:b w:val="0"/>
+          <w:bCs w:val="0"/>
+          <w:color w:val="9CDCFE"/>
+          <w:kern w:val="0"/>
+          <w:sz w:val="24"/>
+          <w:szCs w:val="24"/>
+          <w:shd w:val="clear" w:fill="1E1E1E"/>
+          <w:lang w:val="en-US" w:eastAsia="zh-CN" w:bidi="ar"/>
+        </w:rPr>
+        <w:t>random_index</w:t>
+      </w:r>
+      <w:r>
+        <w:rPr>
+          <w:rFonts w:hint="default" w:ascii="FantasqueSansM Nerd Font" w:hAnsi="FantasqueSansM Nerd Font" w:eastAsia="FantasqueSansM Nerd Font" w:cs="FantasqueSansM Nerd Font"/>
+          <w:b w:val="0"/>
+          <w:bCs w:val="0"/>
+          <w:color w:val="D4D4D4"/>
+          <w:kern w:val="0"/>
+          <w:sz w:val="24"/>
+          <w:szCs w:val="24"/>
+          <w:shd w:val="clear" w:fill="1E1E1E"/>
+          <w:lang w:val="en-US" w:eastAsia="zh-CN" w:bidi="ar"/>
+        </w:rPr>
+        <w:t xml:space="preserve"> = [</w:t>
+      </w:r>
+      <w:r>
+        <w:rPr>
+          <w:rFonts w:hint="default" w:ascii="FantasqueSansM Nerd Font" w:hAnsi="FantasqueSansM Nerd Font" w:eastAsia="FantasqueSansM Nerd Font" w:cs="FantasqueSansM Nerd Font"/>
+          <w:b w:val="0"/>
+          <w:bCs w:val="0"/>
+          <w:color w:val="9CDCFE"/>
+          <w:kern w:val="0"/>
+          <w:sz w:val="24"/>
+          <w:szCs w:val="24"/>
+          <w:shd w:val="clear" w:fill="1E1E1E"/>
+          <w:lang w:val="en-US" w:eastAsia="zh-CN" w:bidi="ar"/>
+        </w:rPr>
+        <w:t>i</w:t>
+      </w:r>
+      <w:r>
+        <w:rPr>
+          <w:rFonts w:hint="default" w:ascii="FantasqueSansM Nerd Font" w:hAnsi="FantasqueSansM Nerd Font" w:eastAsia="FantasqueSansM Nerd Font" w:cs="FantasqueSansM Nerd Font"/>
+          <w:b w:val="0"/>
+          <w:bCs w:val="0"/>
+          <w:color w:val="D4D4D4"/>
+          <w:kern w:val="0"/>
+          <w:sz w:val="24"/>
+          <w:szCs w:val="24"/>
+          <w:shd w:val="clear" w:fill="1E1E1E"/>
+          <w:lang w:val="en-US" w:eastAsia="zh-CN" w:bidi="ar"/>
+        </w:rPr>
+        <w:t xml:space="preserve"> </w:t>
+      </w:r>
+      <w:r>
+        <w:rPr>
+          <w:rFonts w:hint="default" w:ascii="FantasqueSansM Nerd Font" w:hAnsi="FantasqueSansM Nerd Font" w:eastAsia="FantasqueSansM Nerd Font" w:cs="FantasqueSansM Nerd Font"/>
+          <w:b w:val="0"/>
+          <w:bCs w:val="0"/>
+          <w:color w:val="C586C0"/>
+          <w:kern w:val="0"/>
+          <w:sz w:val="24"/>
+          <w:szCs w:val="24"/>
+          <w:shd w:val="clear" w:fill="1E1E1E"/>
+          <w:lang w:val="en-US" w:eastAsia="zh-CN" w:bidi="ar"/>
+        </w:rPr>
+        <w:t>for</w:t>
+      </w:r>
+      <w:r>
+        <w:rPr>
+          <w:rFonts w:hint="default" w:ascii="FantasqueSansM Nerd Font" w:hAnsi="FantasqueSansM Nerd Font" w:eastAsia="FantasqueSansM Nerd Font" w:cs="FantasqueSansM Nerd Font"/>
+          <w:b w:val="0"/>
+          <w:bCs w:val="0"/>
+          <w:color w:val="D4D4D4"/>
+          <w:kern w:val="0"/>
+          <w:sz w:val="24"/>
+          <w:szCs w:val="24"/>
+          <w:shd w:val="clear" w:fill="1E1E1E"/>
+          <w:lang w:val="en-US" w:eastAsia="zh-CN" w:bidi="ar"/>
+        </w:rPr>
+        <w:t xml:space="preserve"> </w:t>
+      </w:r>
+      <w:r>
+        <w:rPr>
+          <w:rFonts w:hint="default" w:ascii="FantasqueSansM Nerd Font" w:hAnsi="FantasqueSansM Nerd Font" w:eastAsia="FantasqueSansM Nerd Font" w:cs="FantasqueSansM Nerd Font"/>
+          <w:b w:val="0"/>
+          <w:bCs w:val="0"/>
+          <w:color w:val="9CDCFE"/>
+          <w:kern w:val="0"/>
+          <w:sz w:val="24"/>
+          <w:szCs w:val="24"/>
+          <w:shd w:val="clear" w:fill="1E1E1E"/>
+          <w:lang w:val="en-US" w:eastAsia="zh-CN" w:bidi="ar"/>
+        </w:rPr>
+        <w:t>i</w:t>
+      </w:r>
+      <w:r>
+        <w:rPr>
+          <w:rFonts w:hint="default" w:ascii="FantasqueSansM Nerd Font" w:hAnsi="FantasqueSansM Nerd Font" w:eastAsia="FantasqueSansM Nerd Font" w:cs="FantasqueSansM Nerd Font"/>
+          <w:b w:val="0"/>
+          <w:bCs w:val="0"/>
+          <w:color w:val="D4D4D4"/>
+          <w:kern w:val="0"/>
+          <w:sz w:val="24"/>
+          <w:szCs w:val="24"/>
+          <w:shd w:val="clear" w:fill="1E1E1E"/>
+          <w:lang w:val="en-US" w:eastAsia="zh-CN" w:bidi="ar"/>
+        </w:rPr>
+        <w:t xml:space="preserve"> </w:t>
+      </w:r>
+      <w:r>
+        <w:rPr>
+          <w:rFonts w:hint="default" w:ascii="FantasqueSansM Nerd Font" w:hAnsi="FantasqueSansM Nerd Font" w:eastAsia="FantasqueSansM Nerd Font" w:cs="FantasqueSansM Nerd Font"/>
+          <w:b w:val="0"/>
+          <w:bCs w:val="0"/>
+          <w:color w:val="C586C0"/>
+          <w:kern w:val="0"/>
+          <w:sz w:val="24"/>
+          <w:szCs w:val="24"/>
+          <w:shd w:val="clear" w:fill="1E1E1E"/>
+          <w:lang w:val="en-US" w:eastAsia="zh-CN" w:bidi="ar"/>
+        </w:rPr>
+        <w:t>in</w:t>
+      </w:r>
+      <w:r>
+        <w:rPr>
+          <w:rFonts w:hint="default" w:ascii="FantasqueSansM Nerd Font" w:hAnsi="FantasqueSansM Nerd Font" w:eastAsia="FantasqueSansM Nerd Font" w:cs="FantasqueSansM Nerd Font"/>
+          <w:b w:val="0"/>
+          <w:bCs w:val="0"/>
+          <w:color w:val="D4D4D4"/>
+          <w:kern w:val="0"/>
+          <w:sz w:val="24"/>
+          <w:szCs w:val="24"/>
+          <w:shd w:val="clear" w:fill="1E1E1E"/>
+          <w:lang w:val="en-US" w:eastAsia="zh-CN" w:bidi="ar"/>
+        </w:rPr>
+        <w:t xml:space="preserve"> </w:t>
+      </w:r>
+      <w:r>
+        <w:rPr>
+          <w:rFonts w:hint="default" w:ascii="FantasqueSansM Nerd Font" w:hAnsi="FantasqueSansM Nerd Font" w:eastAsia="FantasqueSansM Nerd Font" w:cs="FantasqueSansM Nerd Font"/>
+          <w:b w:val="0"/>
+          <w:bCs w:val="0"/>
+          <w:color w:val="4EC9B0"/>
+          <w:kern w:val="0"/>
+          <w:sz w:val="24"/>
+          <w:szCs w:val="24"/>
+          <w:shd w:val="clear" w:fill="1E1E1E"/>
+          <w:lang w:val="en-US" w:eastAsia="zh-CN" w:bidi="ar"/>
+        </w:rPr>
+        <w:t>range</w:t>
+      </w:r>
+      <w:r>
+        <w:rPr>
+          <w:rFonts w:hint="default" w:ascii="FantasqueSansM Nerd Font" w:hAnsi="FantasqueSansM Nerd Font" w:eastAsia="FantasqueSansM Nerd Font" w:cs="FantasqueSansM Nerd Font"/>
+          <w:b w:val="0"/>
+          <w:bCs w:val="0"/>
+          <w:color w:val="D4D4D4"/>
+          <w:kern w:val="0"/>
+          <w:sz w:val="24"/>
+          <w:szCs w:val="24"/>
+          <w:shd w:val="clear" w:fill="1E1E1E"/>
+          <w:lang w:val="en-US" w:eastAsia="zh-CN" w:bidi="ar"/>
+        </w:rPr>
+        <w:t>(</w:t>
+      </w:r>
+      <w:r>
+        <w:rPr>
+          <w:rFonts w:hint="default" w:ascii="FantasqueSansM Nerd Font" w:hAnsi="FantasqueSansM Nerd Font" w:eastAsia="FantasqueSansM Nerd Font" w:cs="FantasqueSansM Nerd Font"/>
+          <w:b w:val="0"/>
+          <w:bCs w:val="0"/>
+          <w:color w:val="DCDCAA"/>
+          <w:kern w:val="0"/>
+          <w:sz w:val="24"/>
+          <w:szCs w:val="24"/>
+          <w:shd w:val="clear" w:fill="1E1E1E"/>
+          <w:lang w:val="en-US" w:eastAsia="zh-CN" w:bidi="ar"/>
+        </w:rPr>
+        <w:t>len</w:t>
+      </w:r>
+      <w:r>
+        <w:rPr>
+          <w:rFonts w:hint="default" w:ascii="FantasqueSansM Nerd Font" w:hAnsi="FantasqueSansM Nerd Font" w:eastAsia="FantasqueSansM Nerd Font" w:cs="FantasqueSansM Nerd Font"/>
+          <w:b w:val="0"/>
+          <w:bCs w:val="0"/>
+          <w:color w:val="D4D4D4"/>
+          <w:kern w:val="0"/>
+          <w:sz w:val="24"/>
+          <w:szCs w:val="24"/>
+          <w:shd w:val="clear" w:fill="1E1E1E"/>
+          <w:lang w:val="en-US" w:eastAsia="zh-CN" w:bidi="ar"/>
+        </w:rPr>
+        <w:t>(</w:t>
+      </w:r>
+      <w:r>
+        <w:rPr>
+          <w:rFonts w:hint="default" w:ascii="FantasqueSansM Nerd Font" w:hAnsi="FantasqueSansM Nerd Font" w:eastAsia="FantasqueSansM Nerd Font" w:cs="FantasqueSansM Nerd Font"/>
+          <w:b w:val="0"/>
+          <w:bCs w:val="0"/>
+          <w:color w:val="9CDCFE"/>
+          <w:kern w:val="0"/>
+          <w:sz w:val="24"/>
+          <w:szCs w:val="24"/>
+          <w:shd w:val="clear" w:fill="1E1E1E"/>
+          <w:lang w:val="en-US" w:eastAsia="zh-CN" w:bidi="ar"/>
+        </w:rPr>
+        <w:t>tem_array</w:t>
+      </w:r>
+      <w:r>
+        <w:rPr>
+          <w:rFonts w:hint="default" w:ascii="FantasqueSansM Nerd Font" w:hAnsi="FantasqueSansM Nerd Font" w:eastAsia="FantasqueSansM Nerd Font" w:cs="FantasqueSansM Nerd Font"/>
+          <w:b w:val="0"/>
+          <w:bCs w:val="0"/>
+          <w:color w:val="D4D4D4"/>
+          <w:kern w:val="0"/>
+          <w:sz w:val="24"/>
+          <w:szCs w:val="24"/>
+          <w:shd w:val="clear" w:fill="1E1E1E"/>
+          <w:lang w:val="en-US" w:eastAsia="zh-CN" w:bidi="ar"/>
+        </w:rPr>
+        <w:t>))]</w:t>
+      </w:r>
+    </w:p>
+    <w:p>
+      <w:pPr>
+        <w:keepNext w:val="0"/>
+        <w:keepLines w:val="0"/>
+        <w:widowControl/>
+        <w:suppressLineNumbers w:val="0"/>
+        <w:shd w:val="clear" w:fill="1E1E1E"/>
+        <w:spacing w:line="190" w:lineRule="atLeast"/>
+        <w:jc w:val="left"/>
+        <w:rPr>
+          <w:sz w:val="24"/>
+          <w:szCs w:val="24"/>
+        </w:rPr>
+      </w:pPr>
+      <w:r>
+        <w:rPr>
+          <w:rFonts w:hint="default" w:ascii="FantasqueSansM Nerd Font" w:hAnsi="FantasqueSansM Nerd Font" w:eastAsia="FantasqueSansM Nerd Font" w:cs="FantasqueSansM Nerd Font"/>
+          <w:b w:val="0"/>
+          <w:bCs w:val="0"/>
+          <w:color w:val="D4D4D4"/>
+          <w:kern w:val="0"/>
+          <w:sz w:val="24"/>
+          <w:szCs w:val="24"/>
+          <w:shd w:val="clear" w:fill="1E1E1E"/>
+          <w:lang w:val="en-US" w:eastAsia="zh-CN" w:bidi="ar"/>
+        </w:rPr>
+        <w:t xml:space="preserve">            </w:t>
+      </w:r>
+      <w:r>
+        <w:rPr>
+          <w:rFonts w:hint="default" w:ascii="FantasqueSansM Nerd Font" w:hAnsi="FantasqueSansM Nerd Font" w:eastAsia="FantasqueSansM Nerd Font" w:cs="FantasqueSansM Nerd Font"/>
+          <w:b w:val="0"/>
+          <w:bCs w:val="0"/>
+          <w:color w:val="9CDCFE"/>
+          <w:kern w:val="0"/>
+          <w:sz w:val="24"/>
+          <w:szCs w:val="24"/>
+          <w:shd w:val="clear" w:fill="1E1E1E"/>
+          <w:lang w:val="en-US" w:eastAsia="zh-CN" w:bidi="ar"/>
+        </w:rPr>
+        <w:t>random_index</w:t>
+      </w:r>
+      <w:r>
+        <w:rPr>
+          <w:rFonts w:hint="default" w:ascii="FantasqueSansM Nerd Font" w:hAnsi="FantasqueSansM Nerd Font" w:eastAsia="FantasqueSansM Nerd Font" w:cs="FantasqueSansM Nerd Font"/>
+          <w:b w:val="0"/>
+          <w:bCs w:val="0"/>
+          <w:color w:val="D4D4D4"/>
+          <w:kern w:val="0"/>
+          <w:sz w:val="24"/>
+          <w:szCs w:val="24"/>
+          <w:shd w:val="clear" w:fill="1E1E1E"/>
+          <w:lang w:val="en-US" w:eastAsia="zh-CN" w:bidi="ar"/>
+        </w:rPr>
+        <w:t xml:space="preserve"> = </w:t>
+      </w:r>
+      <w:r>
+        <w:rPr>
+          <w:rFonts w:hint="default" w:ascii="FantasqueSansM Nerd Font" w:hAnsi="FantasqueSansM Nerd Font" w:eastAsia="FantasqueSansM Nerd Font" w:cs="FantasqueSansM Nerd Font"/>
+          <w:b w:val="0"/>
+          <w:bCs w:val="0"/>
+          <w:color w:val="DCDCAA"/>
+          <w:kern w:val="0"/>
+          <w:sz w:val="24"/>
+          <w:szCs w:val="24"/>
+          <w:shd w:val="clear" w:fill="1E1E1E"/>
+          <w:lang w:val="en-US" w:eastAsia="zh-CN" w:bidi="ar"/>
+        </w:rPr>
+        <w:t>shuffle_array</w:t>
+      </w:r>
+      <w:r>
+        <w:rPr>
+          <w:rFonts w:hint="default" w:ascii="FantasqueSansM Nerd Font" w:hAnsi="FantasqueSansM Nerd Font" w:eastAsia="FantasqueSansM Nerd Font" w:cs="FantasqueSansM Nerd Font"/>
+          <w:b w:val="0"/>
+          <w:bCs w:val="0"/>
+          <w:color w:val="D4D4D4"/>
+          <w:kern w:val="0"/>
+          <w:sz w:val="24"/>
+          <w:szCs w:val="24"/>
+          <w:shd w:val="clear" w:fill="1E1E1E"/>
+          <w:lang w:val="en-US" w:eastAsia="zh-CN" w:bidi="ar"/>
+        </w:rPr>
+        <w:t>(</w:t>
+      </w:r>
+      <w:r>
+        <w:rPr>
+          <w:rFonts w:hint="default" w:ascii="FantasqueSansM Nerd Font" w:hAnsi="FantasqueSansM Nerd Font" w:eastAsia="FantasqueSansM Nerd Font" w:cs="FantasqueSansM Nerd Font"/>
+          <w:b w:val="0"/>
+          <w:bCs w:val="0"/>
+          <w:color w:val="9CDCFE"/>
+          <w:kern w:val="0"/>
+          <w:sz w:val="24"/>
+          <w:szCs w:val="24"/>
+          <w:shd w:val="clear" w:fill="1E1E1E"/>
+          <w:lang w:val="en-US" w:eastAsia="zh-CN" w:bidi="ar"/>
+        </w:rPr>
+        <w:t>random_index</w:t>
+      </w:r>
+      <w:r>
+        <w:rPr>
+          <w:rFonts w:hint="default" w:ascii="FantasqueSansM Nerd Font" w:hAnsi="FantasqueSansM Nerd Font" w:eastAsia="FantasqueSansM Nerd Font" w:cs="FantasqueSansM Nerd Font"/>
+          <w:b w:val="0"/>
+          <w:bCs w:val="0"/>
+          <w:color w:val="D4D4D4"/>
+          <w:kern w:val="0"/>
+          <w:sz w:val="24"/>
+          <w:szCs w:val="24"/>
+          <w:shd w:val="clear" w:fill="1E1E1E"/>
+          <w:lang w:val="en-US" w:eastAsia="zh-CN" w:bidi="ar"/>
+        </w:rPr>
+        <w:t>)</w:t>
+      </w:r>
+    </w:p>
+    <w:p>
+      <w:pPr>
+        <w:keepNext w:val="0"/>
+        <w:keepLines w:val="0"/>
+        <w:widowControl/>
+        <w:suppressLineNumbers w:val="0"/>
+        <w:shd w:val="clear" w:fill="1E1E1E"/>
+        <w:spacing w:line="190" w:lineRule="atLeast"/>
+        <w:jc w:val="left"/>
+        <w:rPr>
+          <w:rFonts w:hint="default" w:ascii="FantasqueSansM Nerd Font" w:hAnsi="FantasqueSansM Nerd Font" w:eastAsia="FantasqueSansM Nerd Font" w:cs="FantasqueSansM Nerd Font"/>
+          <w:b w:val="0"/>
+          <w:bCs w:val="0"/>
+          <w:color w:val="D4D4D4"/>
+          <w:sz w:val="24"/>
+          <w:szCs w:val="24"/>
+        </w:rPr>
+      </w:pPr>
+      <w:r>
+        <w:rPr>
+          <w:rFonts w:hint="default" w:ascii="FantasqueSansM Nerd Font" w:hAnsi="FantasqueSansM Nerd Font" w:eastAsia="FantasqueSansM Nerd Font" w:cs="FantasqueSansM Nerd Font"/>
+          <w:b w:val="0"/>
+          <w:bCs w:val="0"/>
+          <w:color w:val="D4D4D4"/>
+          <w:kern w:val="0"/>
+          <w:sz w:val="24"/>
+          <w:szCs w:val="24"/>
+          <w:shd w:val="clear" w:fill="1E1E1E"/>
+          <w:lang w:val="en-US" w:eastAsia="zh-CN" w:bidi="ar"/>
+        </w:rPr>
+        <w:t xml:space="preserve">            </w:t>
+      </w:r>
+      <w:r>
+        <w:rPr>
+          <w:rFonts w:hint="default" w:ascii="FantasqueSansM Nerd Font" w:hAnsi="FantasqueSansM Nerd Font" w:eastAsia="FantasqueSansM Nerd Font" w:cs="FantasqueSansM Nerd Font"/>
+          <w:b w:val="0"/>
+          <w:bCs w:val="0"/>
+          <w:color w:val="DCDCAA"/>
+          <w:kern w:val="0"/>
+          <w:sz w:val="24"/>
+          <w:szCs w:val="24"/>
+          <w:shd w:val="clear" w:fill="1E1E1E"/>
+          <w:lang w:val="en-US" w:eastAsia="zh-CN" w:bidi="ar"/>
+        </w:rPr>
+        <w:t>print</w:t>
+      </w:r>
+      <w:r>
+        <w:rPr>
+          <w:rFonts w:hint="default" w:ascii="FantasqueSansM Nerd Font" w:hAnsi="FantasqueSansM Nerd Font" w:eastAsia="FantasqueSansM Nerd Font" w:cs="FantasqueSansM Nerd Font"/>
+          <w:b w:val="0"/>
+          <w:bCs w:val="0"/>
+          <w:color w:val="D4D4D4"/>
+          <w:kern w:val="0"/>
+          <w:sz w:val="24"/>
+          <w:szCs w:val="24"/>
+          <w:shd w:val="clear" w:fill="1E1E1E"/>
+          <w:lang w:val="en-US" w:eastAsia="zh-CN" w:bidi="ar"/>
+        </w:rPr>
+        <w:t>(</w:t>
+      </w:r>
+      <w:r>
+        <w:rPr>
+          <w:rFonts w:hint="default" w:ascii="FantasqueSansM Nerd Font" w:hAnsi="FantasqueSansM Nerd Font" w:eastAsia="FantasqueSansM Nerd Font" w:cs="FantasqueSansM Nerd Font"/>
+          <w:b w:val="0"/>
+          <w:bCs w:val="0"/>
+          <w:color w:val="9CDCFE"/>
+          <w:kern w:val="0"/>
+          <w:sz w:val="24"/>
+          <w:szCs w:val="24"/>
+          <w:shd w:val="clear" w:fill="1E1E1E"/>
+          <w:lang w:val="en-US" w:eastAsia="zh-CN" w:bidi="ar"/>
+        </w:rPr>
+        <w:t>random_index</w:t>
+      </w:r>
+      <w:r>
+        <w:rPr>
+          <w:rFonts w:hint="default" w:ascii="FantasqueSansM Nerd Font" w:hAnsi="FantasqueSansM Nerd Font" w:eastAsia="FantasqueSansM Nerd Font" w:cs="FantasqueSansM Nerd Font"/>
+          <w:b w:val="0"/>
+          <w:bCs w:val="0"/>
+          <w:color w:val="D4D4D4"/>
+          <w:kern w:val="0"/>
+          <w:sz w:val="24"/>
+          <w:szCs w:val="24"/>
+          <w:shd w:val="clear" w:fill="1E1E1E"/>
+          <w:lang w:val="en-US" w:eastAsia="zh-CN" w:bidi="ar"/>
+        </w:rPr>
+        <w:t>)</w:t>
+      </w:r>
+    </w:p>
+    <w:p>
+      <w:pPr>
+        <w:keepNext w:val="0"/>
+        <w:keepLines w:val="0"/>
+        <w:widowControl/>
+        <w:suppressLineNumbers w:val="0"/>
+        <w:shd w:val="clear" w:fill="1E1E1E"/>
+        <w:spacing w:line="190" w:lineRule="atLeast"/>
+        <w:jc w:val="left"/>
+        <w:rPr>
+          <w:rFonts w:hint="default" w:ascii="FantasqueSansM Nerd Font" w:hAnsi="FantasqueSansM Nerd Font" w:eastAsia="FantasqueSansM Nerd Font" w:cs="FantasqueSansM Nerd Font"/>
+          <w:b w:val="0"/>
+          <w:bCs w:val="0"/>
+          <w:color w:val="D4D4D4"/>
+          <w:sz w:val="24"/>
+          <w:szCs w:val="24"/>
+        </w:rPr>
+      </w:pPr>
+      <w:r>
+        <w:rPr>
+          <w:rFonts w:hint="default" w:ascii="FantasqueSansM Nerd Font" w:hAnsi="FantasqueSansM Nerd Font" w:eastAsia="FantasqueSansM Nerd Font" w:cs="FantasqueSansM Nerd Font"/>
+          <w:b w:val="0"/>
+          <w:bCs w:val="0"/>
+          <w:color w:val="D4D4D4"/>
+          <w:kern w:val="0"/>
+          <w:sz w:val="24"/>
+          <w:szCs w:val="24"/>
+          <w:shd w:val="clear" w:fill="1E1E1E"/>
+          <w:lang w:val="en-US" w:eastAsia="zh-CN" w:bidi="ar"/>
+        </w:rPr>
+        <w:t xml:space="preserve">            </w:t>
+      </w:r>
+      <w:r>
+        <w:rPr>
+          <w:rFonts w:hint="default" w:ascii="FantasqueSansM Nerd Font" w:hAnsi="FantasqueSansM Nerd Font" w:eastAsia="FantasqueSansM Nerd Font" w:cs="FantasqueSansM Nerd Font"/>
+          <w:b w:val="0"/>
+          <w:bCs w:val="0"/>
+          <w:color w:val="C586C0"/>
+          <w:kern w:val="0"/>
+          <w:sz w:val="24"/>
+          <w:szCs w:val="24"/>
+          <w:shd w:val="clear" w:fill="1E1E1E"/>
+          <w:lang w:val="en-US" w:eastAsia="zh-CN" w:bidi="ar"/>
+        </w:rPr>
+        <w:t>for</w:t>
+      </w:r>
+      <w:r>
+        <w:rPr>
+          <w:rFonts w:hint="default" w:ascii="FantasqueSansM Nerd Font" w:hAnsi="FantasqueSansM Nerd Font" w:eastAsia="FantasqueSansM Nerd Font" w:cs="FantasqueSansM Nerd Font"/>
+          <w:b w:val="0"/>
+          <w:bCs w:val="0"/>
+          <w:color w:val="D4D4D4"/>
+          <w:kern w:val="0"/>
+          <w:sz w:val="24"/>
+          <w:szCs w:val="24"/>
+          <w:shd w:val="clear" w:fill="1E1E1E"/>
+          <w:lang w:val="en-US" w:eastAsia="zh-CN" w:bidi="ar"/>
+        </w:rPr>
+        <w:t xml:space="preserve"> </w:t>
+      </w:r>
+      <w:r>
+        <w:rPr>
+          <w:rFonts w:hint="default" w:ascii="FantasqueSansM Nerd Font" w:hAnsi="FantasqueSansM Nerd Font" w:eastAsia="FantasqueSansM Nerd Font" w:cs="FantasqueSansM Nerd Font"/>
+          <w:b w:val="0"/>
+          <w:bCs w:val="0"/>
+          <w:color w:val="9CDCFE"/>
+          <w:kern w:val="0"/>
+          <w:sz w:val="24"/>
+          <w:szCs w:val="24"/>
+          <w:shd w:val="clear" w:fill="1E1E1E"/>
+          <w:lang w:val="en-US" w:eastAsia="zh-CN" w:bidi="ar"/>
+        </w:rPr>
+        <w:t>loop</w:t>
+      </w:r>
+      <w:r>
+        <w:rPr>
+          <w:rFonts w:hint="default" w:ascii="FantasqueSansM Nerd Font" w:hAnsi="FantasqueSansM Nerd Font" w:eastAsia="FantasqueSansM Nerd Font" w:cs="FantasqueSansM Nerd Font"/>
+          <w:b w:val="0"/>
+          <w:bCs w:val="0"/>
+          <w:color w:val="D4D4D4"/>
+          <w:kern w:val="0"/>
+          <w:sz w:val="24"/>
+          <w:szCs w:val="24"/>
+          <w:shd w:val="clear" w:fill="1E1E1E"/>
+          <w:lang w:val="en-US" w:eastAsia="zh-CN" w:bidi="ar"/>
+        </w:rPr>
+        <w:t xml:space="preserve"> </w:t>
+      </w:r>
+      <w:r>
+        <w:rPr>
+          <w:rFonts w:hint="default" w:ascii="FantasqueSansM Nerd Font" w:hAnsi="FantasqueSansM Nerd Font" w:eastAsia="FantasqueSansM Nerd Font" w:cs="FantasqueSansM Nerd Font"/>
+          <w:b w:val="0"/>
+          <w:bCs w:val="0"/>
+          <w:color w:val="C586C0"/>
+          <w:kern w:val="0"/>
+          <w:sz w:val="24"/>
+          <w:szCs w:val="24"/>
+          <w:shd w:val="clear" w:fill="1E1E1E"/>
+          <w:lang w:val="en-US" w:eastAsia="zh-CN" w:bidi="ar"/>
+        </w:rPr>
+        <w:t>in</w:t>
+      </w:r>
+      <w:r>
+        <w:rPr>
+          <w:rFonts w:hint="default" w:ascii="FantasqueSansM Nerd Font" w:hAnsi="FantasqueSansM Nerd Font" w:eastAsia="FantasqueSansM Nerd Font" w:cs="FantasqueSansM Nerd Font"/>
+          <w:b w:val="0"/>
+          <w:bCs w:val="0"/>
+          <w:color w:val="D4D4D4"/>
+          <w:kern w:val="0"/>
+          <w:sz w:val="24"/>
+          <w:szCs w:val="24"/>
+          <w:shd w:val="clear" w:fill="1E1E1E"/>
+          <w:lang w:val="en-US" w:eastAsia="zh-CN" w:bidi="ar"/>
+        </w:rPr>
+        <w:t xml:space="preserve"> </w:t>
+      </w:r>
+      <w:r>
+        <w:rPr>
+          <w:rFonts w:hint="default" w:ascii="FantasqueSansM Nerd Font" w:hAnsi="FantasqueSansM Nerd Font" w:eastAsia="FantasqueSansM Nerd Font" w:cs="FantasqueSansM Nerd Font"/>
+          <w:b w:val="0"/>
+          <w:bCs w:val="0"/>
+          <w:color w:val="4EC9B0"/>
+          <w:kern w:val="0"/>
+          <w:sz w:val="24"/>
+          <w:szCs w:val="24"/>
+          <w:shd w:val="clear" w:fill="1E1E1E"/>
+          <w:lang w:val="en-US" w:eastAsia="zh-CN" w:bidi="ar"/>
+        </w:rPr>
+        <w:t>range</w:t>
+      </w:r>
+      <w:r>
+        <w:rPr>
+          <w:rFonts w:hint="default" w:ascii="FantasqueSansM Nerd Font" w:hAnsi="FantasqueSansM Nerd Font" w:eastAsia="FantasqueSansM Nerd Font" w:cs="FantasqueSansM Nerd Font"/>
+          <w:b w:val="0"/>
+          <w:bCs w:val="0"/>
+          <w:color w:val="D4D4D4"/>
+          <w:kern w:val="0"/>
+          <w:sz w:val="24"/>
+          <w:szCs w:val="24"/>
+          <w:shd w:val="clear" w:fill="1E1E1E"/>
+          <w:lang w:val="en-US" w:eastAsia="zh-CN" w:bidi="ar"/>
+        </w:rPr>
+        <w:t>(</w:t>
+      </w:r>
+      <w:r>
+        <w:rPr>
+          <w:rFonts w:hint="default" w:ascii="FantasqueSansM Nerd Font" w:hAnsi="FantasqueSansM Nerd Font" w:eastAsia="FantasqueSansM Nerd Font" w:cs="FantasqueSansM Nerd Font"/>
+          <w:b w:val="0"/>
+          <w:bCs w:val="0"/>
+          <w:color w:val="DCDCAA"/>
+          <w:kern w:val="0"/>
+          <w:sz w:val="24"/>
+          <w:szCs w:val="24"/>
+          <w:shd w:val="clear" w:fill="1E1E1E"/>
+          <w:lang w:val="en-US" w:eastAsia="zh-CN" w:bidi="ar"/>
+        </w:rPr>
+        <w:t>len</w:t>
+      </w:r>
+      <w:r>
+        <w:rPr>
+          <w:rFonts w:hint="default" w:ascii="FantasqueSansM Nerd Font" w:hAnsi="FantasqueSansM Nerd Font" w:eastAsia="FantasqueSansM Nerd Font" w:cs="FantasqueSansM Nerd Font"/>
+          <w:b w:val="0"/>
+          <w:bCs w:val="0"/>
+          <w:color w:val="D4D4D4"/>
+          <w:kern w:val="0"/>
+          <w:sz w:val="24"/>
+          <w:szCs w:val="24"/>
+          <w:shd w:val="clear" w:fill="1E1E1E"/>
+          <w:lang w:val="en-US" w:eastAsia="zh-CN" w:bidi="ar"/>
+        </w:rPr>
+        <w:t>(</w:t>
+      </w:r>
+      <w:r>
+        <w:rPr>
+          <w:rFonts w:hint="default" w:ascii="FantasqueSansM Nerd Font" w:hAnsi="FantasqueSansM Nerd Font" w:eastAsia="FantasqueSansM Nerd Font" w:cs="FantasqueSansM Nerd Font"/>
+          <w:b w:val="0"/>
+          <w:bCs w:val="0"/>
+          <w:color w:val="9CDCFE"/>
+          <w:kern w:val="0"/>
+          <w:sz w:val="24"/>
+          <w:szCs w:val="24"/>
+          <w:shd w:val="clear" w:fill="1E1E1E"/>
+          <w:lang w:val="en-US" w:eastAsia="zh-CN" w:bidi="ar"/>
+        </w:rPr>
+        <w:t>tem_array</w:t>
+      </w:r>
+      <w:r>
+        <w:rPr>
+          <w:rFonts w:hint="default" w:ascii="FantasqueSansM Nerd Font" w:hAnsi="FantasqueSansM Nerd Font" w:eastAsia="FantasqueSansM Nerd Font" w:cs="FantasqueSansM Nerd Font"/>
+          <w:b w:val="0"/>
+          <w:bCs w:val="0"/>
+          <w:color w:val="D4D4D4"/>
+          <w:kern w:val="0"/>
+          <w:sz w:val="24"/>
+          <w:szCs w:val="24"/>
+          <w:shd w:val="clear" w:fill="1E1E1E"/>
+          <w:lang w:val="en-US" w:eastAsia="zh-CN" w:bidi="ar"/>
+        </w:rPr>
+        <w:t>)):</w:t>
+      </w:r>
+    </w:p>
+    <w:p>
+      <w:pPr>
+        <w:keepNext w:val="0"/>
+        <w:keepLines w:val="0"/>
+        <w:widowControl/>
+        <w:suppressLineNumbers w:val="0"/>
+        <w:shd w:val="clear" w:fill="1E1E1E"/>
+        <w:spacing w:line="190" w:lineRule="atLeast"/>
+        <w:jc w:val="left"/>
+        <w:rPr>
+          <w:rFonts w:hint="default" w:ascii="FantasqueSansM Nerd Font" w:hAnsi="FantasqueSansM Nerd Font" w:eastAsia="FantasqueSansM Nerd Font" w:cs="FantasqueSansM Nerd Font"/>
+          <w:b w:val="0"/>
+          <w:bCs w:val="0"/>
+          <w:color w:val="D4D4D4"/>
+          <w:sz w:val="24"/>
+          <w:szCs w:val="24"/>
+        </w:rPr>
+      </w:pPr>
+      <w:r>
+        <w:rPr>
+          <w:rFonts w:hint="default" w:ascii="FantasqueSansM Nerd Font" w:hAnsi="FantasqueSansM Nerd Font" w:eastAsia="FantasqueSansM Nerd Font" w:cs="FantasqueSansM Nerd Font"/>
+          <w:b w:val="0"/>
+          <w:bCs w:val="0"/>
+          <w:color w:val="D4D4D4"/>
+          <w:kern w:val="0"/>
+          <w:sz w:val="24"/>
+          <w:szCs w:val="24"/>
+          <w:shd w:val="clear" w:fill="1E1E1E"/>
+          <w:lang w:val="en-US" w:eastAsia="zh-CN" w:bidi="ar"/>
+        </w:rPr>
+        <w:t xml:space="preserve">                </w:t>
+      </w:r>
+      <w:r>
+        <w:rPr>
+          <w:rFonts w:hint="default" w:ascii="FantasqueSansM Nerd Font" w:hAnsi="FantasqueSansM Nerd Font" w:eastAsia="FantasqueSansM Nerd Font" w:cs="FantasqueSansM Nerd Font"/>
+          <w:b w:val="0"/>
+          <w:bCs w:val="0"/>
+          <w:color w:val="9CDCFE"/>
+          <w:kern w:val="0"/>
+          <w:sz w:val="24"/>
+          <w:szCs w:val="24"/>
+          <w:shd w:val="clear" w:fill="1E1E1E"/>
+          <w:lang w:val="en-US" w:eastAsia="zh-CN" w:bidi="ar"/>
+        </w:rPr>
+        <w:t>energy</w:t>
+      </w:r>
+      <w:r>
+        <w:rPr>
+          <w:rFonts w:hint="default" w:ascii="FantasqueSansM Nerd Font" w:hAnsi="FantasqueSansM Nerd Font" w:eastAsia="FantasqueSansM Nerd Font" w:cs="FantasqueSansM Nerd Font"/>
+          <w:b w:val="0"/>
+          <w:bCs w:val="0"/>
+          <w:color w:val="D4D4D4"/>
+          <w:kern w:val="0"/>
+          <w:sz w:val="24"/>
+          <w:szCs w:val="24"/>
+          <w:shd w:val="clear" w:fill="1E1E1E"/>
+          <w:lang w:val="en-US" w:eastAsia="zh-CN" w:bidi="ar"/>
+        </w:rPr>
+        <w:t xml:space="preserve"> = </w:t>
+      </w:r>
+      <w:r>
+        <w:rPr>
+          <w:rFonts w:hint="default" w:ascii="FantasqueSansM Nerd Font" w:hAnsi="FantasqueSansM Nerd Font" w:eastAsia="FantasqueSansM Nerd Font" w:cs="FantasqueSansM Nerd Font"/>
+          <w:b w:val="0"/>
+          <w:bCs w:val="0"/>
+          <w:color w:val="B5CEA8"/>
+          <w:kern w:val="0"/>
+          <w:sz w:val="24"/>
+          <w:szCs w:val="24"/>
+          <w:shd w:val="clear" w:fill="1E1E1E"/>
+          <w:lang w:val="en-US" w:eastAsia="zh-CN" w:bidi="ar"/>
+        </w:rPr>
+        <w:t>0</w:t>
+      </w:r>
+    </w:p>
+    <w:p>
+      <w:pPr>
+        <w:keepNext w:val="0"/>
+        <w:keepLines w:val="0"/>
+        <w:widowControl/>
+        <w:suppressLineNumbers w:val="0"/>
+        <w:shd w:val="clear" w:fill="1E1E1E"/>
+        <w:spacing w:line="190" w:lineRule="atLeast"/>
+        <w:jc w:val="left"/>
+        <w:rPr>
+          <w:rFonts w:hint="default" w:ascii="FantasqueSansM Nerd Font" w:hAnsi="FantasqueSansM Nerd Font" w:eastAsia="FantasqueSansM Nerd Font" w:cs="FantasqueSansM Nerd Font"/>
+          <w:b w:val="0"/>
+          <w:bCs w:val="0"/>
+          <w:color w:val="D4D4D4"/>
+          <w:sz w:val="24"/>
+          <w:szCs w:val="24"/>
+        </w:rPr>
+      </w:pPr>
+      <w:r>
+        <w:rPr>
+          <w:rFonts w:hint="default" w:ascii="FantasqueSansM Nerd Font" w:hAnsi="FantasqueSansM Nerd Font" w:eastAsia="FantasqueSansM Nerd Font" w:cs="FantasqueSansM Nerd Font"/>
+          <w:b w:val="0"/>
+          <w:bCs w:val="0"/>
+          <w:color w:val="D4D4D4"/>
+          <w:kern w:val="0"/>
+          <w:sz w:val="24"/>
+          <w:szCs w:val="24"/>
+          <w:shd w:val="clear" w:fill="1E1E1E"/>
+          <w:lang w:val="en-US" w:eastAsia="zh-CN" w:bidi="ar"/>
+        </w:rPr>
+        <w:t xml:space="preserve">                </w:t>
+      </w:r>
+      <w:r>
+        <w:rPr>
+          <w:rFonts w:hint="default" w:ascii="FantasqueSansM Nerd Font" w:hAnsi="FantasqueSansM Nerd Font" w:eastAsia="FantasqueSansM Nerd Font" w:cs="FantasqueSansM Nerd Font"/>
+          <w:b w:val="0"/>
+          <w:bCs w:val="0"/>
+          <w:color w:val="9CDCFE"/>
+          <w:kern w:val="0"/>
+          <w:sz w:val="24"/>
+          <w:szCs w:val="24"/>
+          <w:shd w:val="clear" w:fill="1E1E1E"/>
+          <w:lang w:val="en-US" w:eastAsia="zh-CN" w:bidi="ar"/>
+        </w:rPr>
+        <w:t>i</w:t>
+      </w:r>
+      <w:r>
+        <w:rPr>
+          <w:rFonts w:hint="default" w:ascii="FantasqueSansM Nerd Font" w:hAnsi="FantasqueSansM Nerd Font" w:eastAsia="FantasqueSansM Nerd Font" w:cs="FantasqueSansM Nerd Font"/>
+          <w:b w:val="0"/>
+          <w:bCs w:val="0"/>
+          <w:color w:val="D4D4D4"/>
+          <w:kern w:val="0"/>
+          <w:sz w:val="24"/>
+          <w:szCs w:val="24"/>
+          <w:shd w:val="clear" w:fill="1E1E1E"/>
+          <w:lang w:val="en-US" w:eastAsia="zh-CN" w:bidi="ar"/>
+        </w:rPr>
+        <w:t xml:space="preserve"> = </w:t>
+      </w:r>
+      <w:r>
+        <w:rPr>
+          <w:rFonts w:hint="default" w:ascii="FantasqueSansM Nerd Font" w:hAnsi="FantasqueSansM Nerd Font" w:eastAsia="FantasqueSansM Nerd Font" w:cs="FantasqueSansM Nerd Font"/>
+          <w:b w:val="0"/>
+          <w:bCs w:val="0"/>
+          <w:color w:val="9CDCFE"/>
+          <w:kern w:val="0"/>
+          <w:sz w:val="24"/>
+          <w:szCs w:val="24"/>
+          <w:shd w:val="clear" w:fill="1E1E1E"/>
+          <w:lang w:val="en-US" w:eastAsia="zh-CN" w:bidi="ar"/>
+        </w:rPr>
+        <w:t>random_index</w:t>
+      </w:r>
+      <w:r>
+        <w:rPr>
+          <w:rFonts w:hint="default" w:ascii="FantasqueSansM Nerd Font" w:hAnsi="FantasqueSansM Nerd Font" w:eastAsia="FantasqueSansM Nerd Font" w:cs="FantasqueSansM Nerd Font"/>
+          <w:b w:val="0"/>
+          <w:bCs w:val="0"/>
+          <w:color w:val="D4D4D4"/>
+          <w:kern w:val="0"/>
+          <w:sz w:val="24"/>
+          <w:szCs w:val="24"/>
+          <w:shd w:val="clear" w:fill="1E1E1E"/>
+          <w:lang w:val="en-US" w:eastAsia="zh-CN" w:bidi="ar"/>
+        </w:rPr>
+        <w:t>[</w:t>
+      </w:r>
+      <w:r>
+        <w:rPr>
+          <w:rFonts w:hint="default" w:ascii="FantasqueSansM Nerd Font" w:hAnsi="FantasqueSansM Nerd Font" w:eastAsia="FantasqueSansM Nerd Font" w:cs="FantasqueSansM Nerd Font"/>
+          <w:b w:val="0"/>
+          <w:bCs w:val="0"/>
+          <w:color w:val="9CDCFE"/>
+          <w:kern w:val="0"/>
+          <w:sz w:val="24"/>
+          <w:szCs w:val="24"/>
+          <w:shd w:val="clear" w:fill="1E1E1E"/>
+          <w:lang w:val="en-US" w:eastAsia="zh-CN" w:bidi="ar"/>
+        </w:rPr>
+        <w:t>loop</w:t>
+      </w:r>
+      <w:r>
+        <w:rPr>
+          <w:rFonts w:hint="default" w:ascii="FantasqueSansM Nerd Font" w:hAnsi="FantasqueSansM Nerd Font" w:eastAsia="FantasqueSansM Nerd Font" w:cs="FantasqueSansM Nerd Font"/>
+          <w:b w:val="0"/>
+          <w:bCs w:val="0"/>
+          <w:color w:val="D4D4D4"/>
+          <w:kern w:val="0"/>
+          <w:sz w:val="24"/>
+          <w:szCs w:val="24"/>
+          <w:shd w:val="clear" w:fill="1E1E1E"/>
+          <w:lang w:val="en-US" w:eastAsia="zh-CN" w:bidi="ar"/>
+        </w:rPr>
+        <w:t>]</w:t>
+      </w:r>
+    </w:p>
+    <w:p>
+      <w:pPr>
+        <w:keepNext w:val="0"/>
+        <w:keepLines w:val="0"/>
+        <w:widowControl/>
+        <w:suppressLineNumbers w:val="0"/>
+        <w:shd w:val="clear" w:fill="1E1E1E"/>
+        <w:spacing w:line="190" w:lineRule="atLeast"/>
+        <w:jc w:val="left"/>
+        <w:rPr>
+          <w:rFonts w:hint="default" w:ascii="FantasqueSansM Nerd Font" w:hAnsi="FantasqueSansM Nerd Font" w:eastAsia="FantasqueSansM Nerd Font" w:cs="FantasqueSansM Nerd Font"/>
+          <w:b w:val="0"/>
+          <w:bCs w:val="0"/>
+          <w:color w:val="D4D4D4"/>
+          <w:sz w:val="24"/>
+          <w:szCs w:val="24"/>
+        </w:rPr>
+      </w:pPr>
+      <w:r>
+        <w:rPr>
+          <w:rFonts w:hint="default" w:ascii="FantasqueSansM Nerd Font" w:hAnsi="FantasqueSansM Nerd Font" w:eastAsia="FantasqueSansM Nerd Font" w:cs="FantasqueSansM Nerd Font"/>
+          <w:b w:val="0"/>
+          <w:bCs w:val="0"/>
+          <w:color w:val="D4D4D4"/>
+          <w:kern w:val="0"/>
+          <w:sz w:val="24"/>
+          <w:szCs w:val="24"/>
+          <w:shd w:val="clear" w:fill="1E1E1E"/>
+          <w:lang w:val="en-US" w:eastAsia="zh-CN" w:bidi="ar"/>
+        </w:rPr>
+        <w:t xml:space="preserve">                </w:t>
+      </w:r>
+      <w:r>
+        <w:rPr>
+          <w:rFonts w:hint="default" w:ascii="FantasqueSansM Nerd Font" w:hAnsi="FantasqueSansM Nerd Font" w:eastAsia="FantasqueSansM Nerd Font" w:cs="FantasqueSansM Nerd Font"/>
+          <w:b w:val="0"/>
+          <w:bCs w:val="0"/>
+          <w:color w:val="C586C0"/>
+          <w:kern w:val="0"/>
+          <w:sz w:val="24"/>
+          <w:szCs w:val="24"/>
+          <w:shd w:val="clear" w:fill="1E1E1E"/>
+          <w:lang w:val="en-US" w:eastAsia="zh-CN" w:bidi="ar"/>
+        </w:rPr>
+        <w:t>for</w:t>
+      </w:r>
+      <w:r>
+        <w:rPr>
+          <w:rFonts w:hint="default" w:ascii="FantasqueSansM Nerd Font" w:hAnsi="FantasqueSansM Nerd Font" w:eastAsia="FantasqueSansM Nerd Font" w:cs="FantasqueSansM Nerd Font"/>
+          <w:b w:val="0"/>
+          <w:bCs w:val="0"/>
+          <w:color w:val="D4D4D4"/>
+          <w:kern w:val="0"/>
+          <w:sz w:val="24"/>
+          <w:szCs w:val="24"/>
+          <w:shd w:val="clear" w:fill="1E1E1E"/>
+          <w:lang w:val="en-US" w:eastAsia="zh-CN" w:bidi="ar"/>
+        </w:rPr>
+        <w:t xml:space="preserve"> </w:t>
+      </w:r>
+      <w:r>
+        <w:rPr>
+          <w:rFonts w:hint="default" w:ascii="FantasqueSansM Nerd Font" w:hAnsi="FantasqueSansM Nerd Font" w:eastAsia="FantasqueSansM Nerd Font" w:cs="FantasqueSansM Nerd Font"/>
+          <w:b w:val="0"/>
+          <w:bCs w:val="0"/>
+          <w:color w:val="9CDCFE"/>
+          <w:kern w:val="0"/>
+          <w:sz w:val="24"/>
+          <w:szCs w:val="24"/>
+          <w:shd w:val="clear" w:fill="1E1E1E"/>
+          <w:lang w:val="en-US" w:eastAsia="zh-CN" w:bidi="ar"/>
+        </w:rPr>
+        <w:t>j</w:t>
+      </w:r>
+      <w:r>
+        <w:rPr>
+          <w:rFonts w:hint="default" w:ascii="FantasqueSansM Nerd Font" w:hAnsi="FantasqueSansM Nerd Font" w:eastAsia="FantasqueSansM Nerd Font" w:cs="FantasqueSansM Nerd Font"/>
+          <w:b w:val="0"/>
+          <w:bCs w:val="0"/>
+          <w:color w:val="D4D4D4"/>
+          <w:kern w:val="0"/>
+          <w:sz w:val="24"/>
+          <w:szCs w:val="24"/>
+          <w:shd w:val="clear" w:fill="1E1E1E"/>
+          <w:lang w:val="en-US" w:eastAsia="zh-CN" w:bidi="ar"/>
+        </w:rPr>
+        <w:t xml:space="preserve"> </w:t>
+      </w:r>
+      <w:r>
+        <w:rPr>
+          <w:rFonts w:hint="default" w:ascii="FantasqueSansM Nerd Font" w:hAnsi="FantasqueSansM Nerd Font" w:eastAsia="FantasqueSansM Nerd Font" w:cs="FantasqueSansM Nerd Font"/>
+          <w:b w:val="0"/>
+          <w:bCs w:val="0"/>
+          <w:color w:val="C586C0"/>
+          <w:kern w:val="0"/>
+          <w:sz w:val="24"/>
+          <w:szCs w:val="24"/>
+          <w:shd w:val="clear" w:fill="1E1E1E"/>
+          <w:lang w:val="en-US" w:eastAsia="zh-CN" w:bidi="ar"/>
+        </w:rPr>
+        <w:t>in</w:t>
+      </w:r>
+      <w:r>
+        <w:rPr>
+          <w:rFonts w:hint="default" w:ascii="FantasqueSansM Nerd Font" w:hAnsi="FantasqueSansM Nerd Font" w:eastAsia="FantasqueSansM Nerd Font" w:cs="FantasqueSansM Nerd Font"/>
+          <w:b w:val="0"/>
+          <w:bCs w:val="0"/>
+          <w:color w:val="D4D4D4"/>
+          <w:kern w:val="0"/>
+          <w:sz w:val="24"/>
+          <w:szCs w:val="24"/>
+          <w:shd w:val="clear" w:fill="1E1E1E"/>
+          <w:lang w:val="en-US" w:eastAsia="zh-CN" w:bidi="ar"/>
+        </w:rPr>
+        <w:t xml:space="preserve"> </w:t>
+      </w:r>
+      <w:r>
+        <w:rPr>
+          <w:rFonts w:hint="default" w:ascii="FantasqueSansM Nerd Font" w:hAnsi="FantasqueSansM Nerd Font" w:eastAsia="FantasqueSansM Nerd Font" w:cs="FantasqueSansM Nerd Font"/>
+          <w:b w:val="0"/>
+          <w:bCs w:val="0"/>
+          <w:color w:val="4EC9B0"/>
+          <w:kern w:val="0"/>
+          <w:sz w:val="24"/>
+          <w:szCs w:val="24"/>
+          <w:shd w:val="clear" w:fill="1E1E1E"/>
+          <w:lang w:val="en-US" w:eastAsia="zh-CN" w:bidi="ar"/>
+        </w:rPr>
+        <w:t>range</w:t>
+      </w:r>
+      <w:r>
+        <w:rPr>
+          <w:rFonts w:hint="default" w:ascii="FantasqueSansM Nerd Font" w:hAnsi="FantasqueSansM Nerd Font" w:eastAsia="FantasqueSansM Nerd Font" w:cs="FantasqueSansM Nerd Font"/>
+          <w:b w:val="0"/>
+          <w:bCs w:val="0"/>
+          <w:color w:val="D4D4D4"/>
+          <w:kern w:val="0"/>
+          <w:sz w:val="24"/>
+          <w:szCs w:val="24"/>
+          <w:shd w:val="clear" w:fill="1E1E1E"/>
+          <w:lang w:val="en-US" w:eastAsia="zh-CN" w:bidi="ar"/>
+        </w:rPr>
+        <w:t>(</w:t>
+      </w:r>
+      <w:r>
+        <w:rPr>
+          <w:rFonts w:hint="default" w:ascii="FantasqueSansM Nerd Font" w:hAnsi="FantasqueSansM Nerd Font" w:eastAsia="FantasqueSansM Nerd Font" w:cs="FantasqueSansM Nerd Font"/>
+          <w:b w:val="0"/>
+          <w:bCs w:val="0"/>
+          <w:color w:val="DCDCAA"/>
+          <w:kern w:val="0"/>
+          <w:sz w:val="24"/>
+          <w:szCs w:val="24"/>
+          <w:shd w:val="clear" w:fill="1E1E1E"/>
+          <w:lang w:val="en-US" w:eastAsia="zh-CN" w:bidi="ar"/>
+        </w:rPr>
+        <w:t>len</w:t>
+      </w:r>
+      <w:r>
+        <w:rPr>
+          <w:rFonts w:hint="default" w:ascii="FantasqueSansM Nerd Font" w:hAnsi="FantasqueSansM Nerd Font" w:eastAsia="FantasqueSansM Nerd Font" w:cs="FantasqueSansM Nerd Font"/>
+          <w:b w:val="0"/>
+          <w:bCs w:val="0"/>
+          <w:color w:val="D4D4D4"/>
+          <w:kern w:val="0"/>
+          <w:sz w:val="24"/>
+          <w:szCs w:val="24"/>
+          <w:shd w:val="clear" w:fill="1E1E1E"/>
+          <w:lang w:val="en-US" w:eastAsia="zh-CN" w:bidi="ar"/>
+        </w:rPr>
+        <w:t>(</w:t>
+      </w:r>
+      <w:r>
+        <w:rPr>
+          <w:rFonts w:hint="default" w:ascii="FantasqueSansM Nerd Font" w:hAnsi="FantasqueSansM Nerd Font" w:eastAsia="FantasqueSansM Nerd Font" w:cs="FantasqueSansM Nerd Font"/>
+          <w:b w:val="0"/>
+          <w:bCs w:val="0"/>
+          <w:color w:val="9CDCFE"/>
+          <w:kern w:val="0"/>
+          <w:sz w:val="24"/>
+          <w:szCs w:val="24"/>
+          <w:shd w:val="clear" w:fill="1E1E1E"/>
+          <w:lang w:val="en-US" w:eastAsia="zh-CN" w:bidi="ar"/>
+        </w:rPr>
+        <w:t>tem_array</w:t>
+      </w:r>
+      <w:r>
+        <w:rPr>
+          <w:rFonts w:hint="default" w:ascii="FantasqueSansM Nerd Font" w:hAnsi="FantasqueSansM Nerd Font" w:eastAsia="FantasqueSansM Nerd Font" w:cs="FantasqueSansM Nerd Font"/>
+          <w:b w:val="0"/>
+          <w:bCs w:val="0"/>
+          <w:color w:val="D4D4D4"/>
+          <w:kern w:val="0"/>
+          <w:sz w:val="24"/>
+          <w:szCs w:val="24"/>
+          <w:shd w:val="clear" w:fill="1E1E1E"/>
+          <w:lang w:val="en-US" w:eastAsia="zh-CN" w:bidi="ar"/>
+        </w:rPr>
+        <w:t>)):</w:t>
+      </w:r>
+    </w:p>
+    <w:p>
+      <w:pPr>
+        <w:keepNext w:val="0"/>
+        <w:keepLines w:val="0"/>
+        <w:widowControl/>
+        <w:suppressLineNumbers w:val="0"/>
+        <w:shd w:val="clear" w:fill="1E1E1E"/>
+        <w:spacing w:line="190" w:lineRule="atLeast"/>
+        <w:jc w:val="left"/>
+        <w:rPr>
+          <w:sz w:val="24"/>
+          <w:szCs w:val="24"/>
+        </w:rPr>
+      </w:pPr>
+      <w:r>
+        <w:rPr>
+          <w:rFonts w:hint="default" w:ascii="FantasqueSansM Nerd Font" w:hAnsi="FantasqueSansM Nerd Font" w:eastAsia="FantasqueSansM Nerd Font" w:cs="FantasqueSansM Nerd Font"/>
+          <w:b w:val="0"/>
+          <w:bCs w:val="0"/>
+          <w:color w:val="D4D4D4"/>
+          <w:kern w:val="0"/>
+          <w:sz w:val="24"/>
+          <w:szCs w:val="24"/>
+          <w:shd w:val="clear" w:fill="1E1E1E"/>
+          <w:lang w:val="en-US" w:eastAsia="zh-CN" w:bidi="ar"/>
+        </w:rPr>
+        <w:t xml:space="preserve">                    </w:t>
+      </w:r>
+      <w:r>
+        <w:rPr>
+          <w:rFonts w:hint="default" w:ascii="FantasqueSansM Nerd Font" w:hAnsi="FantasqueSansM Nerd Font" w:eastAsia="FantasqueSansM Nerd Font" w:cs="FantasqueSansM Nerd Font"/>
+          <w:b w:val="0"/>
+          <w:bCs w:val="0"/>
+          <w:color w:val="9CDCFE"/>
+          <w:kern w:val="0"/>
+          <w:sz w:val="24"/>
+          <w:szCs w:val="24"/>
+          <w:shd w:val="clear" w:fill="1E1E1E"/>
+          <w:lang w:val="en-US" w:eastAsia="zh-CN" w:bidi="ar"/>
+        </w:rPr>
+        <w:t>energy</w:t>
+      </w:r>
+      <w:r>
+        <w:rPr>
+          <w:rFonts w:hint="default" w:ascii="FantasqueSansM Nerd Font" w:hAnsi="FantasqueSansM Nerd Font" w:eastAsia="FantasqueSansM Nerd Font" w:cs="FantasqueSansM Nerd Font"/>
+          <w:b w:val="0"/>
+          <w:bCs w:val="0"/>
+          <w:color w:val="D4D4D4"/>
+          <w:kern w:val="0"/>
+          <w:sz w:val="24"/>
+          <w:szCs w:val="24"/>
+          <w:shd w:val="clear" w:fill="1E1E1E"/>
+          <w:lang w:val="en-US" w:eastAsia="zh-CN" w:bidi="ar"/>
+        </w:rPr>
+        <w:t xml:space="preserve"> += </w:t>
+      </w:r>
+      <w:r>
+        <w:rPr>
+          <w:rFonts w:hint="default" w:ascii="FantasqueSansM Nerd Font" w:hAnsi="FantasqueSansM Nerd Font" w:eastAsia="FantasqueSansM Nerd Font" w:cs="FantasqueSansM Nerd Font"/>
+          <w:b w:val="0"/>
+          <w:bCs w:val="0"/>
+          <w:color w:val="9CDCFE"/>
+          <w:kern w:val="0"/>
+          <w:sz w:val="24"/>
+          <w:szCs w:val="24"/>
+          <w:shd w:val="clear" w:fill="1E1E1E"/>
+          <w:lang w:val="en-US" w:eastAsia="zh-CN" w:bidi="ar"/>
+        </w:rPr>
+        <w:t>self</w:t>
+      </w:r>
+      <w:r>
+        <w:rPr>
+          <w:rFonts w:hint="default" w:ascii="FantasqueSansM Nerd Font" w:hAnsi="FantasqueSansM Nerd Font" w:eastAsia="FantasqueSansM Nerd Font" w:cs="FantasqueSansM Nerd Font"/>
+          <w:b w:val="0"/>
+          <w:bCs w:val="0"/>
+          <w:color w:val="D4D4D4"/>
+          <w:kern w:val="0"/>
+          <w:sz w:val="24"/>
+          <w:szCs w:val="24"/>
+          <w:shd w:val="clear" w:fill="1E1E1E"/>
+          <w:lang w:val="en-US" w:eastAsia="zh-CN" w:bidi="ar"/>
+        </w:rPr>
+        <w:t>.</w:t>
+      </w:r>
+      <w:r>
+        <w:rPr>
+          <w:rFonts w:hint="default" w:ascii="FantasqueSansM Nerd Font" w:hAnsi="FantasqueSansM Nerd Font" w:eastAsia="FantasqueSansM Nerd Font" w:cs="FantasqueSansM Nerd Font"/>
+          <w:b w:val="0"/>
+          <w:bCs w:val="0"/>
+          <w:color w:val="9CDCFE"/>
+          <w:kern w:val="0"/>
+          <w:sz w:val="24"/>
+          <w:szCs w:val="24"/>
+          <w:shd w:val="clear" w:fill="1E1E1E"/>
+          <w:lang w:val="en-US" w:eastAsia="zh-CN" w:bidi="ar"/>
+        </w:rPr>
+        <w:t>weights</w:t>
+      </w:r>
+      <w:r>
+        <w:rPr>
+          <w:rFonts w:hint="default" w:ascii="FantasqueSansM Nerd Font" w:hAnsi="FantasqueSansM Nerd Font" w:eastAsia="FantasqueSansM Nerd Font" w:cs="FantasqueSansM Nerd Font"/>
+          <w:b w:val="0"/>
+          <w:bCs w:val="0"/>
+          <w:color w:val="D4D4D4"/>
+          <w:kern w:val="0"/>
+          <w:sz w:val="24"/>
+          <w:szCs w:val="24"/>
+          <w:shd w:val="clear" w:fill="1E1E1E"/>
+          <w:lang w:val="en-US" w:eastAsia="zh-CN" w:bidi="ar"/>
+        </w:rPr>
+        <w:t>[</w:t>
+      </w:r>
+      <w:r>
+        <w:rPr>
+          <w:rFonts w:hint="default" w:ascii="FantasqueSansM Nerd Font" w:hAnsi="FantasqueSansM Nerd Font" w:eastAsia="FantasqueSansM Nerd Font" w:cs="FantasqueSansM Nerd Font"/>
+          <w:b w:val="0"/>
+          <w:bCs w:val="0"/>
+          <w:color w:val="9CDCFE"/>
+          <w:kern w:val="0"/>
+          <w:sz w:val="24"/>
+          <w:szCs w:val="24"/>
+          <w:shd w:val="clear" w:fill="1E1E1E"/>
+          <w:lang w:val="en-US" w:eastAsia="zh-CN" w:bidi="ar"/>
+        </w:rPr>
+        <w:t>i</w:t>
+      </w:r>
+      <w:r>
+        <w:rPr>
+          <w:rFonts w:hint="default" w:ascii="FantasqueSansM Nerd Font" w:hAnsi="FantasqueSansM Nerd Font" w:eastAsia="FantasqueSansM Nerd Font" w:cs="FantasqueSansM Nerd Font"/>
+          <w:b w:val="0"/>
+          <w:bCs w:val="0"/>
+          <w:color w:val="D4D4D4"/>
+          <w:kern w:val="0"/>
+          <w:sz w:val="24"/>
+          <w:szCs w:val="24"/>
+          <w:shd w:val="clear" w:fill="1E1E1E"/>
+          <w:lang w:val="en-US" w:eastAsia="zh-CN" w:bidi="ar"/>
+        </w:rPr>
+        <w:t>][</w:t>
+      </w:r>
+      <w:r>
+        <w:rPr>
+          <w:rFonts w:hint="default" w:ascii="FantasqueSansM Nerd Font" w:hAnsi="FantasqueSansM Nerd Font" w:eastAsia="FantasqueSansM Nerd Font" w:cs="FantasqueSansM Nerd Font"/>
+          <w:b w:val="0"/>
+          <w:bCs w:val="0"/>
+          <w:color w:val="9CDCFE"/>
+          <w:kern w:val="0"/>
+          <w:sz w:val="24"/>
+          <w:szCs w:val="24"/>
+          <w:shd w:val="clear" w:fill="1E1E1E"/>
+          <w:lang w:val="en-US" w:eastAsia="zh-CN" w:bidi="ar"/>
+        </w:rPr>
+        <w:t>j</w:t>
+      </w:r>
+      <w:r>
+        <w:rPr>
+          <w:rFonts w:hint="default" w:ascii="FantasqueSansM Nerd Font" w:hAnsi="FantasqueSansM Nerd Font" w:eastAsia="FantasqueSansM Nerd Font" w:cs="FantasqueSansM Nerd Font"/>
+          <w:b w:val="0"/>
+          <w:bCs w:val="0"/>
+          <w:color w:val="D4D4D4"/>
+          <w:kern w:val="0"/>
+          <w:sz w:val="24"/>
+          <w:szCs w:val="24"/>
+          <w:shd w:val="clear" w:fill="1E1E1E"/>
+          <w:lang w:val="en-US" w:eastAsia="zh-CN" w:bidi="ar"/>
+        </w:rPr>
+        <w:t xml:space="preserve">] * </w:t>
+      </w:r>
+      <w:r>
+        <w:rPr>
+          <w:rFonts w:hint="default" w:ascii="FantasqueSansM Nerd Font" w:hAnsi="FantasqueSansM Nerd Font" w:eastAsia="FantasqueSansM Nerd Font" w:cs="FantasqueSansM Nerd Font"/>
+          <w:b w:val="0"/>
+          <w:bCs w:val="0"/>
+          <w:color w:val="9CDCFE"/>
+          <w:kern w:val="0"/>
+          <w:sz w:val="24"/>
+          <w:szCs w:val="24"/>
+          <w:shd w:val="clear" w:fill="1E1E1E"/>
+          <w:lang w:val="en-US" w:eastAsia="zh-CN" w:bidi="ar"/>
+        </w:rPr>
+        <w:t>tem_array</w:t>
+      </w:r>
+      <w:r>
+        <w:rPr>
+          <w:rFonts w:hint="default" w:ascii="FantasqueSansM Nerd Font" w:hAnsi="FantasqueSansM Nerd Font" w:eastAsia="FantasqueSansM Nerd Font" w:cs="FantasqueSansM Nerd Font"/>
+          <w:b w:val="0"/>
+          <w:bCs w:val="0"/>
+          <w:color w:val="D4D4D4"/>
+          <w:kern w:val="0"/>
+          <w:sz w:val="24"/>
+          <w:szCs w:val="24"/>
+          <w:shd w:val="clear" w:fill="1E1E1E"/>
+          <w:lang w:val="en-US" w:eastAsia="zh-CN" w:bidi="ar"/>
+        </w:rPr>
+        <w:t>[</w:t>
+      </w:r>
+      <w:r>
+        <w:rPr>
+          <w:rFonts w:hint="default" w:ascii="FantasqueSansM Nerd Font" w:hAnsi="FantasqueSansM Nerd Font" w:eastAsia="FantasqueSansM Nerd Font" w:cs="FantasqueSansM Nerd Font"/>
+          <w:b w:val="0"/>
+          <w:bCs w:val="0"/>
+          <w:color w:val="9CDCFE"/>
+          <w:kern w:val="0"/>
+          <w:sz w:val="24"/>
+          <w:szCs w:val="24"/>
+          <w:shd w:val="clear" w:fill="1E1E1E"/>
+          <w:lang w:val="en-US" w:eastAsia="zh-CN" w:bidi="ar"/>
+        </w:rPr>
+        <w:t>j</w:t>
+      </w:r>
+      <w:r>
+        <w:rPr>
+          <w:rFonts w:hint="default" w:ascii="FantasqueSansM Nerd Font" w:hAnsi="FantasqueSansM Nerd Font" w:eastAsia="FantasqueSansM Nerd Font" w:cs="FantasqueSansM Nerd Font"/>
+          <w:b w:val="0"/>
+          <w:bCs w:val="0"/>
+          <w:color w:val="D4D4D4"/>
+          <w:kern w:val="0"/>
+          <w:sz w:val="24"/>
+          <w:szCs w:val="24"/>
+          <w:shd w:val="clear" w:fill="1E1E1E"/>
+          <w:lang w:val="en-US" w:eastAsia="zh-CN" w:bidi="ar"/>
+        </w:rPr>
+        <w:t>]</w:t>
+      </w:r>
+    </w:p>
+    <w:p>
+      <w:pPr>
+        <w:keepNext w:val="0"/>
+        <w:keepLines w:val="0"/>
+        <w:widowControl/>
+        <w:suppressLineNumbers w:val="0"/>
+        <w:shd w:val="clear" w:fill="1E1E1E"/>
+        <w:spacing w:line="190" w:lineRule="atLeast"/>
+        <w:jc w:val="left"/>
+        <w:rPr>
+          <w:rFonts w:hint="default" w:ascii="FantasqueSansM Nerd Font" w:hAnsi="FantasqueSansM Nerd Font" w:eastAsia="FantasqueSansM Nerd Font" w:cs="FantasqueSansM Nerd Font"/>
+          <w:b w:val="0"/>
+          <w:bCs w:val="0"/>
+          <w:color w:val="D4D4D4"/>
+          <w:sz w:val="24"/>
+          <w:szCs w:val="24"/>
+        </w:rPr>
+      </w:pPr>
+      <w:r>
+        <w:rPr>
+          <w:rFonts w:hint="default" w:ascii="FantasqueSansM Nerd Font" w:hAnsi="FantasqueSansM Nerd Font" w:eastAsia="FantasqueSansM Nerd Font" w:cs="FantasqueSansM Nerd Font"/>
+          <w:b w:val="0"/>
+          <w:bCs w:val="0"/>
+          <w:color w:val="D4D4D4"/>
+          <w:kern w:val="0"/>
+          <w:sz w:val="24"/>
+          <w:szCs w:val="24"/>
+          <w:shd w:val="clear" w:fill="1E1E1E"/>
+          <w:lang w:val="en-US" w:eastAsia="zh-CN" w:bidi="ar"/>
+        </w:rPr>
+        <w:t xml:space="preserve">                </w:t>
+      </w:r>
+      <w:r>
+        <w:rPr>
+          <w:rFonts w:hint="default" w:ascii="FantasqueSansM Nerd Font" w:hAnsi="FantasqueSansM Nerd Font" w:eastAsia="FantasqueSansM Nerd Font" w:cs="FantasqueSansM Nerd Font"/>
+          <w:b w:val="0"/>
+          <w:bCs w:val="0"/>
+          <w:color w:val="C586C0"/>
+          <w:kern w:val="0"/>
+          <w:sz w:val="24"/>
+          <w:szCs w:val="24"/>
+          <w:shd w:val="clear" w:fill="1E1E1E"/>
+          <w:lang w:val="en-US" w:eastAsia="zh-CN" w:bidi="ar"/>
+        </w:rPr>
+        <w:t>if</w:t>
+      </w:r>
+      <w:r>
+        <w:rPr>
+          <w:rFonts w:hint="default" w:ascii="FantasqueSansM Nerd Font" w:hAnsi="FantasqueSansM Nerd Font" w:eastAsia="FantasqueSansM Nerd Font" w:cs="FantasqueSansM Nerd Font"/>
+          <w:b w:val="0"/>
+          <w:bCs w:val="0"/>
+          <w:color w:val="D4D4D4"/>
+          <w:kern w:val="0"/>
+          <w:sz w:val="24"/>
+          <w:szCs w:val="24"/>
+          <w:shd w:val="clear" w:fill="1E1E1E"/>
+          <w:lang w:val="en-US" w:eastAsia="zh-CN" w:bidi="ar"/>
+        </w:rPr>
+        <w:t xml:space="preserve"> </w:t>
+      </w:r>
+      <w:r>
+        <w:rPr>
+          <w:rFonts w:hint="default" w:ascii="FantasqueSansM Nerd Font" w:hAnsi="FantasqueSansM Nerd Font" w:eastAsia="FantasqueSansM Nerd Font" w:cs="FantasqueSansM Nerd Font"/>
+          <w:b w:val="0"/>
+          <w:bCs w:val="0"/>
+          <w:color w:val="9CDCFE"/>
+          <w:kern w:val="0"/>
+          <w:sz w:val="24"/>
+          <w:szCs w:val="24"/>
+          <w:shd w:val="clear" w:fill="1E1E1E"/>
+          <w:lang w:val="en-US" w:eastAsia="zh-CN" w:bidi="ar"/>
+        </w:rPr>
+        <w:t>energy</w:t>
+      </w:r>
+      <w:r>
+        <w:rPr>
+          <w:rFonts w:hint="default" w:ascii="FantasqueSansM Nerd Font" w:hAnsi="FantasqueSansM Nerd Font" w:eastAsia="FantasqueSansM Nerd Font" w:cs="FantasqueSansM Nerd Font"/>
+          <w:b w:val="0"/>
+          <w:bCs w:val="0"/>
+          <w:color w:val="D4D4D4"/>
+          <w:kern w:val="0"/>
+          <w:sz w:val="24"/>
+          <w:szCs w:val="24"/>
+          <w:shd w:val="clear" w:fill="1E1E1E"/>
+          <w:lang w:val="en-US" w:eastAsia="zh-CN" w:bidi="ar"/>
+        </w:rPr>
+        <w:t xml:space="preserve"> &gt; </w:t>
+      </w:r>
+      <w:r>
+        <w:rPr>
+          <w:rFonts w:hint="default" w:ascii="FantasqueSansM Nerd Font" w:hAnsi="FantasqueSansM Nerd Font" w:eastAsia="FantasqueSansM Nerd Font" w:cs="FantasqueSansM Nerd Font"/>
+          <w:b w:val="0"/>
+          <w:bCs w:val="0"/>
+          <w:color w:val="B5CEA8"/>
+          <w:kern w:val="0"/>
+          <w:sz w:val="24"/>
+          <w:szCs w:val="24"/>
+          <w:shd w:val="clear" w:fill="1E1E1E"/>
+          <w:lang w:val="en-US" w:eastAsia="zh-CN" w:bidi="ar"/>
+        </w:rPr>
+        <w:t>0</w:t>
+      </w:r>
+      <w:r>
+        <w:rPr>
+          <w:rFonts w:hint="default" w:ascii="FantasqueSansM Nerd Font" w:hAnsi="FantasqueSansM Nerd Font" w:eastAsia="FantasqueSansM Nerd Font" w:cs="FantasqueSansM Nerd Font"/>
+          <w:b w:val="0"/>
+          <w:bCs w:val="0"/>
+          <w:color w:val="D4D4D4"/>
+          <w:kern w:val="0"/>
+          <w:sz w:val="24"/>
+          <w:szCs w:val="24"/>
+          <w:shd w:val="clear" w:fill="1E1E1E"/>
+          <w:lang w:val="en-US" w:eastAsia="zh-CN" w:bidi="ar"/>
+        </w:rPr>
+        <w:t>:</w:t>
+      </w:r>
+    </w:p>
+    <w:p>
+      <w:pPr>
+        <w:keepNext w:val="0"/>
+        <w:keepLines w:val="0"/>
+        <w:widowControl/>
+        <w:suppressLineNumbers w:val="0"/>
+        <w:shd w:val="clear" w:fill="1E1E1E"/>
+        <w:spacing w:line="190" w:lineRule="atLeast"/>
+        <w:jc w:val="left"/>
+        <w:rPr>
+          <w:rFonts w:hint="default" w:ascii="FantasqueSansM Nerd Font" w:hAnsi="FantasqueSansM Nerd Font" w:eastAsia="FantasqueSansM Nerd Font" w:cs="FantasqueSansM Nerd Font"/>
+          <w:b w:val="0"/>
+          <w:bCs w:val="0"/>
+          <w:color w:val="D4D4D4"/>
+          <w:sz w:val="24"/>
+          <w:szCs w:val="24"/>
+        </w:rPr>
+      </w:pPr>
+      <w:r>
+        <w:rPr>
+          <w:rFonts w:hint="default" w:ascii="FantasqueSansM Nerd Font" w:hAnsi="FantasqueSansM Nerd Font" w:eastAsia="FantasqueSansM Nerd Font" w:cs="FantasqueSansM Nerd Font"/>
+          <w:b w:val="0"/>
+          <w:bCs w:val="0"/>
+          <w:color w:val="D4D4D4"/>
+          <w:kern w:val="0"/>
+          <w:sz w:val="24"/>
+          <w:szCs w:val="24"/>
+          <w:shd w:val="clear" w:fill="1E1E1E"/>
+          <w:lang w:val="en-US" w:eastAsia="zh-CN" w:bidi="ar"/>
+        </w:rPr>
+        <w:t xml:space="preserve">                    </w:t>
+      </w:r>
+      <w:r>
+        <w:rPr>
+          <w:rFonts w:hint="default" w:ascii="FantasqueSansM Nerd Font" w:hAnsi="FantasqueSansM Nerd Font" w:eastAsia="FantasqueSansM Nerd Font" w:cs="FantasqueSansM Nerd Font"/>
+          <w:b w:val="0"/>
+          <w:bCs w:val="0"/>
+          <w:color w:val="C586C0"/>
+          <w:kern w:val="0"/>
+          <w:sz w:val="24"/>
+          <w:szCs w:val="24"/>
+          <w:shd w:val="clear" w:fill="1E1E1E"/>
+          <w:lang w:val="en-US" w:eastAsia="zh-CN" w:bidi="ar"/>
+        </w:rPr>
+        <w:t>if</w:t>
+      </w:r>
+      <w:r>
+        <w:rPr>
+          <w:rFonts w:hint="default" w:ascii="FantasqueSansM Nerd Font" w:hAnsi="FantasqueSansM Nerd Font" w:eastAsia="FantasqueSansM Nerd Font" w:cs="FantasqueSansM Nerd Font"/>
+          <w:b w:val="0"/>
+          <w:bCs w:val="0"/>
+          <w:color w:val="D4D4D4"/>
+          <w:kern w:val="0"/>
+          <w:sz w:val="24"/>
+          <w:szCs w:val="24"/>
+          <w:shd w:val="clear" w:fill="1E1E1E"/>
+          <w:lang w:val="en-US" w:eastAsia="zh-CN" w:bidi="ar"/>
+        </w:rPr>
+        <w:t xml:space="preserve"> </w:t>
+      </w:r>
+      <w:r>
+        <w:rPr>
+          <w:rFonts w:hint="default" w:ascii="FantasqueSansM Nerd Font" w:hAnsi="FantasqueSansM Nerd Font" w:eastAsia="FantasqueSansM Nerd Font" w:cs="FantasqueSansM Nerd Font"/>
+          <w:b w:val="0"/>
+          <w:bCs w:val="0"/>
+          <w:color w:val="9CDCFE"/>
+          <w:kern w:val="0"/>
+          <w:sz w:val="24"/>
+          <w:szCs w:val="24"/>
+          <w:shd w:val="clear" w:fill="1E1E1E"/>
+          <w:lang w:val="en-US" w:eastAsia="zh-CN" w:bidi="ar"/>
+        </w:rPr>
+        <w:t>tem_array</w:t>
+      </w:r>
+      <w:r>
+        <w:rPr>
+          <w:rFonts w:hint="default" w:ascii="FantasqueSansM Nerd Font" w:hAnsi="FantasqueSansM Nerd Font" w:eastAsia="FantasqueSansM Nerd Font" w:cs="FantasqueSansM Nerd Font"/>
+          <w:b w:val="0"/>
+          <w:bCs w:val="0"/>
+          <w:color w:val="D4D4D4"/>
+          <w:kern w:val="0"/>
+          <w:sz w:val="24"/>
+          <w:szCs w:val="24"/>
+          <w:shd w:val="clear" w:fill="1E1E1E"/>
+          <w:lang w:val="en-US" w:eastAsia="zh-CN" w:bidi="ar"/>
+        </w:rPr>
+        <w:t>[</w:t>
+      </w:r>
+      <w:r>
+        <w:rPr>
+          <w:rFonts w:hint="default" w:ascii="FantasqueSansM Nerd Font" w:hAnsi="FantasqueSansM Nerd Font" w:eastAsia="FantasqueSansM Nerd Font" w:cs="FantasqueSansM Nerd Font"/>
+          <w:b w:val="0"/>
+          <w:bCs w:val="0"/>
+          <w:color w:val="9CDCFE"/>
+          <w:kern w:val="0"/>
+          <w:sz w:val="24"/>
+          <w:szCs w:val="24"/>
+          <w:shd w:val="clear" w:fill="1E1E1E"/>
+          <w:lang w:val="en-US" w:eastAsia="zh-CN" w:bidi="ar"/>
+        </w:rPr>
+        <w:t>i</w:t>
+      </w:r>
+      <w:r>
+        <w:rPr>
+          <w:rFonts w:hint="default" w:ascii="FantasqueSansM Nerd Font" w:hAnsi="FantasqueSansM Nerd Font" w:eastAsia="FantasqueSansM Nerd Font" w:cs="FantasqueSansM Nerd Font"/>
+          <w:b w:val="0"/>
+          <w:bCs w:val="0"/>
+          <w:color w:val="D4D4D4"/>
+          <w:kern w:val="0"/>
+          <w:sz w:val="24"/>
+          <w:szCs w:val="24"/>
+          <w:shd w:val="clear" w:fill="1E1E1E"/>
+          <w:lang w:val="en-US" w:eastAsia="zh-CN" w:bidi="ar"/>
+        </w:rPr>
+        <w:t xml:space="preserve">] != </w:t>
+      </w:r>
+      <w:r>
+        <w:rPr>
+          <w:rFonts w:hint="default" w:ascii="FantasqueSansM Nerd Font" w:hAnsi="FantasqueSansM Nerd Font" w:eastAsia="FantasqueSansM Nerd Font" w:cs="FantasqueSansM Nerd Font"/>
+          <w:b w:val="0"/>
+          <w:bCs w:val="0"/>
+          <w:color w:val="B5CEA8"/>
+          <w:kern w:val="0"/>
+          <w:sz w:val="24"/>
+          <w:szCs w:val="24"/>
+          <w:shd w:val="clear" w:fill="1E1E1E"/>
+          <w:lang w:val="en-US" w:eastAsia="zh-CN" w:bidi="ar"/>
+        </w:rPr>
+        <w:t>1</w:t>
+      </w:r>
+      <w:r>
+        <w:rPr>
+          <w:rFonts w:hint="default" w:ascii="FantasqueSansM Nerd Font" w:hAnsi="FantasqueSansM Nerd Font" w:eastAsia="FantasqueSansM Nerd Font" w:cs="FantasqueSansM Nerd Font"/>
+          <w:b w:val="0"/>
+          <w:bCs w:val="0"/>
+          <w:color w:val="D4D4D4"/>
+          <w:kern w:val="0"/>
+          <w:sz w:val="24"/>
+          <w:szCs w:val="24"/>
+          <w:shd w:val="clear" w:fill="1E1E1E"/>
+          <w:lang w:val="en-US" w:eastAsia="zh-CN" w:bidi="ar"/>
+        </w:rPr>
+        <w:t>:</w:t>
+      </w:r>
+    </w:p>
+    <w:p>
+      <w:pPr>
+        <w:keepNext w:val="0"/>
+        <w:keepLines w:val="0"/>
+        <w:widowControl/>
+        <w:suppressLineNumbers w:val="0"/>
+        <w:shd w:val="clear" w:fill="1E1E1E"/>
+        <w:spacing w:line="190" w:lineRule="atLeast"/>
+        <w:jc w:val="left"/>
+        <w:rPr>
+          <w:rFonts w:hint="default" w:ascii="FantasqueSansM Nerd Font" w:hAnsi="FantasqueSansM Nerd Font" w:eastAsia="FantasqueSansM Nerd Font" w:cs="FantasqueSansM Nerd Font"/>
+          <w:b w:val="0"/>
+          <w:bCs w:val="0"/>
+          <w:color w:val="D4D4D4"/>
+          <w:sz w:val="24"/>
+          <w:szCs w:val="24"/>
+        </w:rPr>
+      </w:pPr>
+      <w:r>
+        <w:rPr>
+          <w:rFonts w:hint="default" w:ascii="FantasqueSansM Nerd Font" w:hAnsi="FantasqueSansM Nerd Font" w:eastAsia="FantasqueSansM Nerd Font" w:cs="FantasqueSansM Nerd Font"/>
+          <w:b w:val="0"/>
+          <w:bCs w:val="0"/>
+          <w:color w:val="D4D4D4"/>
+          <w:kern w:val="0"/>
+          <w:sz w:val="24"/>
+          <w:szCs w:val="24"/>
+          <w:shd w:val="clear" w:fill="1E1E1E"/>
+          <w:lang w:val="en-US" w:eastAsia="zh-CN" w:bidi="ar"/>
+        </w:rPr>
+        <w:t xml:space="preserve">                        </w:t>
+      </w:r>
+      <w:r>
+        <w:rPr>
+          <w:rFonts w:hint="default" w:ascii="FantasqueSansM Nerd Font" w:hAnsi="FantasqueSansM Nerd Font" w:eastAsia="FantasqueSansM Nerd Font" w:cs="FantasqueSansM Nerd Font"/>
+          <w:b w:val="0"/>
+          <w:bCs w:val="0"/>
+          <w:color w:val="9CDCFE"/>
+          <w:kern w:val="0"/>
+          <w:sz w:val="24"/>
+          <w:szCs w:val="24"/>
+          <w:shd w:val="clear" w:fill="1E1E1E"/>
+          <w:lang w:val="en-US" w:eastAsia="zh-CN" w:bidi="ar"/>
+        </w:rPr>
+        <w:t>changed</w:t>
+      </w:r>
+      <w:r>
+        <w:rPr>
+          <w:rFonts w:hint="default" w:ascii="FantasqueSansM Nerd Font" w:hAnsi="FantasqueSansM Nerd Font" w:eastAsia="FantasqueSansM Nerd Font" w:cs="FantasqueSansM Nerd Font"/>
+          <w:b w:val="0"/>
+          <w:bCs w:val="0"/>
+          <w:color w:val="D4D4D4"/>
+          <w:kern w:val="0"/>
+          <w:sz w:val="24"/>
+          <w:szCs w:val="24"/>
+          <w:shd w:val="clear" w:fill="1E1E1E"/>
+          <w:lang w:val="en-US" w:eastAsia="zh-CN" w:bidi="ar"/>
+        </w:rPr>
+        <w:t xml:space="preserve"> = </w:t>
+      </w:r>
+      <w:r>
+        <w:rPr>
+          <w:rFonts w:hint="default" w:ascii="FantasqueSansM Nerd Font" w:hAnsi="FantasqueSansM Nerd Font" w:eastAsia="FantasqueSansM Nerd Font" w:cs="FantasqueSansM Nerd Font"/>
+          <w:b w:val="0"/>
+          <w:bCs w:val="0"/>
+          <w:color w:val="569CD6"/>
+          <w:kern w:val="0"/>
+          <w:sz w:val="24"/>
+          <w:szCs w:val="24"/>
+          <w:shd w:val="clear" w:fill="1E1E1E"/>
+          <w:lang w:val="en-US" w:eastAsia="zh-CN" w:bidi="ar"/>
+        </w:rPr>
+        <w:t>True</w:t>
+      </w:r>
+    </w:p>
+    <w:p>
+      <w:pPr>
+        <w:keepNext w:val="0"/>
+        <w:keepLines w:val="0"/>
+        <w:widowControl/>
+        <w:suppressLineNumbers w:val="0"/>
+        <w:shd w:val="clear" w:fill="1E1E1E"/>
+        <w:spacing w:line="190" w:lineRule="atLeast"/>
+        <w:jc w:val="left"/>
+        <w:rPr>
+          <w:rFonts w:hint="default" w:ascii="FantasqueSansM Nerd Font" w:hAnsi="FantasqueSansM Nerd Font" w:eastAsia="FantasqueSansM Nerd Font" w:cs="FantasqueSansM Nerd Font"/>
+          <w:b w:val="0"/>
+          <w:bCs w:val="0"/>
+          <w:color w:val="D4D4D4"/>
+          <w:sz w:val="24"/>
+          <w:szCs w:val="24"/>
+        </w:rPr>
+      </w:pPr>
+      <w:r>
+        <w:rPr>
+          <w:rFonts w:hint="default" w:ascii="FantasqueSansM Nerd Font" w:hAnsi="FantasqueSansM Nerd Font" w:eastAsia="FantasqueSansM Nerd Font" w:cs="FantasqueSansM Nerd Font"/>
+          <w:b w:val="0"/>
+          <w:bCs w:val="0"/>
+          <w:color w:val="D4D4D4"/>
+          <w:kern w:val="0"/>
+          <w:sz w:val="24"/>
+          <w:szCs w:val="24"/>
+          <w:shd w:val="clear" w:fill="1E1E1E"/>
+          <w:lang w:val="en-US" w:eastAsia="zh-CN" w:bidi="ar"/>
+        </w:rPr>
+        <w:t xml:space="preserve">                        </w:t>
+      </w:r>
+      <w:r>
+        <w:rPr>
+          <w:rFonts w:hint="default" w:ascii="FantasqueSansM Nerd Font" w:hAnsi="FantasqueSansM Nerd Font" w:eastAsia="FantasqueSansM Nerd Font" w:cs="FantasqueSansM Nerd Font"/>
+          <w:b w:val="0"/>
+          <w:bCs w:val="0"/>
+          <w:color w:val="DCDCAA"/>
+          <w:kern w:val="0"/>
+          <w:sz w:val="24"/>
+          <w:szCs w:val="24"/>
+          <w:shd w:val="clear" w:fill="1E1E1E"/>
+          <w:lang w:val="en-US" w:eastAsia="zh-CN" w:bidi="ar"/>
+        </w:rPr>
+        <w:t>print</w:t>
+      </w:r>
+      <w:r>
+        <w:rPr>
+          <w:rFonts w:hint="default" w:ascii="FantasqueSansM Nerd Font" w:hAnsi="FantasqueSansM Nerd Font" w:eastAsia="FantasqueSansM Nerd Font" w:cs="FantasqueSansM Nerd Font"/>
+          <w:b w:val="0"/>
+          <w:bCs w:val="0"/>
+          <w:color w:val="D4D4D4"/>
+          <w:kern w:val="0"/>
+          <w:sz w:val="24"/>
+          <w:szCs w:val="24"/>
+          <w:shd w:val="clear" w:fill="1E1E1E"/>
+          <w:lang w:val="en-US" w:eastAsia="zh-CN" w:bidi="ar"/>
+        </w:rPr>
+        <w:t>(</w:t>
+      </w:r>
+      <w:r>
+        <w:rPr>
+          <w:rFonts w:hint="default" w:ascii="FantasqueSansM Nerd Font" w:hAnsi="FantasqueSansM Nerd Font" w:eastAsia="FantasqueSansM Nerd Font" w:cs="FantasqueSansM Nerd Font"/>
+          <w:b w:val="0"/>
+          <w:bCs w:val="0"/>
+          <w:color w:val="CE9178"/>
+          <w:kern w:val="0"/>
+          <w:sz w:val="24"/>
+          <w:szCs w:val="24"/>
+          <w:shd w:val="clear" w:fill="1E1E1E"/>
+          <w:lang w:val="en-US" w:eastAsia="zh-CN" w:bidi="ar"/>
+        </w:rPr>
+        <w:t>"changed"</w:t>
+      </w:r>
+      <w:r>
+        <w:rPr>
+          <w:rFonts w:hint="default" w:ascii="FantasqueSansM Nerd Font" w:hAnsi="FantasqueSansM Nerd Font" w:eastAsia="FantasqueSansM Nerd Font" w:cs="FantasqueSansM Nerd Font"/>
+          <w:b w:val="0"/>
+          <w:bCs w:val="0"/>
+          <w:color w:val="D4D4D4"/>
+          <w:kern w:val="0"/>
+          <w:sz w:val="24"/>
+          <w:szCs w:val="24"/>
+          <w:shd w:val="clear" w:fill="1E1E1E"/>
+          <w:lang w:val="en-US" w:eastAsia="zh-CN" w:bidi="ar"/>
+        </w:rPr>
+        <w:t xml:space="preserve">, </w:t>
+      </w:r>
+      <w:r>
+        <w:rPr>
+          <w:rFonts w:hint="default" w:ascii="FantasqueSansM Nerd Font" w:hAnsi="FantasqueSansM Nerd Font" w:eastAsia="FantasqueSansM Nerd Font" w:cs="FantasqueSansM Nerd Font"/>
+          <w:b w:val="0"/>
+          <w:bCs w:val="0"/>
+          <w:color w:val="9CDCFE"/>
+          <w:kern w:val="0"/>
+          <w:sz w:val="24"/>
+          <w:szCs w:val="24"/>
+          <w:shd w:val="clear" w:fill="1E1E1E"/>
+          <w:lang w:val="en-US" w:eastAsia="zh-CN" w:bidi="ar"/>
+        </w:rPr>
+        <w:t>i</w:t>
+      </w:r>
+      <w:r>
+        <w:rPr>
+          <w:rFonts w:hint="default" w:ascii="FantasqueSansM Nerd Font" w:hAnsi="FantasqueSansM Nerd Font" w:eastAsia="FantasqueSansM Nerd Font" w:cs="FantasqueSansM Nerd Font"/>
+          <w:b w:val="0"/>
+          <w:bCs w:val="0"/>
+          <w:color w:val="D4D4D4"/>
+          <w:kern w:val="0"/>
+          <w:sz w:val="24"/>
+          <w:szCs w:val="24"/>
+          <w:shd w:val="clear" w:fill="1E1E1E"/>
+          <w:lang w:val="en-US" w:eastAsia="zh-CN" w:bidi="ar"/>
+        </w:rPr>
+        <w:t>)</w:t>
+      </w:r>
+    </w:p>
+    <w:p>
+      <w:pPr>
+        <w:keepNext w:val="0"/>
+        <w:keepLines w:val="0"/>
+        <w:widowControl/>
+        <w:suppressLineNumbers w:val="0"/>
+        <w:shd w:val="clear" w:fill="1E1E1E"/>
+        <w:spacing w:line="190" w:lineRule="atLeast"/>
+        <w:jc w:val="left"/>
+        <w:rPr>
+          <w:rFonts w:hint="default" w:ascii="FantasqueSansM Nerd Font" w:hAnsi="FantasqueSansM Nerd Font" w:eastAsia="FantasqueSansM Nerd Font" w:cs="FantasqueSansM Nerd Font"/>
+          <w:b w:val="0"/>
+          <w:bCs w:val="0"/>
+          <w:color w:val="D4D4D4"/>
+          <w:sz w:val="24"/>
+          <w:szCs w:val="24"/>
+        </w:rPr>
+      </w:pPr>
+      <w:r>
+        <w:rPr>
+          <w:rFonts w:hint="default" w:ascii="FantasqueSansM Nerd Font" w:hAnsi="FantasqueSansM Nerd Font" w:eastAsia="FantasqueSansM Nerd Font" w:cs="FantasqueSansM Nerd Font"/>
+          <w:b w:val="0"/>
+          <w:bCs w:val="0"/>
+          <w:color w:val="D4D4D4"/>
+          <w:kern w:val="0"/>
+          <w:sz w:val="24"/>
+          <w:szCs w:val="24"/>
+          <w:shd w:val="clear" w:fill="1E1E1E"/>
+          <w:lang w:val="en-US" w:eastAsia="zh-CN" w:bidi="ar"/>
+        </w:rPr>
+        <w:t xml:space="preserve">                    </w:t>
+      </w:r>
+      <w:r>
+        <w:rPr>
+          <w:rFonts w:hint="default" w:ascii="FantasqueSansM Nerd Font" w:hAnsi="FantasqueSansM Nerd Font" w:eastAsia="FantasqueSansM Nerd Font" w:cs="FantasqueSansM Nerd Font"/>
+          <w:b w:val="0"/>
+          <w:bCs w:val="0"/>
+          <w:color w:val="C586C0"/>
+          <w:kern w:val="0"/>
+          <w:sz w:val="24"/>
+          <w:szCs w:val="24"/>
+          <w:shd w:val="clear" w:fill="1E1E1E"/>
+          <w:lang w:val="en-US" w:eastAsia="zh-CN" w:bidi="ar"/>
+        </w:rPr>
+        <w:t>else</w:t>
+      </w:r>
+      <w:r>
+        <w:rPr>
+          <w:rFonts w:hint="default" w:ascii="FantasqueSansM Nerd Font" w:hAnsi="FantasqueSansM Nerd Font" w:eastAsia="FantasqueSansM Nerd Font" w:cs="FantasqueSansM Nerd Font"/>
+          <w:b w:val="0"/>
+          <w:bCs w:val="0"/>
+          <w:color w:val="D4D4D4"/>
+          <w:kern w:val="0"/>
+          <w:sz w:val="24"/>
+          <w:szCs w:val="24"/>
+          <w:shd w:val="clear" w:fill="1E1E1E"/>
+          <w:lang w:val="en-US" w:eastAsia="zh-CN" w:bidi="ar"/>
+        </w:rPr>
+        <w:t>:</w:t>
+      </w:r>
+    </w:p>
+    <w:p>
+      <w:pPr>
+        <w:keepNext w:val="0"/>
+        <w:keepLines w:val="0"/>
+        <w:widowControl/>
+        <w:suppressLineNumbers w:val="0"/>
+        <w:shd w:val="clear" w:fill="1E1E1E"/>
+        <w:spacing w:line="190" w:lineRule="atLeast"/>
+        <w:jc w:val="left"/>
+        <w:rPr>
+          <w:rFonts w:hint="default" w:ascii="FantasqueSansM Nerd Font" w:hAnsi="FantasqueSansM Nerd Font" w:eastAsia="FantasqueSansM Nerd Font" w:cs="FantasqueSansM Nerd Font"/>
+          <w:b w:val="0"/>
+          <w:bCs w:val="0"/>
+          <w:color w:val="D4D4D4"/>
+          <w:sz w:val="24"/>
+          <w:szCs w:val="24"/>
+        </w:rPr>
+      </w:pPr>
+      <w:r>
+        <w:rPr>
+          <w:rFonts w:hint="default" w:ascii="FantasqueSansM Nerd Font" w:hAnsi="FantasqueSansM Nerd Font" w:eastAsia="FantasqueSansM Nerd Font" w:cs="FantasqueSansM Nerd Font"/>
+          <w:b w:val="0"/>
+          <w:bCs w:val="0"/>
+          <w:color w:val="D4D4D4"/>
+          <w:kern w:val="0"/>
+          <w:sz w:val="24"/>
+          <w:szCs w:val="24"/>
+          <w:shd w:val="clear" w:fill="1E1E1E"/>
+          <w:lang w:val="en-US" w:eastAsia="zh-CN" w:bidi="ar"/>
+        </w:rPr>
+        <w:t xml:space="preserve">                        </w:t>
+      </w:r>
+      <w:r>
+        <w:rPr>
+          <w:rFonts w:hint="default" w:ascii="FantasqueSansM Nerd Font" w:hAnsi="FantasqueSansM Nerd Font" w:eastAsia="FantasqueSansM Nerd Font" w:cs="FantasqueSansM Nerd Font"/>
+          <w:b w:val="0"/>
+          <w:bCs w:val="0"/>
+          <w:color w:val="9CDCFE"/>
+          <w:kern w:val="0"/>
+          <w:sz w:val="24"/>
+          <w:szCs w:val="24"/>
+          <w:shd w:val="clear" w:fill="1E1E1E"/>
+          <w:lang w:val="en-US" w:eastAsia="zh-CN" w:bidi="ar"/>
+        </w:rPr>
+        <w:t>changed</w:t>
+      </w:r>
+      <w:r>
+        <w:rPr>
+          <w:rFonts w:hint="default" w:ascii="FantasqueSansM Nerd Font" w:hAnsi="FantasqueSansM Nerd Font" w:eastAsia="FantasqueSansM Nerd Font" w:cs="FantasqueSansM Nerd Font"/>
+          <w:b w:val="0"/>
+          <w:bCs w:val="0"/>
+          <w:color w:val="D4D4D4"/>
+          <w:kern w:val="0"/>
+          <w:sz w:val="24"/>
+          <w:szCs w:val="24"/>
+          <w:shd w:val="clear" w:fill="1E1E1E"/>
+          <w:lang w:val="en-US" w:eastAsia="zh-CN" w:bidi="ar"/>
+        </w:rPr>
+        <w:t xml:space="preserve"> = </w:t>
+      </w:r>
+      <w:r>
+        <w:rPr>
+          <w:rFonts w:hint="default" w:ascii="FantasqueSansM Nerd Font" w:hAnsi="FantasqueSansM Nerd Font" w:eastAsia="FantasqueSansM Nerd Font" w:cs="FantasqueSansM Nerd Font"/>
+          <w:b w:val="0"/>
+          <w:bCs w:val="0"/>
+          <w:color w:val="9CDCFE"/>
+          <w:kern w:val="0"/>
+          <w:sz w:val="24"/>
+          <w:szCs w:val="24"/>
+          <w:shd w:val="clear" w:fill="1E1E1E"/>
+          <w:lang w:val="en-US" w:eastAsia="zh-CN" w:bidi="ar"/>
+        </w:rPr>
+        <w:t>changed</w:t>
+      </w:r>
+    </w:p>
+    <w:p>
+      <w:pPr>
+        <w:keepNext w:val="0"/>
+        <w:keepLines w:val="0"/>
+        <w:widowControl/>
+        <w:suppressLineNumbers w:val="0"/>
+        <w:shd w:val="clear" w:fill="1E1E1E"/>
+        <w:spacing w:line="190" w:lineRule="atLeast"/>
+        <w:jc w:val="left"/>
+        <w:rPr>
+          <w:rFonts w:hint="default" w:ascii="FantasqueSansM Nerd Font" w:hAnsi="FantasqueSansM Nerd Font" w:eastAsia="FantasqueSansM Nerd Font" w:cs="FantasqueSansM Nerd Font"/>
+          <w:b w:val="0"/>
+          <w:bCs w:val="0"/>
+          <w:color w:val="D4D4D4"/>
+          <w:sz w:val="24"/>
+          <w:szCs w:val="24"/>
+        </w:rPr>
+      </w:pPr>
+      <w:r>
+        <w:rPr>
+          <w:rFonts w:hint="default" w:ascii="FantasqueSansM Nerd Font" w:hAnsi="FantasqueSansM Nerd Font" w:eastAsia="FantasqueSansM Nerd Font" w:cs="FantasqueSansM Nerd Font"/>
+          <w:b w:val="0"/>
+          <w:bCs w:val="0"/>
+          <w:color w:val="D4D4D4"/>
+          <w:kern w:val="0"/>
+          <w:sz w:val="24"/>
+          <w:szCs w:val="24"/>
+          <w:shd w:val="clear" w:fill="1E1E1E"/>
+          <w:lang w:val="en-US" w:eastAsia="zh-CN" w:bidi="ar"/>
+        </w:rPr>
+        <w:t xml:space="preserve">                    </w:t>
+      </w:r>
+      <w:r>
+        <w:rPr>
+          <w:rFonts w:hint="default" w:ascii="FantasqueSansM Nerd Font" w:hAnsi="FantasqueSansM Nerd Font" w:eastAsia="FantasqueSansM Nerd Font" w:cs="FantasqueSansM Nerd Font"/>
+          <w:b w:val="0"/>
+          <w:bCs w:val="0"/>
+          <w:color w:val="9CDCFE"/>
+          <w:kern w:val="0"/>
+          <w:sz w:val="24"/>
+          <w:szCs w:val="24"/>
+          <w:shd w:val="clear" w:fill="1E1E1E"/>
+          <w:lang w:val="en-US" w:eastAsia="zh-CN" w:bidi="ar"/>
+        </w:rPr>
+        <w:t>tem_array</w:t>
+      </w:r>
+      <w:r>
+        <w:rPr>
+          <w:rFonts w:hint="default" w:ascii="FantasqueSansM Nerd Font" w:hAnsi="FantasqueSansM Nerd Font" w:eastAsia="FantasqueSansM Nerd Font" w:cs="FantasqueSansM Nerd Font"/>
+          <w:b w:val="0"/>
+          <w:bCs w:val="0"/>
+          <w:color w:val="D4D4D4"/>
+          <w:kern w:val="0"/>
+          <w:sz w:val="24"/>
+          <w:szCs w:val="24"/>
+          <w:shd w:val="clear" w:fill="1E1E1E"/>
+          <w:lang w:val="en-US" w:eastAsia="zh-CN" w:bidi="ar"/>
+        </w:rPr>
+        <w:t>[</w:t>
+      </w:r>
+      <w:r>
+        <w:rPr>
+          <w:rFonts w:hint="default" w:ascii="FantasqueSansM Nerd Font" w:hAnsi="FantasqueSansM Nerd Font" w:eastAsia="FantasqueSansM Nerd Font" w:cs="FantasqueSansM Nerd Font"/>
+          <w:b w:val="0"/>
+          <w:bCs w:val="0"/>
+          <w:color w:val="9CDCFE"/>
+          <w:kern w:val="0"/>
+          <w:sz w:val="24"/>
+          <w:szCs w:val="24"/>
+          <w:shd w:val="clear" w:fill="1E1E1E"/>
+          <w:lang w:val="en-US" w:eastAsia="zh-CN" w:bidi="ar"/>
+        </w:rPr>
+        <w:t>i</w:t>
+      </w:r>
+      <w:r>
+        <w:rPr>
+          <w:rFonts w:hint="default" w:ascii="FantasqueSansM Nerd Font" w:hAnsi="FantasqueSansM Nerd Font" w:eastAsia="FantasqueSansM Nerd Font" w:cs="FantasqueSansM Nerd Font"/>
+          <w:b w:val="0"/>
+          <w:bCs w:val="0"/>
+          <w:color w:val="D4D4D4"/>
+          <w:kern w:val="0"/>
+          <w:sz w:val="24"/>
+          <w:szCs w:val="24"/>
+          <w:shd w:val="clear" w:fill="1E1E1E"/>
+          <w:lang w:val="en-US" w:eastAsia="zh-CN" w:bidi="ar"/>
+        </w:rPr>
+        <w:t xml:space="preserve">] = </w:t>
+      </w:r>
+      <w:r>
+        <w:rPr>
+          <w:rFonts w:hint="default" w:ascii="FantasqueSansM Nerd Font" w:hAnsi="FantasqueSansM Nerd Font" w:eastAsia="FantasqueSansM Nerd Font" w:cs="FantasqueSansM Nerd Font"/>
+          <w:b w:val="0"/>
+          <w:bCs w:val="0"/>
+          <w:color w:val="B5CEA8"/>
+          <w:kern w:val="0"/>
+          <w:sz w:val="24"/>
+          <w:szCs w:val="24"/>
+          <w:shd w:val="clear" w:fill="1E1E1E"/>
+          <w:lang w:val="en-US" w:eastAsia="zh-CN" w:bidi="ar"/>
+        </w:rPr>
+        <w:t>1</w:t>
+      </w:r>
+    </w:p>
+    <w:p>
+      <w:pPr>
+        <w:keepNext w:val="0"/>
+        <w:keepLines w:val="0"/>
+        <w:widowControl/>
+        <w:suppressLineNumbers w:val="0"/>
+        <w:shd w:val="clear" w:fill="1E1E1E"/>
+        <w:spacing w:line="190" w:lineRule="atLeast"/>
+        <w:jc w:val="left"/>
+        <w:rPr>
+          <w:rFonts w:hint="default" w:ascii="FantasqueSansM Nerd Font" w:hAnsi="FantasqueSansM Nerd Font" w:eastAsia="FantasqueSansM Nerd Font" w:cs="FantasqueSansM Nerd Font"/>
+          <w:b w:val="0"/>
+          <w:bCs w:val="0"/>
+          <w:color w:val="D4D4D4"/>
+          <w:sz w:val="24"/>
+          <w:szCs w:val="24"/>
+        </w:rPr>
+      </w:pPr>
+      <w:r>
+        <w:rPr>
+          <w:rFonts w:hint="default" w:ascii="FantasqueSansM Nerd Font" w:hAnsi="FantasqueSansM Nerd Font" w:eastAsia="FantasqueSansM Nerd Font" w:cs="FantasqueSansM Nerd Font"/>
+          <w:b w:val="0"/>
+          <w:bCs w:val="0"/>
+          <w:color w:val="D4D4D4"/>
+          <w:kern w:val="0"/>
+          <w:sz w:val="24"/>
+          <w:szCs w:val="24"/>
+          <w:shd w:val="clear" w:fill="1E1E1E"/>
+          <w:lang w:val="en-US" w:eastAsia="zh-CN" w:bidi="ar"/>
+        </w:rPr>
+        <w:t xml:space="preserve">                </w:t>
+      </w:r>
+      <w:r>
+        <w:rPr>
+          <w:rFonts w:hint="default" w:ascii="FantasqueSansM Nerd Font" w:hAnsi="FantasqueSansM Nerd Font" w:eastAsia="FantasqueSansM Nerd Font" w:cs="FantasqueSansM Nerd Font"/>
+          <w:b w:val="0"/>
+          <w:bCs w:val="0"/>
+          <w:color w:val="C586C0"/>
+          <w:kern w:val="0"/>
+          <w:sz w:val="24"/>
+          <w:szCs w:val="24"/>
+          <w:shd w:val="clear" w:fill="1E1E1E"/>
+          <w:lang w:val="en-US" w:eastAsia="zh-CN" w:bidi="ar"/>
+        </w:rPr>
+        <w:t>elif</w:t>
+      </w:r>
+      <w:r>
+        <w:rPr>
+          <w:rFonts w:hint="default" w:ascii="FantasqueSansM Nerd Font" w:hAnsi="FantasqueSansM Nerd Font" w:eastAsia="FantasqueSansM Nerd Font" w:cs="FantasqueSansM Nerd Font"/>
+          <w:b w:val="0"/>
+          <w:bCs w:val="0"/>
+          <w:color w:val="D4D4D4"/>
+          <w:kern w:val="0"/>
+          <w:sz w:val="24"/>
+          <w:szCs w:val="24"/>
+          <w:shd w:val="clear" w:fill="1E1E1E"/>
+          <w:lang w:val="en-US" w:eastAsia="zh-CN" w:bidi="ar"/>
+        </w:rPr>
+        <w:t xml:space="preserve"> </w:t>
+      </w:r>
+      <w:r>
+        <w:rPr>
+          <w:rFonts w:hint="default" w:ascii="FantasqueSansM Nerd Font" w:hAnsi="FantasqueSansM Nerd Font" w:eastAsia="FantasqueSansM Nerd Font" w:cs="FantasqueSansM Nerd Font"/>
+          <w:b w:val="0"/>
+          <w:bCs w:val="0"/>
+          <w:color w:val="9CDCFE"/>
+          <w:kern w:val="0"/>
+          <w:sz w:val="24"/>
+          <w:szCs w:val="24"/>
+          <w:shd w:val="clear" w:fill="1E1E1E"/>
+          <w:lang w:val="en-US" w:eastAsia="zh-CN" w:bidi="ar"/>
+        </w:rPr>
+        <w:t>energy</w:t>
+      </w:r>
+      <w:r>
+        <w:rPr>
+          <w:rFonts w:hint="default" w:ascii="FantasqueSansM Nerd Font" w:hAnsi="FantasqueSansM Nerd Font" w:eastAsia="FantasqueSansM Nerd Font" w:cs="FantasqueSansM Nerd Font"/>
+          <w:b w:val="0"/>
+          <w:bCs w:val="0"/>
+          <w:color w:val="D4D4D4"/>
+          <w:kern w:val="0"/>
+          <w:sz w:val="24"/>
+          <w:szCs w:val="24"/>
+          <w:shd w:val="clear" w:fill="1E1E1E"/>
+          <w:lang w:val="en-US" w:eastAsia="zh-CN" w:bidi="ar"/>
+        </w:rPr>
+        <w:t xml:space="preserve"> &lt; </w:t>
+      </w:r>
+      <w:r>
+        <w:rPr>
+          <w:rFonts w:hint="default" w:ascii="FantasqueSansM Nerd Font" w:hAnsi="FantasqueSansM Nerd Font" w:eastAsia="FantasqueSansM Nerd Font" w:cs="FantasqueSansM Nerd Font"/>
+          <w:b w:val="0"/>
+          <w:bCs w:val="0"/>
+          <w:color w:val="B5CEA8"/>
+          <w:kern w:val="0"/>
+          <w:sz w:val="24"/>
+          <w:szCs w:val="24"/>
+          <w:shd w:val="clear" w:fill="1E1E1E"/>
+          <w:lang w:val="en-US" w:eastAsia="zh-CN" w:bidi="ar"/>
+        </w:rPr>
+        <w:t>0</w:t>
+      </w:r>
+      <w:r>
+        <w:rPr>
+          <w:rFonts w:hint="default" w:ascii="FantasqueSansM Nerd Font" w:hAnsi="FantasqueSansM Nerd Font" w:eastAsia="FantasqueSansM Nerd Font" w:cs="FantasqueSansM Nerd Font"/>
+          <w:b w:val="0"/>
+          <w:bCs w:val="0"/>
+          <w:color w:val="D4D4D4"/>
+          <w:kern w:val="0"/>
+          <w:sz w:val="24"/>
+          <w:szCs w:val="24"/>
+          <w:shd w:val="clear" w:fill="1E1E1E"/>
+          <w:lang w:val="en-US" w:eastAsia="zh-CN" w:bidi="ar"/>
+        </w:rPr>
+        <w:t>:</w:t>
+      </w:r>
+    </w:p>
+    <w:p>
+      <w:pPr>
+        <w:keepNext w:val="0"/>
+        <w:keepLines w:val="0"/>
+        <w:widowControl/>
+        <w:suppressLineNumbers w:val="0"/>
+        <w:shd w:val="clear" w:fill="1E1E1E"/>
+        <w:spacing w:line="190" w:lineRule="atLeast"/>
+        <w:jc w:val="left"/>
+        <w:rPr>
+          <w:rFonts w:hint="default" w:ascii="FantasqueSansM Nerd Font" w:hAnsi="FantasqueSansM Nerd Font" w:eastAsia="FantasqueSansM Nerd Font" w:cs="FantasqueSansM Nerd Font"/>
+          <w:b w:val="0"/>
+          <w:bCs w:val="0"/>
+          <w:color w:val="D4D4D4"/>
+          <w:sz w:val="24"/>
+          <w:szCs w:val="24"/>
+        </w:rPr>
+      </w:pPr>
+      <w:r>
+        <w:rPr>
+          <w:rFonts w:hint="default" w:ascii="FantasqueSansM Nerd Font" w:hAnsi="FantasqueSansM Nerd Font" w:eastAsia="FantasqueSansM Nerd Font" w:cs="FantasqueSansM Nerd Font"/>
+          <w:b w:val="0"/>
+          <w:bCs w:val="0"/>
+          <w:color w:val="D4D4D4"/>
+          <w:kern w:val="0"/>
+          <w:sz w:val="24"/>
+          <w:szCs w:val="24"/>
+          <w:shd w:val="clear" w:fill="1E1E1E"/>
+          <w:lang w:val="en-US" w:eastAsia="zh-CN" w:bidi="ar"/>
+        </w:rPr>
+        <w:t xml:space="preserve">                    </w:t>
+      </w:r>
+      <w:r>
+        <w:rPr>
+          <w:rFonts w:hint="default" w:ascii="FantasqueSansM Nerd Font" w:hAnsi="FantasqueSansM Nerd Font" w:eastAsia="FantasqueSansM Nerd Font" w:cs="FantasqueSansM Nerd Font"/>
+          <w:b w:val="0"/>
+          <w:bCs w:val="0"/>
+          <w:color w:val="C586C0"/>
+          <w:kern w:val="0"/>
+          <w:sz w:val="24"/>
+          <w:szCs w:val="24"/>
+          <w:shd w:val="clear" w:fill="1E1E1E"/>
+          <w:lang w:val="en-US" w:eastAsia="zh-CN" w:bidi="ar"/>
+        </w:rPr>
+        <w:t>if</w:t>
+      </w:r>
+      <w:r>
+        <w:rPr>
+          <w:rFonts w:hint="default" w:ascii="FantasqueSansM Nerd Font" w:hAnsi="FantasqueSansM Nerd Font" w:eastAsia="FantasqueSansM Nerd Font" w:cs="FantasqueSansM Nerd Font"/>
+          <w:b w:val="0"/>
+          <w:bCs w:val="0"/>
+          <w:color w:val="D4D4D4"/>
+          <w:kern w:val="0"/>
+          <w:sz w:val="24"/>
+          <w:szCs w:val="24"/>
+          <w:shd w:val="clear" w:fill="1E1E1E"/>
+          <w:lang w:val="en-US" w:eastAsia="zh-CN" w:bidi="ar"/>
+        </w:rPr>
+        <w:t xml:space="preserve"> </w:t>
+      </w:r>
+      <w:r>
+        <w:rPr>
+          <w:rFonts w:hint="default" w:ascii="FantasqueSansM Nerd Font" w:hAnsi="FantasqueSansM Nerd Font" w:eastAsia="FantasqueSansM Nerd Font" w:cs="FantasqueSansM Nerd Font"/>
+          <w:b w:val="0"/>
+          <w:bCs w:val="0"/>
+          <w:color w:val="9CDCFE"/>
+          <w:kern w:val="0"/>
+          <w:sz w:val="24"/>
+          <w:szCs w:val="24"/>
+          <w:shd w:val="clear" w:fill="1E1E1E"/>
+          <w:lang w:val="en-US" w:eastAsia="zh-CN" w:bidi="ar"/>
+        </w:rPr>
+        <w:t>tem_array</w:t>
+      </w:r>
+      <w:r>
+        <w:rPr>
+          <w:rFonts w:hint="default" w:ascii="FantasqueSansM Nerd Font" w:hAnsi="FantasqueSansM Nerd Font" w:eastAsia="FantasqueSansM Nerd Font" w:cs="FantasqueSansM Nerd Font"/>
+          <w:b w:val="0"/>
+          <w:bCs w:val="0"/>
+          <w:color w:val="D4D4D4"/>
+          <w:kern w:val="0"/>
+          <w:sz w:val="24"/>
+          <w:szCs w:val="24"/>
+          <w:shd w:val="clear" w:fill="1E1E1E"/>
+          <w:lang w:val="en-US" w:eastAsia="zh-CN" w:bidi="ar"/>
+        </w:rPr>
+        <w:t>[</w:t>
+      </w:r>
+      <w:r>
+        <w:rPr>
+          <w:rFonts w:hint="default" w:ascii="FantasqueSansM Nerd Font" w:hAnsi="FantasqueSansM Nerd Font" w:eastAsia="FantasqueSansM Nerd Font" w:cs="FantasqueSansM Nerd Font"/>
+          <w:b w:val="0"/>
+          <w:bCs w:val="0"/>
+          <w:color w:val="9CDCFE"/>
+          <w:kern w:val="0"/>
+          <w:sz w:val="24"/>
+          <w:szCs w:val="24"/>
+          <w:shd w:val="clear" w:fill="1E1E1E"/>
+          <w:lang w:val="en-US" w:eastAsia="zh-CN" w:bidi="ar"/>
+        </w:rPr>
+        <w:t>i</w:t>
+      </w:r>
+      <w:r>
+        <w:rPr>
+          <w:rFonts w:hint="default" w:ascii="FantasqueSansM Nerd Font" w:hAnsi="FantasqueSansM Nerd Font" w:eastAsia="FantasqueSansM Nerd Font" w:cs="FantasqueSansM Nerd Font"/>
+          <w:b w:val="0"/>
+          <w:bCs w:val="0"/>
+          <w:color w:val="D4D4D4"/>
+          <w:kern w:val="0"/>
+          <w:sz w:val="24"/>
+          <w:szCs w:val="24"/>
+          <w:shd w:val="clear" w:fill="1E1E1E"/>
+          <w:lang w:val="en-US" w:eastAsia="zh-CN" w:bidi="ar"/>
+        </w:rPr>
+        <w:t>] != -</w:t>
+      </w:r>
+      <w:r>
+        <w:rPr>
+          <w:rFonts w:hint="default" w:ascii="FantasqueSansM Nerd Font" w:hAnsi="FantasqueSansM Nerd Font" w:eastAsia="FantasqueSansM Nerd Font" w:cs="FantasqueSansM Nerd Font"/>
+          <w:b w:val="0"/>
+          <w:bCs w:val="0"/>
+          <w:color w:val="B5CEA8"/>
+          <w:kern w:val="0"/>
+          <w:sz w:val="24"/>
+          <w:szCs w:val="24"/>
+          <w:shd w:val="clear" w:fill="1E1E1E"/>
+          <w:lang w:val="en-US" w:eastAsia="zh-CN" w:bidi="ar"/>
+        </w:rPr>
+        <w:t>1</w:t>
+      </w:r>
+      <w:r>
+        <w:rPr>
+          <w:rFonts w:hint="default" w:ascii="FantasqueSansM Nerd Font" w:hAnsi="FantasqueSansM Nerd Font" w:eastAsia="FantasqueSansM Nerd Font" w:cs="FantasqueSansM Nerd Font"/>
+          <w:b w:val="0"/>
+          <w:bCs w:val="0"/>
+          <w:color w:val="D4D4D4"/>
+          <w:kern w:val="0"/>
+          <w:sz w:val="24"/>
+          <w:szCs w:val="24"/>
+          <w:shd w:val="clear" w:fill="1E1E1E"/>
+          <w:lang w:val="en-US" w:eastAsia="zh-CN" w:bidi="ar"/>
+        </w:rPr>
+        <w:t>:</w:t>
+      </w:r>
+    </w:p>
+    <w:p>
+      <w:pPr>
+        <w:keepNext w:val="0"/>
+        <w:keepLines w:val="0"/>
+        <w:widowControl/>
+        <w:suppressLineNumbers w:val="0"/>
+        <w:shd w:val="clear" w:fill="1E1E1E"/>
+        <w:spacing w:line="190" w:lineRule="atLeast"/>
+        <w:jc w:val="left"/>
+        <w:rPr>
+          <w:rFonts w:hint="default" w:ascii="FantasqueSansM Nerd Font" w:hAnsi="FantasqueSansM Nerd Font" w:eastAsia="FantasqueSansM Nerd Font" w:cs="FantasqueSansM Nerd Font"/>
+          <w:b w:val="0"/>
+          <w:bCs w:val="0"/>
+          <w:color w:val="D4D4D4"/>
+          <w:sz w:val="24"/>
+          <w:szCs w:val="24"/>
+        </w:rPr>
+      </w:pPr>
+      <w:r>
+        <w:rPr>
+          <w:rFonts w:hint="default" w:ascii="FantasqueSansM Nerd Font" w:hAnsi="FantasqueSansM Nerd Font" w:eastAsia="FantasqueSansM Nerd Font" w:cs="FantasqueSansM Nerd Font"/>
+          <w:b w:val="0"/>
+          <w:bCs w:val="0"/>
+          <w:color w:val="D4D4D4"/>
+          <w:kern w:val="0"/>
+          <w:sz w:val="24"/>
+          <w:szCs w:val="24"/>
+          <w:shd w:val="clear" w:fill="1E1E1E"/>
+          <w:lang w:val="en-US" w:eastAsia="zh-CN" w:bidi="ar"/>
+        </w:rPr>
+        <w:t xml:space="preserve">                        </w:t>
+      </w:r>
+      <w:r>
+        <w:rPr>
+          <w:rFonts w:hint="default" w:ascii="FantasqueSansM Nerd Font" w:hAnsi="FantasqueSansM Nerd Font" w:eastAsia="FantasqueSansM Nerd Font" w:cs="FantasqueSansM Nerd Font"/>
+          <w:b w:val="0"/>
+          <w:bCs w:val="0"/>
+          <w:color w:val="9CDCFE"/>
+          <w:kern w:val="0"/>
+          <w:sz w:val="24"/>
+          <w:szCs w:val="24"/>
+          <w:shd w:val="clear" w:fill="1E1E1E"/>
+          <w:lang w:val="en-US" w:eastAsia="zh-CN" w:bidi="ar"/>
+        </w:rPr>
+        <w:t>changed</w:t>
+      </w:r>
+      <w:r>
+        <w:rPr>
+          <w:rFonts w:hint="default" w:ascii="FantasqueSansM Nerd Font" w:hAnsi="FantasqueSansM Nerd Font" w:eastAsia="FantasqueSansM Nerd Font" w:cs="FantasqueSansM Nerd Font"/>
+          <w:b w:val="0"/>
+          <w:bCs w:val="0"/>
+          <w:color w:val="D4D4D4"/>
+          <w:kern w:val="0"/>
+          <w:sz w:val="24"/>
+          <w:szCs w:val="24"/>
+          <w:shd w:val="clear" w:fill="1E1E1E"/>
+          <w:lang w:val="en-US" w:eastAsia="zh-CN" w:bidi="ar"/>
+        </w:rPr>
+        <w:t xml:space="preserve"> = </w:t>
+      </w:r>
+      <w:r>
+        <w:rPr>
+          <w:rFonts w:hint="default" w:ascii="FantasqueSansM Nerd Font" w:hAnsi="FantasqueSansM Nerd Font" w:eastAsia="FantasqueSansM Nerd Font" w:cs="FantasqueSansM Nerd Font"/>
+          <w:b w:val="0"/>
+          <w:bCs w:val="0"/>
+          <w:color w:val="569CD6"/>
+          <w:kern w:val="0"/>
+          <w:sz w:val="24"/>
+          <w:szCs w:val="24"/>
+          <w:shd w:val="clear" w:fill="1E1E1E"/>
+          <w:lang w:val="en-US" w:eastAsia="zh-CN" w:bidi="ar"/>
+        </w:rPr>
+        <w:t>True</w:t>
+      </w:r>
+    </w:p>
+    <w:p>
+      <w:pPr>
+        <w:keepNext w:val="0"/>
+        <w:keepLines w:val="0"/>
+        <w:widowControl/>
+        <w:suppressLineNumbers w:val="0"/>
+        <w:shd w:val="clear" w:fill="1E1E1E"/>
+        <w:spacing w:line="190" w:lineRule="atLeast"/>
+        <w:jc w:val="left"/>
+        <w:rPr>
+          <w:rFonts w:hint="default" w:ascii="FantasqueSansM Nerd Font" w:hAnsi="FantasqueSansM Nerd Font" w:eastAsia="FantasqueSansM Nerd Font" w:cs="FantasqueSansM Nerd Font"/>
+          <w:b w:val="0"/>
+          <w:bCs w:val="0"/>
+          <w:color w:val="D4D4D4"/>
+          <w:sz w:val="24"/>
+          <w:szCs w:val="24"/>
+        </w:rPr>
+      </w:pPr>
+      <w:r>
+        <w:rPr>
+          <w:rFonts w:hint="default" w:ascii="FantasqueSansM Nerd Font" w:hAnsi="FantasqueSansM Nerd Font" w:eastAsia="FantasqueSansM Nerd Font" w:cs="FantasqueSansM Nerd Font"/>
+          <w:b w:val="0"/>
+          <w:bCs w:val="0"/>
+          <w:color w:val="D4D4D4"/>
+          <w:kern w:val="0"/>
+          <w:sz w:val="24"/>
+          <w:szCs w:val="24"/>
+          <w:shd w:val="clear" w:fill="1E1E1E"/>
+          <w:lang w:val="en-US" w:eastAsia="zh-CN" w:bidi="ar"/>
+        </w:rPr>
+        <w:t xml:space="preserve">                        </w:t>
+      </w:r>
+      <w:r>
+        <w:rPr>
+          <w:rFonts w:hint="default" w:ascii="FantasqueSansM Nerd Font" w:hAnsi="FantasqueSansM Nerd Font" w:eastAsia="FantasqueSansM Nerd Font" w:cs="FantasqueSansM Nerd Font"/>
+          <w:b w:val="0"/>
+          <w:bCs w:val="0"/>
+          <w:color w:val="DCDCAA"/>
+          <w:kern w:val="0"/>
+          <w:sz w:val="24"/>
+          <w:szCs w:val="24"/>
+          <w:shd w:val="clear" w:fill="1E1E1E"/>
+          <w:lang w:val="en-US" w:eastAsia="zh-CN" w:bidi="ar"/>
+        </w:rPr>
+        <w:t>print</w:t>
+      </w:r>
+      <w:r>
+        <w:rPr>
+          <w:rFonts w:hint="default" w:ascii="FantasqueSansM Nerd Font" w:hAnsi="FantasqueSansM Nerd Font" w:eastAsia="FantasqueSansM Nerd Font" w:cs="FantasqueSansM Nerd Font"/>
+          <w:b w:val="0"/>
+          <w:bCs w:val="0"/>
+          <w:color w:val="D4D4D4"/>
+          <w:kern w:val="0"/>
+          <w:sz w:val="24"/>
+          <w:szCs w:val="24"/>
+          <w:shd w:val="clear" w:fill="1E1E1E"/>
+          <w:lang w:val="en-US" w:eastAsia="zh-CN" w:bidi="ar"/>
+        </w:rPr>
+        <w:t>(</w:t>
+      </w:r>
+      <w:r>
+        <w:rPr>
+          <w:rFonts w:hint="default" w:ascii="FantasqueSansM Nerd Font" w:hAnsi="FantasqueSansM Nerd Font" w:eastAsia="FantasqueSansM Nerd Font" w:cs="FantasqueSansM Nerd Font"/>
+          <w:b w:val="0"/>
+          <w:bCs w:val="0"/>
+          <w:color w:val="CE9178"/>
+          <w:kern w:val="0"/>
+          <w:sz w:val="24"/>
+          <w:szCs w:val="24"/>
+          <w:shd w:val="clear" w:fill="1E1E1E"/>
+          <w:lang w:val="en-US" w:eastAsia="zh-CN" w:bidi="ar"/>
+        </w:rPr>
+        <w:t>"changed"</w:t>
+      </w:r>
+      <w:r>
+        <w:rPr>
+          <w:rFonts w:hint="default" w:ascii="FantasqueSansM Nerd Font" w:hAnsi="FantasqueSansM Nerd Font" w:eastAsia="FantasqueSansM Nerd Font" w:cs="FantasqueSansM Nerd Font"/>
+          <w:b w:val="0"/>
+          <w:bCs w:val="0"/>
+          <w:color w:val="D4D4D4"/>
+          <w:kern w:val="0"/>
+          <w:sz w:val="24"/>
+          <w:szCs w:val="24"/>
+          <w:shd w:val="clear" w:fill="1E1E1E"/>
+          <w:lang w:val="en-US" w:eastAsia="zh-CN" w:bidi="ar"/>
+        </w:rPr>
+        <w:t xml:space="preserve">, </w:t>
+      </w:r>
+      <w:r>
+        <w:rPr>
+          <w:rFonts w:hint="default" w:ascii="FantasqueSansM Nerd Font" w:hAnsi="FantasqueSansM Nerd Font" w:eastAsia="FantasqueSansM Nerd Font" w:cs="FantasqueSansM Nerd Font"/>
+          <w:b w:val="0"/>
+          <w:bCs w:val="0"/>
+          <w:color w:val="9CDCFE"/>
+          <w:kern w:val="0"/>
+          <w:sz w:val="24"/>
+          <w:szCs w:val="24"/>
+          <w:shd w:val="clear" w:fill="1E1E1E"/>
+          <w:lang w:val="en-US" w:eastAsia="zh-CN" w:bidi="ar"/>
+        </w:rPr>
+        <w:t>i</w:t>
+      </w:r>
+      <w:r>
+        <w:rPr>
+          <w:rFonts w:hint="default" w:ascii="FantasqueSansM Nerd Font" w:hAnsi="FantasqueSansM Nerd Font" w:eastAsia="FantasqueSansM Nerd Font" w:cs="FantasqueSansM Nerd Font"/>
+          <w:b w:val="0"/>
+          <w:bCs w:val="0"/>
+          <w:color w:val="D4D4D4"/>
+          <w:kern w:val="0"/>
+          <w:sz w:val="24"/>
+          <w:szCs w:val="24"/>
+          <w:shd w:val="clear" w:fill="1E1E1E"/>
+          <w:lang w:val="en-US" w:eastAsia="zh-CN" w:bidi="ar"/>
+        </w:rPr>
+        <w:t>)</w:t>
+      </w:r>
+    </w:p>
+    <w:p>
+      <w:pPr>
+        <w:keepNext w:val="0"/>
+        <w:keepLines w:val="0"/>
+        <w:widowControl/>
+        <w:suppressLineNumbers w:val="0"/>
+        <w:shd w:val="clear" w:fill="1E1E1E"/>
+        <w:spacing w:line="190" w:lineRule="atLeast"/>
+        <w:jc w:val="left"/>
+        <w:rPr>
+          <w:rFonts w:hint="default" w:ascii="FantasqueSansM Nerd Font" w:hAnsi="FantasqueSansM Nerd Font" w:eastAsia="FantasqueSansM Nerd Font" w:cs="FantasqueSansM Nerd Font"/>
+          <w:b w:val="0"/>
+          <w:bCs w:val="0"/>
+          <w:color w:val="D4D4D4"/>
+          <w:sz w:val="24"/>
+          <w:szCs w:val="24"/>
+        </w:rPr>
+      </w:pPr>
+      <w:r>
+        <w:rPr>
+          <w:rFonts w:hint="default" w:ascii="FantasqueSansM Nerd Font" w:hAnsi="FantasqueSansM Nerd Font" w:eastAsia="FantasqueSansM Nerd Font" w:cs="FantasqueSansM Nerd Font"/>
+          <w:b w:val="0"/>
+          <w:bCs w:val="0"/>
+          <w:color w:val="D4D4D4"/>
+          <w:kern w:val="0"/>
+          <w:sz w:val="24"/>
+          <w:szCs w:val="24"/>
+          <w:shd w:val="clear" w:fill="1E1E1E"/>
+          <w:lang w:val="en-US" w:eastAsia="zh-CN" w:bidi="ar"/>
+        </w:rPr>
+        <w:t xml:space="preserve">                    </w:t>
+      </w:r>
+      <w:r>
+        <w:rPr>
+          <w:rFonts w:hint="default" w:ascii="FantasqueSansM Nerd Font" w:hAnsi="FantasqueSansM Nerd Font" w:eastAsia="FantasqueSansM Nerd Font" w:cs="FantasqueSansM Nerd Font"/>
+          <w:b w:val="0"/>
+          <w:bCs w:val="0"/>
+          <w:color w:val="C586C0"/>
+          <w:kern w:val="0"/>
+          <w:sz w:val="24"/>
+          <w:szCs w:val="24"/>
+          <w:shd w:val="clear" w:fill="1E1E1E"/>
+          <w:lang w:val="en-US" w:eastAsia="zh-CN" w:bidi="ar"/>
+        </w:rPr>
+        <w:t>else</w:t>
+      </w:r>
+      <w:r>
+        <w:rPr>
+          <w:rFonts w:hint="default" w:ascii="FantasqueSansM Nerd Font" w:hAnsi="FantasqueSansM Nerd Font" w:eastAsia="FantasqueSansM Nerd Font" w:cs="FantasqueSansM Nerd Font"/>
+          <w:b w:val="0"/>
+          <w:bCs w:val="0"/>
+          <w:color w:val="D4D4D4"/>
+          <w:kern w:val="0"/>
+          <w:sz w:val="24"/>
+          <w:szCs w:val="24"/>
+          <w:shd w:val="clear" w:fill="1E1E1E"/>
+          <w:lang w:val="en-US" w:eastAsia="zh-CN" w:bidi="ar"/>
+        </w:rPr>
+        <w:t>:</w:t>
+      </w:r>
+    </w:p>
+    <w:p>
+      <w:pPr>
+        <w:keepNext w:val="0"/>
+        <w:keepLines w:val="0"/>
+        <w:widowControl/>
+        <w:suppressLineNumbers w:val="0"/>
+        <w:shd w:val="clear" w:fill="1E1E1E"/>
+        <w:spacing w:line="190" w:lineRule="atLeast"/>
+        <w:jc w:val="left"/>
+        <w:rPr>
+          <w:rFonts w:hint="default" w:ascii="FantasqueSansM Nerd Font" w:hAnsi="FantasqueSansM Nerd Font" w:eastAsia="FantasqueSansM Nerd Font" w:cs="FantasqueSansM Nerd Font"/>
+          <w:b w:val="0"/>
+          <w:bCs w:val="0"/>
+          <w:color w:val="D4D4D4"/>
+          <w:sz w:val="24"/>
+          <w:szCs w:val="24"/>
+        </w:rPr>
+      </w:pPr>
+      <w:r>
+        <w:rPr>
+          <w:rFonts w:hint="default" w:ascii="FantasqueSansM Nerd Font" w:hAnsi="FantasqueSansM Nerd Font" w:eastAsia="FantasqueSansM Nerd Font" w:cs="FantasqueSansM Nerd Font"/>
+          <w:b w:val="0"/>
+          <w:bCs w:val="0"/>
+          <w:color w:val="D4D4D4"/>
+          <w:kern w:val="0"/>
+          <w:sz w:val="24"/>
+          <w:szCs w:val="24"/>
+          <w:shd w:val="clear" w:fill="1E1E1E"/>
+          <w:lang w:val="en-US" w:eastAsia="zh-CN" w:bidi="ar"/>
+        </w:rPr>
+        <w:t xml:space="preserve">                        </w:t>
+      </w:r>
+      <w:r>
+        <w:rPr>
+          <w:rFonts w:hint="default" w:ascii="FantasqueSansM Nerd Font" w:hAnsi="FantasqueSansM Nerd Font" w:eastAsia="FantasqueSansM Nerd Font" w:cs="FantasqueSansM Nerd Font"/>
+          <w:b w:val="0"/>
+          <w:bCs w:val="0"/>
+          <w:color w:val="9CDCFE"/>
+          <w:kern w:val="0"/>
+          <w:sz w:val="24"/>
+          <w:szCs w:val="24"/>
+          <w:shd w:val="clear" w:fill="1E1E1E"/>
+          <w:lang w:val="en-US" w:eastAsia="zh-CN" w:bidi="ar"/>
+        </w:rPr>
+        <w:t>changed</w:t>
+      </w:r>
+      <w:r>
+        <w:rPr>
+          <w:rFonts w:hint="default" w:ascii="FantasqueSansM Nerd Font" w:hAnsi="FantasqueSansM Nerd Font" w:eastAsia="FantasqueSansM Nerd Font" w:cs="FantasqueSansM Nerd Font"/>
+          <w:b w:val="0"/>
+          <w:bCs w:val="0"/>
+          <w:color w:val="D4D4D4"/>
+          <w:kern w:val="0"/>
+          <w:sz w:val="24"/>
+          <w:szCs w:val="24"/>
+          <w:shd w:val="clear" w:fill="1E1E1E"/>
+          <w:lang w:val="en-US" w:eastAsia="zh-CN" w:bidi="ar"/>
+        </w:rPr>
+        <w:t xml:space="preserve"> = </w:t>
+      </w:r>
+      <w:r>
+        <w:rPr>
+          <w:rFonts w:hint="default" w:ascii="FantasqueSansM Nerd Font" w:hAnsi="FantasqueSansM Nerd Font" w:eastAsia="FantasqueSansM Nerd Font" w:cs="FantasqueSansM Nerd Font"/>
+          <w:b w:val="0"/>
+          <w:bCs w:val="0"/>
+          <w:color w:val="9CDCFE"/>
+          <w:kern w:val="0"/>
+          <w:sz w:val="24"/>
+          <w:szCs w:val="24"/>
+          <w:shd w:val="clear" w:fill="1E1E1E"/>
+          <w:lang w:val="en-US" w:eastAsia="zh-CN" w:bidi="ar"/>
+        </w:rPr>
+        <w:t>changed</w:t>
+      </w:r>
+    </w:p>
+    <w:p>
+      <w:pPr>
+        <w:keepNext w:val="0"/>
+        <w:keepLines w:val="0"/>
+        <w:widowControl/>
+        <w:suppressLineNumbers w:val="0"/>
+        <w:shd w:val="clear" w:fill="1E1E1E"/>
+        <w:spacing w:line="190" w:lineRule="atLeast"/>
+        <w:jc w:val="left"/>
+        <w:rPr>
+          <w:rFonts w:hint="default" w:ascii="FantasqueSansM Nerd Font" w:hAnsi="FantasqueSansM Nerd Font" w:eastAsia="FantasqueSansM Nerd Font" w:cs="FantasqueSansM Nerd Font"/>
+          <w:b w:val="0"/>
+          <w:bCs w:val="0"/>
+          <w:color w:val="D4D4D4"/>
+          <w:sz w:val="24"/>
+          <w:szCs w:val="24"/>
+        </w:rPr>
+      </w:pPr>
+      <w:r>
+        <w:rPr>
+          <w:rFonts w:hint="default" w:ascii="FantasqueSansM Nerd Font" w:hAnsi="FantasqueSansM Nerd Font" w:eastAsia="FantasqueSansM Nerd Font" w:cs="FantasqueSansM Nerd Font"/>
+          <w:b w:val="0"/>
+          <w:bCs w:val="0"/>
+          <w:color w:val="D4D4D4"/>
+          <w:kern w:val="0"/>
+          <w:sz w:val="24"/>
+          <w:szCs w:val="24"/>
+          <w:shd w:val="clear" w:fill="1E1E1E"/>
+          <w:lang w:val="en-US" w:eastAsia="zh-CN" w:bidi="ar"/>
+        </w:rPr>
+        <w:t xml:space="preserve">                    </w:t>
+      </w:r>
+      <w:r>
+        <w:rPr>
+          <w:rFonts w:hint="default" w:ascii="FantasqueSansM Nerd Font" w:hAnsi="FantasqueSansM Nerd Font" w:eastAsia="FantasqueSansM Nerd Font" w:cs="FantasqueSansM Nerd Font"/>
+          <w:b w:val="0"/>
+          <w:bCs w:val="0"/>
+          <w:color w:val="9CDCFE"/>
+          <w:kern w:val="0"/>
+          <w:sz w:val="24"/>
+          <w:szCs w:val="24"/>
+          <w:shd w:val="clear" w:fill="1E1E1E"/>
+          <w:lang w:val="en-US" w:eastAsia="zh-CN" w:bidi="ar"/>
+        </w:rPr>
+        <w:t>tem_array</w:t>
+      </w:r>
+      <w:r>
+        <w:rPr>
+          <w:rFonts w:hint="default" w:ascii="FantasqueSansM Nerd Font" w:hAnsi="FantasqueSansM Nerd Font" w:eastAsia="FantasqueSansM Nerd Font" w:cs="FantasqueSansM Nerd Font"/>
+          <w:b w:val="0"/>
+          <w:bCs w:val="0"/>
+          <w:color w:val="D4D4D4"/>
+          <w:kern w:val="0"/>
+          <w:sz w:val="24"/>
+          <w:szCs w:val="24"/>
+          <w:shd w:val="clear" w:fill="1E1E1E"/>
+          <w:lang w:val="en-US" w:eastAsia="zh-CN" w:bidi="ar"/>
+        </w:rPr>
+        <w:t>[</w:t>
+      </w:r>
+      <w:r>
+        <w:rPr>
+          <w:rFonts w:hint="default" w:ascii="FantasqueSansM Nerd Font" w:hAnsi="FantasqueSansM Nerd Font" w:eastAsia="FantasqueSansM Nerd Font" w:cs="FantasqueSansM Nerd Font"/>
+          <w:b w:val="0"/>
+          <w:bCs w:val="0"/>
+          <w:color w:val="9CDCFE"/>
+          <w:kern w:val="0"/>
+          <w:sz w:val="24"/>
+          <w:szCs w:val="24"/>
+          <w:shd w:val="clear" w:fill="1E1E1E"/>
+          <w:lang w:val="en-US" w:eastAsia="zh-CN" w:bidi="ar"/>
+        </w:rPr>
+        <w:t>i</w:t>
+      </w:r>
+      <w:r>
+        <w:rPr>
+          <w:rFonts w:hint="default" w:ascii="FantasqueSansM Nerd Font" w:hAnsi="FantasqueSansM Nerd Font" w:eastAsia="FantasqueSansM Nerd Font" w:cs="FantasqueSansM Nerd Font"/>
+          <w:b w:val="0"/>
+          <w:bCs w:val="0"/>
+          <w:color w:val="D4D4D4"/>
+          <w:kern w:val="0"/>
+          <w:sz w:val="24"/>
+          <w:szCs w:val="24"/>
+          <w:shd w:val="clear" w:fill="1E1E1E"/>
+          <w:lang w:val="en-US" w:eastAsia="zh-CN" w:bidi="ar"/>
+        </w:rPr>
+        <w:t>] = -</w:t>
+      </w:r>
+      <w:r>
+        <w:rPr>
+          <w:rFonts w:hint="default" w:ascii="FantasqueSansM Nerd Font" w:hAnsi="FantasqueSansM Nerd Font" w:eastAsia="FantasqueSansM Nerd Font" w:cs="FantasqueSansM Nerd Font"/>
+          <w:b w:val="0"/>
+          <w:bCs w:val="0"/>
+          <w:color w:val="B5CEA8"/>
+          <w:kern w:val="0"/>
+          <w:sz w:val="24"/>
+          <w:szCs w:val="24"/>
+          <w:shd w:val="clear" w:fill="1E1E1E"/>
+          <w:lang w:val="en-US" w:eastAsia="zh-CN" w:bidi="ar"/>
+        </w:rPr>
+        <w:t>1</w:t>
+      </w:r>
+    </w:p>
+    <w:p>
+      <w:pPr>
+        <w:keepNext w:val="0"/>
+        <w:keepLines w:val="0"/>
+        <w:widowControl/>
+        <w:suppressLineNumbers w:val="0"/>
+        <w:shd w:val="clear" w:fill="1E1E1E"/>
+        <w:spacing w:line="190" w:lineRule="atLeast"/>
+        <w:jc w:val="left"/>
+        <w:rPr>
+          <w:sz w:val="24"/>
+          <w:szCs w:val="24"/>
+        </w:rPr>
+      </w:pPr>
+      <w:r>
+        <w:rPr>
+          <w:rFonts w:hint="default" w:ascii="FantasqueSansM Nerd Font" w:hAnsi="FantasqueSansM Nerd Font" w:eastAsia="FantasqueSansM Nerd Font" w:cs="FantasqueSansM Nerd Font"/>
+          <w:b w:val="0"/>
+          <w:bCs w:val="0"/>
+          <w:color w:val="D4D4D4"/>
+          <w:kern w:val="0"/>
+          <w:sz w:val="24"/>
+          <w:szCs w:val="24"/>
+          <w:shd w:val="clear" w:fill="1E1E1E"/>
+          <w:lang w:val="en-US" w:eastAsia="zh-CN" w:bidi="ar"/>
+        </w:rPr>
+        <w:t xml:space="preserve">            </w:t>
+      </w:r>
+      <w:r>
+        <w:rPr>
+          <w:rFonts w:hint="default" w:ascii="FantasqueSansM Nerd Font" w:hAnsi="FantasqueSansM Nerd Font" w:eastAsia="FantasqueSansM Nerd Font" w:cs="FantasqueSansM Nerd Font"/>
+          <w:b w:val="0"/>
+          <w:bCs w:val="0"/>
+          <w:color w:val="6A9955"/>
+          <w:kern w:val="0"/>
+          <w:sz w:val="24"/>
+          <w:szCs w:val="24"/>
+          <w:shd w:val="clear" w:fill="1E1E1E"/>
+          <w:lang w:val="en-US" w:eastAsia="zh-CN" w:bidi="ar"/>
+        </w:rPr>
+        <w:t># plot_number(one_dim_array_to_two_dim(tem_array), 'tem_array')</w:t>
+      </w:r>
+    </w:p>
+    <w:p>
+      <w:pPr>
+        <w:keepNext w:val="0"/>
+        <w:keepLines w:val="0"/>
+        <w:widowControl/>
+        <w:suppressLineNumbers w:val="0"/>
+        <w:shd w:val="clear" w:fill="1E1E1E"/>
+        <w:spacing w:line="190" w:lineRule="atLeast"/>
+        <w:jc w:val="left"/>
+        <w:rPr>
+          <w:rFonts w:hint="default" w:ascii="FantasqueSansM Nerd Font" w:hAnsi="FantasqueSansM Nerd Font" w:eastAsia="FantasqueSansM Nerd Font" w:cs="FantasqueSansM Nerd Font"/>
+          <w:b w:val="0"/>
+          <w:bCs w:val="0"/>
+          <w:color w:val="D4D4D4"/>
+          <w:sz w:val="24"/>
+          <w:szCs w:val="24"/>
+        </w:rPr>
+      </w:pPr>
+      <w:r>
+        <w:rPr>
+          <w:rFonts w:hint="default" w:ascii="FantasqueSansM Nerd Font" w:hAnsi="FantasqueSansM Nerd Font" w:eastAsia="FantasqueSansM Nerd Font" w:cs="FantasqueSansM Nerd Font"/>
+          <w:b w:val="0"/>
+          <w:bCs w:val="0"/>
+          <w:color w:val="D4D4D4"/>
+          <w:kern w:val="0"/>
+          <w:sz w:val="24"/>
+          <w:szCs w:val="24"/>
+          <w:shd w:val="clear" w:fill="1E1E1E"/>
+          <w:lang w:val="en-US" w:eastAsia="zh-CN" w:bidi="ar"/>
+        </w:rPr>
+        <w:t xml:space="preserve">            </w:t>
+      </w:r>
+      <w:r>
+        <w:rPr>
+          <w:rFonts w:hint="default" w:ascii="FantasqueSansM Nerd Font" w:hAnsi="FantasqueSansM Nerd Font" w:eastAsia="FantasqueSansM Nerd Font" w:cs="FantasqueSansM Nerd Font"/>
+          <w:b w:val="0"/>
+          <w:bCs w:val="0"/>
+          <w:color w:val="C586C0"/>
+          <w:kern w:val="0"/>
+          <w:sz w:val="24"/>
+          <w:szCs w:val="24"/>
+          <w:shd w:val="clear" w:fill="1E1E1E"/>
+          <w:lang w:val="en-US" w:eastAsia="zh-CN" w:bidi="ar"/>
+        </w:rPr>
+        <w:t>if</w:t>
+      </w:r>
+      <w:r>
+        <w:rPr>
+          <w:rFonts w:hint="default" w:ascii="FantasqueSansM Nerd Font" w:hAnsi="FantasqueSansM Nerd Font" w:eastAsia="FantasqueSansM Nerd Font" w:cs="FantasqueSansM Nerd Font"/>
+          <w:b w:val="0"/>
+          <w:bCs w:val="0"/>
+          <w:color w:val="D4D4D4"/>
+          <w:kern w:val="0"/>
+          <w:sz w:val="24"/>
+          <w:szCs w:val="24"/>
+          <w:shd w:val="clear" w:fill="1E1E1E"/>
+          <w:lang w:val="en-US" w:eastAsia="zh-CN" w:bidi="ar"/>
+        </w:rPr>
+        <w:t xml:space="preserve"> </w:t>
+      </w:r>
+      <w:r>
+        <w:rPr>
+          <w:rFonts w:hint="default" w:ascii="FantasqueSansM Nerd Font" w:hAnsi="FantasqueSansM Nerd Font" w:eastAsia="FantasqueSansM Nerd Font" w:cs="FantasqueSansM Nerd Font"/>
+          <w:b w:val="0"/>
+          <w:bCs w:val="0"/>
+          <w:color w:val="569CD6"/>
+          <w:kern w:val="0"/>
+          <w:sz w:val="24"/>
+          <w:szCs w:val="24"/>
+          <w:shd w:val="clear" w:fill="1E1E1E"/>
+          <w:lang w:val="en-US" w:eastAsia="zh-CN" w:bidi="ar"/>
+        </w:rPr>
+        <w:t>not</w:t>
+      </w:r>
+      <w:r>
+        <w:rPr>
+          <w:rFonts w:hint="default" w:ascii="FantasqueSansM Nerd Font" w:hAnsi="FantasqueSansM Nerd Font" w:eastAsia="FantasqueSansM Nerd Font" w:cs="FantasqueSansM Nerd Font"/>
+          <w:b w:val="0"/>
+          <w:bCs w:val="0"/>
+          <w:color w:val="D4D4D4"/>
+          <w:kern w:val="0"/>
+          <w:sz w:val="24"/>
+          <w:szCs w:val="24"/>
+          <w:shd w:val="clear" w:fill="1E1E1E"/>
+          <w:lang w:val="en-US" w:eastAsia="zh-CN" w:bidi="ar"/>
+        </w:rPr>
+        <w:t xml:space="preserve"> </w:t>
+      </w:r>
+      <w:r>
+        <w:rPr>
+          <w:rFonts w:hint="default" w:ascii="FantasqueSansM Nerd Font" w:hAnsi="FantasqueSansM Nerd Font" w:eastAsia="FantasqueSansM Nerd Font" w:cs="FantasqueSansM Nerd Font"/>
+          <w:b w:val="0"/>
+          <w:bCs w:val="0"/>
+          <w:color w:val="9CDCFE"/>
+          <w:kern w:val="0"/>
+          <w:sz w:val="24"/>
+          <w:szCs w:val="24"/>
+          <w:shd w:val="clear" w:fill="1E1E1E"/>
+          <w:lang w:val="en-US" w:eastAsia="zh-CN" w:bidi="ar"/>
+        </w:rPr>
+        <w:t>changed</w:t>
+      </w:r>
+      <w:r>
+        <w:rPr>
+          <w:rFonts w:hint="default" w:ascii="FantasqueSansM Nerd Font" w:hAnsi="FantasqueSansM Nerd Font" w:eastAsia="FantasqueSansM Nerd Font" w:cs="FantasqueSansM Nerd Font"/>
+          <w:b w:val="0"/>
+          <w:bCs w:val="0"/>
+          <w:color w:val="D4D4D4"/>
+          <w:kern w:val="0"/>
+          <w:sz w:val="24"/>
+          <w:szCs w:val="24"/>
+          <w:shd w:val="clear" w:fill="1E1E1E"/>
+          <w:lang w:val="en-US" w:eastAsia="zh-CN" w:bidi="ar"/>
+        </w:rPr>
+        <w:t>:</w:t>
+      </w:r>
+    </w:p>
+    <w:p>
+      <w:pPr>
+        <w:keepNext w:val="0"/>
+        <w:keepLines w:val="0"/>
+        <w:widowControl/>
+        <w:suppressLineNumbers w:val="0"/>
+        <w:shd w:val="clear" w:fill="1E1E1E"/>
+        <w:spacing w:line="190" w:lineRule="atLeast"/>
+        <w:jc w:val="left"/>
+        <w:rPr>
+          <w:rFonts w:hint="default" w:ascii="FantasqueSansM Nerd Font" w:hAnsi="FantasqueSansM Nerd Font" w:eastAsia="FantasqueSansM Nerd Font" w:cs="FantasqueSansM Nerd Font"/>
+          <w:b w:val="0"/>
+          <w:bCs w:val="0"/>
+          <w:color w:val="D4D4D4"/>
+          <w:sz w:val="24"/>
+          <w:szCs w:val="24"/>
+        </w:rPr>
+      </w:pPr>
+      <w:r>
+        <w:rPr>
+          <w:rFonts w:hint="default" w:ascii="FantasqueSansM Nerd Font" w:hAnsi="FantasqueSansM Nerd Font" w:eastAsia="FantasqueSansM Nerd Font" w:cs="FantasqueSansM Nerd Font"/>
+          <w:b w:val="0"/>
+          <w:bCs w:val="0"/>
+          <w:color w:val="D4D4D4"/>
+          <w:kern w:val="0"/>
+          <w:sz w:val="24"/>
+          <w:szCs w:val="24"/>
+          <w:shd w:val="clear" w:fill="1E1E1E"/>
+          <w:lang w:val="en-US" w:eastAsia="zh-CN" w:bidi="ar"/>
+        </w:rPr>
+        <w:t xml:space="preserve">                </w:t>
+      </w:r>
+      <w:r>
+        <w:rPr>
+          <w:rFonts w:hint="default" w:ascii="FantasqueSansM Nerd Font" w:hAnsi="FantasqueSansM Nerd Font" w:eastAsia="FantasqueSansM Nerd Font" w:cs="FantasqueSansM Nerd Font"/>
+          <w:b w:val="0"/>
+          <w:bCs w:val="0"/>
+          <w:color w:val="9CDCFE"/>
+          <w:kern w:val="0"/>
+          <w:sz w:val="24"/>
+          <w:szCs w:val="24"/>
+          <w:shd w:val="clear" w:fill="1E1E1E"/>
+          <w:lang w:val="en-US" w:eastAsia="zh-CN" w:bidi="ar"/>
+        </w:rPr>
+        <w:t>output_array</w:t>
+      </w:r>
+      <w:r>
+        <w:rPr>
+          <w:rFonts w:hint="default" w:ascii="FantasqueSansM Nerd Font" w:hAnsi="FantasqueSansM Nerd Font" w:eastAsia="FantasqueSansM Nerd Font" w:cs="FantasqueSansM Nerd Font"/>
+          <w:b w:val="0"/>
+          <w:bCs w:val="0"/>
+          <w:color w:val="D4D4D4"/>
+          <w:kern w:val="0"/>
+          <w:sz w:val="24"/>
+          <w:szCs w:val="24"/>
+          <w:shd w:val="clear" w:fill="1E1E1E"/>
+          <w:lang w:val="en-US" w:eastAsia="zh-CN" w:bidi="ar"/>
+        </w:rPr>
+        <w:t xml:space="preserve"> = </w:t>
+      </w:r>
+      <w:r>
+        <w:rPr>
+          <w:rFonts w:hint="default" w:ascii="FantasqueSansM Nerd Font" w:hAnsi="FantasqueSansM Nerd Font" w:eastAsia="FantasqueSansM Nerd Font" w:cs="FantasqueSansM Nerd Font"/>
+          <w:b w:val="0"/>
+          <w:bCs w:val="0"/>
+          <w:color w:val="9CDCFE"/>
+          <w:kern w:val="0"/>
+          <w:sz w:val="24"/>
+          <w:szCs w:val="24"/>
+          <w:shd w:val="clear" w:fill="1E1E1E"/>
+          <w:lang w:val="en-US" w:eastAsia="zh-CN" w:bidi="ar"/>
+        </w:rPr>
+        <w:t>tem_array</w:t>
+      </w:r>
+    </w:p>
+    <w:p>
+      <w:pPr>
+        <w:keepNext w:val="0"/>
+        <w:keepLines w:val="0"/>
+        <w:widowControl/>
+        <w:suppressLineNumbers w:val="0"/>
+        <w:shd w:val="clear" w:fill="1E1E1E"/>
+        <w:spacing w:line="190" w:lineRule="atLeast"/>
+        <w:jc w:val="left"/>
+        <w:rPr>
+          <w:sz w:val="24"/>
+          <w:szCs w:val="24"/>
+        </w:rPr>
+      </w:pPr>
+      <w:r>
+        <w:rPr>
+          <w:rFonts w:hint="default" w:ascii="FantasqueSansM Nerd Font" w:hAnsi="FantasqueSansM Nerd Font" w:eastAsia="FantasqueSansM Nerd Font" w:cs="FantasqueSansM Nerd Font"/>
+          <w:b w:val="0"/>
+          <w:bCs w:val="0"/>
+          <w:color w:val="D4D4D4"/>
+          <w:kern w:val="0"/>
+          <w:sz w:val="24"/>
+          <w:szCs w:val="24"/>
+          <w:shd w:val="clear" w:fill="1E1E1E"/>
+          <w:lang w:val="en-US" w:eastAsia="zh-CN" w:bidi="ar"/>
+        </w:rPr>
+        <w:t xml:space="preserve">                </w:t>
+      </w:r>
+      <w:r>
+        <w:rPr>
+          <w:rFonts w:hint="default" w:ascii="FantasqueSansM Nerd Font" w:hAnsi="FantasqueSansM Nerd Font" w:eastAsia="FantasqueSansM Nerd Font" w:cs="FantasqueSansM Nerd Font"/>
+          <w:b w:val="0"/>
+          <w:bCs w:val="0"/>
+          <w:color w:val="C586C0"/>
+          <w:kern w:val="0"/>
+          <w:sz w:val="24"/>
+          <w:szCs w:val="24"/>
+          <w:shd w:val="clear" w:fill="1E1E1E"/>
+          <w:lang w:val="en-US" w:eastAsia="zh-CN" w:bidi="ar"/>
+        </w:rPr>
+        <w:t>break</w:t>
+      </w:r>
+    </w:p>
+    <w:p>
+      <w:pPr>
+        <w:keepNext w:val="0"/>
+        <w:keepLines w:val="0"/>
+        <w:widowControl/>
+        <w:suppressLineNumbers w:val="0"/>
+        <w:shd w:val="clear" w:fill="1E1E1E"/>
+        <w:spacing w:line="190" w:lineRule="atLeast"/>
+        <w:jc w:val="left"/>
+        <w:rPr>
+          <w:rFonts w:hint="default" w:ascii="FantasqueSansM Nerd Font" w:hAnsi="FantasqueSansM Nerd Font" w:eastAsia="FantasqueSansM Nerd Font" w:cs="FantasqueSansM Nerd Font"/>
+          <w:b w:val="0"/>
+          <w:bCs w:val="0"/>
+          <w:color w:val="D4D4D4"/>
+          <w:sz w:val="24"/>
+          <w:szCs w:val="24"/>
+        </w:rPr>
+      </w:pPr>
+      <w:r>
+        <w:rPr>
+          <w:rFonts w:hint="default" w:ascii="FantasqueSansM Nerd Font" w:hAnsi="FantasqueSansM Nerd Font" w:eastAsia="FantasqueSansM Nerd Font" w:cs="FantasqueSansM Nerd Font"/>
+          <w:b w:val="0"/>
+          <w:bCs w:val="0"/>
+          <w:color w:val="D4D4D4"/>
+          <w:kern w:val="0"/>
+          <w:sz w:val="24"/>
+          <w:szCs w:val="24"/>
+          <w:shd w:val="clear" w:fill="1E1E1E"/>
+          <w:lang w:val="en-US" w:eastAsia="zh-CN" w:bidi="ar"/>
+        </w:rPr>
+        <w:t xml:space="preserve">            </w:t>
+      </w:r>
+      <w:r>
+        <w:rPr>
+          <w:rFonts w:hint="default" w:ascii="FantasqueSansM Nerd Font" w:hAnsi="FantasqueSansM Nerd Font" w:eastAsia="FantasqueSansM Nerd Font" w:cs="FantasqueSansM Nerd Font"/>
+          <w:b w:val="0"/>
+          <w:bCs w:val="0"/>
+          <w:color w:val="C586C0"/>
+          <w:kern w:val="0"/>
+          <w:sz w:val="24"/>
+          <w:szCs w:val="24"/>
+          <w:shd w:val="clear" w:fill="1E1E1E"/>
+          <w:lang w:val="en-US" w:eastAsia="zh-CN" w:bidi="ar"/>
+        </w:rPr>
+        <w:t>if</w:t>
+      </w:r>
+      <w:r>
+        <w:rPr>
+          <w:rFonts w:hint="default" w:ascii="FantasqueSansM Nerd Font" w:hAnsi="FantasqueSansM Nerd Font" w:eastAsia="FantasqueSansM Nerd Font" w:cs="FantasqueSansM Nerd Font"/>
+          <w:b w:val="0"/>
+          <w:bCs w:val="0"/>
+          <w:color w:val="D4D4D4"/>
+          <w:kern w:val="0"/>
+          <w:sz w:val="24"/>
+          <w:szCs w:val="24"/>
+          <w:shd w:val="clear" w:fill="1E1E1E"/>
+          <w:lang w:val="en-US" w:eastAsia="zh-CN" w:bidi="ar"/>
+        </w:rPr>
+        <w:t xml:space="preserve"> </w:t>
+      </w:r>
+      <w:r>
+        <w:rPr>
+          <w:rFonts w:hint="default" w:ascii="FantasqueSansM Nerd Font" w:hAnsi="FantasqueSansM Nerd Font" w:eastAsia="FantasqueSansM Nerd Font" w:cs="FantasqueSansM Nerd Font"/>
+          <w:b w:val="0"/>
+          <w:bCs w:val="0"/>
+          <w:color w:val="9CDCFE"/>
+          <w:kern w:val="0"/>
+          <w:sz w:val="24"/>
+          <w:szCs w:val="24"/>
+          <w:shd w:val="clear" w:fill="1E1E1E"/>
+          <w:lang w:val="en-US" w:eastAsia="zh-CN" w:bidi="ar"/>
+        </w:rPr>
+        <w:t>loop_count</w:t>
+      </w:r>
+      <w:r>
+        <w:rPr>
+          <w:rFonts w:hint="default" w:ascii="FantasqueSansM Nerd Font" w:hAnsi="FantasqueSansM Nerd Font" w:eastAsia="FantasqueSansM Nerd Font" w:cs="FantasqueSansM Nerd Font"/>
+          <w:b w:val="0"/>
+          <w:bCs w:val="0"/>
+          <w:color w:val="D4D4D4"/>
+          <w:kern w:val="0"/>
+          <w:sz w:val="24"/>
+          <w:szCs w:val="24"/>
+          <w:shd w:val="clear" w:fill="1E1E1E"/>
+          <w:lang w:val="en-US" w:eastAsia="zh-CN" w:bidi="ar"/>
+        </w:rPr>
+        <w:t xml:space="preserve"> &gt; </w:t>
+      </w:r>
+      <w:r>
+        <w:rPr>
+          <w:rFonts w:hint="default" w:ascii="FantasqueSansM Nerd Font" w:hAnsi="FantasqueSansM Nerd Font" w:eastAsia="FantasqueSansM Nerd Font" w:cs="FantasqueSansM Nerd Font"/>
+          <w:b w:val="0"/>
+          <w:bCs w:val="0"/>
+          <w:color w:val="9CDCFE"/>
+          <w:kern w:val="0"/>
+          <w:sz w:val="24"/>
+          <w:szCs w:val="24"/>
+          <w:shd w:val="clear" w:fill="1E1E1E"/>
+          <w:lang w:val="en-US" w:eastAsia="zh-CN" w:bidi="ar"/>
+        </w:rPr>
+        <w:t>max_loop</w:t>
+      </w:r>
+      <w:r>
+        <w:rPr>
+          <w:rFonts w:hint="default" w:ascii="FantasqueSansM Nerd Font" w:hAnsi="FantasqueSansM Nerd Font" w:eastAsia="FantasqueSansM Nerd Font" w:cs="FantasqueSansM Nerd Font"/>
+          <w:b w:val="0"/>
+          <w:bCs w:val="0"/>
+          <w:color w:val="D4D4D4"/>
+          <w:kern w:val="0"/>
+          <w:sz w:val="24"/>
+          <w:szCs w:val="24"/>
+          <w:shd w:val="clear" w:fill="1E1E1E"/>
+          <w:lang w:val="en-US" w:eastAsia="zh-CN" w:bidi="ar"/>
+        </w:rPr>
+        <w:t>:</w:t>
+      </w:r>
+    </w:p>
+    <w:p>
+      <w:pPr>
+        <w:keepNext w:val="0"/>
+        <w:keepLines w:val="0"/>
+        <w:widowControl/>
+        <w:suppressLineNumbers w:val="0"/>
+        <w:shd w:val="clear" w:fill="1E1E1E"/>
+        <w:spacing w:line="190" w:lineRule="atLeast"/>
+        <w:jc w:val="left"/>
+        <w:rPr>
+          <w:rFonts w:hint="default" w:ascii="FantasqueSansM Nerd Font" w:hAnsi="FantasqueSansM Nerd Font" w:eastAsia="FantasqueSansM Nerd Font" w:cs="FantasqueSansM Nerd Font"/>
+          <w:b w:val="0"/>
+          <w:bCs w:val="0"/>
+          <w:color w:val="D4D4D4"/>
+          <w:sz w:val="24"/>
+          <w:szCs w:val="24"/>
+        </w:rPr>
+      </w:pPr>
+      <w:r>
+        <w:rPr>
+          <w:rFonts w:hint="default" w:ascii="FantasqueSansM Nerd Font" w:hAnsi="FantasqueSansM Nerd Font" w:eastAsia="FantasqueSansM Nerd Font" w:cs="FantasqueSansM Nerd Font"/>
+          <w:b w:val="0"/>
+          <w:bCs w:val="0"/>
+          <w:color w:val="D4D4D4"/>
+          <w:kern w:val="0"/>
+          <w:sz w:val="24"/>
+          <w:szCs w:val="24"/>
+          <w:shd w:val="clear" w:fill="1E1E1E"/>
+          <w:lang w:val="en-US" w:eastAsia="zh-CN" w:bidi="ar"/>
+        </w:rPr>
+        <w:t xml:space="preserve">                </w:t>
+      </w:r>
+      <w:r>
+        <w:rPr>
+          <w:rFonts w:hint="default" w:ascii="FantasqueSansM Nerd Font" w:hAnsi="FantasqueSansM Nerd Font" w:eastAsia="FantasqueSansM Nerd Font" w:cs="FantasqueSansM Nerd Font"/>
+          <w:b w:val="0"/>
+          <w:bCs w:val="0"/>
+          <w:color w:val="C586C0"/>
+          <w:kern w:val="0"/>
+          <w:sz w:val="24"/>
+          <w:szCs w:val="24"/>
+          <w:shd w:val="clear" w:fill="1E1E1E"/>
+          <w:lang w:val="en-US" w:eastAsia="zh-CN" w:bidi="ar"/>
+        </w:rPr>
+        <w:t>break</w:t>
+      </w:r>
+    </w:p>
+    <w:p>
+      <w:pPr>
+        <w:keepNext w:val="0"/>
+        <w:keepLines w:val="0"/>
+        <w:widowControl/>
+        <w:suppressLineNumbers w:val="0"/>
+        <w:shd w:val="clear" w:fill="1E1E1E"/>
+        <w:spacing w:line="190" w:lineRule="atLeast"/>
         <w:jc w:val="left"/>
         <w:rPr>
           <w:rFonts w:hint="eastAsia"/>
           <w:sz w:val="28"/>
           <w:szCs w:val="28"/>
-        </w:rPr>
-      </w:pPr>
+          <w:lang w:val="en-US" w:eastAsia="zh-CN"/>
+        </w:rPr>
+      </w:pPr>
+      <w:r>
+        <w:rPr>
+          <w:rFonts w:hint="default" w:ascii="FantasqueSansM Nerd Font" w:hAnsi="FantasqueSansM Nerd Font" w:eastAsia="FantasqueSansM Nerd Font" w:cs="FantasqueSansM Nerd Font"/>
+          <w:b w:val="0"/>
+          <w:bCs w:val="0"/>
+          <w:color w:val="D4D4D4"/>
+          <w:kern w:val="0"/>
+          <w:sz w:val="24"/>
+          <w:szCs w:val="24"/>
+          <w:shd w:val="clear" w:fill="1E1E1E"/>
+          <w:lang w:val="en-US" w:eastAsia="zh-CN" w:bidi="ar"/>
+        </w:rPr>
+        <w:t xml:space="preserve">        </w:t>
+      </w:r>
+      <w:r>
+        <w:rPr>
+          <w:rFonts w:hint="default" w:ascii="FantasqueSansM Nerd Font" w:hAnsi="FantasqueSansM Nerd Font" w:eastAsia="FantasqueSansM Nerd Font" w:cs="FantasqueSansM Nerd Font"/>
+          <w:b w:val="0"/>
+          <w:bCs w:val="0"/>
+          <w:color w:val="C586C0"/>
+          <w:kern w:val="0"/>
+          <w:sz w:val="24"/>
+          <w:szCs w:val="24"/>
+          <w:shd w:val="clear" w:fill="1E1E1E"/>
+          <w:lang w:val="en-US" w:eastAsia="zh-CN" w:bidi="ar"/>
+        </w:rPr>
+        <w:t>return</w:t>
+      </w:r>
+      <w:r>
+        <w:rPr>
+          <w:rFonts w:hint="default" w:ascii="FantasqueSansM Nerd Font" w:hAnsi="FantasqueSansM Nerd Font" w:eastAsia="FantasqueSansM Nerd Font" w:cs="FantasqueSansM Nerd Font"/>
+          <w:b w:val="0"/>
+          <w:bCs w:val="0"/>
+          <w:color w:val="D4D4D4"/>
+          <w:kern w:val="0"/>
+          <w:sz w:val="24"/>
+          <w:szCs w:val="24"/>
+          <w:shd w:val="clear" w:fill="1E1E1E"/>
+          <w:lang w:val="en-US" w:eastAsia="zh-CN" w:bidi="ar"/>
+        </w:rPr>
+        <w:t xml:space="preserve"> </w:t>
+      </w:r>
+      <w:r>
+        <w:rPr>
+          <w:rFonts w:hint="default" w:ascii="FantasqueSansM Nerd Font" w:hAnsi="FantasqueSansM Nerd Font" w:eastAsia="FantasqueSansM Nerd Font" w:cs="FantasqueSansM Nerd Font"/>
+          <w:b w:val="0"/>
+          <w:bCs w:val="0"/>
+          <w:color w:val="9CDCFE"/>
+          <w:kern w:val="0"/>
+          <w:sz w:val="24"/>
+          <w:szCs w:val="24"/>
+          <w:shd w:val="clear" w:fill="1E1E1E"/>
+          <w:lang w:val="en-US" w:eastAsia="zh-CN" w:bidi="ar"/>
+        </w:rPr>
+        <w:t>output_array</w:t>
+      </w:r>
     </w:p>
     <w:p>
       <w:pPr>
@@ -15450,18 +21428,18 @@
           <w:rFonts w:hint="eastAsia"/>
           <w:sz w:val="28"/>
           <w:szCs w:val="28"/>
-        </w:rPr>
-      </w:pPr>
-    </w:p>
-    <w:p>
-      <w:pPr>
-        <w:jc w:val="left"/>
+          <w:lang w:val="en-US" w:eastAsia="zh-CN"/>
+        </w:rPr>
+      </w:pPr>
+      <w:r>
         <w:rPr>
           <w:rFonts w:hint="eastAsia"/>
           <w:sz w:val="28"/>
           <w:szCs w:val="28"/>
-        </w:rPr>
-      </w:pPr>
+          <w:lang w:val="en-US" w:eastAsia="zh-CN"/>
+        </w:rPr>
+        <w:t>这里使用的是最简单的hopfield算法，其中max_loop用于防止反复循环无法收敛。</w:t>
+      </w:r>
     </w:p>
     <w:p>
       <w:pPr>
@@ -15470,18 +21448,1299 @@
           <w:rFonts w:hint="eastAsia"/>
           <w:sz w:val="28"/>
           <w:szCs w:val="28"/>
-        </w:rPr>
-      </w:pPr>
-    </w:p>
-    <w:p>
-      <w:pPr>
-        <w:jc w:val="left"/>
+          <w:lang w:val="en-US" w:eastAsia="zh-CN"/>
+        </w:rPr>
+      </w:pPr>
+      <w:r>
         <w:rPr>
           <w:rFonts w:hint="eastAsia"/>
           <w:sz w:val="28"/>
           <w:szCs w:val="28"/>
-        </w:rPr>
-      </w:pPr>
+          <w:lang w:val="en-US" w:eastAsia="zh-CN"/>
+        </w:rPr>
+        <w:t>接下来是完成测试工作，首先我们再写一个随机让原数字点阵失真的函数：</w:t>
+      </w:r>
+    </w:p>
+    <w:p>
+      <w:pPr>
+        <w:keepNext w:val="0"/>
+        <w:keepLines w:val="0"/>
+        <w:widowControl/>
+        <w:suppressLineNumbers w:val="0"/>
+        <w:shd w:val="clear" w:fill="1E1E1E"/>
+        <w:spacing w:line="190" w:lineRule="atLeast"/>
+        <w:jc w:val="left"/>
+        <w:rPr>
+          <w:rFonts w:ascii="FantasqueSansM Nerd Font" w:hAnsi="FantasqueSansM Nerd Font" w:eastAsia="FantasqueSansM Nerd Font" w:cs="FantasqueSansM Nerd Font"/>
+          <w:b w:val="0"/>
+          <w:bCs w:val="0"/>
+          <w:color w:val="D4D4D4"/>
+          <w:sz w:val="24"/>
+          <w:szCs w:val="24"/>
+        </w:rPr>
+      </w:pPr>
+      <w:r>
+        <w:rPr>
+          <w:rFonts w:hint="default" w:ascii="FantasqueSansM Nerd Font" w:hAnsi="FantasqueSansM Nerd Font" w:eastAsia="FantasqueSansM Nerd Font" w:cs="FantasqueSansM Nerd Font"/>
+          <w:b w:val="0"/>
+          <w:bCs w:val="0"/>
+          <w:color w:val="569CD6"/>
+          <w:kern w:val="0"/>
+          <w:sz w:val="24"/>
+          <w:szCs w:val="24"/>
+          <w:shd w:val="clear" w:fill="1E1E1E"/>
+          <w:lang w:val="en-US" w:eastAsia="zh-CN" w:bidi="ar"/>
+        </w:rPr>
+        <w:t>def</w:t>
+      </w:r>
+      <w:r>
+        <w:rPr>
+          <w:rFonts w:hint="default" w:ascii="FantasqueSansM Nerd Font" w:hAnsi="FantasqueSansM Nerd Font" w:eastAsia="FantasqueSansM Nerd Font" w:cs="FantasqueSansM Nerd Font"/>
+          <w:b w:val="0"/>
+          <w:bCs w:val="0"/>
+          <w:color w:val="D4D4D4"/>
+          <w:kern w:val="0"/>
+          <w:sz w:val="24"/>
+          <w:szCs w:val="24"/>
+          <w:shd w:val="clear" w:fill="1E1E1E"/>
+          <w:lang w:val="en-US" w:eastAsia="zh-CN" w:bidi="ar"/>
+        </w:rPr>
+        <w:t xml:space="preserve"> </w:t>
+      </w:r>
+      <w:r>
+        <w:rPr>
+          <w:rFonts w:hint="default" w:ascii="FantasqueSansM Nerd Font" w:hAnsi="FantasqueSansM Nerd Font" w:eastAsia="FantasqueSansM Nerd Font" w:cs="FantasqueSansM Nerd Font"/>
+          <w:b w:val="0"/>
+          <w:bCs w:val="0"/>
+          <w:color w:val="DCDCAA"/>
+          <w:kern w:val="0"/>
+          <w:sz w:val="24"/>
+          <w:szCs w:val="24"/>
+          <w:shd w:val="clear" w:fill="1E1E1E"/>
+          <w:lang w:val="en-US" w:eastAsia="zh-CN" w:bidi="ar"/>
+        </w:rPr>
+        <w:t>random_broke_number</w:t>
+      </w:r>
+      <w:r>
+        <w:rPr>
+          <w:rFonts w:hint="default" w:ascii="FantasqueSansM Nerd Font" w:hAnsi="FantasqueSansM Nerd Font" w:eastAsia="FantasqueSansM Nerd Font" w:cs="FantasqueSansM Nerd Font"/>
+          <w:b w:val="0"/>
+          <w:bCs w:val="0"/>
+          <w:color w:val="D4D4D4"/>
+          <w:kern w:val="0"/>
+          <w:sz w:val="24"/>
+          <w:szCs w:val="24"/>
+          <w:shd w:val="clear" w:fill="1E1E1E"/>
+          <w:lang w:val="en-US" w:eastAsia="zh-CN" w:bidi="ar"/>
+        </w:rPr>
+        <w:t>(</w:t>
+      </w:r>
+      <w:r>
+        <w:rPr>
+          <w:rFonts w:hint="default" w:ascii="FantasqueSansM Nerd Font" w:hAnsi="FantasqueSansM Nerd Font" w:eastAsia="FantasqueSansM Nerd Font" w:cs="FantasqueSansM Nerd Font"/>
+          <w:b w:val="0"/>
+          <w:bCs w:val="0"/>
+          <w:color w:val="9CDCFE"/>
+          <w:kern w:val="0"/>
+          <w:sz w:val="24"/>
+          <w:szCs w:val="24"/>
+          <w:shd w:val="clear" w:fill="1E1E1E"/>
+          <w:lang w:val="en-US" w:eastAsia="zh-CN" w:bidi="ar"/>
+        </w:rPr>
+        <w:t>number</w:t>
+      </w:r>
+      <w:r>
+        <w:rPr>
+          <w:rFonts w:hint="default" w:ascii="FantasqueSansM Nerd Font" w:hAnsi="FantasqueSansM Nerd Font" w:eastAsia="FantasqueSansM Nerd Font" w:cs="FantasqueSansM Nerd Font"/>
+          <w:b w:val="0"/>
+          <w:bCs w:val="0"/>
+          <w:color w:val="D4D4D4"/>
+          <w:kern w:val="0"/>
+          <w:sz w:val="24"/>
+          <w:szCs w:val="24"/>
+          <w:shd w:val="clear" w:fill="1E1E1E"/>
+          <w:lang w:val="en-US" w:eastAsia="zh-CN" w:bidi="ar"/>
+        </w:rPr>
+        <w:t xml:space="preserve">, </w:t>
+      </w:r>
+      <w:r>
+        <w:rPr>
+          <w:rFonts w:hint="default" w:ascii="FantasqueSansM Nerd Font" w:hAnsi="FantasqueSansM Nerd Font" w:eastAsia="FantasqueSansM Nerd Font" w:cs="FantasqueSansM Nerd Font"/>
+          <w:b w:val="0"/>
+          <w:bCs w:val="0"/>
+          <w:color w:val="9CDCFE"/>
+          <w:kern w:val="0"/>
+          <w:sz w:val="24"/>
+          <w:szCs w:val="24"/>
+          <w:shd w:val="clear" w:fill="1E1E1E"/>
+          <w:lang w:val="en-US" w:eastAsia="zh-CN" w:bidi="ar"/>
+        </w:rPr>
+        <w:t>broke_count</w:t>
+      </w:r>
+      <w:r>
+        <w:rPr>
+          <w:rFonts w:hint="default" w:ascii="FantasqueSansM Nerd Font" w:hAnsi="FantasqueSansM Nerd Font" w:eastAsia="FantasqueSansM Nerd Font" w:cs="FantasqueSansM Nerd Font"/>
+          <w:b w:val="0"/>
+          <w:bCs w:val="0"/>
+          <w:color w:val="D4D4D4"/>
+          <w:kern w:val="0"/>
+          <w:sz w:val="24"/>
+          <w:szCs w:val="24"/>
+          <w:shd w:val="clear" w:fill="1E1E1E"/>
+          <w:lang w:val="en-US" w:eastAsia="zh-CN" w:bidi="ar"/>
+        </w:rPr>
+        <w:t xml:space="preserve"> = -</w:t>
+      </w:r>
+      <w:r>
+        <w:rPr>
+          <w:rFonts w:hint="default" w:ascii="FantasqueSansM Nerd Font" w:hAnsi="FantasqueSansM Nerd Font" w:eastAsia="FantasqueSansM Nerd Font" w:cs="FantasqueSansM Nerd Font"/>
+          <w:b w:val="0"/>
+          <w:bCs w:val="0"/>
+          <w:color w:val="B5CEA8"/>
+          <w:kern w:val="0"/>
+          <w:sz w:val="24"/>
+          <w:szCs w:val="24"/>
+          <w:shd w:val="clear" w:fill="1E1E1E"/>
+          <w:lang w:val="en-US" w:eastAsia="zh-CN" w:bidi="ar"/>
+        </w:rPr>
+        <w:t>1</w:t>
+      </w:r>
+      <w:r>
+        <w:rPr>
+          <w:rFonts w:hint="default" w:ascii="FantasqueSansM Nerd Font" w:hAnsi="FantasqueSansM Nerd Font" w:eastAsia="FantasqueSansM Nerd Font" w:cs="FantasqueSansM Nerd Font"/>
+          <w:b w:val="0"/>
+          <w:bCs w:val="0"/>
+          <w:color w:val="D4D4D4"/>
+          <w:kern w:val="0"/>
+          <w:sz w:val="24"/>
+          <w:szCs w:val="24"/>
+          <w:shd w:val="clear" w:fill="1E1E1E"/>
+          <w:lang w:val="en-US" w:eastAsia="zh-CN" w:bidi="ar"/>
+        </w:rPr>
+        <w:t>):</w:t>
+      </w:r>
+    </w:p>
+    <w:p>
+      <w:pPr>
+        <w:keepNext w:val="0"/>
+        <w:keepLines w:val="0"/>
+        <w:widowControl/>
+        <w:suppressLineNumbers w:val="0"/>
+        <w:shd w:val="clear" w:fill="1E1E1E"/>
+        <w:spacing w:line="190" w:lineRule="atLeast"/>
+        <w:jc w:val="left"/>
+        <w:rPr>
+          <w:rFonts w:hint="default" w:ascii="FantasqueSansM Nerd Font" w:hAnsi="FantasqueSansM Nerd Font" w:eastAsia="FantasqueSansM Nerd Font" w:cs="FantasqueSansM Nerd Font"/>
+          <w:b w:val="0"/>
+          <w:bCs w:val="0"/>
+          <w:color w:val="D4D4D4"/>
+          <w:sz w:val="24"/>
+          <w:szCs w:val="24"/>
+        </w:rPr>
+      </w:pPr>
+      <w:r>
+        <w:rPr>
+          <w:rFonts w:hint="default" w:ascii="FantasqueSansM Nerd Font" w:hAnsi="FantasqueSansM Nerd Font" w:eastAsia="FantasqueSansM Nerd Font" w:cs="FantasqueSansM Nerd Font"/>
+          <w:b w:val="0"/>
+          <w:bCs w:val="0"/>
+          <w:color w:val="D4D4D4"/>
+          <w:kern w:val="0"/>
+          <w:sz w:val="24"/>
+          <w:szCs w:val="24"/>
+          <w:shd w:val="clear" w:fill="1E1E1E"/>
+          <w:lang w:val="en-US" w:eastAsia="zh-CN" w:bidi="ar"/>
+        </w:rPr>
+        <w:t xml:space="preserve">    </w:t>
+      </w:r>
+      <w:r>
+        <w:rPr>
+          <w:rFonts w:hint="default" w:ascii="FantasqueSansM Nerd Font" w:hAnsi="FantasqueSansM Nerd Font" w:eastAsia="FantasqueSansM Nerd Font" w:cs="FantasqueSansM Nerd Font"/>
+          <w:b w:val="0"/>
+          <w:bCs w:val="0"/>
+          <w:color w:val="C586C0"/>
+          <w:kern w:val="0"/>
+          <w:sz w:val="24"/>
+          <w:szCs w:val="24"/>
+          <w:shd w:val="clear" w:fill="1E1E1E"/>
+          <w:lang w:val="en-US" w:eastAsia="zh-CN" w:bidi="ar"/>
+        </w:rPr>
+        <w:t>if</w:t>
+      </w:r>
+      <w:r>
+        <w:rPr>
+          <w:rFonts w:hint="default" w:ascii="FantasqueSansM Nerd Font" w:hAnsi="FantasqueSansM Nerd Font" w:eastAsia="FantasqueSansM Nerd Font" w:cs="FantasqueSansM Nerd Font"/>
+          <w:b w:val="0"/>
+          <w:bCs w:val="0"/>
+          <w:color w:val="D4D4D4"/>
+          <w:kern w:val="0"/>
+          <w:sz w:val="24"/>
+          <w:szCs w:val="24"/>
+          <w:shd w:val="clear" w:fill="1E1E1E"/>
+          <w:lang w:val="en-US" w:eastAsia="zh-CN" w:bidi="ar"/>
+        </w:rPr>
+        <w:t xml:space="preserve"> </w:t>
+      </w:r>
+      <w:r>
+        <w:rPr>
+          <w:rFonts w:hint="default" w:ascii="FantasqueSansM Nerd Font" w:hAnsi="FantasqueSansM Nerd Font" w:eastAsia="FantasqueSansM Nerd Font" w:cs="FantasqueSansM Nerd Font"/>
+          <w:b w:val="0"/>
+          <w:bCs w:val="0"/>
+          <w:color w:val="9CDCFE"/>
+          <w:kern w:val="0"/>
+          <w:sz w:val="24"/>
+          <w:szCs w:val="24"/>
+          <w:shd w:val="clear" w:fill="1E1E1E"/>
+          <w:lang w:val="en-US" w:eastAsia="zh-CN" w:bidi="ar"/>
+        </w:rPr>
+        <w:t>broke_count</w:t>
+      </w:r>
+      <w:r>
+        <w:rPr>
+          <w:rFonts w:hint="default" w:ascii="FantasqueSansM Nerd Font" w:hAnsi="FantasqueSansM Nerd Font" w:eastAsia="FantasqueSansM Nerd Font" w:cs="FantasqueSansM Nerd Font"/>
+          <w:b w:val="0"/>
+          <w:bCs w:val="0"/>
+          <w:color w:val="D4D4D4"/>
+          <w:kern w:val="0"/>
+          <w:sz w:val="24"/>
+          <w:szCs w:val="24"/>
+          <w:shd w:val="clear" w:fill="1E1E1E"/>
+          <w:lang w:val="en-US" w:eastAsia="zh-CN" w:bidi="ar"/>
+        </w:rPr>
+        <w:t xml:space="preserve"> == -</w:t>
+      </w:r>
+      <w:r>
+        <w:rPr>
+          <w:rFonts w:hint="default" w:ascii="FantasqueSansM Nerd Font" w:hAnsi="FantasqueSansM Nerd Font" w:eastAsia="FantasqueSansM Nerd Font" w:cs="FantasqueSansM Nerd Font"/>
+          <w:b w:val="0"/>
+          <w:bCs w:val="0"/>
+          <w:color w:val="B5CEA8"/>
+          <w:kern w:val="0"/>
+          <w:sz w:val="24"/>
+          <w:szCs w:val="24"/>
+          <w:shd w:val="clear" w:fill="1E1E1E"/>
+          <w:lang w:val="en-US" w:eastAsia="zh-CN" w:bidi="ar"/>
+        </w:rPr>
+        <w:t>1</w:t>
+      </w:r>
+      <w:r>
+        <w:rPr>
+          <w:rFonts w:hint="default" w:ascii="FantasqueSansM Nerd Font" w:hAnsi="FantasqueSansM Nerd Font" w:eastAsia="FantasqueSansM Nerd Font" w:cs="FantasqueSansM Nerd Font"/>
+          <w:b w:val="0"/>
+          <w:bCs w:val="0"/>
+          <w:color w:val="D4D4D4"/>
+          <w:kern w:val="0"/>
+          <w:sz w:val="24"/>
+          <w:szCs w:val="24"/>
+          <w:shd w:val="clear" w:fill="1E1E1E"/>
+          <w:lang w:val="en-US" w:eastAsia="zh-CN" w:bidi="ar"/>
+        </w:rPr>
+        <w:t>:</w:t>
+      </w:r>
+    </w:p>
+    <w:p>
+      <w:pPr>
+        <w:keepNext w:val="0"/>
+        <w:keepLines w:val="0"/>
+        <w:widowControl/>
+        <w:suppressLineNumbers w:val="0"/>
+        <w:shd w:val="clear" w:fill="1E1E1E"/>
+        <w:spacing w:line="190" w:lineRule="atLeast"/>
+        <w:jc w:val="left"/>
+        <w:rPr>
+          <w:rFonts w:hint="default" w:ascii="FantasqueSansM Nerd Font" w:hAnsi="FantasqueSansM Nerd Font" w:eastAsia="FantasqueSansM Nerd Font" w:cs="FantasqueSansM Nerd Font"/>
+          <w:b w:val="0"/>
+          <w:bCs w:val="0"/>
+          <w:color w:val="D4D4D4"/>
+          <w:sz w:val="24"/>
+          <w:szCs w:val="24"/>
+        </w:rPr>
+      </w:pPr>
+      <w:r>
+        <w:rPr>
+          <w:rFonts w:hint="default" w:ascii="FantasqueSansM Nerd Font" w:hAnsi="FantasqueSansM Nerd Font" w:eastAsia="FantasqueSansM Nerd Font" w:cs="FantasqueSansM Nerd Font"/>
+          <w:b w:val="0"/>
+          <w:bCs w:val="0"/>
+          <w:color w:val="D4D4D4"/>
+          <w:kern w:val="0"/>
+          <w:sz w:val="24"/>
+          <w:szCs w:val="24"/>
+          <w:shd w:val="clear" w:fill="1E1E1E"/>
+          <w:lang w:val="en-US" w:eastAsia="zh-CN" w:bidi="ar"/>
+        </w:rPr>
+        <w:t xml:space="preserve">        </w:t>
+      </w:r>
+      <w:r>
+        <w:rPr>
+          <w:rFonts w:hint="default" w:ascii="FantasqueSansM Nerd Font" w:hAnsi="FantasqueSansM Nerd Font" w:eastAsia="FantasqueSansM Nerd Font" w:cs="FantasqueSansM Nerd Font"/>
+          <w:b w:val="0"/>
+          <w:bCs w:val="0"/>
+          <w:color w:val="9CDCFE"/>
+          <w:kern w:val="0"/>
+          <w:sz w:val="24"/>
+          <w:szCs w:val="24"/>
+          <w:shd w:val="clear" w:fill="1E1E1E"/>
+          <w:lang w:val="en-US" w:eastAsia="zh-CN" w:bidi="ar"/>
+        </w:rPr>
+        <w:t>broke_count</w:t>
+      </w:r>
+      <w:r>
+        <w:rPr>
+          <w:rFonts w:hint="default" w:ascii="FantasqueSansM Nerd Font" w:hAnsi="FantasqueSansM Nerd Font" w:eastAsia="FantasqueSansM Nerd Font" w:cs="FantasqueSansM Nerd Font"/>
+          <w:b w:val="0"/>
+          <w:bCs w:val="0"/>
+          <w:color w:val="D4D4D4"/>
+          <w:kern w:val="0"/>
+          <w:sz w:val="24"/>
+          <w:szCs w:val="24"/>
+          <w:shd w:val="clear" w:fill="1E1E1E"/>
+          <w:lang w:val="en-US" w:eastAsia="zh-CN" w:bidi="ar"/>
+        </w:rPr>
+        <w:t xml:space="preserve"> = </w:t>
+      </w:r>
+      <w:r>
+        <w:rPr>
+          <w:rFonts w:hint="default" w:ascii="FantasqueSansM Nerd Font" w:hAnsi="FantasqueSansM Nerd Font" w:eastAsia="FantasqueSansM Nerd Font" w:cs="FantasqueSansM Nerd Font"/>
+          <w:b w:val="0"/>
+          <w:bCs w:val="0"/>
+          <w:color w:val="4EC9B0"/>
+          <w:kern w:val="0"/>
+          <w:sz w:val="24"/>
+          <w:szCs w:val="24"/>
+          <w:shd w:val="clear" w:fill="1E1E1E"/>
+          <w:lang w:val="en-US" w:eastAsia="zh-CN" w:bidi="ar"/>
+        </w:rPr>
+        <w:t>np</w:t>
+      </w:r>
+      <w:r>
+        <w:rPr>
+          <w:rFonts w:hint="default" w:ascii="FantasqueSansM Nerd Font" w:hAnsi="FantasqueSansM Nerd Font" w:eastAsia="FantasqueSansM Nerd Font" w:cs="FantasqueSansM Nerd Font"/>
+          <w:b w:val="0"/>
+          <w:bCs w:val="0"/>
+          <w:color w:val="D4D4D4"/>
+          <w:kern w:val="0"/>
+          <w:sz w:val="24"/>
+          <w:szCs w:val="24"/>
+          <w:shd w:val="clear" w:fill="1E1E1E"/>
+          <w:lang w:val="en-US" w:eastAsia="zh-CN" w:bidi="ar"/>
+        </w:rPr>
+        <w:t>.</w:t>
+      </w:r>
+      <w:r>
+        <w:rPr>
+          <w:rFonts w:hint="default" w:ascii="FantasqueSansM Nerd Font" w:hAnsi="FantasqueSansM Nerd Font" w:eastAsia="FantasqueSansM Nerd Font" w:cs="FantasqueSansM Nerd Font"/>
+          <w:b w:val="0"/>
+          <w:bCs w:val="0"/>
+          <w:color w:val="4EC9B0"/>
+          <w:kern w:val="0"/>
+          <w:sz w:val="24"/>
+          <w:szCs w:val="24"/>
+          <w:shd w:val="clear" w:fill="1E1E1E"/>
+          <w:lang w:val="en-US" w:eastAsia="zh-CN" w:bidi="ar"/>
+        </w:rPr>
+        <w:t>random</w:t>
+      </w:r>
+      <w:r>
+        <w:rPr>
+          <w:rFonts w:hint="default" w:ascii="FantasqueSansM Nerd Font" w:hAnsi="FantasqueSansM Nerd Font" w:eastAsia="FantasqueSansM Nerd Font" w:cs="FantasqueSansM Nerd Font"/>
+          <w:b w:val="0"/>
+          <w:bCs w:val="0"/>
+          <w:color w:val="D4D4D4"/>
+          <w:kern w:val="0"/>
+          <w:sz w:val="24"/>
+          <w:szCs w:val="24"/>
+          <w:shd w:val="clear" w:fill="1E1E1E"/>
+          <w:lang w:val="en-US" w:eastAsia="zh-CN" w:bidi="ar"/>
+        </w:rPr>
+        <w:t>.</w:t>
+      </w:r>
+      <w:r>
+        <w:rPr>
+          <w:rFonts w:hint="default" w:ascii="FantasqueSansM Nerd Font" w:hAnsi="FantasqueSansM Nerd Font" w:eastAsia="FantasqueSansM Nerd Font" w:cs="FantasqueSansM Nerd Font"/>
+          <w:b w:val="0"/>
+          <w:bCs w:val="0"/>
+          <w:color w:val="9CDCFE"/>
+          <w:kern w:val="0"/>
+          <w:sz w:val="24"/>
+          <w:szCs w:val="24"/>
+          <w:shd w:val="clear" w:fill="1E1E1E"/>
+          <w:lang w:val="en-US" w:eastAsia="zh-CN" w:bidi="ar"/>
+        </w:rPr>
+        <w:t>randint</w:t>
+      </w:r>
+      <w:r>
+        <w:rPr>
+          <w:rFonts w:hint="default" w:ascii="FantasqueSansM Nerd Font" w:hAnsi="FantasqueSansM Nerd Font" w:eastAsia="FantasqueSansM Nerd Font" w:cs="FantasqueSansM Nerd Font"/>
+          <w:b w:val="0"/>
+          <w:bCs w:val="0"/>
+          <w:color w:val="D4D4D4"/>
+          <w:kern w:val="0"/>
+          <w:sz w:val="24"/>
+          <w:szCs w:val="24"/>
+          <w:shd w:val="clear" w:fill="1E1E1E"/>
+          <w:lang w:val="en-US" w:eastAsia="zh-CN" w:bidi="ar"/>
+        </w:rPr>
+        <w:t>(</w:t>
+      </w:r>
+      <w:r>
+        <w:rPr>
+          <w:rFonts w:hint="default" w:ascii="FantasqueSansM Nerd Font" w:hAnsi="FantasqueSansM Nerd Font" w:eastAsia="FantasqueSansM Nerd Font" w:cs="FantasqueSansM Nerd Font"/>
+          <w:b w:val="0"/>
+          <w:bCs w:val="0"/>
+          <w:color w:val="B5CEA8"/>
+          <w:kern w:val="0"/>
+          <w:sz w:val="24"/>
+          <w:szCs w:val="24"/>
+          <w:shd w:val="clear" w:fill="1E1E1E"/>
+          <w:lang w:val="en-US" w:eastAsia="zh-CN" w:bidi="ar"/>
+        </w:rPr>
+        <w:t>0</w:t>
+      </w:r>
+      <w:r>
+        <w:rPr>
+          <w:rFonts w:hint="default" w:ascii="FantasqueSansM Nerd Font" w:hAnsi="FantasqueSansM Nerd Font" w:eastAsia="FantasqueSansM Nerd Font" w:cs="FantasqueSansM Nerd Font"/>
+          <w:b w:val="0"/>
+          <w:bCs w:val="0"/>
+          <w:color w:val="D4D4D4"/>
+          <w:kern w:val="0"/>
+          <w:sz w:val="24"/>
+          <w:szCs w:val="24"/>
+          <w:shd w:val="clear" w:fill="1E1E1E"/>
+          <w:lang w:val="en-US" w:eastAsia="zh-CN" w:bidi="ar"/>
+        </w:rPr>
+        <w:t xml:space="preserve">, </w:t>
+      </w:r>
+      <w:r>
+        <w:rPr>
+          <w:rFonts w:hint="default" w:ascii="FantasqueSansM Nerd Font" w:hAnsi="FantasqueSansM Nerd Font" w:eastAsia="FantasqueSansM Nerd Font" w:cs="FantasqueSansM Nerd Font"/>
+          <w:b w:val="0"/>
+          <w:bCs w:val="0"/>
+          <w:color w:val="DCDCAA"/>
+          <w:kern w:val="0"/>
+          <w:sz w:val="24"/>
+          <w:szCs w:val="24"/>
+          <w:shd w:val="clear" w:fill="1E1E1E"/>
+          <w:lang w:val="en-US" w:eastAsia="zh-CN" w:bidi="ar"/>
+        </w:rPr>
+        <w:t>len</w:t>
+      </w:r>
+      <w:r>
+        <w:rPr>
+          <w:rFonts w:hint="default" w:ascii="FantasqueSansM Nerd Font" w:hAnsi="FantasqueSansM Nerd Font" w:eastAsia="FantasqueSansM Nerd Font" w:cs="FantasqueSansM Nerd Font"/>
+          <w:b w:val="0"/>
+          <w:bCs w:val="0"/>
+          <w:color w:val="D4D4D4"/>
+          <w:kern w:val="0"/>
+          <w:sz w:val="24"/>
+          <w:szCs w:val="24"/>
+          <w:shd w:val="clear" w:fill="1E1E1E"/>
+          <w:lang w:val="en-US" w:eastAsia="zh-CN" w:bidi="ar"/>
+        </w:rPr>
+        <w:t>(</w:t>
+      </w:r>
+      <w:r>
+        <w:rPr>
+          <w:rFonts w:hint="default" w:ascii="FantasqueSansM Nerd Font" w:hAnsi="FantasqueSansM Nerd Font" w:eastAsia="FantasqueSansM Nerd Font" w:cs="FantasqueSansM Nerd Font"/>
+          <w:b w:val="0"/>
+          <w:bCs w:val="0"/>
+          <w:color w:val="9CDCFE"/>
+          <w:kern w:val="0"/>
+          <w:sz w:val="24"/>
+          <w:szCs w:val="24"/>
+          <w:shd w:val="clear" w:fill="1E1E1E"/>
+          <w:lang w:val="en-US" w:eastAsia="zh-CN" w:bidi="ar"/>
+        </w:rPr>
+        <w:t>number</w:t>
+      </w:r>
+      <w:r>
+        <w:rPr>
+          <w:rFonts w:hint="default" w:ascii="FantasqueSansM Nerd Font" w:hAnsi="FantasqueSansM Nerd Font" w:eastAsia="FantasqueSansM Nerd Font" w:cs="FantasqueSansM Nerd Font"/>
+          <w:b w:val="0"/>
+          <w:bCs w:val="0"/>
+          <w:color w:val="D4D4D4"/>
+          <w:kern w:val="0"/>
+          <w:sz w:val="24"/>
+          <w:szCs w:val="24"/>
+          <w:shd w:val="clear" w:fill="1E1E1E"/>
+          <w:lang w:val="en-US" w:eastAsia="zh-CN" w:bidi="ar"/>
+        </w:rPr>
+        <w:t xml:space="preserve">) / </w:t>
+      </w:r>
+      <w:r>
+        <w:rPr>
+          <w:rFonts w:hint="default" w:ascii="FantasqueSansM Nerd Font" w:hAnsi="FantasqueSansM Nerd Font" w:eastAsia="FantasqueSansM Nerd Font" w:cs="FantasqueSansM Nerd Font"/>
+          <w:b w:val="0"/>
+          <w:bCs w:val="0"/>
+          <w:color w:val="B5CEA8"/>
+          <w:kern w:val="0"/>
+          <w:sz w:val="24"/>
+          <w:szCs w:val="24"/>
+          <w:shd w:val="clear" w:fill="1E1E1E"/>
+          <w:lang w:val="en-US" w:eastAsia="zh-CN" w:bidi="ar"/>
+        </w:rPr>
+        <w:t>2</w:t>
+      </w:r>
+      <w:r>
+        <w:rPr>
+          <w:rFonts w:hint="default" w:ascii="FantasqueSansM Nerd Font" w:hAnsi="FantasqueSansM Nerd Font" w:eastAsia="FantasqueSansM Nerd Font" w:cs="FantasqueSansM Nerd Font"/>
+          <w:b w:val="0"/>
+          <w:bCs w:val="0"/>
+          <w:color w:val="D4D4D4"/>
+          <w:kern w:val="0"/>
+          <w:sz w:val="24"/>
+          <w:szCs w:val="24"/>
+          <w:shd w:val="clear" w:fill="1E1E1E"/>
+          <w:lang w:val="en-US" w:eastAsia="zh-CN" w:bidi="ar"/>
+        </w:rPr>
+        <w:t>)</w:t>
+      </w:r>
+    </w:p>
+    <w:p>
+      <w:pPr>
+        <w:keepNext w:val="0"/>
+        <w:keepLines w:val="0"/>
+        <w:widowControl/>
+        <w:suppressLineNumbers w:val="0"/>
+        <w:shd w:val="clear" w:fill="1E1E1E"/>
+        <w:spacing w:line="190" w:lineRule="atLeast"/>
+        <w:jc w:val="left"/>
+        <w:rPr>
+          <w:rFonts w:hint="default" w:ascii="FantasqueSansM Nerd Font" w:hAnsi="FantasqueSansM Nerd Font" w:eastAsia="FantasqueSansM Nerd Font" w:cs="FantasqueSansM Nerd Font"/>
+          <w:b w:val="0"/>
+          <w:bCs w:val="0"/>
+          <w:color w:val="D4D4D4"/>
+          <w:sz w:val="24"/>
+          <w:szCs w:val="24"/>
+        </w:rPr>
+      </w:pPr>
+      <w:r>
+        <w:rPr>
+          <w:rFonts w:hint="default" w:ascii="FantasqueSansM Nerd Font" w:hAnsi="FantasqueSansM Nerd Font" w:eastAsia="FantasqueSansM Nerd Font" w:cs="FantasqueSansM Nerd Font"/>
+          <w:b w:val="0"/>
+          <w:bCs w:val="0"/>
+          <w:color w:val="D4D4D4"/>
+          <w:kern w:val="0"/>
+          <w:sz w:val="24"/>
+          <w:szCs w:val="24"/>
+          <w:shd w:val="clear" w:fill="1E1E1E"/>
+          <w:lang w:val="en-US" w:eastAsia="zh-CN" w:bidi="ar"/>
+        </w:rPr>
+        <w:t xml:space="preserve">    </w:t>
+      </w:r>
+      <w:r>
+        <w:rPr>
+          <w:rFonts w:hint="default" w:ascii="FantasqueSansM Nerd Font" w:hAnsi="FantasqueSansM Nerd Font" w:eastAsia="FantasqueSansM Nerd Font" w:cs="FantasqueSansM Nerd Font"/>
+          <w:b w:val="0"/>
+          <w:bCs w:val="0"/>
+          <w:color w:val="C586C0"/>
+          <w:kern w:val="0"/>
+          <w:sz w:val="24"/>
+          <w:szCs w:val="24"/>
+          <w:shd w:val="clear" w:fill="1E1E1E"/>
+          <w:lang w:val="en-US" w:eastAsia="zh-CN" w:bidi="ar"/>
+        </w:rPr>
+        <w:t>for</w:t>
+      </w:r>
+      <w:r>
+        <w:rPr>
+          <w:rFonts w:hint="default" w:ascii="FantasqueSansM Nerd Font" w:hAnsi="FantasqueSansM Nerd Font" w:eastAsia="FantasqueSansM Nerd Font" w:cs="FantasqueSansM Nerd Font"/>
+          <w:b w:val="0"/>
+          <w:bCs w:val="0"/>
+          <w:color w:val="D4D4D4"/>
+          <w:kern w:val="0"/>
+          <w:sz w:val="24"/>
+          <w:szCs w:val="24"/>
+          <w:shd w:val="clear" w:fill="1E1E1E"/>
+          <w:lang w:val="en-US" w:eastAsia="zh-CN" w:bidi="ar"/>
+        </w:rPr>
+        <w:t xml:space="preserve"> </w:t>
+      </w:r>
+      <w:r>
+        <w:rPr>
+          <w:rFonts w:hint="default" w:ascii="FantasqueSansM Nerd Font" w:hAnsi="FantasqueSansM Nerd Font" w:eastAsia="FantasqueSansM Nerd Font" w:cs="FantasqueSansM Nerd Font"/>
+          <w:b w:val="0"/>
+          <w:bCs w:val="0"/>
+          <w:color w:val="9CDCFE"/>
+          <w:kern w:val="0"/>
+          <w:sz w:val="24"/>
+          <w:szCs w:val="24"/>
+          <w:shd w:val="clear" w:fill="1E1E1E"/>
+          <w:lang w:val="en-US" w:eastAsia="zh-CN" w:bidi="ar"/>
+        </w:rPr>
+        <w:t>i</w:t>
+      </w:r>
+      <w:r>
+        <w:rPr>
+          <w:rFonts w:hint="default" w:ascii="FantasqueSansM Nerd Font" w:hAnsi="FantasqueSansM Nerd Font" w:eastAsia="FantasqueSansM Nerd Font" w:cs="FantasqueSansM Nerd Font"/>
+          <w:b w:val="0"/>
+          <w:bCs w:val="0"/>
+          <w:color w:val="D4D4D4"/>
+          <w:kern w:val="0"/>
+          <w:sz w:val="24"/>
+          <w:szCs w:val="24"/>
+          <w:shd w:val="clear" w:fill="1E1E1E"/>
+          <w:lang w:val="en-US" w:eastAsia="zh-CN" w:bidi="ar"/>
+        </w:rPr>
+        <w:t xml:space="preserve"> </w:t>
+      </w:r>
+      <w:r>
+        <w:rPr>
+          <w:rFonts w:hint="default" w:ascii="FantasqueSansM Nerd Font" w:hAnsi="FantasqueSansM Nerd Font" w:eastAsia="FantasqueSansM Nerd Font" w:cs="FantasqueSansM Nerd Font"/>
+          <w:b w:val="0"/>
+          <w:bCs w:val="0"/>
+          <w:color w:val="C586C0"/>
+          <w:kern w:val="0"/>
+          <w:sz w:val="24"/>
+          <w:szCs w:val="24"/>
+          <w:shd w:val="clear" w:fill="1E1E1E"/>
+          <w:lang w:val="en-US" w:eastAsia="zh-CN" w:bidi="ar"/>
+        </w:rPr>
+        <w:t>in</w:t>
+      </w:r>
+      <w:r>
+        <w:rPr>
+          <w:rFonts w:hint="default" w:ascii="FantasqueSansM Nerd Font" w:hAnsi="FantasqueSansM Nerd Font" w:eastAsia="FantasqueSansM Nerd Font" w:cs="FantasqueSansM Nerd Font"/>
+          <w:b w:val="0"/>
+          <w:bCs w:val="0"/>
+          <w:color w:val="D4D4D4"/>
+          <w:kern w:val="0"/>
+          <w:sz w:val="24"/>
+          <w:szCs w:val="24"/>
+          <w:shd w:val="clear" w:fill="1E1E1E"/>
+          <w:lang w:val="en-US" w:eastAsia="zh-CN" w:bidi="ar"/>
+        </w:rPr>
+        <w:t xml:space="preserve"> </w:t>
+      </w:r>
+      <w:r>
+        <w:rPr>
+          <w:rFonts w:hint="default" w:ascii="FantasqueSansM Nerd Font" w:hAnsi="FantasqueSansM Nerd Font" w:eastAsia="FantasqueSansM Nerd Font" w:cs="FantasqueSansM Nerd Font"/>
+          <w:b w:val="0"/>
+          <w:bCs w:val="0"/>
+          <w:color w:val="4EC9B0"/>
+          <w:kern w:val="0"/>
+          <w:sz w:val="24"/>
+          <w:szCs w:val="24"/>
+          <w:shd w:val="clear" w:fill="1E1E1E"/>
+          <w:lang w:val="en-US" w:eastAsia="zh-CN" w:bidi="ar"/>
+        </w:rPr>
+        <w:t>range</w:t>
+      </w:r>
+      <w:r>
+        <w:rPr>
+          <w:rFonts w:hint="default" w:ascii="FantasqueSansM Nerd Font" w:hAnsi="FantasqueSansM Nerd Font" w:eastAsia="FantasqueSansM Nerd Font" w:cs="FantasqueSansM Nerd Font"/>
+          <w:b w:val="0"/>
+          <w:bCs w:val="0"/>
+          <w:color w:val="D4D4D4"/>
+          <w:kern w:val="0"/>
+          <w:sz w:val="24"/>
+          <w:szCs w:val="24"/>
+          <w:shd w:val="clear" w:fill="1E1E1E"/>
+          <w:lang w:val="en-US" w:eastAsia="zh-CN" w:bidi="ar"/>
+        </w:rPr>
+        <w:t>(</w:t>
+      </w:r>
+      <w:r>
+        <w:rPr>
+          <w:rFonts w:hint="default" w:ascii="FantasqueSansM Nerd Font" w:hAnsi="FantasqueSansM Nerd Font" w:eastAsia="FantasqueSansM Nerd Font" w:cs="FantasqueSansM Nerd Font"/>
+          <w:b w:val="0"/>
+          <w:bCs w:val="0"/>
+          <w:color w:val="9CDCFE"/>
+          <w:kern w:val="0"/>
+          <w:sz w:val="24"/>
+          <w:szCs w:val="24"/>
+          <w:shd w:val="clear" w:fill="1E1E1E"/>
+          <w:lang w:val="en-US" w:eastAsia="zh-CN" w:bidi="ar"/>
+        </w:rPr>
+        <w:t>broke_count</w:t>
+      </w:r>
+      <w:r>
+        <w:rPr>
+          <w:rFonts w:hint="default" w:ascii="FantasqueSansM Nerd Font" w:hAnsi="FantasqueSansM Nerd Font" w:eastAsia="FantasqueSansM Nerd Font" w:cs="FantasqueSansM Nerd Font"/>
+          <w:b w:val="0"/>
+          <w:bCs w:val="0"/>
+          <w:color w:val="D4D4D4"/>
+          <w:kern w:val="0"/>
+          <w:sz w:val="24"/>
+          <w:szCs w:val="24"/>
+          <w:shd w:val="clear" w:fill="1E1E1E"/>
+          <w:lang w:val="en-US" w:eastAsia="zh-CN" w:bidi="ar"/>
+        </w:rPr>
+        <w:t>):</w:t>
+      </w:r>
+    </w:p>
+    <w:p>
+      <w:pPr>
+        <w:keepNext w:val="0"/>
+        <w:keepLines w:val="0"/>
+        <w:widowControl/>
+        <w:suppressLineNumbers w:val="0"/>
+        <w:shd w:val="clear" w:fill="1E1E1E"/>
+        <w:spacing w:line="190" w:lineRule="atLeast"/>
+        <w:jc w:val="left"/>
+        <w:rPr>
+          <w:rFonts w:hint="default" w:ascii="FantasqueSansM Nerd Font" w:hAnsi="FantasqueSansM Nerd Font" w:eastAsia="FantasqueSansM Nerd Font" w:cs="FantasqueSansM Nerd Font"/>
+          <w:b w:val="0"/>
+          <w:bCs w:val="0"/>
+          <w:color w:val="D4D4D4"/>
+          <w:sz w:val="24"/>
+          <w:szCs w:val="24"/>
+        </w:rPr>
+      </w:pPr>
+      <w:r>
+        <w:rPr>
+          <w:rFonts w:hint="default" w:ascii="FantasqueSansM Nerd Font" w:hAnsi="FantasqueSansM Nerd Font" w:eastAsia="FantasqueSansM Nerd Font" w:cs="FantasqueSansM Nerd Font"/>
+          <w:b w:val="0"/>
+          <w:bCs w:val="0"/>
+          <w:color w:val="D4D4D4"/>
+          <w:kern w:val="0"/>
+          <w:sz w:val="24"/>
+          <w:szCs w:val="24"/>
+          <w:shd w:val="clear" w:fill="1E1E1E"/>
+          <w:lang w:val="en-US" w:eastAsia="zh-CN" w:bidi="ar"/>
+        </w:rPr>
+        <w:t xml:space="preserve">        </w:t>
+      </w:r>
+      <w:r>
+        <w:rPr>
+          <w:rFonts w:hint="default" w:ascii="FantasqueSansM Nerd Font" w:hAnsi="FantasqueSansM Nerd Font" w:eastAsia="FantasqueSansM Nerd Font" w:cs="FantasqueSansM Nerd Font"/>
+          <w:b w:val="0"/>
+          <w:bCs w:val="0"/>
+          <w:color w:val="9CDCFE"/>
+          <w:kern w:val="0"/>
+          <w:sz w:val="24"/>
+          <w:szCs w:val="24"/>
+          <w:shd w:val="clear" w:fill="1E1E1E"/>
+          <w:lang w:val="en-US" w:eastAsia="zh-CN" w:bidi="ar"/>
+        </w:rPr>
+        <w:t>index</w:t>
+      </w:r>
+      <w:r>
+        <w:rPr>
+          <w:rFonts w:hint="default" w:ascii="FantasqueSansM Nerd Font" w:hAnsi="FantasqueSansM Nerd Font" w:eastAsia="FantasqueSansM Nerd Font" w:cs="FantasqueSansM Nerd Font"/>
+          <w:b w:val="0"/>
+          <w:bCs w:val="0"/>
+          <w:color w:val="D4D4D4"/>
+          <w:kern w:val="0"/>
+          <w:sz w:val="24"/>
+          <w:szCs w:val="24"/>
+          <w:shd w:val="clear" w:fill="1E1E1E"/>
+          <w:lang w:val="en-US" w:eastAsia="zh-CN" w:bidi="ar"/>
+        </w:rPr>
+        <w:t xml:space="preserve"> = </w:t>
+      </w:r>
+      <w:r>
+        <w:rPr>
+          <w:rFonts w:hint="default" w:ascii="FantasqueSansM Nerd Font" w:hAnsi="FantasqueSansM Nerd Font" w:eastAsia="FantasqueSansM Nerd Font" w:cs="FantasqueSansM Nerd Font"/>
+          <w:b w:val="0"/>
+          <w:bCs w:val="0"/>
+          <w:color w:val="4EC9B0"/>
+          <w:kern w:val="0"/>
+          <w:sz w:val="24"/>
+          <w:szCs w:val="24"/>
+          <w:shd w:val="clear" w:fill="1E1E1E"/>
+          <w:lang w:val="en-US" w:eastAsia="zh-CN" w:bidi="ar"/>
+        </w:rPr>
+        <w:t>np</w:t>
+      </w:r>
+      <w:r>
+        <w:rPr>
+          <w:rFonts w:hint="default" w:ascii="FantasqueSansM Nerd Font" w:hAnsi="FantasqueSansM Nerd Font" w:eastAsia="FantasqueSansM Nerd Font" w:cs="FantasqueSansM Nerd Font"/>
+          <w:b w:val="0"/>
+          <w:bCs w:val="0"/>
+          <w:color w:val="D4D4D4"/>
+          <w:kern w:val="0"/>
+          <w:sz w:val="24"/>
+          <w:szCs w:val="24"/>
+          <w:shd w:val="clear" w:fill="1E1E1E"/>
+          <w:lang w:val="en-US" w:eastAsia="zh-CN" w:bidi="ar"/>
+        </w:rPr>
+        <w:t>.</w:t>
+      </w:r>
+      <w:r>
+        <w:rPr>
+          <w:rFonts w:hint="default" w:ascii="FantasqueSansM Nerd Font" w:hAnsi="FantasqueSansM Nerd Font" w:eastAsia="FantasqueSansM Nerd Font" w:cs="FantasqueSansM Nerd Font"/>
+          <w:b w:val="0"/>
+          <w:bCs w:val="0"/>
+          <w:color w:val="4EC9B0"/>
+          <w:kern w:val="0"/>
+          <w:sz w:val="24"/>
+          <w:szCs w:val="24"/>
+          <w:shd w:val="clear" w:fill="1E1E1E"/>
+          <w:lang w:val="en-US" w:eastAsia="zh-CN" w:bidi="ar"/>
+        </w:rPr>
+        <w:t>random</w:t>
+      </w:r>
+      <w:r>
+        <w:rPr>
+          <w:rFonts w:hint="default" w:ascii="FantasqueSansM Nerd Font" w:hAnsi="FantasqueSansM Nerd Font" w:eastAsia="FantasqueSansM Nerd Font" w:cs="FantasqueSansM Nerd Font"/>
+          <w:b w:val="0"/>
+          <w:bCs w:val="0"/>
+          <w:color w:val="D4D4D4"/>
+          <w:kern w:val="0"/>
+          <w:sz w:val="24"/>
+          <w:szCs w:val="24"/>
+          <w:shd w:val="clear" w:fill="1E1E1E"/>
+          <w:lang w:val="en-US" w:eastAsia="zh-CN" w:bidi="ar"/>
+        </w:rPr>
+        <w:t>.</w:t>
+      </w:r>
+      <w:r>
+        <w:rPr>
+          <w:rFonts w:hint="default" w:ascii="FantasqueSansM Nerd Font" w:hAnsi="FantasqueSansM Nerd Font" w:eastAsia="FantasqueSansM Nerd Font" w:cs="FantasqueSansM Nerd Font"/>
+          <w:b w:val="0"/>
+          <w:bCs w:val="0"/>
+          <w:color w:val="9CDCFE"/>
+          <w:kern w:val="0"/>
+          <w:sz w:val="24"/>
+          <w:szCs w:val="24"/>
+          <w:shd w:val="clear" w:fill="1E1E1E"/>
+          <w:lang w:val="en-US" w:eastAsia="zh-CN" w:bidi="ar"/>
+        </w:rPr>
+        <w:t>randint</w:t>
+      </w:r>
+      <w:r>
+        <w:rPr>
+          <w:rFonts w:hint="default" w:ascii="FantasqueSansM Nerd Font" w:hAnsi="FantasqueSansM Nerd Font" w:eastAsia="FantasqueSansM Nerd Font" w:cs="FantasqueSansM Nerd Font"/>
+          <w:b w:val="0"/>
+          <w:bCs w:val="0"/>
+          <w:color w:val="D4D4D4"/>
+          <w:kern w:val="0"/>
+          <w:sz w:val="24"/>
+          <w:szCs w:val="24"/>
+          <w:shd w:val="clear" w:fill="1E1E1E"/>
+          <w:lang w:val="en-US" w:eastAsia="zh-CN" w:bidi="ar"/>
+        </w:rPr>
+        <w:t>(</w:t>
+      </w:r>
+      <w:r>
+        <w:rPr>
+          <w:rFonts w:hint="default" w:ascii="FantasqueSansM Nerd Font" w:hAnsi="FantasqueSansM Nerd Font" w:eastAsia="FantasqueSansM Nerd Font" w:cs="FantasqueSansM Nerd Font"/>
+          <w:b w:val="0"/>
+          <w:bCs w:val="0"/>
+          <w:color w:val="B5CEA8"/>
+          <w:kern w:val="0"/>
+          <w:sz w:val="24"/>
+          <w:szCs w:val="24"/>
+          <w:shd w:val="clear" w:fill="1E1E1E"/>
+          <w:lang w:val="en-US" w:eastAsia="zh-CN" w:bidi="ar"/>
+        </w:rPr>
+        <w:t>0</w:t>
+      </w:r>
+      <w:r>
+        <w:rPr>
+          <w:rFonts w:hint="default" w:ascii="FantasqueSansM Nerd Font" w:hAnsi="FantasqueSansM Nerd Font" w:eastAsia="FantasqueSansM Nerd Font" w:cs="FantasqueSansM Nerd Font"/>
+          <w:b w:val="0"/>
+          <w:bCs w:val="0"/>
+          <w:color w:val="D4D4D4"/>
+          <w:kern w:val="0"/>
+          <w:sz w:val="24"/>
+          <w:szCs w:val="24"/>
+          <w:shd w:val="clear" w:fill="1E1E1E"/>
+          <w:lang w:val="en-US" w:eastAsia="zh-CN" w:bidi="ar"/>
+        </w:rPr>
+        <w:t xml:space="preserve">, </w:t>
+      </w:r>
+      <w:r>
+        <w:rPr>
+          <w:rFonts w:hint="default" w:ascii="FantasqueSansM Nerd Font" w:hAnsi="FantasqueSansM Nerd Font" w:eastAsia="FantasqueSansM Nerd Font" w:cs="FantasqueSansM Nerd Font"/>
+          <w:b w:val="0"/>
+          <w:bCs w:val="0"/>
+          <w:color w:val="DCDCAA"/>
+          <w:kern w:val="0"/>
+          <w:sz w:val="24"/>
+          <w:szCs w:val="24"/>
+          <w:shd w:val="clear" w:fill="1E1E1E"/>
+          <w:lang w:val="en-US" w:eastAsia="zh-CN" w:bidi="ar"/>
+        </w:rPr>
+        <w:t>len</w:t>
+      </w:r>
+      <w:r>
+        <w:rPr>
+          <w:rFonts w:hint="default" w:ascii="FantasqueSansM Nerd Font" w:hAnsi="FantasqueSansM Nerd Font" w:eastAsia="FantasqueSansM Nerd Font" w:cs="FantasqueSansM Nerd Font"/>
+          <w:b w:val="0"/>
+          <w:bCs w:val="0"/>
+          <w:color w:val="D4D4D4"/>
+          <w:kern w:val="0"/>
+          <w:sz w:val="24"/>
+          <w:szCs w:val="24"/>
+          <w:shd w:val="clear" w:fill="1E1E1E"/>
+          <w:lang w:val="en-US" w:eastAsia="zh-CN" w:bidi="ar"/>
+        </w:rPr>
+        <w:t>(</w:t>
+      </w:r>
+      <w:r>
+        <w:rPr>
+          <w:rFonts w:hint="default" w:ascii="FantasqueSansM Nerd Font" w:hAnsi="FantasqueSansM Nerd Font" w:eastAsia="FantasqueSansM Nerd Font" w:cs="FantasqueSansM Nerd Font"/>
+          <w:b w:val="0"/>
+          <w:bCs w:val="0"/>
+          <w:color w:val="9CDCFE"/>
+          <w:kern w:val="0"/>
+          <w:sz w:val="24"/>
+          <w:szCs w:val="24"/>
+          <w:shd w:val="clear" w:fill="1E1E1E"/>
+          <w:lang w:val="en-US" w:eastAsia="zh-CN" w:bidi="ar"/>
+        </w:rPr>
+        <w:t>number</w:t>
+      </w:r>
+      <w:r>
+        <w:rPr>
+          <w:rFonts w:hint="default" w:ascii="FantasqueSansM Nerd Font" w:hAnsi="FantasqueSansM Nerd Font" w:eastAsia="FantasqueSansM Nerd Font" w:cs="FantasqueSansM Nerd Font"/>
+          <w:b w:val="0"/>
+          <w:bCs w:val="0"/>
+          <w:color w:val="D4D4D4"/>
+          <w:kern w:val="0"/>
+          <w:sz w:val="24"/>
+          <w:szCs w:val="24"/>
+          <w:shd w:val="clear" w:fill="1E1E1E"/>
+          <w:lang w:val="en-US" w:eastAsia="zh-CN" w:bidi="ar"/>
+        </w:rPr>
+        <w:t>))</w:t>
+      </w:r>
+    </w:p>
+    <w:p>
+      <w:pPr>
+        <w:keepNext w:val="0"/>
+        <w:keepLines w:val="0"/>
+        <w:widowControl/>
+        <w:suppressLineNumbers w:val="0"/>
+        <w:shd w:val="clear" w:fill="1E1E1E"/>
+        <w:spacing w:line="190" w:lineRule="atLeast"/>
+        <w:jc w:val="left"/>
+        <w:rPr>
+          <w:rFonts w:hint="default" w:ascii="FantasqueSansM Nerd Font" w:hAnsi="FantasqueSansM Nerd Font" w:eastAsia="FantasqueSansM Nerd Font" w:cs="FantasqueSansM Nerd Font"/>
+          <w:b w:val="0"/>
+          <w:bCs w:val="0"/>
+          <w:color w:val="D4D4D4"/>
+          <w:sz w:val="24"/>
+          <w:szCs w:val="24"/>
+        </w:rPr>
+      </w:pPr>
+      <w:r>
+        <w:rPr>
+          <w:rFonts w:hint="default" w:ascii="FantasqueSansM Nerd Font" w:hAnsi="FantasqueSansM Nerd Font" w:eastAsia="FantasqueSansM Nerd Font" w:cs="FantasqueSansM Nerd Font"/>
+          <w:b w:val="0"/>
+          <w:bCs w:val="0"/>
+          <w:color w:val="D4D4D4"/>
+          <w:kern w:val="0"/>
+          <w:sz w:val="24"/>
+          <w:szCs w:val="24"/>
+          <w:shd w:val="clear" w:fill="1E1E1E"/>
+          <w:lang w:val="en-US" w:eastAsia="zh-CN" w:bidi="ar"/>
+        </w:rPr>
+        <w:t xml:space="preserve">        </w:t>
+      </w:r>
+      <w:r>
+        <w:rPr>
+          <w:rFonts w:hint="default" w:ascii="FantasqueSansM Nerd Font" w:hAnsi="FantasqueSansM Nerd Font" w:eastAsia="FantasqueSansM Nerd Font" w:cs="FantasqueSansM Nerd Font"/>
+          <w:b w:val="0"/>
+          <w:bCs w:val="0"/>
+          <w:color w:val="9CDCFE"/>
+          <w:kern w:val="0"/>
+          <w:sz w:val="24"/>
+          <w:szCs w:val="24"/>
+          <w:shd w:val="clear" w:fill="1E1E1E"/>
+          <w:lang w:val="en-US" w:eastAsia="zh-CN" w:bidi="ar"/>
+        </w:rPr>
+        <w:t>number</w:t>
+      </w:r>
+      <w:r>
+        <w:rPr>
+          <w:rFonts w:hint="default" w:ascii="FantasqueSansM Nerd Font" w:hAnsi="FantasqueSansM Nerd Font" w:eastAsia="FantasqueSansM Nerd Font" w:cs="FantasqueSansM Nerd Font"/>
+          <w:b w:val="0"/>
+          <w:bCs w:val="0"/>
+          <w:color w:val="D4D4D4"/>
+          <w:kern w:val="0"/>
+          <w:sz w:val="24"/>
+          <w:szCs w:val="24"/>
+          <w:shd w:val="clear" w:fill="1E1E1E"/>
+          <w:lang w:val="en-US" w:eastAsia="zh-CN" w:bidi="ar"/>
+        </w:rPr>
+        <w:t>[</w:t>
+      </w:r>
+      <w:r>
+        <w:rPr>
+          <w:rFonts w:hint="default" w:ascii="FantasqueSansM Nerd Font" w:hAnsi="FantasqueSansM Nerd Font" w:eastAsia="FantasqueSansM Nerd Font" w:cs="FantasqueSansM Nerd Font"/>
+          <w:b w:val="0"/>
+          <w:bCs w:val="0"/>
+          <w:color w:val="9CDCFE"/>
+          <w:kern w:val="0"/>
+          <w:sz w:val="24"/>
+          <w:szCs w:val="24"/>
+          <w:shd w:val="clear" w:fill="1E1E1E"/>
+          <w:lang w:val="en-US" w:eastAsia="zh-CN" w:bidi="ar"/>
+        </w:rPr>
+        <w:t>index</w:t>
+      </w:r>
+      <w:r>
+        <w:rPr>
+          <w:rFonts w:hint="default" w:ascii="FantasqueSansM Nerd Font" w:hAnsi="FantasqueSansM Nerd Font" w:eastAsia="FantasqueSansM Nerd Font" w:cs="FantasqueSansM Nerd Font"/>
+          <w:b w:val="0"/>
+          <w:bCs w:val="0"/>
+          <w:color w:val="D4D4D4"/>
+          <w:kern w:val="0"/>
+          <w:sz w:val="24"/>
+          <w:szCs w:val="24"/>
+          <w:shd w:val="clear" w:fill="1E1E1E"/>
+          <w:lang w:val="en-US" w:eastAsia="zh-CN" w:bidi="ar"/>
+        </w:rPr>
+        <w:t>] = -</w:t>
+      </w:r>
+      <w:r>
+        <w:rPr>
+          <w:rFonts w:hint="default" w:ascii="FantasqueSansM Nerd Font" w:hAnsi="FantasqueSansM Nerd Font" w:eastAsia="FantasqueSansM Nerd Font" w:cs="FantasqueSansM Nerd Font"/>
+          <w:b w:val="0"/>
+          <w:bCs w:val="0"/>
+          <w:color w:val="B5CEA8"/>
+          <w:kern w:val="0"/>
+          <w:sz w:val="24"/>
+          <w:szCs w:val="24"/>
+          <w:shd w:val="clear" w:fill="1E1E1E"/>
+          <w:lang w:val="en-US" w:eastAsia="zh-CN" w:bidi="ar"/>
+        </w:rPr>
+        <w:t>1</w:t>
+      </w:r>
+      <w:r>
+        <w:rPr>
+          <w:rFonts w:hint="default" w:ascii="FantasqueSansM Nerd Font" w:hAnsi="FantasqueSansM Nerd Font" w:eastAsia="FantasqueSansM Nerd Font" w:cs="FantasqueSansM Nerd Font"/>
+          <w:b w:val="0"/>
+          <w:bCs w:val="0"/>
+          <w:color w:val="D4D4D4"/>
+          <w:kern w:val="0"/>
+          <w:sz w:val="24"/>
+          <w:szCs w:val="24"/>
+          <w:shd w:val="clear" w:fill="1E1E1E"/>
+          <w:lang w:val="en-US" w:eastAsia="zh-CN" w:bidi="ar"/>
+        </w:rPr>
+        <w:t xml:space="preserve"> </w:t>
+      </w:r>
+      <w:r>
+        <w:rPr>
+          <w:rFonts w:hint="default" w:ascii="FantasqueSansM Nerd Font" w:hAnsi="FantasqueSansM Nerd Font" w:eastAsia="FantasqueSansM Nerd Font" w:cs="FantasqueSansM Nerd Font"/>
+          <w:b w:val="0"/>
+          <w:bCs w:val="0"/>
+          <w:color w:val="C586C0"/>
+          <w:kern w:val="0"/>
+          <w:sz w:val="24"/>
+          <w:szCs w:val="24"/>
+          <w:shd w:val="clear" w:fill="1E1E1E"/>
+          <w:lang w:val="en-US" w:eastAsia="zh-CN" w:bidi="ar"/>
+        </w:rPr>
+        <w:t>if</w:t>
+      </w:r>
+      <w:r>
+        <w:rPr>
+          <w:rFonts w:hint="default" w:ascii="FantasqueSansM Nerd Font" w:hAnsi="FantasqueSansM Nerd Font" w:eastAsia="FantasqueSansM Nerd Font" w:cs="FantasqueSansM Nerd Font"/>
+          <w:b w:val="0"/>
+          <w:bCs w:val="0"/>
+          <w:color w:val="D4D4D4"/>
+          <w:kern w:val="0"/>
+          <w:sz w:val="24"/>
+          <w:szCs w:val="24"/>
+          <w:shd w:val="clear" w:fill="1E1E1E"/>
+          <w:lang w:val="en-US" w:eastAsia="zh-CN" w:bidi="ar"/>
+        </w:rPr>
+        <w:t xml:space="preserve"> </w:t>
+      </w:r>
+      <w:r>
+        <w:rPr>
+          <w:rFonts w:hint="default" w:ascii="FantasqueSansM Nerd Font" w:hAnsi="FantasqueSansM Nerd Font" w:eastAsia="FantasqueSansM Nerd Font" w:cs="FantasqueSansM Nerd Font"/>
+          <w:b w:val="0"/>
+          <w:bCs w:val="0"/>
+          <w:color w:val="9CDCFE"/>
+          <w:kern w:val="0"/>
+          <w:sz w:val="24"/>
+          <w:szCs w:val="24"/>
+          <w:shd w:val="clear" w:fill="1E1E1E"/>
+          <w:lang w:val="en-US" w:eastAsia="zh-CN" w:bidi="ar"/>
+        </w:rPr>
+        <w:t>number</w:t>
+      </w:r>
+      <w:r>
+        <w:rPr>
+          <w:rFonts w:hint="default" w:ascii="FantasqueSansM Nerd Font" w:hAnsi="FantasqueSansM Nerd Font" w:eastAsia="FantasqueSansM Nerd Font" w:cs="FantasqueSansM Nerd Font"/>
+          <w:b w:val="0"/>
+          <w:bCs w:val="0"/>
+          <w:color w:val="D4D4D4"/>
+          <w:kern w:val="0"/>
+          <w:sz w:val="24"/>
+          <w:szCs w:val="24"/>
+          <w:shd w:val="clear" w:fill="1E1E1E"/>
+          <w:lang w:val="en-US" w:eastAsia="zh-CN" w:bidi="ar"/>
+        </w:rPr>
+        <w:t>[</w:t>
+      </w:r>
+      <w:r>
+        <w:rPr>
+          <w:rFonts w:hint="default" w:ascii="FantasqueSansM Nerd Font" w:hAnsi="FantasqueSansM Nerd Font" w:eastAsia="FantasqueSansM Nerd Font" w:cs="FantasqueSansM Nerd Font"/>
+          <w:b w:val="0"/>
+          <w:bCs w:val="0"/>
+          <w:color w:val="9CDCFE"/>
+          <w:kern w:val="0"/>
+          <w:sz w:val="24"/>
+          <w:szCs w:val="24"/>
+          <w:shd w:val="clear" w:fill="1E1E1E"/>
+          <w:lang w:val="en-US" w:eastAsia="zh-CN" w:bidi="ar"/>
+        </w:rPr>
+        <w:t>index</w:t>
+      </w:r>
+      <w:r>
+        <w:rPr>
+          <w:rFonts w:hint="default" w:ascii="FantasqueSansM Nerd Font" w:hAnsi="FantasqueSansM Nerd Font" w:eastAsia="FantasqueSansM Nerd Font" w:cs="FantasqueSansM Nerd Font"/>
+          <w:b w:val="0"/>
+          <w:bCs w:val="0"/>
+          <w:color w:val="D4D4D4"/>
+          <w:kern w:val="0"/>
+          <w:sz w:val="24"/>
+          <w:szCs w:val="24"/>
+          <w:shd w:val="clear" w:fill="1E1E1E"/>
+          <w:lang w:val="en-US" w:eastAsia="zh-CN" w:bidi="ar"/>
+        </w:rPr>
+        <w:t xml:space="preserve">] == </w:t>
+      </w:r>
+      <w:r>
+        <w:rPr>
+          <w:rFonts w:hint="default" w:ascii="FantasqueSansM Nerd Font" w:hAnsi="FantasqueSansM Nerd Font" w:eastAsia="FantasqueSansM Nerd Font" w:cs="FantasqueSansM Nerd Font"/>
+          <w:b w:val="0"/>
+          <w:bCs w:val="0"/>
+          <w:color w:val="B5CEA8"/>
+          <w:kern w:val="0"/>
+          <w:sz w:val="24"/>
+          <w:szCs w:val="24"/>
+          <w:shd w:val="clear" w:fill="1E1E1E"/>
+          <w:lang w:val="en-US" w:eastAsia="zh-CN" w:bidi="ar"/>
+        </w:rPr>
+        <w:t>1</w:t>
+      </w:r>
+      <w:r>
+        <w:rPr>
+          <w:rFonts w:hint="default" w:ascii="FantasqueSansM Nerd Font" w:hAnsi="FantasqueSansM Nerd Font" w:eastAsia="FantasqueSansM Nerd Font" w:cs="FantasqueSansM Nerd Font"/>
+          <w:b w:val="0"/>
+          <w:bCs w:val="0"/>
+          <w:color w:val="D4D4D4"/>
+          <w:kern w:val="0"/>
+          <w:sz w:val="24"/>
+          <w:szCs w:val="24"/>
+          <w:shd w:val="clear" w:fill="1E1E1E"/>
+          <w:lang w:val="en-US" w:eastAsia="zh-CN" w:bidi="ar"/>
+        </w:rPr>
+        <w:t xml:space="preserve"> </w:t>
+      </w:r>
+      <w:r>
+        <w:rPr>
+          <w:rFonts w:hint="default" w:ascii="FantasqueSansM Nerd Font" w:hAnsi="FantasqueSansM Nerd Font" w:eastAsia="FantasqueSansM Nerd Font" w:cs="FantasqueSansM Nerd Font"/>
+          <w:b w:val="0"/>
+          <w:bCs w:val="0"/>
+          <w:color w:val="C586C0"/>
+          <w:kern w:val="0"/>
+          <w:sz w:val="24"/>
+          <w:szCs w:val="24"/>
+          <w:shd w:val="clear" w:fill="1E1E1E"/>
+          <w:lang w:val="en-US" w:eastAsia="zh-CN" w:bidi="ar"/>
+        </w:rPr>
+        <w:t>else</w:t>
+      </w:r>
+      <w:r>
+        <w:rPr>
+          <w:rFonts w:hint="default" w:ascii="FantasqueSansM Nerd Font" w:hAnsi="FantasqueSansM Nerd Font" w:eastAsia="FantasqueSansM Nerd Font" w:cs="FantasqueSansM Nerd Font"/>
+          <w:b w:val="0"/>
+          <w:bCs w:val="0"/>
+          <w:color w:val="D4D4D4"/>
+          <w:kern w:val="0"/>
+          <w:sz w:val="24"/>
+          <w:szCs w:val="24"/>
+          <w:shd w:val="clear" w:fill="1E1E1E"/>
+          <w:lang w:val="en-US" w:eastAsia="zh-CN" w:bidi="ar"/>
+        </w:rPr>
+        <w:t xml:space="preserve"> </w:t>
+      </w:r>
+      <w:r>
+        <w:rPr>
+          <w:rFonts w:hint="default" w:ascii="FantasqueSansM Nerd Font" w:hAnsi="FantasqueSansM Nerd Font" w:eastAsia="FantasqueSansM Nerd Font" w:cs="FantasqueSansM Nerd Font"/>
+          <w:b w:val="0"/>
+          <w:bCs w:val="0"/>
+          <w:color w:val="B5CEA8"/>
+          <w:kern w:val="0"/>
+          <w:sz w:val="24"/>
+          <w:szCs w:val="24"/>
+          <w:shd w:val="clear" w:fill="1E1E1E"/>
+          <w:lang w:val="en-US" w:eastAsia="zh-CN" w:bidi="ar"/>
+        </w:rPr>
+        <w:t>1</w:t>
+      </w:r>
+    </w:p>
+    <w:p>
+      <w:pPr>
+        <w:keepNext w:val="0"/>
+        <w:keepLines w:val="0"/>
+        <w:widowControl/>
+        <w:suppressLineNumbers w:val="0"/>
+        <w:shd w:val="clear" w:fill="1E1E1E"/>
+        <w:spacing w:line="190" w:lineRule="atLeast"/>
+        <w:jc w:val="left"/>
+        <w:rPr>
+          <w:rFonts w:hint="default" w:ascii="FantasqueSansM Nerd Font" w:hAnsi="FantasqueSansM Nerd Font" w:eastAsia="FantasqueSansM Nerd Font" w:cs="FantasqueSansM Nerd Font"/>
+          <w:b w:val="0"/>
+          <w:bCs w:val="0"/>
+          <w:color w:val="D4D4D4"/>
+          <w:sz w:val="24"/>
+          <w:szCs w:val="24"/>
+        </w:rPr>
+      </w:pPr>
+      <w:r>
+        <w:rPr>
+          <w:rFonts w:hint="default" w:ascii="FantasqueSansM Nerd Font" w:hAnsi="FantasqueSansM Nerd Font" w:eastAsia="FantasqueSansM Nerd Font" w:cs="FantasqueSansM Nerd Font"/>
+          <w:b w:val="0"/>
+          <w:bCs w:val="0"/>
+          <w:color w:val="D4D4D4"/>
+          <w:kern w:val="0"/>
+          <w:sz w:val="24"/>
+          <w:szCs w:val="24"/>
+          <w:shd w:val="clear" w:fill="1E1E1E"/>
+          <w:lang w:val="en-US" w:eastAsia="zh-CN" w:bidi="ar"/>
+        </w:rPr>
+        <w:t xml:space="preserve">    </w:t>
+      </w:r>
+      <w:r>
+        <w:rPr>
+          <w:rFonts w:hint="default" w:ascii="FantasqueSansM Nerd Font" w:hAnsi="FantasqueSansM Nerd Font" w:eastAsia="FantasqueSansM Nerd Font" w:cs="FantasqueSansM Nerd Font"/>
+          <w:b w:val="0"/>
+          <w:bCs w:val="0"/>
+          <w:color w:val="C586C0"/>
+          <w:kern w:val="0"/>
+          <w:sz w:val="24"/>
+          <w:szCs w:val="24"/>
+          <w:shd w:val="clear" w:fill="1E1E1E"/>
+          <w:lang w:val="en-US" w:eastAsia="zh-CN" w:bidi="ar"/>
+        </w:rPr>
+        <w:t>return</w:t>
+      </w:r>
+      <w:r>
+        <w:rPr>
+          <w:rFonts w:hint="default" w:ascii="FantasqueSansM Nerd Font" w:hAnsi="FantasqueSansM Nerd Font" w:eastAsia="FantasqueSansM Nerd Font" w:cs="FantasqueSansM Nerd Font"/>
+          <w:b w:val="0"/>
+          <w:bCs w:val="0"/>
+          <w:color w:val="D4D4D4"/>
+          <w:kern w:val="0"/>
+          <w:sz w:val="24"/>
+          <w:szCs w:val="24"/>
+          <w:shd w:val="clear" w:fill="1E1E1E"/>
+          <w:lang w:val="en-US" w:eastAsia="zh-CN" w:bidi="ar"/>
+        </w:rPr>
+        <w:t xml:space="preserve"> </w:t>
+      </w:r>
+      <w:r>
+        <w:rPr>
+          <w:rFonts w:hint="default" w:ascii="FantasqueSansM Nerd Font" w:hAnsi="FantasqueSansM Nerd Font" w:eastAsia="FantasqueSansM Nerd Font" w:cs="FantasqueSansM Nerd Font"/>
+          <w:b w:val="0"/>
+          <w:bCs w:val="0"/>
+          <w:color w:val="9CDCFE"/>
+          <w:kern w:val="0"/>
+          <w:sz w:val="24"/>
+          <w:szCs w:val="24"/>
+          <w:shd w:val="clear" w:fill="1E1E1E"/>
+          <w:lang w:val="en-US" w:eastAsia="zh-CN" w:bidi="ar"/>
+        </w:rPr>
+        <w:t>number</w:t>
+      </w:r>
     </w:p>
     <w:p>
       <w:pPr>
@@ -15490,168 +22749,94 @@
           <w:rFonts w:hint="eastAsia"/>
           <w:sz w:val="28"/>
           <w:szCs w:val="28"/>
-        </w:rPr>
-      </w:pPr>
-    </w:p>
-    <w:p>
-      <w:pPr>
-        <w:jc w:val="left"/>
+          <w:lang w:val="en-US" w:eastAsia="zh-CN"/>
+        </w:rPr>
+      </w:pPr>
+      <w:r>
         <w:rPr>
           <w:rFonts w:hint="eastAsia"/>
           <w:sz w:val="28"/>
           <w:szCs w:val="28"/>
-        </w:rPr>
-      </w:pPr>
+          <w:lang w:val="en-US" w:eastAsia="zh-CN"/>
+        </w:rPr>
+        <w:t>以数字1为例，我们可以生成这样的点阵：</w:t>
+      </w:r>
     </w:p>
     <w:p>
       <w:pPr>
         <w:jc w:val="left"/>
+        <w:rPr>
+          <w:rFonts w:hint="default"/>
+          <w:sz w:val="28"/>
+          <w:szCs w:val="28"/>
+          <w:lang w:val="en-US" w:eastAsia="zh-CN"/>
+        </w:rPr>
+      </w:pPr>
+      <w:r>
+        <w:rPr>
+          <w:rFonts w:hint="default"/>
+          <w:sz w:val="28"/>
+          <w:szCs w:val="28"/>
+          <w:lang w:val="en-US" w:eastAsia="zh-CN"/>
+        </w:rPr>
+        <w:drawing>
+          <wp:inline distT="0" distB="0" distL="114300" distR="114300">
+            <wp:extent cx="1463040" cy="2439670"/>
+            <wp:effectExtent l="0" t="0" r="10160" b="11430"/>
+            <wp:docPr id="2" name="图片 2" descr="broken_1"/>
+            <wp:cNvGraphicFramePr>
+              <a:graphicFrameLocks xmlns:a="http://schemas.openxmlformats.org/drawingml/2006/main" noChangeAspect="1"/>
+            </wp:cNvGraphicFramePr>
+            <a:graphic xmlns:a="http://schemas.openxmlformats.org/drawingml/2006/main">
+              <a:graphicData uri="http://schemas.openxmlformats.org/drawingml/2006/picture">
+                <pic:pic xmlns:pic="http://schemas.openxmlformats.org/drawingml/2006/picture">
+                  <pic:nvPicPr>
+                    <pic:cNvPr id="2" name="图片 2" descr="broken_1"/>
+                    <pic:cNvPicPr>
+                      <a:picLocks noChangeAspect="1"/>
+                    </pic:cNvPicPr>
+                  </pic:nvPicPr>
+                  <pic:blipFill>
+                    <a:blip r:embed="rId14"/>
+                    <a:stretch>
+                      <a:fillRect/>
+                    </a:stretch>
+                  </pic:blipFill>
+                  <pic:spPr>
+                    <a:xfrm>
+                      <a:off x="0" y="0"/>
+                      <a:ext cx="1463040" cy="2439670"/>
+                    </a:xfrm>
+                    <a:prstGeom prst="rect">
+                      <a:avLst/>
+                    </a:prstGeom>
+                  </pic:spPr>
+                </pic:pic>
+              </a:graphicData>
+            </a:graphic>
+          </wp:inline>
+        </w:drawing>
+      </w:r>
+    </w:p>
+    <w:p>
+      <w:pPr>
+        <w:jc w:val="left"/>
+        <w:rPr>
+          <w:rFonts w:hint="default"/>
+          <w:sz w:val="28"/>
+          <w:szCs w:val="28"/>
+          <w:lang w:val="en-US" w:eastAsia="zh-CN"/>
+        </w:rPr>
+      </w:pPr>
+      <w:r>
         <w:rPr>
           <w:rFonts w:hint="eastAsia"/>
           <w:sz w:val="28"/>
           <w:szCs w:val="28"/>
-        </w:rPr>
-      </w:pPr>
-    </w:p>
-    <w:p>
-      <w:pPr>
-        <w:jc w:val="left"/>
-        <w:rPr>
-          <w:rFonts w:hint="eastAsia"/>
-          <w:sz w:val="28"/>
-          <w:szCs w:val="28"/>
-        </w:rPr>
-      </w:pPr>
-    </w:p>
-    <w:p>
-      <w:pPr>
-        <w:jc w:val="left"/>
-        <w:rPr>
-          <w:rFonts w:hint="eastAsia"/>
-          <w:sz w:val="28"/>
-          <w:szCs w:val="28"/>
-        </w:rPr>
-      </w:pPr>
-    </w:p>
-    <w:p>
-      <w:pPr>
-        <w:jc w:val="left"/>
-        <w:rPr>
-          <w:rFonts w:hint="eastAsia"/>
-          <w:sz w:val="28"/>
-          <w:szCs w:val="28"/>
-        </w:rPr>
-      </w:pPr>
-    </w:p>
-    <w:p>
-      <w:pPr>
-        <w:jc w:val="left"/>
-        <w:rPr>
-          <w:rFonts w:hint="eastAsia"/>
-          <w:sz w:val="28"/>
-          <w:szCs w:val="28"/>
-        </w:rPr>
-      </w:pPr>
-    </w:p>
-    <w:p>
-      <w:pPr>
-        <w:jc w:val="left"/>
-        <w:rPr>
-          <w:rFonts w:hint="eastAsia"/>
-          <w:sz w:val="28"/>
-          <w:szCs w:val="28"/>
-        </w:rPr>
-      </w:pPr>
-    </w:p>
-    <w:p>
-      <w:pPr>
-        <w:jc w:val="left"/>
-        <w:rPr>
-          <w:rFonts w:hint="eastAsia"/>
-          <w:sz w:val="28"/>
-          <w:szCs w:val="28"/>
-        </w:rPr>
-      </w:pPr>
-    </w:p>
-    <w:p>
-      <w:pPr>
-        <w:jc w:val="left"/>
-        <w:rPr>
-          <w:rFonts w:hint="eastAsia"/>
-          <w:sz w:val="28"/>
-          <w:szCs w:val="28"/>
-        </w:rPr>
-      </w:pPr>
-    </w:p>
-    <w:p>
-      <w:pPr>
-        <w:jc w:val="left"/>
-        <w:rPr>
-          <w:rFonts w:hint="eastAsia"/>
-          <w:sz w:val="28"/>
-          <w:szCs w:val="28"/>
-        </w:rPr>
-      </w:pPr>
-    </w:p>
-    <w:p>
-      <w:pPr>
-        <w:jc w:val="left"/>
-        <w:rPr>
-          <w:rFonts w:hint="eastAsia"/>
-          <w:sz w:val="28"/>
-          <w:szCs w:val="28"/>
-        </w:rPr>
-      </w:pPr>
-    </w:p>
-    <w:p>
-      <w:pPr>
-        <w:jc w:val="left"/>
-        <w:rPr>
-          <w:rFonts w:hint="eastAsia"/>
-          <w:sz w:val="28"/>
-          <w:szCs w:val="28"/>
-        </w:rPr>
-      </w:pPr>
-    </w:p>
-    <w:p>
-      <w:pPr>
-        <w:jc w:val="left"/>
-        <w:rPr>
-          <w:rFonts w:hint="eastAsia"/>
-          <w:sz w:val="28"/>
-          <w:szCs w:val="28"/>
-        </w:rPr>
-      </w:pPr>
-    </w:p>
-    <w:p>
-      <w:pPr>
-        <w:jc w:val="left"/>
-        <w:rPr>
-          <w:rFonts w:hint="eastAsia"/>
-          <w:sz w:val="28"/>
-          <w:szCs w:val="28"/>
-        </w:rPr>
-      </w:pPr>
-    </w:p>
-    <w:p>
-      <w:pPr>
-        <w:jc w:val="left"/>
-        <w:rPr>
-          <w:rFonts w:hint="eastAsia"/>
-          <w:sz w:val="28"/>
-          <w:szCs w:val="28"/>
-        </w:rPr>
-      </w:pPr>
-    </w:p>
-    <w:p>
-      <w:pPr>
-        <w:jc w:val="left"/>
-        <w:rPr>
-          <w:rFonts w:hint="eastAsia"/>
-          <w:sz w:val="28"/>
-          <w:szCs w:val="28"/>
-        </w:rPr>
-      </w:pPr>
+          <w:lang w:val="en-US" w:eastAsia="zh-CN"/>
+        </w:rPr>
+        <w:t>其余的数字均为带有一定坏点的点阵，接下来把图像放入模型进行测试即可。</w:t>
+      </w:r>
     </w:p>
     <w:p>
       <w:pPr>
@@ -15684,36 +22869,168 @@
           <w:rFonts w:hint="eastAsia"/>
           <w:sz w:val="28"/>
           <w:szCs w:val="28"/>
-        </w:rPr>
-      </w:pPr>
-    </w:p>
-    <w:p>
-      <w:pPr>
-        <w:jc w:val="left"/>
+          <w:lang w:val="en-US" w:eastAsia="zh-CN"/>
+        </w:rPr>
+      </w:pPr>
+      <w:r>
         <w:rPr>
           <w:rFonts w:hint="eastAsia"/>
           <w:sz w:val="28"/>
           <w:szCs w:val="28"/>
-        </w:rPr>
-      </w:pPr>
+          <w:lang w:val="en-US" w:eastAsia="zh-CN"/>
+        </w:rPr>
+        <w:t>此处给出几个坏掉的数字和最终结果的图像</w:t>
+      </w:r>
     </w:p>
     <w:p>
       <w:pPr>
         <w:jc w:val="left"/>
+        <w:rPr>
+          <w:rFonts w:hint="default"/>
+          <w:sz w:val="28"/>
+          <w:szCs w:val="28"/>
+          <w:lang w:val="en-US" w:eastAsia="zh-CN"/>
+        </w:rPr>
+      </w:pPr>
+      <w:r>
         <w:rPr>
           <w:rFonts w:hint="eastAsia"/>
           <w:sz w:val="28"/>
           <w:szCs w:val="28"/>
-        </w:rPr>
-      </w:pPr>
+          <w:lang w:val="en-US" w:eastAsia="zh-CN"/>
+        </w:rPr>
+        <w:t>坏掉的1：</w:t>
+      </w:r>
     </w:p>
     <w:p>
       <w:pPr>
         <w:jc w:val="left"/>
+        <w:rPr>
+          <w:rFonts w:hint="default"/>
+          <w:sz w:val="28"/>
+          <w:szCs w:val="28"/>
+          <w:lang w:val="en-US" w:eastAsia="zh-CN"/>
+        </w:rPr>
+      </w:pPr>
+      <w:r>
+        <w:rPr>
+          <w:rFonts w:hint="default"/>
+          <w:sz w:val="28"/>
+          <w:szCs w:val="28"/>
+          <w:lang w:val="en-US" w:eastAsia="zh-CN"/>
+        </w:rPr>
+        <w:drawing>
+          <wp:inline distT="0" distB="0" distL="114300" distR="114300">
+            <wp:extent cx="830580" cy="1385570"/>
+            <wp:effectExtent l="0" t="0" r="7620" b="11430"/>
+            <wp:docPr id="4" name="图片 4" descr="broken_1"/>
+            <wp:cNvGraphicFramePr>
+              <a:graphicFrameLocks xmlns:a="http://schemas.openxmlformats.org/drawingml/2006/main" noChangeAspect="1"/>
+            </wp:cNvGraphicFramePr>
+            <a:graphic xmlns:a="http://schemas.openxmlformats.org/drawingml/2006/main">
+              <a:graphicData uri="http://schemas.openxmlformats.org/drawingml/2006/picture">
+                <pic:pic xmlns:pic="http://schemas.openxmlformats.org/drawingml/2006/picture">
+                  <pic:nvPicPr>
+                    <pic:cNvPr id="4" name="图片 4" descr="broken_1"/>
+                    <pic:cNvPicPr>
+                      <a:picLocks noChangeAspect="1"/>
+                    </pic:cNvPicPr>
+                  </pic:nvPicPr>
+                  <pic:blipFill>
+                    <a:blip r:embed="rId14"/>
+                    <a:stretch>
+                      <a:fillRect/>
+                    </a:stretch>
+                  </pic:blipFill>
+                  <pic:spPr>
+                    <a:xfrm>
+                      <a:off x="0" y="0"/>
+                      <a:ext cx="830580" cy="1385570"/>
+                    </a:xfrm>
+                    <a:prstGeom prst="rect">
+                      <a:avLst/>
+                    </a:prstGeom>
+                  </pic:spPr>
+                </pic:pic>
+              </a:graphicData>
+            </a:graphic>
+          </wp:inline>
+        </w:drawing>
+      </w:r>
+    </w:p>
+    <w:p>
+      <w:pPr>
+        <w:jc w:val="left"/>
+        <w:rPr>
+          <w:rFonts w:hint="default"/>
+          <w:sz w:val="28"/>
+          <w:szCs w:val="28"/>
+          <w:lang w:val="en-US" w:eastAsia="zh-CN"/>
+        </w:rPr>
+      </w:pPr>
+      <w:r>
         <w:rPr>
           <w:rFonts w:hint="eastAsia"/>
           <w:sz w:val="28"/>
           <w:szCs w:val="28"/>
+          <w:lang w:val="en-US" w:eastAsia="zh-CN"/>
+        </w:rPr>
+        <w:t>修复后的1：</w:t>
+      </w:r>
+    </w:p>
+    <w:p>
+      <w:pPr>
+        <w:jc w:val="left"/>
+      </w:pPr>
+      <w:r>
+        <w:drawing>
+          <wp:inline distT="0" distB="0" distL="114300" distR="114300">
+            <wp:extent cx="735965" cy="1178560"/>
+            <wp:effectExtent l="0" t="0" r="635" b="2540"/>
+            <wp:docPr id="3" name="图片 1"/>
+            <wp:cNvGraphicFramePr>
+              <a:graphicFrameLocks xmlns:a="http://schemas.openxmlformats.org/drawingml/2006/main" noChangeAspect="1"/>
+            </wp:cNvGraphicFramePr>
+            <a:graphic xmlns:a="http://schemas.openxmlformats.org/drawingml/2006/main">
+              <a:graphicData uri="http://schemas.openxmlformats.org/drawingml/2006/picture">
+                <pic:pic xmlns:pic="http://schemas.openxmlformats.org/drawingml/2006/picture">
+                  <pic:nvPicPr>
+                    <pic:cNvPr id="3" name="图片 1"/>
+                    <pic:cNvPicPr>
+                      <a:picLocks noChangeAspect="1"/>
+                    </pic:cNvPicPr>
+                  </pic:nvPicPr>
+                  <pic:blipFill>
+                    <a:blip r:embed="rId15"/>
+                    <a:stretch>
+                      <a:fillRect/>
+                    </a:stretch>
+                  </pic:blipFill>
+                  <pic:spPr>
+                    <a:xfrm>
+                      <a:off x="0" y="0"/>
+                      <a:ext cx="735965" cy="1178560"/>
+                    </a:xfrm>
+                    <a:prstGeom prst="rect">
+                      <a:avLst/>
+                    </a:prstGeom>
+                    <a:noFill/>
+                    <a:ln>
+                      <a:noFill/>
+                    </a:ln>
+                  </pic:spPr>
+                </pic:pic>
+              </a:graphicData>
+            </a:graphic>
+          </wp:inline>
+        </w:drawing>
+      </w:r>
+    </w:p>
+    <w:p>
+      <w:pPr>
+        <w:jc w:val="left"/>
+        <w:rPr>
+          <w:rFonts w:hint="eastAsia"/>
         </w:rPr>
       </w:pPr>
     </w:p>
@@ -15724,18 +23041,18 @@
           <w:rFonts w:hint="eastAsia"/>
           <w:sz w:val="28"/>
           <w:szCs w:val="28"/>
-        </w:rPr>
-      </w:pPr>
-    </w:p>
-    <w:p>
-      <w:pPr>
-        <w:jc w:val="left"/>
+          <w:lang w:val="en-US" w:eastAsia="zh-CN"/>
+        </w:rPr>
+      </w:pPr>
+      <w:r>
         <w:rPr>
           <w:rFonts w:hint="eastAsia"/>
           <w:sz w:val="28"/>
           <w:szCs w:val="28"/>
-        </w:rPr>
-      </w:pPr>
+          <w:lang w:val="en-US" w:eastAsia="zh-CN"/>
+        </w:rPr>
+        <w:t>坏掉的2：</w:t>
+      </w:r>
     </w:p>
     <w:p>
       <w:pPr>
@@ -15744,18 +23061,54 @@
           <w:rFonts w:hint="eastAsia"/>
           <w:sz w:val="28"/>
           <w:szCs w:val="28"/>
-        </w:rPr>
-      </w:pPr>
-    </w:p>
-    <w:p>
-      <w:pPr>
-        <w:jc w:val="left"/>
+          <w:lang w:val="en-US" w:eastAsia="zh-CN"/>
+        </w:rPr>
+      </w:pPr>
+      <w:r>
         <w:rPr>
           <w:rFonts w:hint="eastAsia"/>
           <w:sz w:val="28"/>
           <w:szCs w:val="28"/>
-        </w:rPr>
-      </w:pPr>
+          <w:lang w:val="en-US" w:eastAsia="zh-CN"/>
+        </w:rPr>
+        <w:drawing>
+          <wp:inline distT="0" distB="0" distL="114300" distR="114300">
+            <wp:extent cx="1065530" cy="1776730"/>
+            <wp:effectExtent l="0" t="0" r="1270" b="1270"/>
+            <wp:docPr id="9" name="图片 9" descr="broken_2"/>
+            <wp:cNvGraphicFramePr>
+              <a:graphicFrameLocks xmlns:a="http://schemas.openxmlformats.org/drawingml/2006/main" noChangeAspect="1"/>
+            </wp:cNvGraphicFramePr>
+            <a:graphic xmlns:a="http://schemas.openxmlformats.org/drawingml/2006/main">
+              <a:graphicData uri="http://schemas.openxmlformats.org/drawingml/2006/picture">
+                <pic:pic xmlns:pic="http://schemas.openxmlformats.org/drawingml/2006/picture">
+                  <pic:nvPicPr>
+                    <pic:cNvPr id="9" name="图片 9" descr="broken_2"/>
+                    <pic:cNvPicPr>
+                      <a:picLocks noChangeAspect="1"/>
+                    </pic:cNvPicPr>
+                  </pic:nvPicPr>
+                  <pic:blipFill>
+                    <a:blip r:embed="rId16"/>
+                    <a:stretch>
+                      <a:fillRect/>
+                    </a:stretch>
+                  </pic:blipFill>
+                  <pic:spPr>
+                    <a:xfrm>
+                      <a:off x="0" y="0"/>
+                      <a:ext cx="1065530" cy="1776730"/>
+                    </a:xfrm>
+                    <a:prstGeom prst="rect">
+                      <a:avLst/>
+                    </a:prstGeom>
+                  </pic:spPr>
+                </pic:pic>
+              </a:graphicData>
+            </a:graphic>
+          </wp:inline>
+        </w:drawing>
+      </w:r>
     </w:p>
     <w:p>
       <w:pPr>
@@ -15764,18 +23117,18 @@
           <w:rFonts w:hint="eastAsia"/>
           <w:sz w:val="28"/>
           <w:szCs w:val="28"/>
-        </w:rPr>
-      </w:pPr>
-    </w:p>
-    <w:p>
-      <w:pPr>
-        <w:jc w:val="left"/>
+          <w:lang w:val="en-US" w:eastAsia="zh-CN"/>
+        </w:rPr>
+      </w:pPr>
+      <w:r>
         <w:rPr>
           <w:rFonts w:hint="eastAsia"/>
           <w:sz w:val="28"/>
           <w:szCs w:val="28"/>
-        </w:rPr>
-      </w:pPr>
+          <w:lang w:val="en-US" w:eastAsia="zh-CN"/>
+        </w:rPr>
+        <w:t>修复的2：</w:t>
+      </w:r>
     </w:p>
     <w:p>
       <w:pPr>
@@ -15784,18 +23137,128 @@
           <w:rFonts w:hint="eastAsia"/>
           <w:sz w:val="28"/>
           <w:szCs w:val="28"/>
-        </w:rPr>
-      </w:pPr>
+          <w:lang w:val="en-US" w:eastAsia="zh-CN"/>
+        </w:rPr>
+      </w:pPr>
+      <w:r>
+        <w:drawing>
+          <wp:inline distT="0" distB="0" distL="114300" distR="114300">
+            <wp:extent cx="1042670" cy="1748155"/>
+            <wp:effectExtent l="0" t="0" r="11430" b="4445"/>
+            <wp:docPr id="10" name="图片 4"/>
+            <wp:cNvGraphicFramePr>
+              <a:graphicFrameLocks xmlns:a="http://schemas.openxmlformats.org/drawingml/2006/main" noChangeAspect="1"/>
+            </wp:cNvGraphicFramePr>
+            <a:graphic xmlns:a="http://schemas.openxmlformats.org/drawingml/2006/main">
+              <a:graphicData uri="http://schemas.openxmlformats.org/drawingml/2006/picture">
+                <pic:pic xmlns:pic="http://schemas.openxmlformats.org/drawingml/2006/picture">
+                  <pic:nvPicPr>
+                    <pic:cNvPr id="10" name="图片 4"/>
+                    <pic:cNvPicPr>
+                      <a:picLocks noChangeAspect="1"/>
+                    </pic:cNvPicPr>
+                  </pic:nvPicPr>
+                  <pic:blipFill>
+                    <a:blip r:embed="rId17"/>
+                    <a:stretch>
+                      <a:fillRect/>
+                    </a:stretch>
+                  </pic:blipFill>
+                  <pic:spPr>
+                    <a:xfrm>
+                      <a:off x="0" y="0"/>
+                      <a:ext cx="1042670" cy="1748155"/>
+                    </a:xfrm>
+                    <a:prstGeom prst="rect">
+                      <a:avLst/>
+                    </a:prstGeom>
+                    <a:noFill/>
+                    <a:ln>
+                      <a:noFill/>
+                    </a:ln>
+                  </pic:spPr>
+                </pic:pic>
+              </a:graphicData>
+            </a:graphic>
+          </wp:inline>
+        </w:drawing>
+      </w:r>
     </w:p>
     <w:p>
       <w:pPr>
         <w:jc w:val="left"/>
+        <w:rPr>
+          <w:rFonts w:hint="default"/>
+          <w:sz w:val="28"/>
+          <w:szCs w:val="28"/>
+          <w:lang w:val="en-US" w:eastAsia="zh-CN"/>
+        </w:rPr>
+      </w:pPr>
+      <w:r>
         <w:rPr>
           <w:rFonts w:hint="eastAsia"/>
           <w:sz w:val="28"/>
           <w:szCs w:val="28"/>
-        </w:rPr>
-      </w:pPr>
+          <w:lang w:val="en-US" w:eastAsia="zh-CN"/>
+        </w:rPr>
+        <w:t>坏掉的3：</w:t>
+      </w:r>
+    </w:p>
+    <w:p>
+      <w:pPr>
+        <w:jc w:val="left"/>
+        <w:rPr>
+          <w:rFonts w:hint="eastAsia" w:eastAsiaTheme="minorEastAsia"/>
+          <w:sz w:val="28"/>
+          <w:szCs w:val="28"/>
+          <w:lang w:eastAsia="zh-CN"/>
+        </w:rPr>
+      </w:pPr>
+      <w:r>
+        <w:rPr>
+          <w:rFonts w:hint="eastAsia" w:eastAsiaTheme="minorEastAsia"/>
+          <w:sz w:val="28"/>
+          <w:szCs w:val="28"/>
+          <w:lang w:eastAsia="zh-CN"/>
+        </w:rPr>
+        <w:drawing>
+          <wp:inline distT="0" distB="0" distL="114300" distR="114300">
+            <wp:extent cx="1114425" cy="1858010"/>
+            <wp:effectExtent l="0" t="0" r="3175" b="8890"/>
+            <wp:docPr id="8" name="图片 8" descr="broken_3"/>
+            <wp:cNvGraphicFramePr>
+              <a:graphicFrameLocks xmlns:a="http://schemas.openxmlformats.org/drawingml/2006/main" noChangeAspect="1"/>
+            </wp:cNvGraphicFramePr>
+            <a:graphic xmlns:a="http://schemas.openxmlformats.org/drawingml/2006/main">
+              <a:graphicData uri="http://schemas.openxmlformats.org/drawingml/2006/picture">
+                <pic:pic xmlns:pic="http://schemas.openxmlformats.org/drawingml/2006/picture">
+                  <pic:nvPicPr>
+                    <pic:cNvPr id="8" name="图片 8" descr="broken_3"/>
+                    <pic:cNvPicPr>
+                      <a:picLocks noChangeAspect="1"/>
+                    </pic:cNvPicPr>
+                  </pic:nvPicPr>
+                  <pic:blipFill>
+                    <a:blip r:embed="rId18"/>
+                    <a:stretch>
+                      <a:fillRect/>
+                    </a:stretch>
+                  </pic:blipFill>
+                  <pic:spPr>
+                    <a:xfrm>
+                      <a:off x="0" y="0"/>
+                      <a:ext cx="1114425" cy="1858010"/>
+                    </a:xfrm>
+                    <a:prstGeom prst="rect">
+                      <a:avLst/>
+                    </a:prstGeom>
+                  </pic:spPr>
+                </pic:pic>
+              </a:graphicData>
+            </a:graphic>
+          </wp:inline>
+        </w:drawing>
+      </w:r>
     </w:p>
     <w:p>
       <w:pPr>
@@ -15804,18 +23267,221 @@
           <w:rFonts w:hint="eastAsia"/>
           <w:sz w:val="28"/>
           <w:szCs w:val="28"/>
-        </w:rPr>
-      </w:pPr>
-    </w:p>
-    <w:p>
-      <w:pPr>
-        <w:jc w:val="left"/>
+          <w:lang w:val="en-US" w:eastAsia="zh-CN"/>
+        </w:rPr>
+      </w:pPr>
+      <w:r>
         <w:rPr>
           <w:rFonts w:hint="eastAsia"/>
           <w:sz w:val="28"/>
           <w:szCs w:val="28"/>
-        </w:rPr>
-      </w:pPr>
+          <w:lang w:val="en-US" w:eastAsia="zh-CN"/>
+        </w:rPr>
+        <w:t>修复的3：</w:t>
+      </w:r>
+    </w:p>
+    <w:p>
+      <w:pPr>
+        <w:jc w:val="left"/>
+        <w:rPr>
+          <w:rFonts w:hint="default"/>
+          <w:sz w:val="28"/>
+          <w:szCs w:val="28"/>
+          <w:lang w:val="en-US" w:eastAsia="zh-CN"/>
+        </w:rPr>
+      </w:pPr>
+      <w:r>
+        <w:drawing>
+          <wp:inline distT="0" distB="0" distL="114300" distR="114300">
+            <wp:extent cx="886460" cy="1657350"/>
+            <wp:effectExtent l="0" t="0" r="2540" b="6350"/>
+            <wp:docPr id="5" name="图片 2"/>
+            <wp:cNvGraphicFramePr>
+              <a:graphicFrameLocks xmlns:a="http://schemas.openxmlformats.org/drawingml/2006/main" noChangeAspect="1"/>
+            </wp:cNvGraphicFramePr>
+            <a:graphic xmlns:a="http://schemas.openxmlformats.org/drawingml/2006/main">
+              <a:graphicData uri="http://schemas.openxmlformats.org/drawingml/2006/picture">
+                <pic:pic xmlns:pic="http://schemas.openxmlformats.org/drawingml/2006/picture">
+                  <pic:nvPicPr>
+                    <pic:cNvPr id="5" name="图片 2"/>
+                    <pic:cNvPicPr>
+                      <a:picLocks noChangeAspect="1"/>
+                    </pic:cNvPicPr>
+                  </pic:nvPicPr>
+                  <pic:blipFill>
+                    <a:blip r:embed="rId19"/>
+                    <a:stretch>
+                      <a:fillRect/>
+                    </a:stretch>
+                  </pic:blipFill>
+                  <pic:spPr>
+                    <a:xfrm>
+                      <a:off x="0" y="0"/>
+                      <a:ext cx="886460" cy="1657350"/>
+                    </a:xfrm>
+                    <a:prstGeom prst="rect">
+                      <a:avLst/>
+                    </a:prstGeom>
+                    <a:noFill/>
+                    <a:ln>
+                      <a:noFill/>
+                    </a:ln>
+                  </pic:spPr>
+                </pic:pic>
+              </a:graphicData>
+            </a:graphic>
+          </wp:inline>
+        </w:drawing>
+      </w:r>
+    </w:p>
+    <w:p>
+      <w:pPr>
+        <w:jc w:val="left"/>
+        <w:rPr>
+          <w:rFonts w:hint="eastAsia"/>
+          <w:sz w:val="28"/>
+          <w:szCs w:val="28"/>
+          <w:lang w:val="en-US" w:eastAsia="zh-CN"/>
+        </w:rPr>
+      </w:pPr>
+      <w:r>
+        <w:rPr>
+          <w:rFonts w:hint="eastAsia"/>
+          <w:sz w:val="28"/>
+          <w:szCs w:val="28"/>
+          <w:lang w:val="en-US" w:eastAsia="zh-CN"/>
+        </w:rPr>
+        <w:t>坏掉的4：</w:t>
+      </w:r>
+    </w:p>
+    <w:p>
+      <w:pPr>
+        <w:jc w:val="left"/>
+        <w:rPr>
+          <w:rFonts w:hint="eastAsia"/>
+          <w:sz w:val="28"/>
+          <w:szCs w:val="28"/>
+          <w:lang w:val="en-US" w:eastAsia="zh-CN"/>
+        </w:rPr>
+      </w:pPr>
+      <w:r>
+        <w:rPr>
+          <w:rFonts w:hint="eastAsia"/>
+          <w:sz w:val="28"/>
+          <w:szCs w:val="28"/>
+          <w:lang w:val="en-US" w:eastAsia="zh-CN"/>
+        </w:rPr>
+        <w:drawing>
+          <wp:inline distT="0" distB="0" distL="114300" distR="114300">
+            <wp:extent cx="981075" cy="1635760"/>
+            <wp:effectExtent l="0" t="0" r="9525" b="2540"/>
+            <wp:docPr id="7" name="图片 7" descr="broken_4"/>
+            <wp:cNvGraphicFramePr>
+              <a:graphicFrameLocks xmlns:a="http://schemas.openxmlformats.org/drawingml/2006/main" noChangeAspect="1"/>
+            </wp:cNvGraphicFramePr>
+            <a:graphic xmlns:a="http://schemas.openxmlformats.org/drawingml/2006/main">
+              <a:graphicData uri="http://schemas.openxmlformats.org/drawingml/2006/picture">
+                <pic:pic xmlns:pic="http://schemas.openxmlformats.org/drawingml/2006/picture">
+                  <pic:nvPicPr>
+                    <pic:cNvPr id="7" name="图片 7" descr="broken_4"/>
+                    <pic:cNvPicPr>
+                      <a:picLocks noChangeAspect="1"/>
+                    </pic:cNvPicPr>
+                  </pic:nvPicPr>
+                  <pic:blipFill>
+                    <a:blip r:embed="rId20"/>
+                    <a:stretch>
+                      <a:fillRect/>
+                    </a:stretch>
+                  </pic:blipFill>
+                  <pic:spPr>
+                    <a:xfrm>
+                      <a:off x="0" y="0"/>
+                      <a:ext cx="981075" cy="1635760"/>
+                    </a:xfrm>
+                    <a:prstGeom prst="rect">
+                      <a:avLst/>
+                    </a:prstGeom>
+                  </pic:spPr>
+                </pic:pic>
+              </a:graphicData>
+            </a:graphic>
+          </wp:inline>
+        </w:drawing>
+      </w:r>
+    </w:p>
+    <w:p>
+      <w:pPr>
+        <w:jc w:val="left"/>
+        <w:rPr>
+          <w:rFonts w:hint="eastAsia"/>
+          <w:sz w:val="28"/>
+          <w:szCs w:val="28"/>
+          <w:lang w:val="en-US" w:eastAsia="zh-CN"/>
+        </w:rPr>
+      </w:pPr>
+      <w:r>
+        <w:rPr>
+          <w:rFonts w:hint="eastAsia"/>
+          <w:sz w:val="28"/>
+          <w:szCs w:val="28"/>
+          <w:lang w:val="en-US" w:eastAsia="zh-CN"/>
+        </w:rPr>
+        <w:t>修复的4：</w:t>
+      </w:r>
+    </w:p>
+    <w:p>
+      <w:pPr>
+        <w:jc w:val="left"/>
+        <w:rPr>
+          <w:rFonts w:hint="eastAsia"/>
+          <w:sz w:val="28"/>
+          <w:szCs w:val="28"/>
+        </w:rPr>
+      </w:pPr>
+      <w:r>
+        <w:drawing>
+          <wp:inline distT="0" distB="0" distL="114300" distR="114300">
+            <wp:extent cx="1148080" cy="1909445"/>
+            <wp:effectExtent l="0" t="0" r="7620" b="8255"/>
+            <wp:docPr id="6" name="图片 3"/>
+            <wp:cNvGraphicFramePr>
+              <a:graphicFrameLocks xmlns:a="http://schemas.openxmlformats.org/drawingml/2006/main" noChangeAspect="1"/>
+            </wp:cNvGraphicFramePr>
+            <a:graphic xmlns:a="http://schemas.openxmlformats.org/drawingml/2006/main">
+              <a:graphicData uri="http://schemas.openxmlformats.org/drawingml/2006/picture">
+                <pic:pic xmlns:pic="http://schemas.openxmlformats.org/drawingml/2006/picture">
+                  <pic:nvPicPr>
+                    <pic:cNvPr id="6" name="图片 3"/>
+                    <pic:cNvPicPr>
+                      <a:picLocks noChangeAspect="1"/>
+                    </pic:cNvPicPr>
+                  </pic:nvPicPr>
+                  <pic:blipFill>
+                    <a:blip r:embed="rId21"/>
+                    <a:stretch>
+                      <a:fillRect/>
+                    </a:stretch>
+                  </pic:blipFill>
+                  <pic:spPr>
+                    <a:xfrm>
+                      <a:off x="0" y="0"/>
+                      <a:ext cx="1148080" cy="1909445"/>
+                    </a:xfrm>
+                    <a:prstGeom prst="rect">
+                      <a:avLst/>
+                    </a:prstGeom>
+                    <a:noFill/>
+                    <a:ln>
+                      <a:noFill/>
+                    </a:ln>
+                  </pic:spPr>
+                </pic:pic>
+              </a:graphicData>
+            </a:graphic>
+          </wp:inline>
+        </w:drawing>
+      </w:r>
     </w:p>
     <w:p>
       <w:pPr>
@@ -15848,58 +23514,89 @@
           <w:rFonts w:hint="eastAsia"/>
           <w:sz w:val="28"/>
           <w:szCs w:val="28"/>
-        </w:rPr>
-      </w:pPr>
-    </w:p>
-    <w:p>
-      <w:pPr>
-        <w:jc w:val="left"/>
+          <w:lang w:val="en-US" w:eastAsia="zh-CN"/>
+        </w:rPr>
+      </w:pPr>
+      <w:r>
         <w:rPr>
           <w:rFonts w:hint="eastAsia"/>
           <w:sz w:val="28"/>
           <w:szCs w:val="28"/>
-        </w:rPr>
-      </w:pPr>
-    </w:p>
-    <w:p>
-      <w:pPr>
+          <w:lang w:val="en-US" w:eastAsia="zh-CN"/>
+        </w:rPr>
+        <w:t>分析实际很简单，上文中用于获取这个结果的模型其实只存了这四个数字，如果不这样，结果根本没法看。原因是，对于hopfield模型，人们有这个经验：hopfield能够存储的模式数量约是神经元的0.14倍，也就是说，对于我们这个实验，要求使用5x6的点阵，实际上就是30个神经元，模型能够正常存储的模式只有30*0.14 =4.2四种，因此，如果我们使用这个神经元数量是无法存储这么多的数字的。此处给出了两种解决方案：</w:t>
+      </w:r>
+    </w:p>
+    <w:p>
+      <w:pPr>
+        <w:numPr>
+          <w:ilvl w:val="0"/>
+          <w:numId w:val="2"/>
+        </w:numPr>
         <w:jc w:val="left"/>
         <w:rPr>
           <w:rFonts w:hint="eastAsia"/>
           <w:sz w:val="28"/>
           <w:szCs w:val="28"/>
-        </w:rPr>
-      </w:pPr>
-    </w:p>
-    <w:p>
-      <w:pPr>
-        <w:jc w:val="left"/>
+          <w:lang w:val="en-US" w:eastAsia="zh-CN"/>
+        </w:rPr>
+      </w:pPr>
+      <w:r>
         <w:rPr>
           <w:rFonts w:hint="eastAsia"/>
           <w:sz w:val="28"/>
           <w:szCs w:val="28"/>
-        </w:rPr>
-      </w:pPr>
-    </w:p>
-    <w:p>
-      <w:pPr>
+          <w:lang w:val="en-US" w:eastAsia="zh-CN"/>
+        </w:rPr>
+        <w:t>分块存储：很简单的道理，既然一个存不下就多建几个。</w:t>
+      </w:r>
+    </w:p>
+    <w:p>
+      <w:pPr>
+        <w:numPr>
+          <w:ilvl w:val="0"/>
+          <w:numId w:val="2"/>
+        </w:numPr>
         <w:jc w:val="left"/>
+        <w:rPr>
+          <w:rFonts w:hint="default"/>
+          <w:sz w:val="28"/>
+          <w:szCs w:val="28"/>
+          <w:lang w:val="en-US" w:eastAsia="zh-CN"/>
+        </w:rPr>
+      </w:pPr>
+      <w:r>
         <w:rPr>
           <w:rFonts w:hint="eastAsia"/>
           <w:sz w:val="28"/>
           <w:szCs w:val="28"/>
-        </w:rPr>
-      </w:pPr>
-    </w:p>
-    <w:p>
-      <w:pPr>
+          <w:lang w:val="en-US" w:eastAsia="zh-CN"/>
+        </w:rPr>
+        <w:t>扩大神经元数量：也就是让点阵至少拥有72个像素即让模型有72个神经元，让一个点阵携带的信息更多。</w:t>
+      </w:r>
+    </w:p>
+    <w:p>
+      <w:pPr>
+        <w:numPr>
+          <w:numId w:val="0"/>
+        </w:numPr>
         <w:jc w:val="left"/>
+        <w:rPr>
+          <w:rFonts w:hint="default"/>
+          <w:sz w:val="28"/>
+          <w:szCs w:val="28"/>
+          <w:lang w:val="en-US" w:eastAsia="zh-CN"/>
+        </w:rPr>
+      </w:pPr>
+      <w:r>
         <w:rPr>
           <w:rFonts w:hint="eastAsia"/>
           <w:sz w:val="28"/>
           <w:szCs w:val="28"/>
-        </w:rPr>
-      </w:pPr>
+          <w:lang w:val="en-US" w:eastAsia="zh-CN"/>
+        </w:rPr>
+        <w:t>实验报告中的展示的结果使用的是第一种方案。</w:t>
+      </w:r>
     </w:p>
     <w:p>
       <w:pPr>
@@ -15923,11 +23620,23 @@
       <w:pPr>
         <w:jc w:val="left"/>
         <w:rPr>
+          <w:rFonts w:hint="default" w:eastAsiaTheme="minorEastAsia"/>
+          <w:sz w:val="28"/>
+          <w:szCs w:val="28"/>
+          <w:lang w:val="en-US" w:eastAsia="zh-CN"/>
+        </w:rPr>
+      </w:pPr>
+      <w:r>
+        <w:rPr>
           <w:rFonts w:hint="eastAsia"/>
           <w:sz w:val="28"/>
           <w:szCs w:val="28"/>
-        </w:rPr>
-      </w:pPr>
+          <w:lang w:val="en-US" w:eastAsia="zh-CN"/>
+        </w:rPr>
+        <w:t>Hopfield神经网络，结构简单，实现起来容易，计算量也不小，在匹配模式这一块的应用价值很高，同时局限性也很强，尤其是有的模式相似度比较高的时候。但其基于神经科学的思想还是值得学习的。</w:t>
+      </w:r>
+      <w:bookmarkStart w:id="0" w:name="_GoBack"/>
+      <w:bookmarkEnd w:id="0"/>
     </w:p>
     <w:sectPr>
       <w:pgSz w:w="11906" w:h="16838"/>
@@ -16030,8 +23739,27 @@
       </w:pPr>
     </w:lvl>
   </w:abstractNum>
+  <w:abstractNum w:abstractNumId="1">
+    <w:nsid w:val="3DE7842B"/>
+    <w:multiLevelType w:val="singleLevel"/>
+    <w:tmpl w:val="3DE7842B"/>
+    <w:lvl w:ilvl="0" w:tentative="0">
+      <w:start w:val="1"/>
+      <w:numFmt w:val="decimal"/>
+      <w:lvlText w:val="(%1)"/>
+      <w:lvlJc w:val="left"/>
+      <w:pPr>
+        <w:tabs>
+          <w:tab w:val="left" w:pos="312"/>
+        </w:tabs>
+      </w:pPr>
+    </w:lvl>
+  </w:abstractNum>
   <w:num w:numId="1">
     <w:abstractNumId w:val="0"/>
+  </w:num>
+  <w:num w:numId="2">
+    <w:abstractNumId w:val="1"/>
   </w:num>
 </w:numbering>
 </file>
